--- a/outputs/virtues/book.docx
+++ b/outputs/virtues/book.docx
@@ -65,81 +65,81 @@
     </w:p>
     <w:p>
       <w:r>
-        <w:t xml:space="preserve">Prudence is the virtue of right judgment in action — the capacity to discern what ought to be done in the particular circumstance you face. Not abstract wisdom but practical wisdom: knowing how to move from principle to practice, from what is good to what is good </w:t>
+        <w:t xml:space="preserve">You know what you should do in general. The question is what to do </w:t>
       </w:r>
       <w:r>
         <w:rPr>
           <w:i/>
         </w:rPr>
-        <w:t>here, now, with these people, given these constraints</w:t>
-      </w:r>
-      <w:r>
-        <w:t>. Aquinas called it "right reason applied to action." It is the virtue that guides all others, because you cannot be truly courageous, temperate, or just without knowing when and how to act.</w:t>
-      </w:r>
-    </w:p>
-    <w:p>
-      <w:pPr>
-        <w:pStyle w:val="Heading3"/>
-      </w:pPr>
-      <w:r>
+        <w:t>now</w:t>
+      </w:r>
+      <w:r>
+        <w:t>—in this meeting, with this person, given what you know and don't know, with these constraints and stakes. Prudence is the virtue that bridges principle and practice. Without it, your other virtues misfire: courage becomes recklessness, honesty becomes cruelty, patience becomes passivity. Prudence is what makes the good achievable.</w:t>
+      </w:r>
+    </w:p>
+    <w:p>
+      <w:r>
+        <w:rPr>
+          <w:b/>
+        </w:rPr>
         <w:t>What It Is</w:t>
       </w:r>
     </w:p>
     <w:p>
       <w:r>
-        <w:t>Prudence is the habit of seeing clearly what a situation demands and choosing rightly in response. It involves three movements: taking counsel (gathering facts, seeking advice, considering alternatives), judging well (discerning the best course), and acting decisively. The prudent person neither rushes to judgment nor endlessly deliberates. They read circumstances accurately, anticipate consequences, and act with both principle and flexibility. Prudence is not cleverness or cunning — it aims at the genuinely good, not merely the expedient. It integrates moral vision with practical intelligence. Where wisdom sees the universal, prudence grasps the particular.</w:t>
-      </w:r>
-    </w:p>
-    <w:p>
-      <w:pPr>
-        <w:pStyle w:val="Heading3"/>
-      </w:pPr>
-      <w:r>
+        <w:t>Prudence is the habit of seeing clearly what a situation demands and choosing rightly in response. Aquinas called it "right reason applied to action." It involves three movements: taking counsel (gathering facts, seeking advice, considering alternatives), judging well (discerning the best course), and acting decisively. The prudent person reads circumstances accurately, anticipates consequences, and moves with both principle and flexibility. Prudence is not cleverness—it aims at the genuinely good, not merely the expedient. Where wisdom grasps the universal, prudence grasps the particular.</w:t>
+      </w:r>
+    </w:p>
+    <w:p>
+      <w:r>
+        <w:rPr>
+          <w:b/>
+        </w:rPr>
         <w:t>What It Isn't</w:t>
       </w:r>
     </w:p>
     <w:p>
       <w:r>
-        <w:t>Prudence is often mistaken for mere caution or playing it safe. The prudent person is not risk-averse; they take risks when the situation warrants. Nor is prudence calculation divorced from principle — that's cunning, which can serve any end. The Machiavellian schemer may be clever but not prudent. Prudence also differs from indecisiveness disguised as careful deliberation. The person who endlessly weighs options, gathering more information to avoid commitment, lacks prudence. True prudence knows when enough is known and acts. It is discriminating, not paralyzed.</w:t>
-      </w:r>
-    </w:p>
-    <w:p>
-      <w:pPr>
-        <w:pStyle w:val="Heading3"/>
-      </w:pPr>
-      <w:r>
+        <w:t>Prudence is often mistaken for caution, for playing it safe. But the prudent person takes risks when the situation warrants. Nor is prudence calculation divorced from principle—that's cunning, which can serve any end. The Machiavellian schemer is clever but not prudent. Prudence also differs from indecisiveness disguised as careful deliberation. The person who endlessly weighs options, gathering more information to avoid commitment, lacks prudence. True prudence knows when enough is known and acts.</w:t>
+      </w:r>
+    </w:p>
+    <w:p>
+      <w:r>
+        <w:rPr>
+          <w:b/>
+        </w:rPr>
         <w:t>The Opposing Vices</w:t>
       </w:r>
     </w:p>
     <w:p>
       <w:r>
-        <w:t>Prudence falls between rashness and timidity. The rash person acts without adequate thought — impulsive, heedless of consequences, confusing decisiveness with wisdom. They leap before looking, trusting intuition over deliberation, often causing harm through sheer thoughtlessness. The timid person, conversely, cannot act when action is required. They see obstacles everywhere, overweight risks, demand certainty before moving. Where rashness is deficient in counsel and judgment, timidity is deficient in execution. Both fail to achieve the good because they cannot navigate from principle to practice through the messy terrain of actual circumstances.</w:t>
-      </w:r>
-    </w:p>
-    <w:p>
-      <w:pPr>
-        <w:pStyle w:val="Heading3"/>
-      </w:pPr>
-      <w:r>
+        <w:t>Prudence falls between rashness and timidity. The rash person acts without adequate thought—impulsive, heedless of consequences, confusing decisiveness with wisdom. They leap before looking, trusting intuition over deliberation, often causing harm through thoughtlessness. The timid person cannot act when action is required. They see obstacles everywhere, overweight risks, demand certainty before moving. Where rashness fails in counsel and judgment, timidity fails in execution. Both miss the good because they cannot navigate from principle to practice through actual circumstances.</w:t>
+      </w:r>
+    </w:p>
+    <w:p>
+      <w:r>
+        <w:rPr>
+          <w:b/>
+        </w:rPr>
         <w:t>How It's Cultivated</w:t>
       </w:r>
     </w:p>
     <w:p>
       <w:r>
-        <w:t>Prudence grows through experience reflected upon. You must act, observe consequences, and adjust — learning what works, what fails, what signs matter. Seek counsel from those further along. Read history and biography: how did others navigate similar dilemmas? Study your own patterns: where do you rush, where do you freeze? Prudence requires both detachment (to see clearly) and engagement (to act). Develop the habit of pausing before decisive moments — not long, but long enough to ask: What does this situation actually require? What am I missing? What would a person of sound judgment do? Over time, this becomes instinct. You begin to see the shape of right action before you fully articulate why.</w:t>
-      </w:r>
-    </w:p>
-    <w:p>
-      <w:pPr>
-        <w:pStyle w:val="Heading3"/>
-      </w:pPr>
-      <w:r>
+        <w:t>Prudence grows through experience reflected upon. You must act, observe consequences, and adjust—learning what works, what fails, what signs matter. Seek counsel from those further along. Study history and biography: how did others navigate similar dilemmas? Examine your own patterns: where do you rush, where do you freeze? Develop the habit of pausing before decisive moments—not long, but long enough to ask: What does this situation actually require? What am I missing? Over time, this becomes instinct. You begin to see the shape of right action before you can fully articulate why.</w:t>
+      </w:r>
+    </w:p>
+    <w:p>
+      <w:r>
+        <w:rPr>
+          <w:b/>
+        </w:rPr>
         <w:t>A Life</w:t>
       </w:r>
     </w:p>
     <w:p>
       <w:r>
-        <w:t>George Marshall emerged from World War I convinced that the next war would require a massive citizen army, but in 1939 he faced a peace-minded Congress and an isolationist public. As Army Chief of Staff, he could have pushed aggressively for preparedness and been ignored. Instead, he cultivated relationships across political divides, testified with scrupulous honesty, and built incremental support. When France fell in 1940, he was positioned to act decisively. He then faced competing goods: Roosevelt wanted British aid, the Army needed equipment. Marshall allocated resources to prepare for war while sustaining an ally, thread by thread building the force that would win. After victory, he saw that punitive peace would breed disaster. As Secretary of State, he championed European reconstruction — not from sentiment but from clear-eyed judgment about how to secure lasting peace. At each turn, Marshall saw what the moment required and acted with both principle and precision.</w:t>
+        <w:t>George Marshall emerged from World War I convinced that the next war would require a massive citizen army, but in 1939 he faced a peace-minded Congress and an isolationist public. As Army Chief of Staff, he could have pushed aggressively for preparedness and been ignored. Instead, he cultivated relationships across political divides, testified with scrupulous honesty, and built incremental support. When France fell, he was positioned to act. He then navigated competing goods: Roosevelt wanted British aid, the Army needed equipment. Marshall allocated resources to prepare for war while sustaining an ally, thread by thread building the force that would win. After victory, he saw that punitive peace would breed disaster. As Secretary of State, he championed European reconstruction—not from sentiment but from clear-eyed judgment about how to secure lasting peace. At each turn, Marshall saw what the moment required and acted with both principle and precision.</w:t>
       </w:r>
     </w:p>
     <w:p>
@@ -178,81 +178,72 @@
     </w:p>
     <w:p>
       <w:r>
-        <w:t>Justice is the virtue of giving what is owed — rendering to each their due. It answers the question: what do we owe one another? Not what we feel like giving, not what seems fair by our lights, but what is genuinely owed by the nature of the relationship, the agreement made, the harm done. Justice operates in the space between persons, ordering our obligations and claims. It is the virtue that makes community possible, because without it, we live either by force or by whim.</w:t>
-      </w:r>
-    </w:p>
-    <w:p>
-      <w:pPr>
-        <w:pStyle w:val="Heading3"/>
-      </w:pPr>
-      <w:r>
+        <w:t>A child protests: "That's not fair!" They know something before they can name it—that people should get what they're due, that equals should be treated equally, that the rules apply to everyone. This instinct runs deep, but the virtue of justice requires more than feeling wronged. It demands the settled habit of giving others their due—not from sentiment or calculation, but from recognition that they have genuine claims on us. Without justice, all other virtues remain private. Justice is what makes the good social.</w:t>
+      </w:r>
+    </w:p>
+    <w:p>
+      <w:r>
+        <w:rPr>
+          <w:b/>
+        </w:rPr>
         <w:t>What It Is</w:t>
       </w:r>
     </w:p>
     <w:p>
       <w:r>
-        <w:t xml:space="preserve">Justice is the steady disposition to acknowledge and fulfill our obligations to others. It recognizes that persons have legitimate claims — on our property, our labor, our respect, our truth-telling. The just person pays debts, keeps promises, respects boundaries, speaks truth in court, gives honest measure. They do this not from sentiment but from recognition: this is what I owe. Aquinas called it rendering </w:t>
-      </w:r>
-      <w:r>
-        <w:rPr>
-          <w:i/>
-        </w:rPr>
-        <w:t>suum cuique</w:t>
-      </w:r>
-      <w:r>
-        <w:t xml:space="preserve"> — to each their own. Justice sees the web of obligation we're born into and builds in our dealings. It's the virtue of the citizen, the merchant, the judge, the neighbor — anyone who must reckon with what they owe and what is owed to them.</w:t>
-      </w:r>
-    </w:p>
-    <w:p>
-      <w:pPr>
-        <w:pStyle w:val="Heading3"/>
-      </w:pPr>
-      <w:r>
+        <w:t>Justice is the steady disposition to render to each person what belongs to them. Aristotle distinguished particular justice—fairness in transactions and distributions—from general justice, the habit of respecting all legitimate claims others have on us. The just person doesn't need to feel generous to pay their debts or feel sympathetic to honor a contract. They see these as obligations that exist independent of mood. Justice involves both giving what's owed (paying wages, keeping promises, respecting rights) and refraining from taking what isn't ours (others' property, reputation, freedom). It operates through both law and equity—applying rules where they fit, adjusting where rigid application would create injustice.</w:t>
+      </w:r>
+    </w:p>
+    <w:p>
+      <w:r>
+        <w:rPr>
+          <w:b/>
+        </w:rPr>
         <w:t>What It Isn't</w:t>
       </w:r>
     </w:p>
     <w:p>
       <w:r>
-        <w:t>Justice is not sameness. Treating everyone identically regardless of circumstance or relationship is not justice but its counterfeit — a mechanical equality that ignores real difference. The just parent does not treat the infant and teenager alike; the just teacher does not grade all work by the same standard regardless of ability; the just society does not distribute resources without regard to need or contribution. Justice discriminates — in the proper sense — because different situations create different obligations. Nor is justice simply whatever the law says. Laws can be unjust. The just person may sometimes be obligated to break the law, when law itself becomes an instrument of theft or tyranny.</w:t>
-      </w:r>
-    </w:p>
-    <w:p>
-      <w:pPr>
-        <w:pStyle w:val="Heading3"/>
-      </w:pPr>
-      <w:r>
+        <w:t>Justice is not equality of outcome. Treating people justly often means treating them differently—paying according to work performed, punishing according to offense, allocating resources according to need or merit. Justice also differs from mercy, though they often work together. The merciful person gives more than justice requires; the just person gives precisely what is due. Nor is justice revenge dressed up in principle. The vengeful person wants the other to suffer; the just person wants the right relationship restored. And justice isn't mere legality—unjust laws exist, and sometimes equity demands we temper the law's rigidity.</w:t>
+      </w:r>
+    </w:p>
+    <w:p>
+      <w:r>
+        <w:rPr>
+          <w:b/>
+        </w:rPr>
         <w:t>The Opposing Vices</w:t>
       </w:r>
     </w:p>
     <w:p>
       <w:r>
-        <w:t>Justice stands between two failures. By deficiency: injustice — the refusal to give what is owed. The employer who shorts wages, the debtor who doesn't pay, the witness who lies under oath, the citizen who evades legitimate obligations. This is theft in its broadest sense: taking or withholding what belongs to another. By excess: the vice has no common name, but it appears as a rigid legalism that insists on exact payment regardless of circumstance. Shylock demanding his pound of flesh. The bureaucrat who follows rules while trampling persons. This is justice divorced from mercy, become mechanical and cruel. Both failures corrupt human community — one by chaos, the other by coldness.</w:t>
-      </w:r>
-    </w:p>
-    <w:p>
-      <w:pPr>
-        <w:pStyle w:val="Heading3"/>
-      </w:pPr>
-      <w:r>
+        <w:t>Justice falls between taking too much and giving too little. Injustice through excess shows up as theft, fraud, exploitation—taking what belongs to another, whether property, credit, dignity, or freedom. It includes both direct seizure and indirect manipulation: the employer who underpays, the prosecutor who withholds evidence, the colleague who claims your work. Injustice through deficiency appears as failure to give what's owed. The person who defaults on debts, breaks promises without cause, or refuses to acknowledge others' legitimate claims falls short. Both failures stem from placing one's own interests above others' rights—the excess takes actively, the deficiency withholds passively.</w:t>
+      </w:r>
+    </w:p>
+    <w:p>
+      <w:r>
+        <w:rPr>
+          <w:b/>
+        </w:rPr>
         <w:t>How It's Cultivated</w:t>
       </w:r>
     </w:p>
     <w:p>
       <w:r>
-        <w:t>Justice begins with acknowledgment: I am not alone. I exist in relationship, and relationship creates obligation. The child learns this when taught to share, to wait their turn, to make restitution for what they break. The adult cultivates justice by rigorous honesty about their debts — financial, moral, relational. Keep your promises, even when inconvenient. Pay what you owe, even when no one will check. Speak truth, even when lies would serve you. Return what you borrow. Respect boundaries. Give honest weight and measure. The practice matters more than the feeling — you may not feel like being just, but you do it anyway because it's owed. Over time, the practice shapes the person.</w:t>
-      </w:r>
-    </w:p>
-    <w:p>
-      <w:pPr>
-        <w:pStyle w:val="Heading3"/>
-      </w:pPr>
-      <w:r>
+        <w:t>Justice grows through practice in keeping commitments when it costs you. Pay debts promptly. Honor contracts even when circumstances change. Return borrowed items in better condition than received. When you make a mistake, make it right. Study the claims others have on you—not just legal obligations but moral ones: the employee's claim to fair wages, the customer's to honest dealing, the neighbor's to their boundary. Notice when you rationalize taking more or giving less than what's actually owed. Examine your blind spots: whose claims do you minimize? Seek to understand systems—how institutions create injustice through accumulated small unfairnesses. Most importantly, develop the habit of asking not "What can I get away with?" but "What is actually owed here?"</w:t>
+      </w:r>
+    </w:p>
+    <w:p>
+      <w:r>
+        <w:rPr>
+          <w:b/>
+        </w:rPr>
         <w:t>A Life</w:t>
       </w:r>
     </w:p>
     <w:p>
       <w:r>
-        <w:t>Thomas More served as Lord Chancellor of England under Henry VIII, the highest judicial position in the realm. When Henry demanded that More approve his divorce and break with Rome, More refused — not from stubbornness but from obligation. He owed the king loyal service, but he owed God and his own conscience something too, and these claims conflicted. He resigned his office, kept silent to protect himself, but when forced to speak, spoke truth: the king's action was unlawful. For this, he was imprisoned and executed in 1535. On the scaffold, More said he died "the king's good servant, but God's first" — a precise statement of competing obligations and their proper order. He gave each what was due, even when it cost everything.</w:t>
+        <w:t>Pauli Murray spent decades insisting that others' rights were not negotiable. As a Black woman in Jim Crow America, she could have chosen battles strategically. Instead, in 1940, she refused to sit in the broken rear seat of a Virginia bus and was arrested. Later, she challenged segregated seating in graduate education—not through protest but through meticulous legal argument. When she finally broke racial barriers to attend law school, she found herself the only woman. She then spent years arguing that sex discrimination violated the Fourteenth Amendment's equal protection clause—a position most civil rights lawyers dismissed. She drafted briefs, wrote law review articles, and trained a generation of attorneys including Ruth Bader Ginsburg. Murray saw clearly what others owed to Black Americans and to women: not favors or charity, but equal standing under law. She pursued these debts with relentless precision—through courts, through argument, through building the intellectual infrastructure others would later use. Her weapon was rigorous analysis demonstrating that existing law, properly understood, already prohibited the discrimination it was used to justify. She died before many of her arguments became precedent, but she never softened what was due simply because others weren't ready to pay it.</w:t>
       </w:r>
     </w:p>
     <w:p>
@@ -291,72 +282,81 @@
     </w:p>
     <w:p>
       <w:r>
-        <w:t>Courage is the capacity to act rightly in the presence of fear. Not the absence of fear — the coward and the fool both lack fear, for different reasons — but the ability to see danger clearly and move toward what matters anyway. It answers the question every human faces: What do I do when doing the right thing might cost me something I desperately want to keep?</w:t>
-      </w:r>
-    </w:p>
-    <w:p>
-      <w:pPr>
-        <w:pStyle w:val="Heading3"/>
-      </w:pPr>
-      <w:r>
+        <w:t>A surgeon's hand steadies as she makes the critical incision. A whistleblower puts his name to the report. A parent tells her child the hard truth. Courage appears in crisis—the fire you run toward, the blow you take—but it lives in the ordinary: speaking when silence would be easier, beginning when you might fail, standing when others sit. Without courage, your other virtues remain theoretical. You know what's right but cannot do it. Courage is what makes goodness possible in a resistant world.</w:t>
+      </w:r>
+    </w:p>
+    <w:p>
+      <w:r>
+        <w:rPr>
+          <w:b/>
+        </w:rPr>
         <w:t>What It Is</w:t>
       </w:r>
     </w:p>
     <w:p>
       <w:r>
-        <w:t>Courage is a kind of moral steadiness under threat. It requires three things working together: a clear perception of real danger, a commitment to something worth the risk, and the strength to close the gap between knowing and doing. The courageous person neither exaggerates threats nor minimizes them. They see the world as it is — including the part where standing firm might mean losing safety, reputation, comfort, or life itself. But they also see that some things matter more than their own preservation. Aristotle called it the virtue that makes all other virtues possible, because without it, every principle is negotiable the moment it becomes expensive.</w:t>
-      </w:r>
-    </w:p>
-    <w:p>
-      <w:pPr>
-        <w:pStyle w:val="Heading3"/>
-      </w:pPr>
-      <w:r>
+        <w:t xml:space="preserve">Courage is the disposition to act rightly despite fear, pain, or significant cost. Aristotle located it in facing death and danger, but the core extends further: courage governs how we respond when pursuing the good requires enduring something difficult. It involves two movements—standing firm against threats and attacking when necessary. The courageous person feels fear appropriately but is not governed by it. They assess genuine danger without exaggeration or denial, and act according to what the situation demands rather than what comfort dictates. Courage is not fearlessness—that's either ignorance or pathology. It is right action </w:t>
+      </w:r>
+      <w:r>
+        <w:rPr>
+          <w:i/>
+        </w:rPr>
+        <w:t>through</w:t>
+      </w:r>
+      <w:r>
+        <w:t xml:space="preserve"> fear.</w:t>
+      </w:r>
+    </w:p>
+    <w:p>
+      <w:r>
+        <w:rPr>
+          <w:b/>
+        </w:rPr>
         <w:t>What It Isn't</w:t>
       </w:r>
     </w:p>
     <w:p>
       <w:r>
-        <w:t>Courage is often confused with fearlessness, but a person who feels no fear in the face of danger is either ignorant or damaged, not brave. The teenager who races a motorcycle at night isn't courageous; he simply hasn't learned what bodies look like after crashes. True courage requires a nervous system that's working correctly — registering the threat — and a will that moves forward anyway. It's also not the same as aggression or confrontation. The person who picks fights, who escalates conflicts, who mistakes their own anger for moral clarity — this is something else entirely, usually closer to the vice courage opposes. The courageous person would often prefer to avoid the confrontation. They just won't purchase peace at the price of principle.</w:t>
-      </w:r>
-    </w:p>
-    <w:p>
-      <w:pPr>
-        <w:pStyle w:val="Heading3"/>
-      </w:pPr>
-      <w:r>
+        <w:t>Courage is often confused with rashness—charging ahead heedless of danger, acting without adequate thought, mistaking impulse for bravery. The rash person courts danger unnecessarily; the courageous person accepts it when the good requires it. Courage also differs from mere endurance. The patient suffering of unavoidable hardship is fortitude, related but distinct. Courage involves choice: you face the danger, knowing you might flee or deflect. Nor is courage synonymous with confidence. The person who feels no fear before genuine threat is either foolish or numb. Courage requires fear faced, not fear absent.</w:t>
+      </w:r>
+    </w:p>
+    <w:p>
+      <w:r>
+        <w:rPr>
+          <w:b/>
+        </w:rPr>
         <w:t>The Opposing Vices</w:t>
       </w:r>
     </w:p>
     <w:p>
       <w:r>
-        <w:t>Cowardice is the obvious failure — the retreat from necessary action because the cost looks too high. The person who knows what's right but finds reasons to be elsewhere when courage is required. But Aristotle saw that courage could fail in the opposite direction too: recklessness, the vice of excess. The reckless person charges into danger without proper assessment, mistakes bravado for virtue, risks what shouldn't be risked for ends that don't justify it. They look courageous from a distance but lack the judgment courage requires. Between these failures stands the person who can distinguish real threats from imagined ones, worthy causes from foolish ones, and who acts accordingly — neither paralyzed by fear nor heedless of it.</w:t>
-      </w:r>
-    </w:p>
-    <w:p>
-      <w:pPr>
-        <w:pStyle w:val="Heading3"/>
-      </w:pPr>
-      <w:r>
+        <w:t>Courage stands between cowardice and recklessness. The coward feels fear appropriately but cannot act through it. When the situation demands standing firm, they flee. When speech is required, they fall silent. They overestimate danger or overweight personal cost, choosing safety when honor requires risk. Cowardice makes the good impossible by refusing to pay its price. Recklessness, conversely, fails to take danger seriously. The reckless person underestimates threats, acts without adequate thought, confuses boldness with virtue. They take foolish risks, endanger others, spend lives carelessly. Where the coward will not pay courage's legitimate cost, the reckless waste it.</w:t>
+      </w:r>
+    </w:p>
+    <w:p>
+      <w:r>
+        <w:rPr>
+          <w:b/>
+        </w:rPr>
         <w:t>How It's Cultivated</w:t>
       </w:r>
     </w:p>
     <w:p>
       <w:r>
-        <w:t>Courage is built through practice at escalating stakes. You start with small acts that cost you something manageable — speaking an unpopular truth in a safe room, saying no when yes would be easier, keeping a commitment when circumstances make you want to break it. The practice teaches your body that it can survive discomfort, and teaches your mind that principles can bear weight. With repetition, the gap between knowing and doing narrows. You also need what Josef Pieper called "a sense of ultimate security" — some ground firm enough that you can risk everything else. Whether that ground is God, truth, human dignity, or something else, courage requires believing that some things can't be taken from you, which means other things can be risked.</w:t>
-      </w:r>
-    </w:p>
-    <w:p>
-      <w:pPr>
-        <w:pStyle w:val="Heading3"/>
-      </w:pPr>
-      <w:r>
+        <w:t>Courage grows through facing progressively greater fears in the company of the courageous. You begin with small acts: speaking an unpopular truth in a safe setting, sitting with physical discomfort, acting despite social awkwardness. Each successful passage through fear weakens its grip. Seek situations that require courage at your growing edge—not so far beyond capacity that you break, but far enough to stretch. Study courage in others, especially those who faced what you fear. Name your specific fears precisely—courage requires knowing what actually threatens you, not operating through vague dread. Notice that catastrophe usually doesn't follow courageous action; this teaches you to trust your capacity. Over time, the gap between seeing what's right and doing it narrows.</w:t>
+      </w:r>
+    </w:p>
+    <w:p>
+      <w:r>
+        <w:rPr>
+          <w:b/>
+        </w:rPr>
         <w:t>A Life</w:t>
       </w:r>
     </w:p>
     <w:p>
       <w:r>
-        <w:t>Hugh Thompson was a 24-year-old helicopter pilot flying reconnaissance over My Lai on March 16, 1968, when he realized the American soldiers below weren't fighting Viet Cong — they were massacring civilians. He landed his helicopter between the soldiers and a group of Vietnamese villagers hiding in a bunker, ordered his crew chief to open fire on the Americans if they tried to continue, and personally coaxed ten civilians out and flew them to safety. Then he reported what he'd seen, knowing it would mean the end of his career and worse. It did. For three decades he received death threats and official silence. What's striking isn't that Thompson acted — in the moment, he said later, it felt simple — but that he kept acting: filing the reports, testifying at inquiries, refusing to disappear the truth even when the cost kept mounting. That's courage's real shape: not one dramatic moment but the sustained willingness to pay for having done the right thing.</w:t>
+        <w:t>Irena Sendler was a Warsaw social worker when the Nazis sealed the Jewish ghetto in 1940. She obtained a pass as a disease inspector and began smuggling children out—infants in toolboxes, older children through sewers, some sedated and carried past guards in body bags. She kept coded records of their true identities, buried in jars in a colleague's garden, knowing these children might someday reclaim their names. In 1943, the Gestapo arrested her. They broke her feet and legs during interrogation. She gave them nothing. Sentenced to execution, she was saved by a bribed guard and lived the rest of the war in hiding, legs permanently damaged. After the war, Communist authorities imprisoned her again for Underground activities. She never spoke publicly of her actions until late in life. When finally asked how she did it, she said simply: "Every child saved with my help is the justification of my existence on this earth, not a title to glory." By the war's end, she had saved 2,500 children. She died in 2008, age 98, having embodied courage's essence: when goodness required it, she paid the price.</w:t>
       </w:r>
     </w:p>
     <w:p>
@@ -395,117 +395,81 @@
     </w:p>
     <w:p>
       <w:r>
-        <w:t>The temperate person is not someone who white-knuckles through life, resisting every pleasure. They are someone who has ordered their appetites — for food, drink, sex, comfort — so that these desires serve rather than master them. Temperance is the virtue of right relationship to bodily pleasure. It asks: who is in charge here?</w:t>
-      </w:r>
-    </w:p>
-    <w:p>
-      <w:pPr>
-        <w:pStyle w:val="Heading3"/>
-      </w:pPr>
-      <w:r>
+        <w:t>Most people think temperance means eating salad and skipping dessert. But the alcoholic who becomes sober through sheer willpower, white-knuckling through every day, hasn't achieved temperance—he's achieved suppression. Temperance isn't about crushing desire. It's about ordering it. The temperate person enjoys pleasures rightly—taking what satisfies without being ruled by appetite. They're free in a way the ascetic and the glutton both miss.</w:t>
+      </w:r>
+    </w:p>
+    <w:p>
+      <w:r>
+        <w:rPr>
+          <w:b/>
+        </w:rPr>
         <w:t>What It Is</w:t>
       </w:r>
     </w:p>
     <w:p>
       <w:r>
-        <w:t xml:space="preserve">Temperance is the habitual moderation of physical appetites according to reason and one's genuine good. It governs our relationship to pleasures that come through the body — primarily food, drink, and sex, but extending to comfort, rest, stimulation. The temperate person neither suppresses these desires nor indulges them without limit. They enjoy pleasures in their proper context, proportion, and purpose. This requires self-knowledge: understanding which appetites tend toward excess in you, what triggers override judgment, when legitimate need becomes compulsive wanting. Temperance is fundamentally about freedom — not freedom </w:t>
+        <w:t xml:space="preserve">Temperance is the habit of experiencing bodily pleasures in proportion to genuine need and lasting good. Aquinas located it specifically in the concupiscible appetite—our drive toward pleasurable things like food, drink, sex. The temperate person neither refuses these goods nor pursues them excessively. They eat when hungry, drink when thirsty, enjoy sensual pleasure within proper bounds, and stop. This requires both reason and trained desire: knowing what serves your flourishing and </w:t>
       </w:r>
       <w:r>
         <w:rPr>
           <w:i/>
         </w:rPr>
-        <w:t>from</w:t>
-      </w:r>
-      <w:r>
-        <w:t xml:space="preserve"> pleasure, but freedom </w:t>
-      </w:r>
-      <w:r>
-        <w:rPr>
-          <w:i/>
-        </w:rPr>
-        <w:t>in</w:t>
-      </w:r>
-      <w:r>
-        <w:t xml:space="preserve"> it. The temperate person can enjoy a fine meal without needing to overeat, can drink without getting drunk, can experience sexual desire without being tyrannized by it.</w:t>
-      </w:r>
-    </w:p>
-    <w:p>
-      <w:pPr>
-        <w:pStyle w:val="Heading3"/>
-      </w:pPr>
-      <w:r>
+        <w:t>wanting</w:t>
+      </w:r>
+      <w:r>
+        <w:t xml:space="preserve"> it appropriately. The key is that appetite itself becomes ordered. You don't constantly resist temptation—you've become the kind of person who desires rightly.</w:t>
+      </w:r>
+    </w:p>
+    <w:p>
+      <w:r>
+        <w:rPr>
+          <w:b/>
+        </w:rPr>
         <w:t>What It Isn't</w:t>
       </w:r>
     </w:p>
     <w:p>
       <w:r>
-        <w:t xml:space="preserve">Temperance is not puritanism, abstinence, or the suspicious rejection of pleasure. The person who cannot enjoy anything, who regards all bodily pleasure as shameful or dangerous, lacks temperance just as much as the glutton or drunkard. Temperance is also not mere willpower — the constant exhausting battle against desire. That's continence, which Aristotle distinguished from genuine temperance. The continent person </w:t>
-      </w:r>
-      <w:r>
-        <w:rPr>
-          <w:i/>
-        </w:rPr>
-        <w:t>does</w:t>
-      </w:r>
-      <w:r>
-        <w:t xml:space="preserve"> the right thing but still wars with desire; the temperate person has shaped their desires themselves. Their appetites have been educated, not just suppressed. Neither is temperance about following external rules mechanically. The anorexic controlling every calorie, the teetotaler who's simply terrified of alcohol — these may look temperate but lack the virtue's essential quality: the integrated ordering of desire toward genuine human flourishing.</w:t>
-      </w:r>
-    </w:p>
-    <w:p>
-      <w:pPr>
-        <w:pStyle w:val="Heading3"/>
-      </w:pPr>
-      <w:r>
+        <w:t>Temperance isn't puritanism or pleasure-denial. The person who grimly refuses all enjoyment, treating bodily pleasure as inherently suspect, lacks temperance. So does the "disciplined" person who maintains perfect habits through constant internal struggle—their desires remain disordered, merely controlled. Temperance also differs from moderation pursued for worldly success: the executive who eats carefully to maintain his physique, drinks sparingly to stay sharp for deals, uses pleasures instrumentally. His appetites serve ambition, not genuine good. True temperance enjoys rightly, not strategically.</w:t>
+      </w:r>
+    </w:p>
+    <w:p>
+      <w:r>
+        <w:rPr>
+          <w:b/>
+        </w:rPr>
         <w:t>The Opposing Vices</w:t>
       </w:r>
     </w:p>
     <w:p>
       <w:r>
-        <w:t>Temperance fails in two directions. The deficiency is insensibility or insensitivity — a hardness toward pleasure that Aristotle noted was rare but real. These are people who take no pleasure in food, who regard their body's needs with contempt, who have deadened themselves to physical enjoyment. The excess appears in various forms: intemperance, licentiousness, self-indulgence. This is enslavement to appetite — the person who cannot say no, who needs more to feel satisfied, whose desires have outgrown their proper bounds. The incontinent person knows better but cannot resist. The intemperate person has convinced themselves that their excess is fine, has rationalized their slavery into a philosophy. Both failures share this: the person is not free. Either they cannot enjoy legitimate pleasures or they cannot stop pursuing pleasures that harm them.</w:t>
-      </w:r>
-    </w:p>
-    <w:p>
-      <w:pPr>
-        <w:pStyle w:val="Heading3"/>
-      </w:pPr>
-      <w:r>
+        <w:t>Temperance stands between insensibility and intemperance. The insensible person takes no pleasure in bodily goods—eating without tasting, treating all physical enjoyment as base or dangerous. They impoverish human life, refusing goods genuinely worth enjoying. The intemperate person is ruled by appetite. They eat past fullness, drink past pleasure, pursue sexual satisfaction compulsively. Aristotle noted this vice is particularly shameful because it reduces us below the human level—animals stop when sated. The intemperate person cannot. Where insensibility refuses the body, intemperance is enslaved to it. Temperance alone achieves freedom.</w:t>
+      </w:r>
+    </w:p>
+    <w:p>
+      <w:r>
+        <w:rPr>
+          <w:b/>
+        </w:rPr>
         <w:t>How It's Cultivated</w:t>
       </w:r>
     </w:p>
     <w:p>
       <w:r>
-        <w:t xml:space="preserve">Temperance begins with honest self-examination. Which appetites run strongest in you? Where do you rationalize? Where does "just this once" become a pattern? The cultivation then requires small, repeated acts of moderation — not dramatic gestures but steady practice. Eating reasonable portions at ordinary meals. Stopping at one or two drinks. Keeping the sabbath from work. These small disciplines train the appetites, teaching them their proper place. Temperance also requires understanding </w:t>
-      </w:r>
-      <w:r>
-        <w:rPr>
-          <w:i/>
-        </w:rPr>
-        <w:t>why</w:t>
-      </w:r>
-      <w:r>
-        <w:t xml:space="preserve"> moderation matters — not arbitrary rules but genuine care for yourself and others. The alcoholic's family, the glutton's health, the workaholic's relationships — these give reason for restraint that pure willpower cannot sustain. Community helps: people who will tell the truth about your excesses, who model healthy enjoyment, who celebrate appropriate pleasure without enabling indulgence. Finally, temperance requires mercy toward yourself. You will fail. The point is the direction, not perfection.</w:t>
-      </w:r>
-    </w:p>
-    <w:p>
-      <w:pPr>
-        <w:pStyle w:val="Heading3"/>
-      </w:pPr>
-      <w:r>
+        <w:t>Temperance begins with small, repeated choices. Practice stopping before you're full. Notice the difference between hunger and craving, thirst and the desire for stimulation. Fast occasionally—not as punishment but to observe your appetites without feeding them. This reveals how much of your desire is habit rather than need. Cultivate other pleasures: conversation, music, work well done. Appetites grow tyrannical partly because we're starved elsewhere. Examine what you use bodily pleasure to solve—boredom, anxiety, loneliness. Address those directly. Over time, desire itself shifts. You begin wanting what actually satisfies rather than constantly wanting more. The struggle diminishes not through heroic resistance but through reordered loves.</w:t>
+      </w:r>
+    </w:p>
+    <w:p>
+      <w:r>
+        <w:rPr>
+          <w:b/>
+        </w:rPr>
         <w:t>A Life</w:t>
       </w:r>
     </w:p>
     <w:p>
       <w:r>
-        <w:t xml:space="preserve">Dorothy Day, founder of the Catholic Worker movement, embodied temperance in unexpected ways. In her bohemian twenties, she drank heavily, had an abortion, attempted suicide. But her conversion didn't lead to grim asceticism. She loved good coffee, maintained her subscription to </w:t>
-      </w:r>
-      <w:r>
-        <w:rPr>
-          <w:i/>
-        </w:rPr>
-        <w:t>The New Yorker</w:t>
-      </w:r>
-      <w:r>
-        <w:t>, took genuine pleasure in beauty. Yet she lived in voluntary poverty, sharing cramped quarters with the homeless men and women the Catholic Worker served. When admirers sent expensive gifts, she gave them away or sold them for the work. She fasted regularly but not fanatically. She could enjoy a beer but wasn't controlled by alcohol anymore. What's striking is the integration: Day had strong appetites but had learned to order them toward love of God and neighbor. She neither despised the body nor indulged it at others' expense. Her temperance wasn't joyless restraint but freedom — the ability to enjoy genuine goods without being owned by them.</w:t>
+        <w:t>Dorothy Day lived among the poor for decades, sleeping in crowded shelters, eating institutional food, wearing donated clothes. But she wasn't an ascetic. She delighted in good coffee, literature, opera when she could afford it, long beach walks, cigarettes and conversation. Her diaries record genuine pleasure in these things—never guilty, never excessive. She drank but never to drunkenness. She ate simply because that's what the soup kitchen served, not because she despised good food. When supporters sent money, she gave it away, not from some notion that poverty was holy but because others needed it more. Day had ordered her appetites toward something beyond them—the good of her neighbors, the life of her community. So she could enjoy bodily pleasures without being defined by them. She took what satisfied and stopped. At a Catholic Worker house meeting, discussing their perpetual near-bankruptcy, she once said: "The only time we have money is when we don't need it." She meant it as a spiritual principle, but it was also true of her appetites: she enjoyed what came without needing to secure it.</w:t>
       </w:r>
     </w:p>
     <w:p>
@@ -544,81 +508,72 @@
     </w:p>
     <w:p>
       <w:r>
-        <w:t>Faith is the capacity to hold fast to what cannot be proven — not through blindness, but through commitment. It is trust extended beyond the reach of certainty, the decision to stake one's life on a vision of reality that evidence suggests but cannot compel. Faith answers the question: How do we live when knowledge runs out but life demands we proceed?</w:t>
-      </w:r>
-    </w:p>
-    <w:p>
-      <w:pPr>
-        <w:pStyle w:val="Heading3"/>
-      </w:pPr>
-      <w:r>
+        <w:t>You cannot prove the things that matter most. You cannot demonstrate, with the force of logical necessity, that love endures, that your life has purpose, that justice will prevail, that sacrifice is not futile. Yet you must act as if these things were true—commit to relationships, pursue meaning, work for justice, accept sacrifice. Faith is what bridges the gap between what can be proven and what must be lived. Without it, you are paralyzed by uncertainty. With it, you can move through a world that never quite reveals itself completely.</w:t>
+      </w:r>
+    </w:p>
+    <w:p>
+      <w:r>
+        <w:rPr>
+          <w:b/>
+        </w:rPr>
         <w:t>What It Is</w:t>
       </w:r>
     </w:p>
     <w:p>
       <w:r>
-        <w:t>Faith is assent of the whole person — mind, will, heart — to truths that exceed proof. It is not mere belief (the intellectual acknowledgment that something might be true) but entrustment: the reorienting of one's life around a conviction. Aquinas distinguished it from opinion (too weak) and knowledge (too certain). Faith occupies the space between, where reasons accumulate without coercing, where testimony matters, where the person must decide. It is cognitive — faith has content, makes claims — but also volitional. You cannot be argued into faith any more than into love. The intellect proposes; the will must consent.</w:t>
-      </w:r>
-    </w:p>
-    <w:p>
-      <w:pPr>
-        <w:pStyle w:val="Heading3"/>
-      </w:pPr>
-      <w:r>
+        <w:t>Faith is the habit of holding firmly to truths that cannot be fully verified by evidence or reason alone, and acting accordingly. Aquinas distinguished it from both knowledge (which has proof) and opinion (which wavers). Faith commits. It involves intellectual assent—you genuinely believe—but also trust that extends beyond what you can see. The faithful person does not pretend to certainty they lack, but neither do they wait for proof before acting. Faith operates in the realm of testimony, relationship, and meaning—domains where perfect verification is impossible but conviction is necessary. It is not belief despite evidence, but commitment beyond what evidence alone can secure.</w:t>
+      </w:r>
+    </w:p>
+    <w:p>
+      <w:r>
+        <w:rPr>
+          <w:b/>
+        </w:rPr>
         <w:t>What It Isn't</w:t>
       </w:r>
     </w:p>
     <w:p>
       <w:r>
-        <w:t xml:space="preserve">Faith is not credulity — the uncritical acceptance of whatever one is told. The credulous person mistakes every breeze for the wind of the spirit. Nor is it fideism — the proud rejection of reason, the insistence that faith is nobler for being irrational. Tertullian's "I believe because it is absurd" became a slogan for those who mistake obscurantism for devotion. True faith seeks understanding, welcomes questions, expects its claims to bear some relationship to reality. When faith becomes untethered from truth, indifferent to evidence, it ceases to be trust and becomes mere willfulness — believing not because but </w:t>
-      </w:r>
-      <w:r>
-        <w:rPr>
-          <w:i/>
-        </w:rPr>
-        <w:t>despite</w:t>
-      </w:r>
-      <w:r>
-        <w:t>, as if resistance to reason were itself a virtue.</w:t>
-      </w:r>
-    </w:p>
-    <w:p>
-      <w:pPr>
-        <w:pStyle w:val="Heading3"/>
-      </w:pPr>
-      <w:r>
+        <w:t>Faith is not credulity—the willingness to believe anything on any grounds. The credulous person lacks discernment, accepts claims without scrutiny, mistakes intensity of feeling for truth. Faith, properly understood, seeks understanding. Nor is faith mere optimism, a sunny disposition that expects good outcomes. The faithful person may be quite pessimistic about immediate prospects while trusting in ultimate goods. Faith also differs from certainty disguised as humility. The person who claims absolute proof for matters of faith has crossed into presumption. True faith acknowledges the darkness it moves through while holding firm to what it cannot fully grasp.</w:t>
+      </w:r>
+    </w:p>
+    <w:p>
+      <w:r>
+        <w:rPr>
+          <w:b/>
+        </w:rPr>
         <w:t>The Opposing Vices</w:t>
       </w:r>
     </w:p>
     <w:p>
       <w:r>
-        <w:t>Faith fails in two directions. The deficiency is faithlessness — the refusal to commit beyond what can be proven, the demand for certainty before trust. The faithless person waits for irrefutable evidence that will never come, mistaking the limits of verification for the limits of reality. This is the paralysis Kierkegaard diagnosed: the leap refused, the life unlived. The excess is fanaticism — faith curdled into certainty, closed against doubt or revision. The fanatic has forgotten that faith is trust, not possession. He confuses his convictions with sight, his commitments with proofs. Where faith holds fast while admitting "I could be wrong," fanaticism shouts "I cannot be wrong" and closes its ears. One vice refuses to step beyond knowledge; the other forgets it has done so.</w:t>
-      </w:r>
-    </w:p>
-    <w:p>
-      <w:pPr>
-        <w:pStyle w:val="Heading3"/>
-      </w:pPr>
-      <w:r>
+        <w:t>Faith stands between skepticism and presumption. The skeptic demands proof before commitment, treating only the demonstrable as real. They withhold trust, suspend judgment indefinitely, mistake doubt for wisdom. Unable to commit beyond certainty, they remain spectators to the things that require participation to be known. The presumptuous person claims false certainty, collapsing faith into knowledge. They demand that others see as they see, treat conviction as proof, confuse the strength of their belief with the strength of their evidence. Where skepticism refuses to act without certainty, presumption acts without acknowledging uncertainty. Both fail to navigate the space between knowing and not-knowing where faith actually operates.</w:t>
+      </w:r>
+    </w:p>
+    <w:p>
+      <w:r>
+        <w:rPr>
+          <w:b/>
+        </w:rPr>
         <w:t>How It's Cultivated</w:t>
       </w:r>
     </w:p>
     <w:p>
       <w:r>
-        <w:t>Faith grows through practice at smaller scales before it faces ultimate questions. You learn to trust by trusting: a teacher's guidance, a friend's promise, a tradition's wisdom. Each act of faith that proves fruitful makes the next more possible. The practice requires intellectual honesty — examining reasons, testing claims, admitting when evidence shifts. But it also requires the willingness to commit ahead of complete proof. Newman spoke of the "illative sense" — the judgment that accumulates probabilities into sufficient warrant for assent. Faith deepens through the liturgy of daily choosing: prayer as rehearsal of commitment, community as testimony that others have staked their lives here too, doubt acknowledged and faced rather than suppressed. The cultivation paradox: faith grows stronger by admitting its nature as faith, not disguising itself as certainty.</w:t>
-      </w:r>
-    </w:p>
-    <w:p>
-      <w:pPr>
-        <w:pStyle w:val="Heading3"/>
-      </w:pPr>
-      <w:r>
+        <w:t>Faith grows through small commitments that prove trustworthy. You trust someone with something small; they prove faithful; you trust more. You act on partial evidence; consequences vindicate the action; your capacity for reasonable trust expands. Conversely, misplaced faith corrects itself through experience—you learn what warrants trust and what doesn't. Surround yourself with people who demonstrate faithful living, whose commitments hold through difficulty. Study the testimonies of those who maintained faith through darkness—not to adopt their beliefs wholesale, but to see how faith sustains. Practice discerning between genuine reasons for trust and mere preference. And acknowledge doubt when it comes—faith that pretends to no uncertainty becomes brittle. The strongest faith knows what it doesn't know.</w:t>
+      </w:r>
+    </w:p>
+    <w:p>
+      <w:r>
+        <w:rPr>
+          <w:b/>
+        </w:rPr>
         <w:t>A Life</w:t>
       </w:r>
     </w:p>
     <w:p>
       <w:r>
-        <w:t>Dorothy Day embraced Catholic faith in 1927, an intellectual conversion that confused her radical friends and demanded she submit to an institution she often found wanting. But submission was not surrender. She founded the Catholic Worker movement, living in voluntary poverty among New York's destitute, practicing the works of mercy the Church preached but often neglected. When Church authorities condemned her pacifism during World War II, she held both her faith and her conscience — trusting the tradition enough to stay, critical enough to prophesy. "We were just fools for Christ," she said of her community. The phrase captures it: faith as the decision to look foolish by the world's lights, trusting that another measure applies. She died among the poor she had served for fifty years, having staked everything on claims she could not prove but would not abandon.</w:t>
+        <w:t>Dietrich Bonhoeffer returned to Germany in 1939 after barely escaping. His American friends thought him mad—he had safety, opportunity, a promising career in theology. But Bonhoeffer knew he could not teach German Christians about faith from comfortable exile while they faced the Nazi regime. He returned without certainty about outcomes, believing that Christian faith required presence with his people in their trial. In the resistance, he faced a stark dilemma: his faith commanded "thou shalt not kill," yet he concluded that allowing Hitler to continue was itself murderous. He joined the plot to assassinate Hitler, writing in prison about the ambiguity of faithful action, how we must sometimes act without clean hands, trusting that grace covers what conscience cannot resolve. In his final letters, awaiting execution, he wrote of faith not as escape from reality but as "participation in the suffering of God in the life of the world." He held to truths he could not prove—that his death had meaning, that love was stronger than death, that God was present even in absence. He maintained this faith without false certainty, acknowledging the darkness while refusing to be determined by it.</w:t>
       </w:r>
     </w:p>
     <w:p>
@@ -657,81 +612,81 @@
     </w:p>
     <w:p>
       <w:r>
-        <w:t>Hope is the virtue that lives in the space between desire and despair. It is neither the naive confidence that good things simply happen nor the grim acceptance that they won't. Hope names the capacity to hold a vision of something better while acting in the present with the full knowledge that the outcome is uncertain. It answers the question: how do I continue when I cannot guarantee success?</w:t>
-      </w:r>
-    </w:p>
-    <w:p>
-      <w:pPr>
-        <w:pStyle w:val="Heading3"/>
-      </w:pPr>
-      <w:r>
+        <w:t>When the situation looks grim—the diagnosis unwelcome, the project failing, the relationship fraying—some people collapse into despair while others engage in brittle optimism. The hopeful person does neither. They see the difficulty clearly and continue moving forward, not because success is guaranteed but because the good remains possible and worth pursuing. Hope is what keeps you working when outcomes are uncertain. Without it, we abandon projects at the first serious obstacle. With it, we persist through darkness that would otherwise paralyze.</w:t>
+      </w:r>
+    </w:p>
+    <w:p>
+      <w:r>
+        <w:rPr>
+          <w:b/>
+        </w:rPr>
         <w:t>What It Is</w:t>
       </w:r>
     </w:p>
     <w:p>
       <w:r>
-        <w:t xml:space="preserve">Hope is active expectation grounded in commitment rather than certainty. The hopeful person desires a genuine good, judges it possible though not guaranteed, and perseveres in working toward it. Aquinas distinguished hope from mere wishing by its connection to action — the hopeful farmer plants seeds knowing drought might come. Hope requires both imagination (to envision what might be) and resolve (to work toward it despite the odds). It is fundamentally relational: we hope </w:t>
+        <w:t>Hope is the habit of desiring and expecting good things while recognizing they remain uncertain and require effort. Aquinas distinguished it from mere wishing: you hope for what is difficult but possible, good but not yet possessed. Hope involves three elements: recognizing a genuine good worth pursuing, judging that its achievement is possible though not certain, and being disposed to act toward it despite obstacles. The hopeful person is neither naive about difficulties nor paralyzed by them. They maintain orientation toward the good while navigating real constraints. Hope is a virtue of the will—not passive waiting but active pursuit sustained through uncertainty.</w:t>
+      </w:r>
+    </w:p>
+    <w:p>
+      <w:r>
+        <w:rPr>
+          <w:b/>
+        </w:rPr>
+        <w:t>What It Isn't</w:t>
+      </w:r>
+    </w:p>
+    <w:p>
+      <w:r>
+        <w:t xml:space="preserve">Hope is not optimism's breezy confidence that things will work out. The optimist expects success; the hopeful person works for it while knowing failure remains possible. Nor is hope wishful thinking divorced from reality—fantasizing about outcomes while doing nothing to achieve them. That's not hope but escape. Hope also differs from desperate grasping, the frantic insistence that this particular outcome </w:t>
       </w:r>
       <w:r>
         <w:rPr>
           <w:i/>
         </w:rPr>
-        <w:t>for</w:t>
-      </w:r>
-      <w:r>
-        <w:t xml:space="preserve"> something because we believe reality is not yet finished, that the future remains open to being shaped. Unlike optimism, which is a temperamental disposition, hope is a moral achievement. It can exist in dark circumstances precisely because it does not depend on feeling good about the chances.</w:t>
-      </w:r>
-    </w:p>
-    <w:p>
-      <w:pPr>
-        <w:pStyle w:val="Heading3"/>
-      </w:pPr>
-      <w:r>
-        <w:t>What It Isn't</w:t>
-      </w:r>
-    </w:p>
-    <w:p>
-      <w:r>
-        <w:t>Hope is not optimism. The optimist expects things to work out; the hopeful person commits to working even when they might not. The optimist says "it will be fine"; the hopeful person says "I will do what must be done." Optimism is a forecast; hope is a stance. Václav Havel, who led Czechoslovakia's resistance from prison, wrote that hope is "not the conviction that something will turn out well, but the certainty that something is worth doing no matter how it turns out." The confusion between hope and optimism cheapens both: it makes hope sound like wishful thinking and causes people to abandon hope when the odds turn bad. The mother advocating for her disabled child's education hopes — she has no optimistic forecast, but she acts anyway. That's the difference.</w:t>
-      </w:r>
-    </w:p>
-    <w:p>
-      <w:pPr>
-        <w:pStyle w:val="Heading3"/>
-      </w:pPr>
-      <w:r>
+        <w:t>must</w:t>
+      </w:r>
+      <w:r>
+        <w:t xml:space="preserve"> occur. The hopeful person desires specific goods but holds them with openness, willing to be surprised by how the good manifests. They want this child to recover, this work to succeed, this reconciliation to happen—but they don't demand reality conform to their script.</w:t>
+      </w:r>
+    </w:p>
+    <w:p>
+      <w:r>
+        <w:rPr>
+          <w:b/>
+        </w:rPr>
         <w:t>The Opposing Vices</w:t>
       </w:r>
     </w:p>
     <w:p>
       <w:r>
-        <w:t>Hope stands between presumption and despair. Presumption treats the desired outcome as guaranteed, removing both uncertainty and the need for genuine effort. The presumptuous person says "of course it will work out" and either becomes passive (why struggle when success is assured?) or reckless (why be careful when failure is impossible?). This is hope's excess — a false certainty that bypasses the virtue's essential tension. Despair is hope's deficiency: the premature conviction that the good is impossible. The despairing person abandons the work before the outcome is determined, treating "difficult" as "futile." Both vices offer an exit from hope's demanding middle ground: presumption by denying real risk, despair by denying real possibility. Both refuse to live with uncertainty while continuing to act.</w:t>
-      </w:r>
-    </w:p>
-    <w:p>
-      <w:pPr>
-        <w:pStyle w:val="Heading3"/>
-      </w:pPr>
-      <w:r>
+        <w:t>Hope stands between presumption and despair. Presumption assumes success without effort or despite reality—the entrepreneur who ignores market signals, the patient who refuses treatment believing recovery is guaranteed. Presumption mistakes desire for destiny, confusing hope with entitlement. It collapses when reality asserts itself. Despair abandons possibility prematurely, declaring goods impossible before they are. The despairing person sees obstacles and stops, unable to imagine how difficulties might be overcome. Where presumption inflates possibility beyond reason, despair contracts it beneath reality. Both fail to sustain pursuit of genuine goods through actual circumstances.</w:t>
+      </w:r>
+    </w:p>
+    <w:p>
+      <w:r>
+        <w:rPr>
+          <w:b/>
+        </w:rPr>
         <w:t>How It's Cultivated</w:t>
       </w:r>
     </w:p>
     <w:p>
       <w:r>
-        <w:t>Hope is built through small acts of perseverance when outcomes remain unclear. Begin with achievable uncertainties: plant a garden, start a difficult conversation, commit to a project whose success cannot be guaranteed. Notice the gap between your effort and the result — this is where hope lives. Practice distinguishing "hard" from "impossible" by studying cases where long effort eventually succeeded: civil rights movements, medical breakthroughs, personal transformations that took years. Community strengthens hope; isolation weakens it. The person trying to change alone often succumbs to despair, while those joined in common cause sustain each other through setbacks. Cultivate memory: recall times when perseverance proved worthwhile even when the path seemed blocked. Accept that hope feels effortful rather than natural — its difficulty is not a sign you're doing it wrong.</w:t>
-      </w:r>
-    </w:p>
-    <w:p>
-      <w:pPr>
-        <w:pStyle w:val="Heading3"/>
-      </w:pPr>
-      <w:r>
+        <w:t>Hope grows through the practice of continuing when you cannot see the path forward. Start small: finish projects when they become tedious. Stay in conversations when they grow difficult. Each time you persist through uncertainty and discover possibility remained, hope strengthens. Surround yourself with people who combine realism about obstacles with commitment to goods—their example teaches what sustainable pursuit looks like. Study lives where people persevered through darkness: not to learn techniques but to internalize the pattern of sustained effort without guaranteed success. Notice when you collapse into despair or presumption. What triggered it? What alternative response was available? Over time, you develop an instinct for the difficult-but-possible, that territory where hope operates.</w:t>
+      </w:r>
+    </w:p>
+    <w:p>
+      <w:r>
+        <w:rPr>
+          <w:b/>
+        </w:rPr>
         <w:t>A Life</w:t>
       </w:r>
     </w:p>
     <w:p>
       <w:r>
-        <w:t>Wangari Maathai planted trees. As founder of Kenya's Green Belt Movement, she organized rural women to plant thirty million trees over three decades — not because reforestation was easy or politically popular (she was beaten and imprisoned for it) but because degraded land would not restore itself through wishful thinking. When asked if she believed the environmental crisis could be solved, she shifted the question: "I don't know if we can. I know we must try." She saw clearly both the magnitude of the damage and the insufficiency of any individual effort, yet continued organizing, planting, teaching. After winning the Nobel Peace Prize, she still planted trees herself. Maathai's hope was not a feeling about outcomes but a commitment to necessary work. She lived the distinction between optimism (we will succeed) and hope (we will do what must be done). The trees grew. Some survived drought. The work continued.</w:t>
+        <w:t>Vaclav Havel spent four years in communist prisons for his political writings, enduring interrogations, isolation, and manual labor. He could have emigrated or stayed silent. Instead, he continued writing and organizing, knowing that reform looked impossible. When asked how he maintained hope under totalitarianism, he refused easy answers. Hope for him was not optimism about outcomes but rather "an orientation of the spirit"—the certainty that his work had meaning regardless of whether he saw results. He wrote essays in prison that circulated secretly. He gathered dissidents knowing the regime might crush them. When the regime finally fell in 1989, it fell partly because people like Havel had sustained the work of resistance through decades when success seemed impossible. As president, he maintained the same orientation: pursuing goods like truth-telling and civic renewal while acknowledging how easily they could fail. His hope was not about predicting victory but about maintaining fidelity to what mattered through long uncertainty.</w:t>
       </w:r>
     </w:p>
     <w:p>
@@ -770,108 +725,72 @@
     </w:p>
     <w:p>
       <w:r>
-        <w:t xml:space="preserve">The ancient Greeks had four words for what we flatten into one: </w:t>
-      </w:r>
-      <w:r>
-        <w:rPr>
-          <w:i/>
-        </w:rPr>
-        <w:t>eros</w:t>
-      </w:r>
-      <w:r>
-        <w:t xml:space="preserve"> for desire, </w:t>
-      </w:r>
-      <w:r>
-        <w:rPr>
-          <w:i/>
-        </w:rPr>
-        <w:t>philia</w:t>
-      </w:r>
-      <w:r>
-        <w:t xml:space="preserve"> for friendship, </w:t>
-      </w:r>
-      <w:r>
-        <w:rPr>
-          <w:i/>
-        </w:rPr>
-        <w:t>storge</w:t>
-      </w:r>
-      <w:r>
-        <w:t xml:space="preserve"> for familial affection, and </w:t>
-      </w:r>
-      <w:r>
-        <w:rPr>
-          <w:i/>
-        </w:rPr>
-        <w:t>agape</w:t>
-      </w:r>
-      <w:r>
-        <w:t xml:space="preserve"> for the love that wills the good of another regardless of benefit to oneself. This proliferation of terms hints at something crucial: love is not a single thing but a family of dispositions, all oriented toward the reality and flourishing of another person. The virtue of love is the capacity to move beyond self-enclosure — to see another truly, to desire their good as such, and to act toward that good with constancy. It stands at the center of the moral life because it answers the most fundamental human question: how shall I regard the fact that others exist?</w:t>
-      </w:r>
-    </w:p>
-    <w:p>
-      <w:pPr>
-        <w:pStyle w:val="Heading3"/>
-      </w:pPr>
-      <w:r>
+        <w:t>You cannot live without loving something. The question is what you will love and how you will love it. A man can love his dog, his country, his work, his daughter, his God—but not in the same way, and some ways of loving destroy what they touch. Love is not a feeling that happens to you. It is a commitment that shapes everything: what you notice, what you protect, what you're willing to sacrifice. The quality of your loves determines the quality of your life.</w:t>
+      </w:r>
+    </w:p>
+    <w:p>
+      <w:r>
+        <w:rPr>
+          <w:b/>
+        </w:rPr>
         <w:t>What It Is</w:t>
       </w:r>
     </w:p>
     <w:p>
       <w:r>
-        <w:t>Love is the settled disposition to will and work toward another's genuine good. It begins with seeing: recognizing that this person before you is real, complete, with an inner life as vivid as your own. Then comes desire — not that they serve your needs or reflect your values, but that they flourish according to their own nature and calling. Finally comes action: the consistent effort to serve that flourishing within the constraints of reality. Augustine defined it simply: "I want you to be." Not "I want you to be mine" or "I want you to be different" but the pure affirmation of another's existence and good. This is not feeling but will — which is why it can be commanded ("love your enemies") in a way emotions cannot. The loving person has made a habit of this outward movement, this fundamental "yes" to others.</w:t>
-      </w:r>
-    </w:p>
-    <w:p>
-      <w:pPr>
-        <w:pStyle w:val="Heading3"/>
-      </w:pPr>
-      <w:r>
+        <w:t>Love is the settled disposition to will and work toward another's genuine good. Aquinas distinguished three forms: love of desire (wanting something for yourself), love of friendship (wanting good for another), and love of charity (willing good for another as they truly are, not as you wish them to be). True love involves both affection and commitment—feeling drawn toward the beloved and choosing to remain oriented toward their flourishing even when feeling fades. It requires seeing clearly: you cannot love what you do not know, and you cannot will someone's genuine good if you mistake what that good is. Love moves from knowledge through desire to action.</w:t>
+      </w:r>
+    </w:p>
+    <w:p>
+      <w:r>
+        <w:rPr>
+          <w:b/>
+        </w:rPr>
         <w:t>What It Isn't</w:t>
       </w:r>
     </w:p>
     <w:p>
       <w:r>
-        <w:t>Love is often confused with its emotional trappings: affection, warmth, desire, attachment. These may accompany love but are not love itself. The loving parent who sets necessary limits does not feel warm in the moment. The loving friend who tells a hard truth feels the friction. The loving citizen who opposes injustice feels anger alongside the willing of good. Sentiment is not required. Neither is reciprocity — the love that depends on being loved back is still trading, not giving. Nor is love the same as approval or agreement. To love someone is not to endorse their choices or ignore their faults. It is to see them clearly, faults included, and still desire their good. The confusion of love with approval makes moral disagreement impossible; the confusion with sentiment makes constancy impossible.</w:t>
-      </w:r>
-    </w:p>
-    <w:p>
-      <w:pPr>
-        <w:pStyle w:val="Heading3"/>
-      </w:pPr>
-      <w:r>
+        <w:t>Love is not mere affection or attraction—those feelings come and go while love endures. Nor is love unconditional acceptance of anything the beloved does; that's enablement dressed as devotion. The parent who cannot correct the child, the friend who will not speak hard truths—these fail at love precisely through refusing to oppose what harms. Love is also not possession or control. The partner who monitors, the parent who manipulates, the friend who demands—these grasp at something they call love but is actually appetite seeking satisfaction. Real love makes space for the other's freedom and separateness.</w:t>
+      </w:r>
+    </w:p>
+    <w:p>
+      <w:r>
+        <w:rPr>
+          <w:b/>
+        </w:rPr>
         <w:t>The Opposing Vices</w:t>
       </w:r>
     </w:p>
     <w:p>
       <w:r>
-        <w:t>Love fails in two directions. The deficiency is indifference — the inability or refusal to register that others matter. The indifferent person looks past people to what they provide: service, status, pleasure. Others exist as functions, not persons. Aristotle noted that we "use" the non-human world but "act with" other humans; indifference collapses this distinction. At its extreme lies sociopathy — the genuine inability to grasp that others' suffering is real. But the milder forms are more common: the casual objectification, the habitual self-absorption, the cultivated numbness to need. The excess is obsession — the consuming preoccupation that can't let the other be. It appears as love, feels like love, but imprisons rather than serves. The obsessed person doesn't will your good but commandeers your life for their need. Smothering possessiveness, jealous control, the inability to allow separate existence — these masquerade as devotion.</w:t>
-      </w:r>
-    </w:p>
-    <w:p>
-      <w:pPr>
-        <w:pStyle w:val="Heading3"/>
-      </w:pPr>
-      <w:r>
+        <w:t>Love falls between two failures: indifference and obsession. The indifferent person remains detached, unwilling to commit or sacrifice, treating others as useful or irrelevant but never as ends in themselves. They preserve their autonomy and comfort at the cost of connection. Their opposite number loses themselves entirely in another—the obsessive lover who has no identity apart from the beloved, whose "love" becomes suffocating need. They dissolve boundaries, demand constant presence, mistake intensity for depth. One vice refuses to be changed by love; the other has no self to give.</w:t>
+      </w:r>
+    </w:p>
+    <w:p>
+      <w:r>
+        <w:rPr>
+          <w:b/>
+        </w:rPr>
         <w:t>How It's Cultivated</w:t>
       </w:r>
     </w:p>
     <w:p>
       <w:r>
-        <w:t>Love is learned by practice in widening circles. It begins necessarily with those near: family, friends, community. Here the natural affections support the work of will. Aquinas called this the "order of charity" — not that distant strangers don't matter, but that we become capable of universal love through particular loves. The practices are ancient: sustained attention to another's reality, the discipline of listening beyond your response, acts of service when feeling is absent, the choice to return again after rupture. Parents learn love by caring for creatures who give nothing back. Friends learn it by weathering difference. The contemplatives spoke of "mortifying self-will" — not destroying the self but dethroning it from centrality. We cannot love while remaining the organizing principle of reality. Reading deeply in fiction and biography expands the circle: you practice attending to consciousness not your own. But ultimately love is cultivated by loving — there is no substitute for the actual willing of another's good.</w:t>
-      </w:r>
-    </w:p>
-    <w:p>
-      <w:pPr>
-        <w:pStyle w:val="Heading3"/>
-      </w:pPr>
-      <w:r>
+        <w:t>Love grows through attention and action together. You learn to love by attending to the beloved's actual nature and needs, not your projection. Spend time. Listen more than you speak. Notice what brings them alive, what causes them pain. Then act on what you see—not grand gestures but steady presence. Love is built in small choices: the conversation you have when you'd rather check your phone, the truth you speak when silence would be easier, the help you offer when you're tired. You must also cultivate the loves in their right order and proportion—loving family rightly, work appropriately, pleasures moderately. When lesser loves crowd out greater ones, all loves become disordered.</w:t>
+      </w:r>
+    </w:p>
+    <w:p>
+      <w:r>
+        <w:rPr>
+          <w:b/>
+        </w:rPr>
         <w:t>A Life</w:t>
       </w:r>
     </w:p>
     <w:p>
       <w:r>
-        <w:t>Dorothy Day, who founded the Catholic Worker movement, embodied love as a practiced discipline against its counterfeits. She spent forty years serving the poor in New York, running houses of hospitality that welcomed the drunk, the difficult, the mentally ill — those whose need repels rather than attracts. Day was no sentimentalist. She wrote frankly about the smell, the exhaustion, the residents who stole and cursed and appeared ungrateful. "The mystery of the poor is this," she said, "that they are Jesus, and yet what you do for them, you do for Jesus. And that's what's hard — that you're so often doing it for someone who's not grateful, who's surly, who's drunk." She loved by returning each day to serve people she didn't necessarily like, in a work that brought little consolation. After her death, a worker remembered her sitting with a deeply unpleasant woman for hours, giving complete attention, treating her dignity as fact rather than feeling. This is love clarified of illusion: the choice to affirm reality and serve good regardless of emotional reward.</w:t>
+        <w:t>Jean Vanier could have remained a philosophy professor, but visiting a psychiatric institution in 1964 shocked him: men warehoused, treated as objects, starving for human connection. He bought a house in Trosly, France, and invited two men with intellectual disabilities, Raphael and Philippe, to live with him. Not as patients or charity cases—as friends. He cooked with them, ate with them, listened to their struggles and joys. That first L'Arche community grew to 154 communities across thirty-eight countries, each built on the same foundation: shared life, not service delivery. Vanier insisted that the "disabled" were often less broken than their caregivers—more open to love, less defended, capable of profound relationship. He remained at Trosly for decades, living in community, doing the ordinary work of daily life with people the world discarded. When asked why, he said he had learned something essential from Raphael and Philippe: that to be loved, you must first let yourself be known. He spent fifty years practicing what he learned.</w:t>
       </w:r>
     </w:p>
     <w:p>
@@ -910,81 +829,72 @@
     </w:p>
     <w:p>
       <w:r>
-        <w:t>To speak truth is not merely to avoid lies. It is to live in right relation to reality — to acknowledge what is, resist the temptation to distort for advantage, and align word with world. Honesty is the ground of trust, the precondition of justice, and the daily practice of refusing to make reality conform to our wishes through speech.</w:t>
-      </w:r>
-    </w:p>
-    <w:p>
-      <w:pPr>
-        <w:pStyle w:val="Heading3"/>
-      </w:pPr>
-      <w:r>
+        <w:t>You're in a meeting. Someone asks your opinion of a proposal you think is fundamentally flawed. You could soften it, hedge it, find something positive to say first. Or you could say what you actually think. The honest person speaks the truth—but when? How? To what end? Honesty is not simply the absence of lies. It's a discipline of aligning word with reality while navigating the demands of relationship, timing, and consequence.</w:t>
+      </w:r>
+    </w:p>
+    <w:p>
+      <w:r>
+        <w:rPr>
+          <w:b/>
+        </w:rPr>
         <w:t>What It Is</w:t>
       </w:r>
     </w:p>
     <w:p>
       <w:r>
-        <w:t>Honesty is the disposition to represent things as they are, both in speech and in the silences that sometimes speak louder. It involves accuracy in description, faithfulness in testimony, and integrity between inner conviction and outer expression. The honest person does not simply avoid false statements; she cultivates a relationship with truth that makes lying feel like a violation of self. This virtue encompasses both what is said and what is withheld — knowing when silence becomes deception. Aristotle placed truthfulness among the social virtues, but its roots go deeper: honesty is a form of courage, requiring us to face facts we'd prefer to deny and speak truths that cost us something.</w:t>
-      </w:r>
-    </w:p>
-    <w:p>
-      <w:pPr>
-        <w:pStyle w:val="Heading3"/>
-      </w:pPr>
-      <w:r>
+        <w:t>Honesty is the settled disposition to represent reality accurately in word and deed. It means saying what you believe to be true, acting consistently with your commitments, and refusing to manipulate through deception or concealment. Aquinas distinguished it from mere truth-telling: honesty includes presenting yourself as you actually are, neither inflating nor diminishing. The honest person doesn't just avoid lies—they resist misleading implications, calculated omissions, and theatrical displays meant to create false impressions. This virtue governs both speech and self-presentation. It requires accuracy about facts and integrity about identity.</w:t>
+      </w:r>
+    </w:p>
+    <w:p>
+      <w:r>
+        <w:rPr>
+          <w:b/>
+        </w:rPr>
         <w:t>What It Isn't</w:t>
       </w:r>
     </w:p>
     <w:p>
       <w:r>
-        <w:t>Honesty is not brutal frankness that disregards context or consequence. The person who announces every unflattering observation, who treats tact as dishonesty and discretion as cowardice, has mistaken cruelty for virtue. Nor is honesty the same as transparency — the compulsion to disclose everything, to make every private thought public. Some truths are not ours to tell; some silences protect rather than deceive. The honest person distinguishes between lies and merciful discretions, between withholding truth to manipulate and withholding it to preserve dignity. Blunt disclosure of harmful facts without necessity or care is not honesty — it is using truth as a weapon.</w:t>
-      </w:r>
-    </w:p>
-    <w:p>
-      <w:pPr>
-        <w:pStyle w:val="Heading3"/>
-      </w:pPr>
-      <w:r>
+        <w:t>Honesty is not unfiltered candor. The person who proudly declares "I just tell it like it is" while leaving wreckage behind is not honest but tactless, possibly cruel. Honesty requires judgment about when truth should be spoken and how. Nor is honesty the same as transparency—the compulsion to share every thought or feeling. Some things are private not because they're false but because they're no one else's business. Finally, honesty differs from accuracy pursued without regard for relationship. You can be factually correct while being deeply dishonest about what matters.</w:t>
+      </w:r>
+    </w:p>
+    <w:p>
+      <w:r>
+        <w:rPr>
+          <w:b/>
+        </w:rPr>
         <w:t>The Opposing Vices</w:t>
       </w:r>
     </w:p>
     <w:p>
       <w:r>
-        <w:t>Honesty stands between deception and indiscretion. The deficiency is obvious: the liar who manipulates reality through words, who trades truth for advantage, who breaks faith with language itself. But the excess is more subtle — the person who cannot keep confidence, who feels compelled to expose, who uses "honesty" to justify harmful disclosures. One vice treats truth as expendable; the other treats it as absolute, admitting no wisdom about when and how truth should be spoken. Both fail to grasp that honesty serves human flourishing. The liar corrupts trust; the indiscriminate truth-teller destroys it through different means.</w:t>
-      </w:r>
-    </w:p>
-    <w:p>
-      <w:pPr>
-        <w:pStyle w:val="Heading3"/>
-      </w:pPr>
-      <w:r>
+        <w:t>Honesty stands between deception and brutal bluntness. The deceiver manipulates reality through lies, half-truths, or calculated silence. They say what's expedient, shading facts to serve their purposes, using truth as a tool for advantage. Even when they speak accurately, they arrange information to mislead. The brutally blunt person wields truth as a weapon. They speak without concern for impact, timing, or necessity—not because truth demands it but because they prefer the simplicity of saying whatever they think. Where the deceiver fails in truthfulness, the brutal person fails in prudence and charity.</w:t>
+      </w:r>
+    </w:p>
+    <w:p>
+      <w:r>
+        <w:rPr>
+          <w:b/>
+        </w:rPr>
         <w:t>How It's Cultivated</w:t>
       </w:r>
     </w:p>
     <w:p>
       <w:r>
-        <w:t>Honesty begins in small things: returning the extra change, correcting the flattering misimpression, admitting the mistake when no one else noticed. It requires the harder practice of self-honesty — acknowledging our own motives, seeing through our self-justifications, resisting the stories we tell to make ourselves heroes. Aquinas noted that lying becomes habitual; so does truth-telling. The person learning honesty must practice it in low-stakes situations until it becomes the path of least resistance. This means accepting consequences — the disappointment, the lost advantage, the awkwardness. It means cultivating the courage to say "I don't know" and the humility to say "I was wrong." Communities that reward honesty and absorb its costs without retaliation make the virtue easier to practice.</w:t>
-      </w:r>
-    </w:p>
-    <w:p>
-      <w:pPr>
-        <w:pStyle w:val="Heading3"/>
-      </w:pPr>
-      <w:r>
+        <w:t>Honesty begins with rigorous self-examination: What am I actually thinking? What do I actually know versus assume? You must develop the uncomfortable habit of catching yourself in evasions, exaggerations, and convenient omissions before they leave your mouth. Practice distinguishing between "what's true" and "what I wish were true" or "what would be convenient if true." In relationships, test yourself: Am I representing myself accurately, or am I performing a version I want others to see? When the cost of honesty rises—when truth threatens your reputation or interests—that's where the virtue proves itself. The honest person pays that cost rather than twist reality to escape it.</w:t>
+      </w:r>
+    </w:p>
+    <w:p>
+      <w:r>
+        <w:rPr>
+          <w:b/>
+        </w:rPr>
         <w:t>A Life</w:t>
       </w:r>
     </w:p>
     <w:p>
       <w:r>
-        <w:t xml:space="preserve">George Orwell built a career on the difficult practice of seeing clearly and reporting what he saw, even when it contradicted his own side. In 1937, fighting for the Republicans in Spain, he witnessed the Soviet-backed communists crushing other leftist factions, imprisoning and executing allies. His memoir </w:t>
-      </w:r>
-      <w:r>
-        <w:rPr>
-          <w:i/>
-        </w:rPr>
-        <w:t>Homage to Catalonia</w:t>
-      </w:r>
-      <w:r>
-        <w:t xml:space="preserve"> told this truth when his natural audience — the British left — wanted to hear only of fascist villainy. He lost friends and publishers. Later, in essays like "Politics and the English Language," he examined how dishonest speech corrupts thought itself — how euphemism and abstraction let us hide from what we're actually doing. Orwell's honesty was not confessional or therapeutic; it was political and moral. He believed that clear sight and honest speech were preconditions for decency, and he paid the social price for both throughout his life.</w:t>
+        <w:t>In 1964, Richard Feynman joined the commission investigating the Challenger disaster. NASA officials presented complex explanations for the O-ring failure, full of technical language and management systems-talk. During a televised hearing, Feynman dropped a piece of O-ring material into his glass of ice water, pulled it out, and showed the commission how it lost elasticity in cold. Simple. Devastating. His colleagues had known this—they had data, meetings, process—but the truth had been buried in bureaucracy and wishful thinking. Feynman cut through it. He did this throughout his career: in physics, refusing to pretend he understood what he didn't; in teaching, demonstrating rather than asserting; in his personal life, living without pretense even when eccentricity cost him professionally. He understood that honesty was not about being right but about representing reality faithfully—even, especially, when reality was inconvenient.</w:t>
       </w:r>
     </w:p>
     <w:p>
@@ -1023,72 +933,99 @@
     </w:p>
     <w:p>
       <w:r>
-        <w:t>To speak truthfully is to align one's words with reality — not merely to avoid lies, but to bear witness faithfully to what is. This virtue answers a question deeper than etiquette: What obligation do we have to the world as it actually is? The truthful person recognizes that reality has a claim on speech, that words matter because they mediate our shared access to truth. This is the virtue that makes trust possible.</w:t>
-      </w:r>
-    </w:p>
-    <w:p>
-      <w:pPr>
-        <w:pStyle w:val="Heading3"/>
-      </w:pPr>
-      <w:r>
+        <w:t>You're in a meeting where everyone knows the project is failing, but no one will say it. Or you're asked a question where the honest answer will hurt, and a small evasion would smooth things over. Or you discover an error that reflects badly on you, and you could let it pass unnoticed. Truthfulness is tested not in grand lies but in these small moments—where accuracy costs something, where reality is inconvenient, where saying what is conflicts with what's easier. The truthful person pays that cost.</w:t>
+      </w:r>
+    </w:p>
+    <w:p>
+      <w:r>
+        <w:rPr>
+          <w:b/>
+        </w:rPr>
         <w:t>What It Is</w:t>
       </w:r>
     </w:p>
     <w:p>
       <w:r>
-        <w:t>Truthfulness is the steady disposition to represent reality accurately in speech and action. It begins with a commitment to see things as they are rather than as we wish them to be, and extends to communicating that vision faithfully to others. The truthful person resists the constant temptation to bend facts toward convenience, flattery, or self-protection. This is not mere accuracy — a computer can be accurate — but a moral orientation: the recognition that others deserve access to reality and that our words should serve as reliable guides to it. Aristotle called it a kind of justice: giving others their due in the currency of truth.</w:t>
-      </w:r>
-    </w:p>
-    <w:p>
-      <w:pPr>
-        <w:pStyle w:val="Heading3"/>
-      </w:pPr>
-      <w:r>
+        <w:t>Truthfulness is the habit of aligning your words and actions with reality as you understand it. It means saying what is, acknowledging what you know and don't know, and representing things as they are rather than as you wish them to be or as would advantage you. Aquinas distinguished it from honesty broadly conceived—truthfulness specifically concerns the correspondence between your representations and the facts. It requires both accuracy in judgment and integrity in expression. The truthful person doesn't merely avoid lies; they actively seek to convey reality faithfully, even when it costs them.</w:t>
+      </w:r>
+    </w:p>
+    <w:p>
+      <w:r>
+        <w:rPr>
+          <w:b/>
+        </w:rPr>
         <w:t>What It Isn't</w:t>
       </w:r>
     </w:p>
     <w:p>
       <w:r>
-        <w:t>Truthfulness is not brutality. The person who wields truth as a weapon, who delights in painful disclosures or uses honesty as an excuse for cruelty, has mistaken bluntness for virtue. Nor is truthfulness mere transparency — the compulsion to share every thought and feeling without regard for wisdom or context. The truthful person can remain silent, can choose what to reveal and when, can employ tact and discretion. What they cannot do is misrepresent. The virtue lies in fidelity to reality, not in an obligation to broadcast everything one knows. Augustine distinguished between lying and reticence; truthfulness knows the difference.</w:t>
-      </w:r>
-    </w:p>
-    <w:p>
-      <w:pPr>
-        <w:pStyle w:val="Heading3"/>
-      </w:pPr>
-      <w:r>
+        <w:t>Truthfulness is not brutal candor. The person who weaponizes honesty—"I'm just being truthful"—to inflict harm lacks prudence and charity. Truthfulness concerns accuracy, not the right to say everything you think. Nor is it naïve transparency. You needn't share every fact with every person; discretion about what to say and when is compatible with never misrepresenting what is. The truthful person knows the difference between protecting information and distorting it. And truthfulness is not mere factual accuracy divorced from context—the person who answers "yes" when asked "Is he here?" but knows the questioner means harm, serves accuracy at the expense of truth. Truthfulness aims at genuine understanding, not technical correctness that misleads.</w:t>
+      </w:r>
+    </w:p>
+    <w:p>
+      <w:r>
+        <w:rPr>
+          <w:b/>
+        </w:rPr>
         <w:t>The Opposing Vices</w:t>
       </w:r>
     </w:p>
     <w:p>
       <w:r>
-        <w:t>On one side lies deception — the active distortion of truth through lies, manipulations, and calculated misrepresentations. The liar subordinates reality to desire, reshaping the world in words to serve their purposes. This is the more obvious failure. But on the other side lies a vice harder to name: perhaps call it scrupulosity or pedantry. This is the person who demands impossible precision, who cannot tolerate the inevitable approximations of human speech, who mistakes every simplification for a lie. They have forgotten that truthfulness serves communication, not some abstract ideal of perfect correspondence. Between these extremes — between the liar who has no regard for truth and the pedant who has no regard for understanding — truthfulness finds its place.</w:t>
-      </w:r>
-    </w:p>
-    <w:p>
-      <w:pPr>
-        <w:pStyle w:val="Heading3"/>
-      </w:pPr>
-      <w:r>
+        <w:t>Truthfulness falls between deceit and indiscretion. The deceitful person distorts reality for advantage—through outright lies, strategic omissions, or careful phrasings that mislead while remaining technically accurate. They calculate what to reveal and conceal based on benefit rather than appropriateness. Their words become instruments of manipulation rather than conveyance of reality. The indiscrete person fails in the opposite direction—they disclose everything regardless of consequences, confusing transparency with virtue. They share others' confidences, voice every thought, reveal what should remain private. Where deceit corrupts communication by distorting truth, indiscretion corrupts it by making appropriate confidence impossible. Both make truthfulness unsustainable in community.</w:t>
+      </w:r>
+    </w:p>
+    <w:p>
+      <w:r>
+        <w:rPr>
+          <w:b/>
+        </w:rPr>
         <w:t>How It's Cultivated</w:t>
       </w:r>
     </w:p>
     <w:p>
       <w:r>
-        <w:t>Truthfulness begins in the painful practice of self-examination: learning to see one's own self-deceptions before attempting honesty with others. The Desert Fathers understood this. They knew that lying to others flows naturally from lying to oneself. So the cultivation starts there — in prayer, confession, or simple quiet reflection, asking: What am I pretending not to know? What story have I told myself? Then comes the harder work: habituating oneself to tell the truth in small things when lying would be easier. The person who lies about trivial matters cannot suddenly become truthful when stakes rise. Finally, one must practice bearing the costs — the awkwardness, the conflict, the loss of advantage — that truthfulness sometimes demands. The virtue strengthens through use.</w:t>
-      </w:r>
-    </w:p>
-    <w:p>
-      <w:pPr>
-        <w:pStyle w:val="Heading3"/>
-      </w:pPr>
-      <w:r>
+        <w:t>Truthfulness begins with self-examination: notice where you shade, omit, or embellish. What circumstances tempt you to distort? When do you exaggerate your role, minimize your errors, or present selective facts? The pattern reveals where truthfulness is weakest. Practice small accuracies: correct your own errors promptly, acknowledge uncertainty instead of bluffing, admit when you don't know. These build the muscle for harder moments. Cultivate relationships where truthfulness is reciprocal—where others won't punish you for accurate reporting, where reality is valued over comfort. This makes truthfulness sustainable. Finally, develop judgment about appropriate disclosure: what deserves sharing, what requires discretion, what context matters. Truthfulness grows through the repeated choice to represent reality faithfully, even when distortion would serve you better.</w:t>
+      </w:r>
+    </w:p>
+    <w:p>
+      <w:r>
+        <w:rPr>
+          <w:b/>
+        </w:rPr>
         <w:t>A Life</w:t>
       </w:r>
     </w:p>
     <w:p>
       <w:r>
-        <w:t>George Orwell cultivated truthfulness as a discipline. In Spain during the Civil War, he watched political factions manufacture competing realities, each side claiming righteous monopoly on truth. Wounded and disillusioned, he returned to England where the lies followed him — newspapers misreporting what he'd witnessed, propagandists rewriting history in real time. His response was not cynicism but its opposite: a fierce commitment to saying what he actually saw. "Freedom is the freedom to say that two plus two make four," he wrote. This meant alienating allies, rejecting comfortable falsehoods, describing both fascist atrocities and Republican betrayals. It meant poverty — truthfulness cost him work. But he knew what was at stake: "The very concept of objective truth is fading out of the world." For Orwell, truthfulness was not naivety but resistance, the last defense against a world where power alone determines reality.</w:t>
+        <w:t xml:space="preserve">When George Orwell returned from the Spanish Civil War in 1937, he faced a dilemma. He'd fought for the Republicans and witnessed Soviet-backed communists betraying and murdering their anarchist and Trotskyist allies. But the left-wing press in England was suppressing these facts to maintain anti-fascist unity. His publishers wanted simple narratives: fascists bad, Republicans good. Orwell wrote </w:t>
+      </w:r>
+      <w:r>
+        <w:rPr>
+          <w:i/>
+        </w:rPr>
+        <w:t>Homage to Catalonia</w:t>
+      </w:r>
+      <w:r>
+        <w:t xml:space="preserve"> anyway, documenting exactly what he'd seen—including the moral complexity and factional betrayals that complicated the heroic story. The book sold poorly and was attacked by former allies. He was blacklisted by left-wing publications. He persisted in the same pattern through </w:t>
+      </w:r>
+      <w:r>
+        <w:rPr>
+          <w:i/>
+        </w:rPr>
+        <w:t>Animal Farm</w:t>
+      </w:r>
+      <w:r>
+        <w:t xml:space="preserve"> and </w:t>
+      </w:r>
+      <w:r>
+        <w:rPr>
+          <w:i/>
+        </w:rPr>
+        <w:t>1984</w:t>
+      </w:r>
+      <w:r>
+        <w:t>, insisting on representing reality as he understood it regardless of political convenience. His famous claim that "the first duty of intelligent men" is "the restatement of the obvious" arose from experience: in an age of propaganda, simply saying what is required courage. Orwell's truthfulness cost him income, friendships, and political standing. He paid it because he believed that without accurate representation of reality, nothing else good is possible.</w:t>
       </w:r>
     </w:p>
     <w:p>
@@ -1127,81 +1064,81 @@
     </w:p>
     <w:p>
       <w:r>
-        <w:t xml:space="preserve">Integrity is wholeness. The word comes from </w:t>
+        <w:t xml:space="preserve">The word gets invoked constantly—corporate values statements, political endorsements, eulogies. Everyone claims it; no one defines it. Yet you know integrity when you see it, and you certainly know its absence: the colleague who says one thing in the meeting and another in the hallway, the institution whose principles shift with convenience, the friend who is whoever the room needs them to be. Integrity is the virtue that makes a person </w:t>
       </w:r>
       <w:r>
         <w:rPr>
           <w:i/>
         </w:rPr>
-        <w:t>integer</w:t>
-      </w:r>
-      <w:r>
-        <w:t xml:space="preserve"> — intact, undivided. A person of integrity is the same person in the boardroom and the bedroom, in public triumph and private failure. They do not compartmentalize their commitments or play different roles for different audiences. Their yes means yes because there is one self doing the meaning. This is not rigidity — the circumstances change, but the person facing them remains recognizably themselves.</w:t>
-      </w:r>
-    </w:p>
-    <w:p>
-      <w:pPr>
-        <w:pStyle w:val="Heading3"/>
-      </w:pPr>
-      <w:r>
+        <w:t>one thing</w:t>
+      </w:r>
+      <w:r>
+        <w:t>—coherent across contexts, recognizable across time.</w:t>
+      </w:r>
+    </w:p>
+    <w:p>
+      <w:r>
+        <w:rPr>
+          <w:b/>
+        </w:rPr>
         <w:t>What It Is</w:t>
       </w:r>
     </w:p>
     <w:p>
       <w:r>
-        <w:t>Integrity is consistency between profession and practice, between inner conviction and outer action. It requires self-knowledge — you cannot be faithful to principles you have not examined or values you have not named. The person of integrity knows what they stand for and stands there, even when the ground shifts. This is not stubbornness. They may change their mind when persuaded, but the change happens in the light, not in the shadows. Their life has coherence. The decisions fit together because they emerge from the same source. You can predict their behavior not because they are simple but because they are unified.</w:t>
-      </w:r>
-    </w:p>
-    <w:p>
-      <w:pPr>
-        <w:pStyle w:val="Heading3"/>
-      </w:pPr>
-      <w:r>
+        <w:t>Integrity is wholeness of character—the integration of values, words, and actions into a consistent self. The person with integrity does not fragment into context-specific versions. Their private conduct matches their public claims. Their choices align with their stated principles, even when no one is watching and the cost is real. This is not rigidity—circumstances change, and wisdom sometimes requires adaptation—but the underlying consistency of self remains. Integrity involves both vertical integration (actions flowing from principles) and horizontal integration (the same self across different domains). It is the virtue that makes trust possible, because you can predict how an integrated person will act not from expediency but from character.</w:t>
+      </w:r>
+    </w:p>
+    <w:p>
+      <w:r>
+        <w:rPr>
+          <w:b/>
+        </w:rPr>
         <w:t>What It Isn't</w:t>
       </w:r>
     </w:p>
     <w:p>
       <w:r>
-        <w:t>Integrity is not inflexibility. The person who never adapts, never compromises, never adjusts to new information is not integrated but calcified. Nor is integrity mere honesty — you can speak only truth and still live in fragments, performing different selves for different contexts. The honest scoundrel has transparency but not wholeness. Similarly, integrity is not innocence. The integrated person may carry contradictions, regrets, complexity — but these are acknowledged, not hidden. They own their whole story. The innocent person has never been tested. The person of integrity has been tested and held together.</w:t>
-      </w:r>
-    </w:p>
-    <w:p>
-      <w:pPr>
-        <w:pStyle w:val="Heading3"/>
-      </w:pPr>
-      <w:r>
+        <w:t>Integrity is not mere consistency in wrongdoing—the mafia enforcer who reliably follows a corrupt code. Integrity presupposes alignment with genuine goods, not just internal coherence. Nor is it inflexibility masquerading as principle—the person who cannot adapt, learn, or acknowledge complexity, who mistakes stubbornness for steadfastness. The fundamentalist who never questions and never grows lacks integrity despite appearing consistent. Integrity also differs from transparency: you need not broadcast every thought or share every struggle to be whole. Some reserve is compatible with, even necessary for, integration. What matters is that what you show is true, not that you show everything.</w:t>
+      </w:r>
+    </w:p>
+    <w:p>
+      <w:r>
+        <w:rPr>
+          <w:b/>
+        </w:rPr>
         <w:t>The Opposing Vices</w:t>
       </w:r>
     </w:p>
     <w:p>
       <w:r>
-        <w:t>The deficiency is duplicity — living in fragments, saying one thing and doing another, maintaining separate selves for separate spheres. The duplicitous person is reliable only in their unreliability. You never know which version you will meet. The excess is rigidity — the refusal to grow, adapt, or acknowledge complexity. This person mistakes consistency for integrity and becomes brittle. They cannot learn because learning requires change, and change feels like fracture. True integrity holds together through change because the core remains — not unchanged, but continuous. The deficient person has no center. The excessive person has a center but cannot let it breathe.</w:t>
-      </w:r>
-    </w:p>
-    <w:p>
-      <w:pPr>
-        <w:pStyle w:val="Heading3"/>
-      </w:pPr>
-      <w:r>
+        <w:t>Integrity stands between fragmentation and rigidity. The fragmented person compartmentalizes—different selves for different audiences, principles that apply only when convenient, a public persona disconnected from private reality. They are many things but not one thing, adapting so thoroughly to each context that there is no core left. This is not the adaptive wisdom of prudence but the dissolution of self. The rigid person, conversely, cannot integrate new understanding or acknowledge legitimate complexity. They have achieved a kind of consistency, but it is the consistency of stone—hard, unchanging, and ultimately brittle. Where fragmentation fails through excessive fluidity, rigidity fails through excessive fixity. Integrity achieves wholeness through principled coherence.</w:t>
+      </w:r>
+    </w:p>
+    <w:p>
+      <w:r>
+        <w:rPr>
+          <w:b/>
+        </w:rPr>
         <w:t>How It's Cultivated</w:t>
       </w:r>
     </w:p>
     <w:p>
       <w:r>
-        <w:t>Integrity begins with the examined life. You cannot live from a center you have not located. This requires time alone, honest accounting, naming what you actually value rather than what you wish you valued. Then comes the harder part: closing the gap between conviction and action, one choice at a time. Each kept promise, each truth spoken when lying would be easier, each private action aligned with public profession — these build the muscle. The cost is high. Integrity often means forfeiting advantage, disappointing people, standing alone. It requires saying no to opportunities that would require you to become someone else. The cultivation is never complete. New situations reveal new fractures. But the person committed to integrity does not hide from these revelations — they use them to become more whole.</w:t>
-      </w:r>
-    </w:p>
-    <w:p>
-      <w:pPr>
-        <w:pStyle w:val="Heading3"/>
-      </w:pPr>
-      <w:r>
+        <w:t>Integrity grows through the practice of alignment—repeatedly bringing your actions into conformity with your values, even when it costs you. Start by articulating what you actually believe, not what sounds good. Then notice the gaps: where does your conduct diverge from your convictions? Choose one area and close it. When you say you'll do something, do it. When you claim to value something, act accordingly. Integrity also requires self-examination: are your principles actually yours, or inherited unreflectively? The process is iterative. You act, notice inconsistencies, refine understanding, act again. Over time, the different domains of your life begin to harmonize. The person you are at work resembles the person you are at home. Your private self and public self converge. You become recognizable—most importantly, to yourself.</w:t>
+      </w:r>
+    </w:p>
+    <w:p>
+      <w:r>
+        <w:rPr>
+          <w:b/>
+        </w:rPr>
         <w:t>A Life</w:t>
       </w:r>
     </w:p>
     <w:p>
       <w:r>
-        <w:t>Thomas More served as Lord Chancellor of England under Henry VIII. When the king demanded that More approve his divorce and break with Rome, More found himself trapped between power and conscience. He resigned his office. He kept silent when questioned, knowing speech would mean death. But he would not sign the oath. At his trial, he spoke: "I die the King's good servant, but God's first." This was not fanaticism — More was witty, worldly, devoted to his family. He loved his life and did not want to lose it. But he could not divide himself. To sign would be to betray the center from which everything else in his life had meaning. He went to the scaffold whole. His executioner wept. Even his enemies recognized they had killed a unified man — which is precisely what made him dangerous.</w:t>
+        <w:t>Thomas More served Henry VIII for years as a trusted counselor, rising to Lord Chancellor. When Henry sought annulment from Catherine of Aragon and break with Rome, More faced a choice between his king and his conscience. He could not in good faith acknowledge Henry as Supreme Head of the Church—it violated everything he believed about papal authority and the nature of marriage. More resigned his office, retreated to private life, and said nothing publicly against the king. He hoped silence would suffice. It did not. Pressed to take the Oath of Supremacy, he refused. He would not speak against his conscience, but neither would he condemn those who chose differently. Even in the Tower, he maintained good humor, writing to his daughter, joking with his jailers. He was not performing principle or seeking martyrdom—he was simply being who he had always been. At trial, he finally spoke: he could not obey because it would divide him from himself. They executed him anyway. More chose death not from rigidity but from integration—he could not become two people, one for the king and one for God, without ceasing to be Thomas More at all.</w:t>
       </w:r>
     </w:p>
     <w:p>
@@ -1240,72 +1177,72 @@
     </w:p>
     <w:p>
       <w:r>
-        <w:t>Humility is the virtue of seeing yourself accurately — neither inflated nor diminished, but in proper scale against reality. It requires the courage to acknowledge limitation and the security to do so without shame. The humble person knows what they are and what they are not, and finds this knowledge liberating rather than crushing. In a culture that confuses humility with self-deprecation, and confidence with self-promotion, this virtue names a third way: honest self-knowledge in the service of something larger than self.</w:t>
-      </w:r>
-    </w:p>
-    <w:p>
-      <w:pPr>
-        <w:pStyle w:val="Heading3"/>
-      </w:pPr>
-      <w:r>
+        <w:t>You have accomplished something real. The question is: what does that fact mean? The arrogant person inflates it—this success proves their superiority, entitles them to deference, exempts them from ordinary constraints. The falsely humble person deflates it—oh, it was nothing, anyone could have done it, really I'm quite ordinary. Both distort. The humble person sees clearly: yes, I did this, and here's what made it possible, and here's what it means about what I might do next. Humility is accuracy about yourself.</w:t>
+      </w:r>
+    </w:p>
+    <w:p>
+      <w:r>
+        <w:rPr>
+          <w:b/>
+        </w:rPr>
         <w:t>What It Is</w:t>
       </w:r>
     </w:p>
     <w:p>
       <w:r>
-        <w:t>Humility is truthfulness about oneself. It means acknowledging what you can and cannot do, what you know and do not know, what you've accomplished and what was given. The humble person takes accurate inventory — they neither exaggerate their gifts nor deny them. This requires unusual psychological freedom: most people oscillate between grandiosity and worthlessness, puffing themselves up or tearing themselves down. The humble person does neither. They can say "I don't know" without feeling diminished. They can accept a compliment without fishing for more. They can acknowledge a mistake without collapsing into self-flagellation. Humility sees the self clearly because it is not defending the self anxiously.</w:t>
-      </w:r>
-    </w:p>
-    <w:p>
-      <w:pPr>
-        <w:pStyle w:val="Heading3"/>
-      </w:pPr>
-      <w:r>
+        <w:t>Humility is the habit of seeing yourself truthfully—neither inflating nor diminishing your qualities, accomplishments, or worth. Aquinas located it as the virtue that moderates the desire for recognition and status, keeping ambition tethered to reality. The humble person knows their strengths without self-deception and their limits without despair. They understand that their abilities are partly gift, partly cultivation, always contingent. They can receive praise without needing it, criticism without crumbling. Humility involves proper self-forgetfulness: not thinking less of yourself but thinking of yourself less, because there are more important things to attend to.</w:t>
+      </w:r>
+    </w:p>
+    <w:p>
+      <w:r>
+        <w:rPr>
+          <w:b/>
+        </w:rPr>
         <w:t>What It Isn't</w:t>
       </w:r>
     </w:p>
     <w:p>
       <w:r>
-        <w:t>Humility is not self-deprecation. The person who constantly puts themselves down, who reflexively dismisses compliments or accomplishments, is not humble — they are performing a kind of inverted pride. They want you to disagree with their low assessment, to be told they are better than they claim. True humility has no need for such theater. Neither is humility passivity or weakness. The humble person can be fierce, can lead, can insist on their due. Moses, described in Numbers as "more humble than anyone else on the face of the earth," was no doormat — he argued with God and confronted Pharaoh. Humility is compatible with strength precisely because it does not need to prove strength.</w:t>
-      </w:r>
-    </w:p>
-    <w:p>
-      <w:pPr>
-        <w:pStyle w:val="Heading3"/>
-      </w:pPr>
-      <w:r>
+        <w:t>Humility is not self-deprecation or false modesty—the ritual minimizing of genuine achievement. When someone accomplished insists "it was nothing" or "I just got lucky," they're performing, not being humble. Nor is humility weakness or timidity. Moses, the tradition says, was the most humble man who ever lived—and he confronted Pharaoh. Humility also differs from low self-esteem. The person who thinks themselves worthless isn't humble, just mistaken. True humility requires knowing your actual capacities—it's grounded in self-knowledge, not self-abnegation.</w:t>
+      </w:r>
+    </w:p>
+    <w:p>
+      <w:r>
+        <w:rPr>
+          <w:b/>
+        </w:rPr>
         <w:t>The Opposing Vices</w:t>
       </w:r>
     </w:p>
     <w:p>
       <w:r>
-        <w:t>Pride — the overestimation of self — is humility's obvious opposite. The proud person inflates their importance, credits themselves for gifts they received, claims knowledge they lack. They cannot learn because they cannot admit ignorance. They cannot grow because they cannot see their faults. But there is an opposite error: pusillanimity, the "smallness of soul" that Aquinas described. The pusillanimous person underestimates themselves, shrinks from their true capacities, refuses responsibilities they could bear. They hide talents that should be used. This too is a failure of truthfulness. The humble person stands between these errors: neither claiming too much nor too little, but accepting reality's measure.</w:t>
-      </w:r>
-    </w:p>
-    <w:p>
-      <w:pPr>
-        <w:pStyle w:val="Heading3"/>
-      </w:pPr>
-      <w:r>
+        <w:t>Humility stands between pride and servility. Pride is the refusal to see yourself accurately—inflating accomplishments, denying dependence, grasping for recognition beyond what you've earned. The proud person needs to be right, to be admired, to be above. They cannot learn because they cannot admit ignorance. Servility is the opposite failure—treating yourself as less than you are, refusing responsibility commensurate with your abilities, hiding behind false smallness. The servile person avoids challenge, defers excessively, makes themselves peripheral. Pride overreaches; servility underreaches. Both prevent you from occupying your actual place.</w:t>
+      </w:r>
+    </w:p>
+    <w:p>
+      <w:r>
+        <w:rPr>
+          <w:b/>
+        </w:rPr>
         <w:t>How It's Cultivated</w:t>
       </w:r>
     </w:p>
     <w:p>
       <w:r>
-        <w:t>Humility grows through two disciplines: being taught and being tested. To be taught is to acknowledge you do not know — to sit at the feet of masters, to read books that surpass your understanding, to ask questions without shame. The autodidact who trusts only their own judgment rarely becomes humble. But teaching is not enough; humility deepens when reality pushes back — when your project fails, when your judgment proves wrong, when your body weakens. These moments force recognition of limitation. The person who receives them without bitterness or denial moves toward humility. Regular practices help: examining one's conscience honestly, accepting correction without defensiveness, serving without need for recognition, admitting mistakes promptly. Above all, humility requires security in something beyond the self — God, truth, a cause larger than ego — that makes self-regard less urgent.</w:t>
-      </w:r>
-    </w:p>
-    <w:p>
-      <w:pPr>
-        <w:pStyle w:val="Heading3"/>
-      </w:pPr>
-      <w:r>
+        <w:t>Humility develops through honest self-examination and reality's feedback. Keep a record of your predictions and judgments—where were you wrong? Let failure teach without letting it define. Seek domains where you're genuinely incompetent; being a beginner regularly reminds you of what not-knowing feels like. Study people you admire closely enough to see their limits as well as their gifts. Practice distinguishing between your effort and factors beyond your control when evaluating success. Notice when you're performing humility versus actually being uncertain. The test: can you be corrected without defensiveness? Can you acknowledge another's superiority in some domain without diminishment? Over time, accurate self-assessment becomes more natural than distortion.</w:t>
+      </w:r>
+    </w:p>
+    <w:p>
+      <w:r>
+        <w:rPr>
+          <w:b/>
+        </w:rPr>
         <w:t>A Life</w:t>
       </w:r>
     </w:p>
     <w:p>
       <w:r>
-        <w:t>Simone Weil, the French philosopher who died at thirty-four, possessed one of the most formidable intellects of her generation. She mastered ancient Greek to read Plato in the original, taught philosophy, and produced essays of piercing brilliance. Yet she spent a year working in factories to understand the lives of laborers, insisting on the same conditions and wages despite her frailty. When teaching, she refused to answer questions she had not thought through completely, saying simply "I don't know." When war came, she demanded to be sent to the front lines despite her poor health, wanting to share in the danger she asked others to face. Her notebooks are full of merciless self-examination — not self-hatred, but exact analysis of her own intellectual pride and spiritual blindness. She could write with authority about Plato and power because she had also scrubbed floors and known hunger. She saw herself clearly: gifted, limited, responsible, dependent — and found in that clear sight not shame but vocation.</w:t>
+        <w:t>Katherine Johnson calculated trajectories for the first American manned spaceflights—the Mercury and Apollo missions depended on her mathematics. When NASA acquired electronic computers, astronaut John Glenn refused to fly until Johnson verified the machine's calculations: "Get the girl to check the numbers," he said. She did. She knew she was good—perhaps the best—at orbital mechanics. Yet in interviews decades later, she described her role simply: "I did my job. I did it well." No false modesty—she could detail exactly what she'd contributed—but no inflation either. She hadn't won the space race alone; she'd done her part with precision. When finally recognized with the Presidential Medal of Freedom at age ninety-seven, she received it with pleasure but not vindication. The honor was nice; the work had been enough. She'd known what she could do, done it, and moved on to the next problem. The recognition came forty years late, but her sense of herself had never depended on it arriving at all.</w:t>
       </w:r>
     </w:p>
     <w:p>
@@ -1344,72 +1281,72 @@
     </w:p>
     <w:p>
       <w:r>
-        <w:t>Meekness is not weakness wearing a mask of virtue. It is strength under discipline — the capacity to possess power and choose restraint. The meek person could assert, could dominate, could crush — but doesn't. Not from timidity or lack of nerve, but from a deeper understanding of what strength is for. This is the virtue of the lion who lies down with the lamb not because it must, but because it can.</w:t>
-      </w:r>
-    </w:p>
-    <w:p>
-      <w:pPr>
-        <w:pStyle w:val="Heading3"/>
-      </w:pPr>
-      <w:r>
+        <w:t>The man who never loses his temper might be self-controlled—or he might simply lack passion. The woman who defers to everyone might be meek—or merely weak. Meekness has become so confused with passivity that we've lost sight of what it actually names: the disciplined channeling of strength. A meek person possesses power but holds it under governance. They could strike but choose restraint. They could dominate but choose service. Meekness is power made safe for relationship.</w:t>
+      </w:r>
+    </w:p>
+    <w:p>
+      <w:r>
+        <w:rPr>
+          <w:b/>
+        </w:rPr>
         <w:t>What It Is</w:t>
       </w:r>
     </w:p>
     <w:p>
       <w:r>
-        <w:t>Meekness is power held in reserve. It is the quality of someone who has force — physical, intellectual, social, economic — and exercises it with precision rather than abandon. The meek person is not powerless but powerful in control of that power. They do not mistake volume for authority or aggression for strength. They can absorb insult without retaliation, endure provocation without escalation, possess advantage without exploitation. Meekness is what allows a skilled fighter to walk away from a bar brawl, a brilliant debater to let a weak point pass, a creditor to forgive a debt. It is strength made gentle through self-command.</w:t>
-      </w:r>
-    </w:p>
-    <w:p>
-      <w:pPr>
-        <w:pStyle w:val="Heading3"/>
-      </w:pPr>
-      <w:r>
+        <w:t>Meekness is the habit of moderating anger and the assertion of self according to right reason. Aristotle placed it between the extremes of irascibility and spiritlessness—the meek person feels anger when they should, to the degree they should, toward the right objects. They have the strength to enforce their will but govern that strength by judgment, not impulse. Aquinas distinguished meekness from mere gentleness: meekness specifically concerns the passion of anger and the movements of retaliation. The meek person can be fierce when the situation demands—defending the vulnerable, opposing injustice—but they don't lash out from wounded pride or unchecked rage. They possess their strength; their strength doesn't possess them.</w:t>
+      </w:r>
+    </w:p>
+    <w:p>
+      <w:r>
+        <w:rPr>
+          <w:b/>
+        </w:rPr>
         <w:t>What It Isn't</w:t>
       </w:r>
     </w:p>
     <w:p>
       <w:r>
-        <w:t>Meekness is constantly confused with servility, and the confusion is deadly to understanding. The servile person yields because they have no choice — they lack power and know it. The meek person yields despite having choice — they possess power and know that too. A doormat is not meek; a doormat simply has no spine to bend. Similarly, meekness is not conflict avoidance born from fear. The person who swallows every slight out of anxiety about confrontation, who agrees to keep peace at any cost, who cannot say no — this is not meekness but cowardice in disguise. True meekness can speak when speaking is required. It simply doesn't need to speak to prove itself.</w:t>
-      </w:r>
-    </w:p>
-    <w:p>
-      <w:pPr>
-        <w:pStyle w:val="Heading3"/>
-      </w:pPr>
-      <w:r>
+        <w:t>Meekness is not weakness, though the two look similar to those who confuse assertion with strength. The person who tolerates abuse, never stands up for themselves, always defers—that's not meekness but failure of spirit. Nor is meekness the suppression of anger into silent resentment. The passive-aggressive person who never confronts but undermines from the shadows lacks meekness entirely. Meekness is also not "niceness"—that performative agreeableness that avoids conflict at any cost. The meek person will enter conflict when necessary; they simply don't enter it from ego, spite, or uncontrolled fury. They know the difference between righteous anger and wounded pride.</w:t>
+      </w:r>
+    </w:p>
+    <w:p>
+      <w:r>
+        <w:rPr>
+          <w:b/>
+        </w:rPr>
         <w:t>The Opposing Vices</w:t>
       </w:r>
     </w:p>
     <w:p>
       <w:r>
-        <w:t>On one side lies timidity — the failure to possess or claim one's own strength. The timid person has surrendered power before the battle begins, whether from fear, self-doubt, or learned helplessness. They are not holding strength in reserve; they have no strength to hold. On the other side lies domination — the compulsive need to assert power whenever it exists. The domineering person cannot rest in strength; they must constantly prove it through control, whether needed or not. Where timidity fails to grasp the sword, domination cannot stop swinging it. Meekness alone knows both how to hold the sword and when to sheathe it.</w:t>
-      </w:r>
-    </w:p>
-    <w:p>
-      <w:pPr>
-        <w:pStyle w:val="Heading3"/>
-      </w:pPr>
-      <w:r>
+        <w:t>Meekness falls between wrath and spiritlessness. The wrathful person cannot govern their anger—it governs them. They overreact to slights, nurse grievances, lash out disproportionately. Small offenses trigger outsized responses. They confuse the intensity of their feeling with its justification, cannot distinguish between defending what's right and defending their ego. The spiritless person cannot rouse themselves even when they should. They tolerate wrongs that should be opposed, accept injustice that should be fought, remain passive when action is required. Where wrath is ungoverned strength, spiritlessness is strength atrophied or never developed. Both fail to match response to reality.</w:t>
+      </w:r>
+    </w:p>
+    <w:p>
+      <w:r>
+        <w:rPr>
+          <w:b/>
+        </w:rPr>
         <w:t>How It's Cultivated</w:t>
       </w:r>
     </w:p>
     <w:p>
       <w:r>
-        <w:t>Meekness requires first the development of strength — you cannot restrain what you do not possess. This means the cultivation of competence, skill, authority in some domain of life. But strength alone breeds arrogance. The second movement is humility: the recognition that strength is not self-generated, that power is held in trust, that "what do you have that you did not receive?" This creates the space for restraint. The third is practice in non-retaliation. When insulted, wait. When provoked, pause. When power could be used, ask first if it should be. The habit of hesitation — not from weakness but from discipline — slowly trains the reflex of restraint. Spiritual traditions add prayer or meditation, practices that remind the strong one of a strength beyond their own.</w:t>
-      </w:r>
-    </w:p>
-    <w:p>
-      <w:pPr>
-        <w:pStyle w:val="Heading3"/>
-      </w:pPr>
-      <w:r>
+        <w:t>Meekness requires first developing strength—you cannot moderate what you don't possess. Build capacity: learn to say no, to set boundaries, to stand your ground. Then comes the harder work: learning when not to use that capacity. Practice the pause between provocation and response. Feel the anger rise and ask: Is this wound to my ego or harm to what's right? What does this situation actually require? Study your patterns: where do you overreact, where do you fail to react at all? Seek relationships with people who can be both strong and gentle—watch how they navigate conflict. Over time, you develop what soldiers call fire discipline: the ability to hold your fire until it's truly needed, then direct it precisely where it belongs.</w:t>
+      </w:r>
+    </w:p>
+    <w:p>
+      <w:r>
+        <w:rPr>
+          <w:b/>
+        </w:rPr>
         <w:t>A Life</w:t>
       </w:r>
     </w:p>
     <w:p>
       <w:r>
-        <w:t>Moses is called the meekest man on earth in the same book where he leads a nation, confronts a pharaoh, and descends from a mountain with divine law. The meekness is visible not in passivity but in specific acts of restraint. When his siblings Aaron and Miriam challenge his authority publicly, he could crush them — he has God's ear and the people's loyalty. He does nothing. God defends him; Moses does not need to defend himself. Later, when the people rebel at Kadesh, demanding water, something in him finally breaks. Instead of speaking to the rock as instructed, he strikes it — and the crack of the staff against stone is the sound of meekness failing. One moment of unrestrained force, one loss of careful control, and he forfeits entry to the promised land. The punishment seems harsh until you realize what it reveals: strength without restraint is unfit to enter rest.</w:t>
+        <w:t>John Lewis grew up in Jim Crow Alabama, where asserting your dignity could get you killed. He had every reason to meet violence with violence. Instead, he submitted himself to the discipline of nonviolent resistance—not because he was weak but because he judged it the most powerful response. In Nashville, he endured beatings at lunch counters without raising a hand. On the Edmund Pettus Bridge, he faced Alabama state troopers and their clubs with steady courage, his skull fractured but his spirit intact. This wasn't passivity—it was strength under fierce governance. Lewis could have struck back; he chose not to. He could have let rage at injustice consume him; he channeled it into organized resistance. Later, as a congressman, he opposed what he judged wrong with unwavering conviction but without personal rancor. He knew when to be immovable and when to build bridges. The meekness wasn't in being gentle—it was in keeping his considerable strength yoked to purpose rather than pride.</w:t>
       </w:r>
     </w:p>
     <w:p>
@@ -1448,72 +1385,72 @@
     </w:p>
     <w:p>
       <w:r>
-        <w:t>A docile person is teachable. They hold their own understanding lightly enough to be instructed, corrected, changed. This is not weakness but a particular kind of strength — the strength to admit ignorance, to submit judgment to reality, to let truth reshape them regardless of its source. In a world of instant expertise and defensive certainty, docility asks: are you willing to be taught?</w:t>
-      </w:r>
-    </w:p>
-    <w:p>
-      <w:pPr>
-        <w:pStyle w:val="Heading3"/>
-      </w:pPr>
-      <w:r>
+        <w:t>When someone tells you you're wrong, your first impulse is to defend, explain, deflect. Something in you resists being corrected—even when you know they're right, even when you asked for feedback. Docility is the virtue that allows you to receive instruction without this reflexive resistance. It's not about believing everything you're told or deferring to authority. It's about remaining teachable when your ego wants to close the door. Without it, you stop learning the moment you think you know enough.</w:t>
+      </w:r>
+    </w:p>
+    <w:p>
+      <w:r>
+        <w:rPr>
+          <w:b/>
+        </w:rPr>
         <w:t>What It Is</w:t>
       </w:r>
     </w:p>
     <w:p>
       <w:r>
-        <w:t>Docility is receptivity to instruction. The docile person recognizes the limits of their own knowledge and remains open to learning from others — teachers, texts, experience, even correction. They possess intellectual humility without intellectual passivity. They can sit under another's authority without losing their capacity for judgment, can receive wisdom without surrendering discernment. Aquinas called it the virtue that makes us apt pupils. The docile person doesn't merely hear; they listen with the intent to be changed. They understand that learning requires a certain submission — not of dignity but of pride, not of self but of the false certainty that blocks genuine understanding.</w:t>
-      </w:r>
-    </w:p>
-    <w:p>
-      <w:pPr>
-        <w:pStyle w:val="Heading3"/>
-      </w:pPr>
-      <w:r>
+        <w:t>Docility is the readiness to be taught—the disposition to receive truth from wherever it comes without letting pride, stubbornness, or fear block the way. Aquinas names it as integral to prudence: you cannot judge rightly if you cannot learn what the situation requires. The docile person listens carefully to instruction, considers criticism seriously, and adjusts their understanding when shown a better way. This requires intellectual humility—acknowledging that others may see what you've missed—and a certain quietness of mind that can receive without immediately reacting. Docility is active, not passive: it takes effort to stay open when everything in you wants to defend.</w:t>
+      </w:r>
+    </w:p>
+    <w:p>
+      <w:r>
+        <w:rPr>
+          <w:b/>
+        </w:rPr>
         <w:t>What It Isn't</w:t>
       </w:r>
     </w:p>
     <w:p>
       <w:r>
-        <w:t>Docility is not intellectual compliance. The docile person is not credulous, not a blank slate for others to write upon, not someone who accepts every claim or follows every teacher. That's not docility but gullibility, a failure of discernment dressed as humility. The truly docile person brings their full intelligence to learning — they ask questions, test claims, think critically. What they don't bring is the ego that must always be right, the defensiveness that turns correction into attack, the pride that cannot admit "I was wrong" or "I didn't know that." A docile person can learn from a child, from an enemy, from a book that challenges everything they thought they knew.</w:t>
-      </w:r>
-    </w:p>
-    <w:p>
-      <w:pPr>
-        <w:pStyle w:val="Heading3"/>
-      </w:pPr>
-      <w:r>
+        <w:t>Docility is not gullibility. The docile person doesn't accept every claim uncritically—they remain open to instruction while still thinking for themselves. They can say "I don't think that's right" without closing themselves to being persuaded. Docility also differs from submission to authority for its own sake. The person who simply obeys without thought isn't docile; they've abdicated judgment. Nor is docility the fawning agreeableness of someone who wants to be liked. That person says yes to avoid conflict, not because they're genuinely open to truth. True docility seeks understanding, not approval.</w:t>
+      </w:r>
+    </w:p>
+    <w:p>
+      <w:r>
+        <w:rPr>
+          <w:b/>
+        </w:rPr>
         <w:t>The Opposing Vices</w:t>
       </w:r>
     </w:p>
     <w:p>
       <w:r>
-        <w:t>Docility stands between two failures of learning. The deficiency is obstinacy — the refusal to be taught, to admit error, to let new evidence reshape belief. The obstinate person has calcified around their own certainty. They are unteachable not because they lack intelligence but because they will not bend. The excess is credulity — believing everything, following anyone, lacking the discernment to separate wheat from chaff. The credulous person is technically teachable but absorbs nonsense as readily as wisdom. They mistake intellectual passivity for openness. True docility requires both: the humility to be taught and the judgment to know what's worth learning.</w:t>
-      </w:r>
-    </w:p>
-    <w:p>
-      <w:pPr>
-        <w:pStyle w:val="Heading3"/>
-      </w:pPr>
-      <w:r>
+        <w:t>Docility falls between stubbornness and credulity. The stubborn person cannot receive correction—their mind is closed, their position fixed, their ego wrapped around their current understanding. They defend rather than consider, argue rather than listen. Every challenge feels like an attack. They may be intelligent, even widely read, but they've stopped learning because they cannot be taught. The credulous person has the opposite problem: they believe too readily, accept too easily, lack the critical capacity that separates truth from falsehood. They're not teachable—they're simply impressionable. Both fail to learn well, one from rigidity, the other from lack of discernment.</w:t>
+      </w:r>
+    </w:p>
+    <w:p>
+      <w:r>
+        <w:rPr>
+          <w:b/>
+        </w:rPr>
         <w:t>How It's Cultivated</w:t>
       </w:r>
     </w:p>
     <w:p>
       <w:r>
-        <w:t>Docility grows through repeated encounters with your own ignorance. You must be wrong about something, corrected, and survive the experience. This requires practice. Start small: ask questions when you don't understand rather than nodding along. Admit when you're confused. Seek out people who know things you don't and actually listen to them — not planning your response but trying to grasp their meaning. Read books that challenge your assumptions. Notice the moment when correction makes you defensive, when your ego rises to protect itself, and consciously choose differently. Study something difficult enough that you must submit to the discipline of learning rather than relying on natural talent. The practice of docility is the practice of intellectual poverty — entering conversations as a beggar rather than a lord.</w:t>
-      </w:r>
-    </w:p>
-    <w:p>
-      <w:pPr>
-        <w:pStyle w:val="Heading3"/>
-      </w:pPr>
-      <w:r>
+        <w:t>Docility grows through repeated practice of receiving correction without defensiveness. Start small: when someone points out a factual error, resist the urge to explain why you said it. Just acknowledge and adjust. Seek feedback explicitly, then sit with it before responding—notice your resistance, then set it aside to consider what's true. Study under people you respect: the habit of receiving instruction in one domain makes you more receptive in others. Read closely, treating books as conversations where you might be wrong. Notice when you're arguing to win rather than understand. Over time, you develop what might be called intellectual suppleness—the ability to hold your views firmly while remaining genuinely open to revision.</w:t>
+      </w:r>
+    </w:p>
+    <w:p>
+      <w:r>
+        <w:rPr>
+          <w:b/>
+        </w:rPr>
         <w:t>A Life</w:t>
       </w:r>
     </w:p>
     <w:p>
       <w:r>
-        <w:t>John Henry Newman, ordained Anglican priest, Oxford don, brilliant controversialist, spent his middle years defending the via media of the Church of England against Roman Catholicism. He wrote treatises. He preached. He was certain. Then, slowly, through years of study and prayer, he became convinced he was wrong. At forty-four, he converted to Rome — a decision that cost him reputation, position, friends. He described it as being "led on step by step" without seeing the end. What marks Newman's docility is not the conversion itself but how he arrived there: through sustained attention to evidence and argument that contradicted his deepest convictions, through willingness to follow truth wherever it led, even when it led away from everything he'd built his life upon. Late in life, a cardinal, he kept as his motto: "Cor ad cor loquitur" — heart speaks to heart. The docile heart remains open even when speech is costly.</w:t>
+        <w:t>Dorothy Day founded the Catholic Worker movement in 1933 with strong convictions about pacifism, poverty, and radical hospitality. Yet she maintained what her biographer called "a remarkable openness to being challenged." Young activists would arrive with critiques of her positions—shouldn't the Worker support this strike, oppose that war more vocally, adopt this newer radical framework? Day listened seriously, sometimes for hours. She didn't always change her mind, but she gave each criticism genuine consideration, occasionally shifting course. When Peter Maurin, her co-founder and intellectual mentor, would lecture her on agrarian philosophy or medieval economics, she'd take notes like a student—despite being his partner in leadership. Late in life, younger feminists criticized her for traditional views on women's roles. Instead of dismissing them as the old often do, she engaged, corresponded, wrestled with their arguments. She didn't become a feminist in their sense, but neither did she simply dig in. She remained, into her seventies, genuinely teachable—willing to be shown where she might be wrong.</w:t>
       </w:r>
     </w:p>
     <w:p>
@@ -1552,72 +1489,99 @@
     </w:p>
     <w:p>
       <w:r>
-        <w:t>To feel another's suffering as if it were your own, and to be moved by that feeling toward action — this is compassion. It differs from pity, which observes suffering from a distance, and from empathy, which may feel deeply but remain paralyzed. Compassion closes the gap between feeling and response. It asks: having seen, what will I do?</w:t>
-      </w:r>
-    </w:p>
-    <w:p>
-      <w:pPr>
-        <w:pStyle w:val="Heading3"/>
-      </w:pPr>
-      <w:r>
+        <w:t>You see someone suffering and something moves in you—not pity from a distance but a pull toward them, a recognition that their pain matters. Compassion is the virtue that makes suffering visible and answerable. Without it, we walk past the homeless man, scroll past the disaster, abstract away the human cost of our decisions. With it, we cannot look away—and more, we act to ease what we can. Compassion is what keeps the moral life from becoming mere principle, detached from the flesh and blood reality of human need.</w:t>
+      </w:r>
+    </w:p>
+    <w:p>
+      <w:r>
+        <w:rPr>
+          <w:b/>
+        </w:rPr>
         <w:t>What It Is</w:t>
       </w:r>
     </w:p>
     <w:p>
       <w:r>
-        <w:t>Compassion is the capacity to recognize suffering in another and respond to it with appropriate aid. It requires three things working together: perception (you must notice the suffering), emotional resonance (you must be moved by it), and practical wisdom (you must know how to help without harm). The compassionate person sees clearly, feels proportionally, and acts effectively. They neither rush past suffering nor collapse into it. They remain steady enough to be useful. This steadiness — neither cold nor overwhelmed — distinguishes compassion from mere sentiment. A doctor who weeps with every patient helps no one. A doctor who feels nothing becomes mechanical. Compassion finds the middle path: present to suffering, capable of response.</w:t>
-      </w:r>
-    </w:p>
-    <w:p>
-      <w:pPr>
-        <w:pStyle w:val="Heading3"/>
-      </w:pPr>
-      <w:r>
+        <w:t>Compassion is the settled disposition to perceive others' suffering accurately and respond with appropriate action to alleviate it. The word itself—</w:t>
+      </w:r>
+      <w:r>
+        <w:rPr>
+          <w:i/>
+        </w:rPr>
+        <w:t>com-passio</w:t>
+      </w:r>
+      <w:r>
+        <w:t>, suffering-with—names its structure: you feel what another feels, not as spectator but as fellow human. This requires two capacities working together: the imaginative ability to grasp another's experience from the inside, and the moral commitment to treat their suffering as a claim on your response. Aquinas located compassion within mercy, the movement of the heart toward another's misery. But it's more than feeling—the compassionate person acts. They see the wound and reach for the bandage.</w:t>
+      </w:r>
+    </w:p>
+    <w:p>
+      <w:r>
+        <w:rPr>
+          <w:b/>
+        </w:rPr>
         <w:t>What It Isn't</w:t>
       </w:r>
     </w:p>
     <w:p>
       <w:r>
-        <w:t>Compassion is not indiscriminate rescue. The compulsion to fix every problem, the inability to let others carry their own burdens, the martyr who exhausts herself helping — these wear compassion's mask but serve other masters. True compassion requires discernment: when to intervene, when to witness, when to step back. It is also not weakness disguised as kindness. The parent who cannot set limits, the friend who enables destruction, the therapist who blurs boundaries — they may feel very tender, but they are not compassionate. Compassion sometimes says no. It refuses to participate in someone's self-harm. It distinguishes between what a person wants and what they need, and acts from the deeper wisdom.</w:t>
-      </w:r>
-    </w:p>
-    <w:p>
-      <w:pPr>
-        <w:pStyle w:val="Heading3"/>
-      </w:pPr>
-      <w:r>
+        <w:t xml:space="preserve">Compassion is not mere sentiment, the surge of emotion that moves you to tears at a film but leaves no mark on your life. Nor is it pity, which observes suffering from a safe height—"How terrible for </w:t>
+      </w:r>
+      <w:r>
+        <w:rPr>
+          <w:i/>
+        </w:rPr>
+        <w:t>them</w:t>
+      </w:r>
+      <w:r>
+        <w:t xml:space="preserve">"—while maintaining distance and superiority. The pitying person feels bad; the compassionate person feels </w:t>
+      </w:r>
+      <w:r>
+        <w:rPr>
+          <w:i/>
+        </w:rPr>
+        <w:t>with</w:t>
+      </w:r>
+      <w:r>
+        <w:t xml:space="preserve"> and moves toward. Neither is compassion the same as empathy alone. You can understand another's pain with clinical precision and still not care. Compassion adds the moral dimension: their suffering makes a demand on you. It's also not indiscriminate softness. The compassionate person distinguishes real need from manipulation, helps without enabling, knows that some suffering must be endured for growth.</w:t>
+      </w:r>
+    </w:p>
+    <w:p>
+      <w:r>
+        <w:rPr>
+          <w:b/>
+        </w:rPr>
         <w:t>The Opposing Vices</w:t>
       </w:r>
     </w:p>
     <w:p>
       <w:r>
-        <w:t>On one side stands indifference — the failure to be moved by suffering at all. This is not stoicism but hardness of heart. The person who steps over the homeless man, who scrolls past the disaster, who cannot be bothered by another's pain. They have insulated themselves from the vulnerability compassion requires. On the other side stands pathological identification — losing oneself in another's suffering until you drown in it. The social worker who burns out, the empath who takes on every anguish, the rescuer who can't distinguish their own feelings from others'. This isn't compassion but fusion. It helps no one when both patient and healer are drowning. Compassion requires presence without merger, feeling without dissolution.</w:t>
-      </w:r>
-    </w:p>
-    <w:p>
-      <w:pPr>
-        <w:pStyle w:val="Heading3"/>
-      </w:pPr>
-      <w:r>
+        <w:t>Compassion stands between cruelty and sentimentality. The cruel person sees suffering and is unmoved, or worse, takes pleasure in it. They lack the imaginative capacity to feel another's pain as real, or they suppress it through ideology or self-protection. Having hardened themselves to others' claims, they can walk past the beggar, order the layoff, inflict the wound without flinching. The sentimental person feels too much and too indiscriminately. They're moved by every sob story, cannot distinguish genuine need from performance, exhaust themselves in ineffective responses. Where cruelty fails in feeling, sentimentality fails in judgment. Both leave actual suffering unaddressed—one by refusal, the other by confusion.</w:t>
+      </w:r>
+    </w:p>
+    <w:p>
+      <w:r>
+        <w:rPr>
+          <w:b/>
+        </w:rPr>
         <w:t>How It's Cultivated</w:t>
       </w:r>
     </w:p>
     <w:p>
       <w:r>
-        <w:t>Compassion grows through exposure, not insulation. You must put yourself where suffering exists — not as voyeur but as witness. Volunteer at the hospice, sit with the dying, listen to those whose lives differ from yours. Let their reality touch you. But exposure alone creates only trauma or callousness. Compassion requires practices of recovery: meditation to process what you've witnessed, community to share the weight, sabbath to remember you cannot carry everything. The Buddhists speak of tonglen — breathing in suffering, breathing out ease. The practice trains you to move toward pain rather than away, while maintaining your own center. Spiritual direction, therapy, wise friendship — these help you know the difference between empathy and enmeshment, between healthy boundaries and defensive walls.</w:t>
-      </w:r>
-    </w:p>
-    <w:p>
-      <w:pPr>
-        <w:pStyle w:val="Heading3"/>
-      </w:pPr>
-      <w:r>
+        <w:t>Compassion grows through exposure and practice. Put yourself in proximity to suffering you'd rather avoid—volunteer at the hospice, sit with the difficult relative, don't look away from the homeless encampment. Let yourself feel the discomfort. Over time, your capacity to bear witness without self-protection increases. Study lives unlike your own through memoir, journalism, conversation. Imagination needs material. Practice small acts of response: the conversation, the meal delivered, the errand run. Notice who you find it easy to feel for and who you instinctively dismiss—examine that pattern. Read the parables: the Good Samaritan doesn't analyze, he stops and acts. Finally, tend your own wounds. Those who've never acknowledged their own suffering often cannot recognize it in others.</w:t>
+      </w:r>
+    </w:p>
+    <w:p>
+      <w:r>
+        <w:rPr>
+          <w:b/>
+        </w:rPr>
         <w:t>A Life</w:t>
       </w:r>
     </w:p>
     <w:p>
       <w:r>
-        <w:t>Jean Vanier founded L'Arche communities where people with intellectual disabilities live alongside those without, sharing daily life. He could have built institutions. Instead he built homes. When asked why, he spoke of discovering that the so-called disabled were teaching him — about presence, about joy, about what it means to be human. His compassion saw not problems to fix but persons to know. Yet Vanier was no saint. After his death, investigations revealed he had abused vulnerable women. The revelation stuns because it seems incompatible with his public compassion. Perhaps this is the warning: compassion without ongoing accountability to others becomes a story we tell ourselves. Even the seemingly compassionate must submit to scrutiny, correction, the discipline of community. The work was real. The failure was real. Both are true.</w:t>
+        <w:t>Dorothy Day encountered poverty first as a journalist in the 1920s, writing about tenement conditions and labor struggles. But in 1933, after her conversion to Catholicism, she moved from observation to embodiment. With Peter Maurin, she founded the Catholic Worker movement and opened houses of hospitality where the poor were not clients to be processed but guests to be welcomed—fed, housed, sat with. She lived in these houses for decades, sharing space with the mentally ill, the addicted, the unwashed. When residents stole from her or cursed her, she continued serving. This wasn't sentimental—her diaries record frustration, exhaustion, revulsion. But she kept showing up. During the Depression, she fed thousands. During World War II, she maintained her pacifism despite fierce criticism, insisting that even enemies deserve compassion. In her eighties, arthritic and exhausted, she was still at the soup kitchen. She saw Christ in each suffering person and treated them accordingly—not as projects but as people whose dignity demanded response.</w:t>
       </w:r>
     </w:p>
     <w:p>
@@ -1656,72 +1620,81 @@
     </w:p>
     <w:p>
       <w:r>
-        <w:t>Kindness is the disposition to act for another's good — not from duty, not for gain, but from a genuine concern for their flourishing. It attends to the particular person before you: what they need, what would help, what small mercy might ease their way. Where justice asks "What is owed?" kindness asks "What would help?" It is the virtue that makes human commerce bearable and human community possible.</w:t>
-      </w:r>
-    </w:p>
-    <w:p>
-      <w:pPr>
-        <w:pStyle w:val="Heading3"/>
-      </w:pPr>
-      <w:r>
+        <w:t>You see someone struggling and you help—not because you'll gain from it, not because they've earned it, but because their difficulty moves you. A colleague is having a hard day and you take thirty seconds to ask how they're doing. A stranger drops something and you pick it up. These small acts seem trivial until you imagine a world without them. Kindness is the virtue that makes daily life habitable. It's the disposition to ease others' burdens when you can, to treat their struggles as mattering, to extend small mercies freely.</w:t>
+      </w:r>
+    </w:p>
+    <w:p>
+      <w:r>
+        <w:rPr>
+          <w:b/>
+        </w:rPr>
         <w:t>What It Is</w:t>
       </w:r>
     </w:p>
     <w:p>
       <w:r>
-        <w:t>Kindness is active goodwill toward another person, expressed in word or deed. It notices suffering and responds. It sees need and moves to meet it. The kind person doesn't wait to be asked — they read the room, sense the difficulty, offer the help. This requires attention: you cannot be kind to someone you haven't bothered to see. It requires imagination: you must picture what would actually help rather than what you'd like to give. And it requires a certain forgetfulness of self — not self-abnegation, but a temporary setting aside of your own concerns to focus on another's. Kindness is personal. You cannot be kind in the abstract, only to this person, now, in this situation.</w:t>
-      </w:r>
-    </w:p>
-    <w:p>
-      <w:pPr>
-        <w:pStyle w:val="Heading3"/>
-      </w:pPr>
-      <w:r>
+        <w:t>Kindness is the settled habit of responding to others' needs and vulnerabilities with appropriate warmth and aid. It combines perception—noticing where others are struggling—with action—doing something about it when you reasonably can. The kind person doesn't need a grand occasion. They respond to the immediate and particular: this person, now, needs this small thing, and I can provide it. Aristotle located kindness in how we share resources and ease burdens, distinguishing it from magnificence (which acts on a grand scale) and liberality (which concerns material giving). Kindness is intimate, immediate, relational. It says: I see you're having trouble, and that matters to me.</w:t>
+      </w:r>
+    </w:p>
+    <w:p>
+      <w:r>
+        <w:rPr>
+          <w:b/>
+        </w:rPr>
         <w:t>What It Isn't</w:t>
       </w:r>
     </w:p>
     <w:p>
       <w:r>
-        <w:t>Kindness is not niceness. The nice person avoids conflict, smooths over tension, says what people want to hear. The kind person tells the truth when truth is needed, even when it stings. Kindness is not permissiveness — the parent who sets no boundaries is not kind but neglectful. It is not sentimentality, that performance of feeling that substitutes emotion for action. The kind person doesn't simply feel bad about suffering; they do something about it. Nor is kindness universal benevolence, that vague goodwill toward humanity that never inconveniences itself for an actual human being. The test of kindness is particular: did you help this person who needed help?</w:t>
-      </w:r>
-    </w:p>
-    <w:p>
-      <w:pPr>
-        <w:pStyle w:val="Heading3"/>
-      </w:pPr>
-      <w:r>
+        <w:t>Kindness is not niceness—the reflexive pleasantness that avoids tension. The nice person never gives difficult feedback, never says no, prioritizes comfort over honesty. They're smooth but ultimately unreliable. Kindness sometimes requires clarity that discomforts: telling a friend hard truths, setting boundaries, refusing an unreasonable request. Nor is kindness sentimentality—the emotional display divorced from effective help. The sentimental person feels deeply moved but does nothing useful. Real kindness is practical. It also differs from enabling: repeatedly rescuing someone from consequences they need to face, or tolerating behavior that harms. That's not kindness but its caricature.</w:t>
+      </w:r>
+    </w:p>
+    <w:p>
+      <w:r>
+        <w:rPr>
+          <w:b/>
+        </w:rPr>
         <w:t>The Opposing Vices</w:t>
       </w:r>
     </w:p>
     <w:p>
       <w:r>
-        <w:t>Kindness fails in two directions. Its deficiency is cruelty — the disposition to cause or ignore suffering, to see another's pain as irrelevant or amusing. The cruel person hardens themselves against others' need, treats people as obstacles or instruments, delights in domination. But kindness can also excess into spinelessness. The excessively "kind" person cannot say no, cannot set boundaries, enables genuine harm by refusing to resist it. They confuse kindness with conflict-avoidance, helping with enabling. True kindness sometimes refuses the easy comfort because deeper care requires it. The mother who lets her child eat only candy is not kind. The friend who never challenges your self-destruction is not kind.</w:t>
-      </w:r>
-    </w:p>
-    <w:p>
-      <w:pPr>
-        <w:pStyle w:val="Heading3"/>
-      </w:pPr>
-      <w:r>
+        <w:t>Kindness stands between cruelty and servility. The cruel person actively inflicts suffering or remains cold to others' pain. They see vulnerability as contemptible, help as weakness. Their refusal to ease burdens creates needless suffering—they could help but choose not to, or worse, they take satisfaction in another's difficulty. The servile person cannot maintain their own boundaries or needs. They compulsively attend to everyone else, erasing themselves in the process. Every request becomes an obligation. They burn out helping, then resent those they've helped. Where cruelty refuses to see others' humanity, servility cannot honor its own.</w:t>
+      </w:r>
+    </w:p>
+    <w:p>
+      <w:r>
+        <w:rPr>
+          <w:b/>
+        </w:rPr>
         <w:t>How It's Cultivated</w:t>
       </w:r>
     </w:p>
     <w:p>
       <w:r>
-        <w:t>Kindness begins with attention. Practice noticing people: the cashier who seems exhausted, the colleague who's withdrawn, the neighbor struggling with groceries. Then practice small acts: holding the door, asking "Are you all right?", offering specific help. Start where the cost is low — kindness becomes easier with practice. But also practice saying no to requests that would harm: the "favor" that enables addiction, the "help" that perpetuates dependence. Read widely in biography and fiction to expand your moral imagination — you must be able to picture lives unlike your own. Cultivate the habit of asking "What would actually help?" rather than "What would make me feel helpful?" And accept that kindness will sometimes cost you: time, money, convenience, comfort. Count the cost but pay it anyway.</w:t>
-      </w:r>
-    </w:p>
-    <w:p>
-      <w:pPr>
-        <w:pStyle w:val="Heading3"/>
-      </w:pPr>
-      <w:r>
+        <w:t>Kindness begins with attention. Practice noticing where people are struggling—not dramatically, but in small ways. Your colleague looks tired. The barista is dealing with a difficult customer. Someone's wrestling with heavy bags. Train yourself to see these moments. Then practice responding proportionally: holding a door, offering genuine thanks, asking if they're okay. Start small—you're building a habit, not performing heroism. Over time, the perception becomes natural and the response automatic. But also cultivate discernment: not every need is yours to meet, not every request deserves yes. Kindness requires boundaries. The person who helps everyone helps no one well. Sustain your own reserves. Acts of kindness flow from surplus, not depletion.</w:t>
+      </w:r>
+    </w:p>
+    <w:p>
+      <w:r>
+        <w:rPr>
+          <w:b/>
+        </w:rPr>
         <w:t>A Life</w:t>
       </w:r>
     </w:p>
     <w:p>
       <w:r>
-        <w:t>Jean Vanier founded L'Arche communities where people with and without intellectual disabilities live together. But what illuminates his kindness is smaller than that. When he met Raphael and Philippe, two men with disabilities living in an institution, he didn't arrive with a program. He invited them to live with him and asked what they wanted for dinner. For decades after, he practiced what he called "the little way" — sitting with people, listening without agenda, noticing the small needs. When someone spilled food, he cleaned it without comment. When someone needed silence, he provided it. When someone needed to be heard, he listened. His communities grew not from ideology but from this repeated attention to the particular person before him. Kindness at scale, he discovered, is simply kindness repeated: one person, one need, one response at a time.</w:t>
+        <w:t xml:space="preserve">Fred Rogers spent thirty-three years making a television show for children that was radical in its kindness. Where other programs shouted and flashed, </w:t>
+      </w:r>
+      <w:r>
+        <w:rPr>
+          <w:i/>
+        </w:rPr>
+        <w:t>Mister Rogers' Neighborhood</w:t>
+      </w:r>
+      <w:r>
+        <w:t xml:space="preserve"> moved slowly, spoke quietly, and took children's feelings seriously. Rogers responded to letters—thousands of them—personally. He testified before Congress to save public television funding, speaking so directly about loneliness and dignity that a skeptical senator became an ally. When a boy in a wheelchair wrote asking to be on the show, Rogers wrote back and eventually featured him. A daughter of one of his crew members said Rogers was exactly the same in person: he'd ask how you were and actually listen to the answer. After 9/11, Rogers came out of retirement to make a special about tragedy and grief, speaking to children with the same unhurried care. Critics mocked him as saccharine, but Rogers's kindness was neither soft nor sentimental—it was deliberate, disciplined, and aimed at the particular child watching, convinced that treating people's vulnerability with dignity was serious work.</w:t>
       </w:r>
     </w:p>
     <w:p>
@@ -1760,72 +1733,81 @@
     </w:p>
     <w:p>
       <w:r>
-        <w:t>A mother lifting a newborn. A surgeon's hands. A farrier approaching a frightened horse. Gentleness is strength made tender, power that knows how to hold back. It is the virtue of calibrated force — not the absence of strength but its precise application. Where harshness breaks and weakness fails to act, gentleness achieves what both cannot: it moves things without shattering them.</w:t>
-      </w:r>
-    </w:p>
-    <w:p>
-      <w:pPr>
-        <w:pStyle w:val="Heading3"/>
-      </w:pPr>
-      <w:r>
+        <w:t>The surgeon's hand is steady because it knows its power. The same force that could destroy tissue repairs it—not through hesitation but through calibrated control. Gentleness is strength made safe for contact. It's what allows the powerful to interact with the vulnerable without causing harm. The gentle person doesn't lack force; they possess it so completely that they can modulate it to what each moment requires. Without gentleness, strength becomes danger.</w:t>
+      </w:r>
+    </w:p>
+    <w:p>
+      <w:r>
+        <w:rPr>
+          <w:b/>
+        </w:rPr>
         <w:t>What It Is</w:t>
       </w:r>
     </w:p>
     <w:p>
       <w:r>
-        <w:t>Gentleness is the capacity to exert exactly the force required and no more. It combines strength with sensitivity, power with perception. The gentle person can act forcefully when needed but defaults to the minimum necessary pressure. This is not weakness — it requires considerable self-mastery to moderate one's own force, to pull a punch, to speak a hard truth softly. Gentleness perceives fragility accurately and adjusts accordingly. It knows what will break and what will bend. Where violence is strength without awareness and passivity is awareness without strength, gentleness is both at once: aware strength, careful power.</w:t>
-      </w:r>
-    </w:p>
-    <w:p>
-      <w:pPr>
-        <w:pStyle w:val="Heading3"/>
-      </w:pPr>
-      <w:r>
+        <w:t xml:space="preserve">Gentleness is the virtue of moderating one's force—physical, verbal, emotional—to fit what a situation can bear. It requires two things: actual strength to modulate, and accurate perception of what you're dealing with. The gentle person registers fragility, rawness, or fear in others and adjusts accordingly. Not by withdrawing strength entirely but by delivering it precisely. This is Aristotle's </w:t>
+      </w:r>
+      <w:r>
+        <w:rPr>
+          <w:i/>
+        </w:rPr>
+        <w:t>praotes</w:t>
+      </w:r>
+      <w:r>
+        <w:t>—usually translated as meekness but better understood as tempered power. The gentle person remains capable of full force when circumstances demand it. They simply don't deploy a sledgehammer where a fingertip will do.</w:t>
+      </w:r>
+    </w:p>
+    <w:p>
+      <w:r>
+        <w:rPr>
+          <w:b/>
+        </w:rPr>
         <w:t>What It Isn't</w:t>
       </w:r>
     </w:p>
     <w:p>
       <w:r>
-        <w:t>Gentleness is not weakness, though it's constantly mistaken for it. The person who cannot be firm when firmness is needed, who fears all confrontation, who mistakes enabling for kindness — this is not gentleness but timidity wearing virtue's mask. Nor is gentleness mere politeness or agreeableness. The gentle person can be profoundly disagreeable when circumstances demand it. They will speak unwelcome truths, make unpopular decisions, stand their ground — but they will do these things with the minimum force necessary. A gentle "no" is still no. A gentle intervention still intervenes. The gentleness is in the calibration, not the capitulation.</w:t>
-      </w:r>
-    </w:p>
-    <w:p>
-      <w:pPr>
-        <w:pStyle w:val="Heading3"/>
-      </w:pPr>
-      <w:r>
+        <w:t>Gentleness is not weakness disguised as consideration. The person who avoids directness from fear of conflict, who softens truth to escape discomfort, lacks gentleness—they lack the strength it requires. Nor is gentleness mere politeness, the social grease that smooths interactions. Politeness can be performed without genuine care; gentleness cannot. It's also not sentimentality. The sentimental person projects their own emotional needs onto situations, treating everything as fragile because they themselves feel fragile. The gentle person sees actual vulnerability and responds to what's really there.</w:t>
+      </w:r>
+    </w:p>
+    <w:p>
+      <w:r>
+        <w:rPr>
+          <w:b/>
+        </w:rPr>
         <w:t>The Opposing Vices</w:t>
       </w:r>
     </w:p>
     <w:p>
       <w:r>
-        <w:t>Gentleness stands between harshness and weakness. Harshness applies more force than needed — the parent who yells when a quiet word would suffice, the critic who demolishes when correction would serve, the reformer who burns down institutions that need only renovation. Harshness breaks things that could have been preserved. It stems from insensitivity to fragility or from mistaking brutality for effectiveness. The opposite vice is weakness masquerading as gentleness — the inability to apply necessary force, the refusal to act when action is required. This pseudo-gentleness enables harm through inaction. It preserves comfort at the cost of justice. True gentleness requires the courage to act and the wisdom to calibrate.</w:t>
-      </w:r>
-    </w:p>
-    <w:p>
-      <w:pPr>
-        <w:pStyle w:val="Heading3"/>
-      </w:pPr>
-      <w:r>
+        <w:t>Gentleness stands between harshness and spinelessness. The harsh person applies undifferentiated force to every situation. They grab when they should guide, speak when they should whisper, push when they should wait. Not from malice necessarily—often from obliviousness to their own strength or others' fragility. They break things without meaning to. The spineless person cannot bring strength to bear when needed. They equivocate, accommodate, defer—not from care but from inability to act with force. Where harshness damages through excess, spinelessness fails through deficiency. Both miss the calibration that gentleness requires.</w:t>
+      </w:r>
+    </w:p>
+    <w:p>
+      <w:r>
+        <w:rPr>
+          <w:b/>
+        </w:rPr>
         <w:t>How It's Cultivated</w:t>
       </w:r>
     </w:p>
     <w:p>
       <w:r>
-        <w:t>Gentleness grows through the patient development of two capacities: strength and sensitivity. First, one must actually possess power to moderate — the powerless cannot choose to be gentle. So gentleness requires cultivating competence, authority, physical capability. Second, one must develop fine-grained perception of fragility and need. This comes through attention, through causing harm and learning from it, through careful observation of what breaks and what bends. Practices that cultivate gentleness: handling fragile things intentionally, caring for small children or injured creatures, learning skills that require delicate force (surgery, pottery, musical instruments). Also critical: receiving gentleness from others, experiencing what it feels like to be treated with calibrated care. The practice is daily: choosing in each interaction to use exactly the force required.</w:t>
-      </w:r>
-    </w:p>
-    <w:p>
-      <w:pPr>
-        <w:pStyle w:val="Heading3"/>
-      </w:pPr>
-      <w:r>
+        <w:t>Gentleness grows from becoming aware of your own power and learning to regulate it. Start by noticing your effects: when do your words land too hard? When does your certainty overwhelm? Watch people who possess strength without brittleness—how do they engage conflict, deliver hard truths, handle fragile things? Practice modulation in low-stakes situations: vary your volume, your grip, your pace. Learn to read signals of distress or capacity in others. This requires setting aside your own urgency long enough to perceive what's actually happening. Physical practices help—handling animals, working with materials that break, caring for the very young or very old. These teach you to feel resistance and respond before damage occurs.</w:t>
+      </w:r>
+    </w:p>
+    <w:p>
+      <w:r>
+        <w:rPr>
+          <w:b/>
+        </w:rPr>
         <w:t>A Life</w:t>
       </w:r>
     </w:p>
     <w:p>
       <w:r>
-        <w:t>Fred Rogers moved through the world as if everyone he met might break. This was not naïveté — he'd been a wrestler, a pilot, a man of considerable strength. But he had decided that children (and the adults they became) were precious and fragile, and he calibrated every word accordingly. When a child asked him about death, he didn't dodge or simplify — he told the truth, but with such exquisite care that the truth could be borne. When adults mocked his show's slowness, he didn't defend himself harshly; he simply continued at the pace children needed. His gentleness was expensive — it cost him speed, efficiency, the approval of those who mistake harshness for seriousness. But watch footage of him with a disabled child, or testifying before Congress, or speaking to a grieving nation: gentleness achieving what force could not.</w:t>
+        <w:t>Fred Rogers approached children's television when the medium was dominated by frenetic cartoons and aggressive salesmanship. He could have competed on those terms—he had the intelligence and resources. Instead, he created something almost radically gentle: slow pacing, quiet speech, direct address. Critics called it boring. Rogers understood he was working with children's actual emotional capacity, not their theoretical attention span. When he addressed difficult topics—death, divorce, anger—he spoke with absolute directness but measured force. After Robert Kennedy's assassination, he sang about what to do with "the mad that you feel." No euphemism, no avoidance, but delivered at a child's processing speed. He visited with Jeff Erlanger, a boy in a wheelchair, treating both the disability and the boy with precise attention—neither ignoring the wheelchair nor reducing Jeff to it. Rogers's gentleness wasn't softness. He testified before Congress to save public broadcasting funding, speaking with the same measured force that convinced a skeptical senator in six minutes. Forty years of work, never raising his voice, never condescending, never yielding his moral clarity. The power was always there. He simply knew exactly how much force each moment could bear.</w:t>
       </w:r>
     </w:p>
     <w:p>
@@ -1864,72 +1846,72 @@
     </w:p>
     <w:p>
       <w:r>
-        <w:t>To forgive is to release a legitimate claim against someone who has wronged you. Not to pretend the wrong didn't happen, not to say it doesn't matter, but to choose not to exact the payment you are owed. It is a sovereign act — you had the right to collect, and you waived it. The paradox of forgiveness is that it frees the forgiver more than the forgiven, yet it cannot be done for that reason. Forgiveness looks the debt square in the face and says: I will not make you pay.</w:t>
-      </w:r>
-    </w:p>
-    <w:p>
-      <w:pPr>
-        <w:pStyle w:val="Heading3"/>
-      </w:pPr>
-      <w:r>
+        <w:t>The harm is done. The wound remains. You cannot undo what happened, and pretending otherwise would be a lie. Yet you also cannot spend your life nursing the grievance, replaying the injury, demanding a restoration that will never come. Forgiveness is what happens between denial and bitterness—the choice to release the debt while acknowledging its reality. It liberates not by erasing the past but by refusing to let it determine the future.</w:t>
+      </w:r>
+    </w:p>
+    <w:p>
+      <w:r>
+        <w:rPr>
+          <w:b/>
+        </w:rPr>
         <w:t>What It Is</w:t>
       </w:r>
     </w:p>
     <w:p>
       <w:r>
-        <w:t>Forgiveness is the deliberate relinquishment of resentment and the claim to retribution when both are justified. The wrong must be real — there is nothing to forgive if there was no genuine injury. The injury gives you standing, creates a kind of moral debt. Forgiveness is the creditor tearing up the note. It does not require forgetting the wrong or trusting the wrongdoer again. It does not mean reconciliation, though it makes reconciliation possible. What it means is that you will no longer define your relationship to this person by what they owe you. You release them from the debt and yourself from the role of debt-collector. This is an act of will, often against feeling. The feelings may take years to follow.</w:t>
-      </w:r>
-    </w:p>
-    <w:p>
-      <w:pPr>
-        <w:pStyle w:val="Heading3"/>
-      </w:pPr>
-      <w:r>
+        <w:t>Forgiveness is the deliberate relinquishing of resentment and the claim to retribution against someone who has wronged you. It involves three movements: acknowledging the genuine wrong (not minimizing or excusing), releasing the emotional hold it has on you, and choosing not to use it as grounds for retaliation or withdrawal. The forgiving person does not pretend the harm didn't happen or didn't matter. Rather, they absorb the cost of the wrong instead of passing it back. Aquinas distinguishes forgiveness from reconciliation—you can forgive unilaterally, but relationship requires response from both parties. Forgiveness is what you do with your own resentment, regardless of whether the offender repents or even acknowledges the harm.</w:t>
+      </w:r>
+    </w:p>
+    <w:p>
+      <w:r>
+        <w:rPr>
+          <w:b/>
+        </w:rPr>
         <w:t>What It Isn't</w:t>
       </w:r>
     </w:p>
     <w:p>
       <w:r>
-        <w:t>Forgiveness is not excusing — "you couldn't help it" — which denies there was a wrong. It is not minimizing — "it wasn't that bad" — which dishonors your own injury. It is not premature reconciliation, letting someone back into position to harm you again without change or acknowledgment. The sentimental counterfeit of forgiveness rushes past the injury because sitting with it feels too harsh, too judgmental. But real forgiveness must first acknowledge the full weight of what happened. You cannot release a debt you will not name. The person who says "it's fine" when it isn't fine has not forgiven. They have only suppressed. Forgiveness also is not a feeling. You may forgive while still feeling anger. The act precedes and often contradicts the emotion.</w:t>
-      </w:r>
-    </w:p>
-    <w:p>
-      <w:pPr>
-        <w:pStyle w:val="Heading3"/>
-      </w:pPr>
-      <w:r>
+        <w:t>Forgiveness is not excusing—that would deny the wrong occurred or mattered. "It's okay" is precisely what you cannot say if genuine forgiveness is required. Nor is forgiveness forgetting. The person who says "forgive and forget" confuses forgiveness with amnesia or suppression. You remember the harm; you simply choose not to weaponize the memory. Forgiveness also differs from reconciliation. You can forgive someone while maintaining boundaries, even ending the relationship. The abused spouse who forgives but divorces has understood this distinction. Finally, forgiveness is not a feeling. It begins as an act of will, often while anger and hurt remain.</w:t>
+      </w:r>
+    </w:p>
+    <w:p>
+      <w:r>
+        <w:rPr>
+          <w:b/>
+        </w:rPr>
         <w:t>The Opposing Vices</w:t>
       </w:r>
     </w:p>
     <w:p>
       <w:r>
-        <w:t>The deficiency is unforgiveness — nursing the wound, rehearsing the wrong, keeping the account open indefinitely. Resentment becomes identity. The wrongdoer may have moved on or died, but the victim remains chained to the injury, replaying it, demanding payment that will never come or never suffice. This is not justice but slow-acting poison. The excess is cheap grace — forgiving too quickly, before the wrong is acknowledged or the weight felt. This looks like mercy but may be conflict avoidance, or a way of maintaining moral superiority, or an inability to honor one's own harm. It prevents genuine reconciliation because it never allowed genuine reckoning. Both vices protect the self — one by holding the moral high ground of victim, one by claiming the moral high ground of forgiver.</w:t>
-      </w:r>
-    </w:p>
-    <w:p>
-      <w:pPr>
-        <w:pStyle w:val="Heading3"/>
-      </w:pPr>
-      <w:r>
+        <w:t>Forgiveness stands between vengefulness and false peace. The vengeful person nurses the grievance, rehearsing the injury, plotting retribution or at minimum withholding any gesture toward repair. They keep accounts, measure debts, ensure the offender pays. The resentment becomes identity—they are the wronged party, and the wrong defines them. On the other side lies cheap grace: the person who rushes past the harm, suppresses anger, declares "no problem" before reckoning with the actual damage. This isn't forgiveness but conflict avoidance dressed up as virtue. The wound festers beneath false harmony. True forgiveness requires facing the full weight of the wrong before choosing to release it.</w:t>
+      </w:r>
+    </w:p>
+    <w:p>
+      <w:r>
+        <w:rPr>
+          <w:b/>
+        </w:rPr>
         <w:t>How It's Cultivated</w:t>
       </w:r>
     </w:p>
     <w:p>
       <w:r>
-        <w:t>Forgiveness begins with allowing yourself to know you were wronged. Not dramatizing it but not minimizing it. Name what was done and what was lost. Feel the anger — that's the sign your boundaries were real. Then the choice: will you keep this person on your books? Religious practitioners pray for the capacity to forgive, recognizing they cannot manufacture it by will alone. Others practice small releases — forgiving minor wrongs as training. Some find it helps to remember they too have been forgiven, though this can become manipulation if done wrong. Time helps but does not heal automatically; you must choose during the time. The practice is noticing when you're rehearsing the grievance and consciously setting it down. Again and again. Forgiveness is not one act but a sustained refusal to collect.</w:t>
-      </w:r>
-    </w:p>
-    <w:p>
-      <w:pPr>
-        <w:pStyle w:val="Heading3"/>
-      </w:pPr>
-      <w:r>
+        <w:t>Forgiveness grows from recognizing your own need for it. When you see clearly that you too have harmed others, that you too require mercy you haven't earned, the ground shifts. This isn't moral equivalence—your wrong may be greater or lesser than the harm done to you. But the recognition that you are not owed perfection by others, any more than they are owed it by you, breaks the cycle of scorekeeping. Practice begins small: let go of minor slights. Notice how resentment feels in your body—the tightness, the replay, the way it consumes attention. Then make the choice to release it, even while the feeling remains. With larger harms, forgiveness often comes in stages. You will need to forgive the same offense multiple times as new dimensions of the injury emerge. Seek help—therapy, spiritual direction, trusted friends—because some wounds are too deep to navigate alone.</w:t>
+      </w:r>
+    </w:p>
+    <w:p>
+      <w:r>
+        <w:rPr>
+          <w:b/>
+        </w:rPr>
         <w:t>A Life</w:t>
       </w:r>
     </w:p>
     <w:p>
       <w:r>
-        <w:t>Nelson Mandela spent twenty-seven years in prison, much of it breaking rocks in a limestone quarry that damaged his eyes. He had every right to emerge burning for retribution. Instead, he invited his former jailer to his presidential inauguration and later to his birthday parties. He established the Truth and Reconciliation Commission — not to forget apartheid's crimes but to face them without vengeance. When asked how he released his bitterness, he said resentment "is like drinking poison and then hoping it will kill your enemies." This was not saintly transcendence. It was strategic moral clarity. Mandela knew that a nation built on unforgiveness would devour itself. He also knew that forgiveness was not the same as forgetting or as sparing the truth. The Commission documented every atrocity. But the goal was not revenge. It was freedom — for everyone.</w:t>
+        <w:t>Immaculée Ilibagiza hid in a bathroom with seven other women for ninety-one days during the Rwandan genocide while Hutu militias murdered her family and neighbors. The room was three feet by four feet. Through a window she could hear the killers searching for her, calling her name. Her father, mother, and brothers were slaughtered. When she emerged, her weight had dropped to sixty-five pounds. She learned that a man she had known since childhood, a teacher named Felicien, had led the mob that killed her mother and brother. Years later, she visited him in prison. He was broken, skeletal, barely recognizable. She looked at him and said, "I forgive you." Not "what you did was okay"—it was murder. Not "I forget"—she will carry those ninety-one days until she dies. But forgiveness: she would not let his evil determine her life. She wrote later about the choice: "Forgiveness is not dependent on the actions of others. I had to forgive—whether he wanted it or not—so that I could be free."</w:t>
       </w:r>
     </w:p>
     <w:p>
@@ -1968,95 +1950,72 @@
     </w:p>
     <w:p>
       <w:r>
-        <w:t>The most demanding virtues are those that require us not to act. Forbearance is the capacity to hold back when provoked — to absorb injury, endure annoyance, or tolerate offense without immediate retaliation or complaint. It is what keeps a person from striking back in the moment, from saying the cutting thing that comes to mind, from escalating what could be endured. Where patience waits for something to arrive, forbearance restrains itself when something has already come — and that something is unwelcome.</w:t>
-      </w:r>
-    </w:p>
-    <w:p>
-      <w:pPr>
-        <w:pStyle w:val="Heading3"/>
-      </w:pPr>
-      <w:r>
+        <w:t>You've been wronged. The slight is real, the injury tangible. You have grounds to strike back, to demand satisfaction, to make them understand what they've done. And you choose—not from weakness, not from fear, but from strength—to let it pass. This is forbearance: the deliberate restraint of justified anger, the voluntary sacrifice of legitimate grievance. It's a virtue easily mistaken for passivity, but it operates from a position of power. The forbearing person could act but chooses not to, bearing the cost themselves rather than exacting it from another.</w:t>
+      </w:r>
+    </w:p>
+    <w:p>
+      <w:r>
+        <w:rPr>
+          <w:b/>
+        </w:rPr>
         <w:t>What It Is</w:t>
       </w:r>
     </w:p>
     <w:p>
       <w:r>
-        <w:t>Forbearance is restraint in the face of provocation. It is the strength to bear with another person's fault, failure, or offense without abandoning relationship or proportion. The forbearing person absorbs the impact of wrong without denying that wrong has occurred. This is not numbness but a particular kind of toughness — the ability to take a hit, metaphorically speaking, without reflexively hitting back. It involves accurate perception (you see the offense clearly), emotional resilience (you feel the sting but aren't controlled by it), and deliberate restraint (you choose not to respond in kind). Aquinas placed it near patience but distinguished it: patience endures difficulties, forbearance endures difficult people.</w:t>
-      </w:r>
-    </w:p>
-    <w:p>
-      <w:pPr>
-        <w:pStyle w:val="Heading3"/>
-      </w:pPr>
-      <w:r>
+        <w:t>Forbearance is the habit of restraining oneself from exercising legitimate rights or claims when pressing them would harm relationships or persons more than vindicate justice. Aquinas linked it to mercy—not ignoring wrongs but choosing to absorb their cost rather than pass it forward. It involves three elements: recognizing genuine injury (you're not forbearing from imaginary slights), possessing the power to respond (forbearance requires agency), and consciously choosing restraint (it's deliberate, not passive). The forbearing person holds their tongue when they could speak, releases debts they could collect, accepts imperfection they could correct. They bear what could be shifted to others.</w:t>
+      </w:r>
+    </w:p>
+    <w:p>
+      <w:r>
+        <w:rPr>
+          <w:b/>
+        </w:rPr>
         <w:t>What It Isn't</w:t>
       </w:r>
     </w:p>
     <w:p>
       <w:r>
-        <w:t>Forbearance is not doormat passivity. The person who tolerates abuse out of fear or self-erasure is not forbearing — they are simply weak or self-destructive. True forbearance springs from strength: you could respond, could defend yourself, could retaliate, but you choose restraint for reasons that go beyond mere avoidance. Neither is it the cold indifference of someone who simply doesn't care enough to be bothered. The forbearing person minds, but possesses the inner resources not to be mastered by minding. It is not overlooking harm — it is bearing with harm while maintaining both relationship and reality.</w:t>
-      </w:r>
-    </w:p>
-    <w:p>
-      <w:pPr>
-        <w:pStyle w:val="Heading3"/>
-      </w:pPr>
-      <w:r>
+        <w:t>Forbearance is not weakness disguised as virtue. The person who tolerates mistreatment because they lack the strength to resist isn't forbearing—they're powerless. Nor is forbearance the same as conflict avoidance. The conflict-averse person flees confrontation from fear; the forbearing person chooses restraint from principle. It also differs from indifference. If you don't care about the slight, you're not forbearing—you're detached. True forbearance feels the sting but chooses not to strike back. Neither is it unlimited tolerance. Some wrongs demand response. The forbearing person knows when to let go and when to act.</w:t>
+      </w:r>
+    </w:p>
+    <w:p>
+      <w:r>
+        <w:rPr>
+          <w:b/>
+        </w:rPr>
         <w:t>The Opposing Vices</w:t>
       </w:r>
     </w:p>
     <w:p>
       <w:r>
-        <w:t xml:space="preserve">Deficiency: </w:t>
-      </w:r>
+        <w:t>Forbearance stands between vindictiveness and spinelessness. The vindictive person cannot let wrongs pass. Every slight demands satisfaction, every injury requires retribution. They keep ledgers, nurse grievances, and pursue debts long after the original harm has faded. Relationships become transaction histories. The vindictive person mistakes every exercise of forbearance for capitulation. On the other side lies spinelessness—the inability to hold any boundary or make any claim. This person forbears everything because they forbear anything, absorbing abuse not from strength but from collapsed self-regard. They've confused forbearance with self-erasure. Both extremes destroy relationships—one through constant warfare, the other through the death of mutuality.</w:t>
+      </w:r>
+    </w:p>
+    <w:p>
       <w:r>
         <w:rPr>
           <w:b/>
         </w:rPr>
-        <w:t>Vindictiveness</w:t>
-      </w:r>
-      <w:r>
-        <w:t xml:space="preserve"> — the hair-trigger response, keeping score, always ready to retaliate, unable to let the small things go. The vindictive person nurses grievances and ensures that every slight is answered. They lack the internal spaciousness to absorb anything without giving it back with interest. Life becomes an endless series of settling accounts.</w:t>
-      </w:r>
-    </w:p>
-    <w:p>
-      <w:r>
-        <w:t xml:space="preserve">Excess: </w:t>
-      </w:r>
+        <w:t>How It's Cultivated</w:t>
+      </w:r>
+    </w:p>
+    <w:p>
+      <w:r>
+        <w:t>Forbearance begins with seeing clearly what matters. Not every slight requires response. Many injuries repair themselves if given space. Practice distinguishing between insults to your dignity and insults to your ego. The first occasionally demands response; the second almost never does. Develop the habit of pausing before reacting—not to suppress anger but to choose your response deliberately. Ask: What would pressing this claim accomplish? What would it cost? Often the answer reveals that forbearance serves both parties better than vindication. Study the long-term cost of small vengeances. Most accumulated resentments begin with justified grievances you chose to prosecute rather than release. Finally, accept that forbearance has genuine cost. You bear what you could shift. That's not pretending the injury doesn't exist—it's choosing to absorb it.</w:t>
+      </w:r>
+    </w:p>
+    <w:p>
       <w:r>
         <w:rPr>
           <w:b/>
         </w:rPr>
-        <w:t>Permissiveness</w:t>
-      </w:r>
-      <w:r>
-        <w:t xml:space="preserve"> — tolerating everything, setting no boundaries, enabling genuine harm through refusal to respond appropriately. This counterfeit forbearance enables abuse, mistakes weakness for virtue, and fails the other person by never helping them face consequences. Some offenses should not be borne — they should be named and resisted.</w:t>
-      </w:r>
-    </w:p>
-    <w:p>
-      <w:pPr>
-        <w:pStyle w:val="Heading3"/>
-      </w:pPr>
-      <w:r>
-        <w:t>How It's Cultivated</w:t>
-      </w:r>
-    </w:p>
-    <w:p>
-      <w:r>
-        <w:t>Forbearance grows in the soil of realistic expectations. The person who expects perfection from others will find every encounter a provocation. You begin by accepting that people are flawed, limited, and will often fall short — not as excuse but as fact. This doesn't mean lowering standards but adjusting your emotional response to inevitable failures. Practice comes in small annoyances before large offenses: the colleague who's always late, the friend who interrupts, the driver who cuts you off. Each is an opportunity to notice the provocation, feel it, and choose restraint. The practice creates internal space — room between stimulus and response where choice lives. Regular examination of your own faults helps; the person aware of their own need for forbearance becomes more capable of extending it.</w:t>
-      </w:r>
-    </w:p>
-    <w:p>
-      <w:pPr>
-        <w:pStyle w:val="Heading3"/>
-      </w:pPr>
-      <w:r>
         <w:t>A Life</w:t>
       </w:r>
     </w:p>
     <w:p>
       <w:r>
-        <w:t>Jackie Robinson didn't just integrate baseball — he did it while enduring a deliberate campaign of abuse. Branch Rickey chose him not despite his fiery temperament but because of a deeper strength: Robinson had both the pride to know he deserved equal treatment and the discipline not to retaliate when denied it. Fans screamed racial slurs. Opposing players aimed to injure. His own teammates initially refused to play beside him. For his first two years, by explicit agreement, Robinson absorbed it all without public response. This wasn't passive — it was strategic forbearance. He knew that the first Black player who fought back would justify every racist's predictions. What looked like restraint was a form of warfare: he would win by being so undeniably excellent that their attacks revealed their own baseness. After two years, the agreement ended, and Robinson became properly combative — but by then, he'd already won. His forbearance wasn't weakness but the strength to endure what needed enduring for something larger than his own vindication.</w:t>
+        <w:t>In 1995, Jo Berry's father was killed in an IRA bombing targeting Margaret Thatcher's cabinet. Patrick Magee planted the bomb. Berry, a Quaker, could have spent her life nursing justified rage. Instead, she chose to understand. She sought Magee out after his release from prison. Their first meeting was awkward, tense. Magee defended the bombing as legitimate resistance. Berry didn't absolve him or pretend the act was justified. She held him accountable while refusing to reduce him to that single act. Over years, they developed an extraordinary relationship—speaking together about conflict resolution, traveling to war zones, demonstrating that even enemies can talk. Berry never forgot her father or minimized her loss. She simply refused to let that loss generate more violence. When Magee expressed regret, she received it. When he couldn't, she didn't demand it. She chose, again and again, to absorb the cost herself rather than extract it from him. Not because the bombing was forgivable, but because perpetual vendetta serves no one.</w:t>
       </w:r>
     </w:p>
     <w:p>
@@ -2095,72 +2054,72 @@
     </w:p>
     <w:p>
       <w:r>
-        <w:t>The stranger arrives at your threshold. What happens next reveals something fundamental about how you understand your place in the world. Hospitality is the virtue of receiving others — not merely tolerating their presence but actively making space for them, often at cost to yourself. It answers the question: What do I owe to those who are not mine?</w:t>
-      </w:r>
-    </w:p>
-    <w:p>
-      <w:pPr>
-        <w:pStyle w:val="Heading3"/>
-      </w:pPr>
-      <w:r>
+        <w:t>A stranger arrives at your door. A colleague joins your team. A neighbor moves in across the street. In each moment, you face a choice: to welcome or to withhold, to make space or to guard it. Hospitality is the virtue of receiving others well—not from duty or calculation, but from a disposition that sees the arrival of another person as opportunity rather than imposition. It shapes how we inhabit shared space, whether literal or social, and whether we treat boundaries as walls or as thresholds.</w:t>
+      </w:r>
+    </w:p>
+    <w:p>
+      <w:r>
+        <w:rPr>
+          <w:b/>
+        </w:rPr>
         <w:t>What It Is</w:t>
       </w:r>
     </w:p>
     <w:p>
       <w:r>
-        <w:t>Hospitality is the practiced capacity to receive another person into your space, your attention, your care. It requires three movements: recognition (seeing the other as worthy of welcome), dispossession (loosening your grip on what is "yours"), and generosity (offering what you have, not what you lack). The hospitable person does not simply open the door — they rearrange the room. They make the guest's comfort their temporary concern. This is active work, not passive tolerance. Abraham ran to meet the three strangers at Mamre. Dorothy Day set another place at the table. The virtue lies in the running, the setting, the concrete acts that say: you matter, and I will demonstrate it.</w:t>
-      </w:r>
-    </w:p>
-    <w:p>
-      <w:pPr>
-        <w:pStyle w:val="Heading3"/>
-      </w:pPr>
-      <w:r>
+        <w:t>Hospitality is the practiced capacity to receive others into your space—physical, social, or emotional—with generosity and attentiveness to their needs. It involves three movements: opening (making yourself available), attending (noticing what the other requires), and providing (offering what serves their genuine good). The hospitable person creates conditions where others can be at ease without erasing appropriate boundaries. This is not indiscriminate: hospitality discerns what welcome looks like for this person in this circumstance. It balances warmth with wisdom, recognizing that good hosting sometimes means challenging a guest, setting limits, or letting them leave. The heart of hospitality is treating arrival not as disruption but as encounter.</w:t>
+      </w:r>
+    </w:p>
+    <w:p>
+      <w:r>
+        <w:rPr>
+          <w:b/>
+        </w:rPr>
         <w:t>What It Isn't</w:t>
       </w:r>
     </w:p>
     <w:p>
       <w:r>
-        <w:t>Hospitality is not entertainment. The entertainer displays their abundance, curates an experience, maintains control. The host, properly speaking, surrenders something — comfort, privacy, resources. Nor is hospitality mere politeness, that thin courtesy that keeps strangers at arm's length while appearing welcoming. The polite person smiles at the threshold; the hospitable person invites them in. And it is not indiscriminate openness, the naive erasure of all boundaries. Hospitality requires a home to offer, a self to give from. You cannot welcome someone into nothing. The virtue lies in the giving, which requires first having something to give and the wisdom to give it well.</w:t>
-      </w:r>
-    </w:p>
-    <w:p>
-      <w:pPr>
-        <w:pStyle w:val="Heading3"/>
-      </w:pPr>
-      <w:r>
+        <w:t>Hospitality is not entertainment—the hospitable person makes you comfortable, not impressed. Nor is it the performance of welcome while resenting the intrusion. The host who smiles while calculating when you'll leave lacks hospitality. It also differs from servility, which effaces itself entirely. True hospitality maintains personhood on both sides: you remain yourself while making space for another. Nor is hospitality naïveté about danger or exploitation. Opening your door wisely is still opening it. The person who cannot distinguish between welcoming strangers and enabling manipulation has confused hospitality with foolishness.</w:t>
+      </w:r>
+    </w:p>
+    <w:p>
+      <w:r>
+        <w:rPr>
+          <w:b/>
+        </w:rPr>
         <w:t>The Opposing Vices</w:t>
       </w:r>
     </w:p>
     <w:p>
       <w:r>
-        <w:t>The deficiency is inhospitality — the barred door, the guarded resource, the heart that hoards its space. This is the person who says "mine" so loudly they cannot hear another's need. They keep their home pristine and empty, their schedule uninterrupted, their life unpunctuated by others' presence. At the opposite extreme lies the vice of self-erasure, the person who has no boundaries left to cross, no home to offer because they have become everyone's doormat. They do not host; they are consumed. True hospitality requires self-possession. You must know where you end and the guest begins. The virtue stands between the fortress and the dissolution, between the locked door and no door at all.</w:t>
-      </w:r>
-    </w:p>
-    <w:p>
-      <w:pPr>
-        <w:pStyle w:val="Heading3"/>
-      </w:pPr>
-      <w:r>
+        <w:t>Hospitality falls between inhospitality and self-erasure. The inhospitable person guards their space jealously—their time, attention, home, or social circle remains fortress-like. They see others as threats to their comfort, peace, or resources. Every arrival is an imposition, every request a burden. Their world contracts around protection. Self-erasure moves oppositely: the host who cannot say no, who depletes themselves serving others, who makes no distinction between genuine need and mere want. They confuse hospitality with total availability, unable to recognize that sustainable welcome requires boundaries. Where inhospitality refuses encounter, self-erasure loses itself in it.</w:t>
+      </w:r>
+    </w:p>
+    <w:p>
+      <w:r>
+        <w:rPr>
+          <w:b/>
+        </w:rPr>
         <w:t>How It's Cultivated</w:t>
       </w:r>
     </w:p>
     <w:p>
       <w:r>
-        <w:t>Hospitality grows through small, repeated acts of receiving. Set an extra place at dinner. Invite the colleague eating alone to join you. Leave the door unlocked for the friend who's coming late. These minor surrenders train the heart to hold space for others. But it deepens through harder practice: housing the difficult guest, sitting with the one who disturbs your peace, remaining present when you'd rather withdraw. The Desert Fathers said a monk must never turn away a visitor, even if it meant breaking a fast. The practice requires developing comfort with the unscripted moment, the plan undone by another's presence. You must learn to bear the cost — the interrupted work, the depleted resources, the vulnerability of being seen in your home as you actually are, not as you've curated yourself to appear.</w:t>
-      </w:r>
-    </w:p>
-    <w:p>
-      <w:pPr>
-        <w:pStyle w:val="Heading3"/>
-      </w:pPr>
-      <w:r>
+        <w:t>Hospitality grows through practice in small things. Invite someone to your table. Learn to notice what makes a person comfortable—a quiet corner for the introvert, questions that draw out the shy, patience with the elderly. Practice receiving graciously yourself; good guests become good hosts. Study the rhythm of welcome: how to greet, when to leave space, when to engage. Hospitality deepens as you expand your circle—welcome those unlike you in background, temperament, or belief. This stretches your capacity to attend to unfamiliar needs. Reflect on your own arrivals: who welcomed you well, and how? Over time, you develop sensitivity to the dynamics of belonging, reading situations more accurately and responding with both warmth and discernment.</w:t>
+      </w:r>
+    </w:p>
+    <w:p>
+      <w:r>
+        <w:rPr>
+          <w:b/>
+        </w:rPr>
         <w:t>A Life</w:t>
       </w:r>
     </w:p>
     <w:p>
       <w:r>
-        <w:t>Jean Vanier left his academic career to live in community with two men with intellectual disabilities in a small house in Trosly-Breuil, France. This was not charity from a distance. He shared meals, rooms, life. L'Arche communities, which grew from that first house, inverted the usual arrangement: those typically receiving care became hosts, and the so-called helpers discovered themselves as guests. Vanier understood that hospitality is not one-directional. When he washed Philippe's feet or listened to Raphael's halting speech, he was being received as much as receiving. He wrote that people with disabilities had "called him down from the head to the heart." His hospitality consisted not in grand gestures but in forty years of daily presence, of making room at the table, again and again, for those the world had learned not to see.</w:t>
+        <w:t>Dorothy Day ran the Catholic Worker houses for nearly fifty years, welcoming the destitute, addicted, mentally ill, and discarded into voluntary poverty communities. She served countless meals, cleaned up after drunks, mediated conflicts, and sat with the dying. But Day's hospitality was not sentimental. She confronted exploitation—guests who stole, violated house rules, or abused her staff. She maintained standards while holding the door open, understanding that genuine welcome sometimes means consequence. When Peter Maurin, the Catholic Worker co-founder, declined into senility, Day cared for him in the midst of her chaotic household rather than institutionalizing him. Her hospitality extended to intellectual life: the Catholic Worker newspaper welcomed fierce debate, hosting pacifists and just-war theorists, distributists and personalists, always making space for serious disagreement. Day understood hospitality as creating conditions where both bodies and ideas could be received with dignity, nourished, and allowed to be fully themselves—even when that was uncomfortable, expensive, or difficult.</w:t>
       </w:r>
     </w:p>
     <w:p>
@@ -2199,90 +2158,72 @@
     </w:p>
     <w:p>
       <w:r>
-        <w:t>Fidelity is steadfastness in commitment — the virtue of keeping faith with what you have bound yourself to. It answers the question: What makes a promise more than words? In a moral life, fidelity names the capacity to remain constant when circumstances change, when feelings waver, when better options appear. It transforms agreement into obligation, intention into identity. Without it, no commitment means anything; with it, a person becomes someone others can build their lives upon.</w:t>
-      </w:r>
-    </w:p>
-    <w:p>
-      <w:pPr>
-        <w:pStyle w:val="Heading3"/>
-      </w:pPr>
-      <w:r>
+        <w:t>You make a promise knowing what you know today. Tomorrow you will know more—perhaps that keeping it costs more than expected, perhaps that circumstances have shifted, perhaps that you no longer feel what you felt when you spoke the words. Fidelity is the virtue of standing by commitments when it would be easier not to. It's what makes promises more than hopeful predictions, what makes trust possible, what allows others to build their lives on your word. Without it, society dissolves into a succession of sincere moments, each canceling the last.</w:t>
+      </w:r>
+    </w:p>
+    <w:p>
+      <w:r>
+        <w:rPr>
+          <w:b/>
+        </w:rPr>
         <w:t>What It Is</w:t>
       </w:r>
     </w:p>
     <w:p>
       <w:r>
-        <w:t xml:space="preserve">Fidelity is the disposition to honor your bonds. It consists of two elements: faithfulness to specific commitments made — to a spouse, an institution, a cause, a people — and the deeper constancy of character that makes such faithfulness possible. The faithful person does not recalculate when costs rise or benefits diminish. They have bound themselves, and the binding holds. This is not blind adherence but chosen steadfastness. Aristotle called it keeping faith; Aquinas termed it </w:t>
-      </w:r>
-      <w:r>
-        <w:rPr>
-          <w:i/>
-        </w:rPr>
-        <w:t>fides servanda</w:t>
-      </w:r>
-      <w:r>
-        <w:t xml:space="preserve">, faith kept. The root meaning — </w:t>
-      </w:r>
-      <w:r>
-        <w:rPr>
-          <w:i/>
-        </w:rPr>
-        <w:t>fidelis</w:t>
-      </w:r>
-      <w:r>
-        <w:t>, faithful — points to something kept safe, a trust preserved. Fidelity makes a person reliable across time, which is to say, makes them a person you can know.</w:t>
-      </w:r>
-    </w:p>
-    <w:p>
-      <w:pPr>
-        <w:pStyle w:val="Heading3"/>
-      </w:pPr>
-      <w:r>
+        <w:t>Fidelity is the steadfast adherence to commitments across time and circumstance. It encompasses keeping promises, honoring contracts, maintaining loyalty to persons and institutions, and preserving continuity between the self who pledged and the self who performs. Aquinas distinguished fidelity from mere truthfulness: truth concerns words matching reality now, fidelity concerns deeds matching words across duration. The faithful person binds their future self to their present promise. This requires both constancy—not being swayed by inconvenience or changing feelings—and integrity, the integration of self across time that makes "I will" more than wishful thinking.</w:t>
+      </w:r>
+    </w:p>
+    <w:p>
+      <w:r>
+        <w:rPr>
+          <w:b/>
+        </w:rPr>
         <w:t>What It Isn't</w:t>
       </w:r>
     </w:p>
     <w:p>
       <w:r>
-        <w:t>Fidelity is often confused with mere inertia — staying because you lack the courage to leave. The faithful person remains by choice, not paralysis. It is also distinct from rigidity. Fidelity to a person may require adapting as they grow; fidelity to an ideal may require reforming the institution that embodies it. The faithful spouse does not refuse all change; they refuse to abandon. Nor is fidelity the same as loyalty, though they overlap. Loyalty may be tribal, instinctive, unexamined. Fidelity is covenantal — it requires consciousness of what you are bound to and why. The distinction matters: you can be loyal to what you should leave, but fidelity properly understood includes wisdom about what deserves your constancy.</w:t>
-      </w:r>
-    </w:p>
-    <w:p>
-      <w:pPr>
-        <w:pStyle w:val="Heading3"/>
-      </w:pPr>
-      <w:r>
+        <w:t>Fidelity is not blind loyalty. The faithful person does not maintain commitments to evil ends—a Nazi soldier's loyalty to the Reich was not virtue but its corruption. Nor is fidelity mere stubbornness or inability to change course. The person who clings to a demonstrably wrong decision out of pride, calling it commitment, lacks wisdom. Fidelity also differs from sentimental attachment. You can be faithful to a difficult marriage without feeling warm affection every morning. The virtue lies in the keeping, not the feeling. And fidelity is not the same as consistency—you can consistently serve yourself while being faithful to nothing beyond convenience.</w:t>
+      </w:r>
+    </w:p>
+    <w:p>
+      <w:r>
+        <w:rPr>
+          <w:b/>
+        </w:rPr>
         <w:t>The Opposing Vices</w:t>
       </w:r>
     </w:p>
     <w:p>
       <w:r>
-        <w:t>Fidelity stands between treachery and slavishness. The treacherous person breaks faith when convenient — when the commitment becomes costly, when allegiances shift, when a better deal appears. They lack the capacity to bind themselves across time. Their word means nothing because they mean nothing, or mean something different each season. The opposite failure is slavish adherence — remaining bound to what has become corrupt, staying faithful to commitments that were wrongly made or wrongly understood. This counterfeit fidelity is really fear or pride: fear of the unknown outside the bond, or pride in never having broken one. True fidelity includes discernment. Some bonds deserve breaking. The virtue lies in keeping faith with what truly warrants it, and doing so without calculation.</w:t>
-      </w:r>
-    </w:p>
-    <w:p>
-      <w:pPr>
-        <w:pStyle w:val="Heading3"/>
-      </w:pPr>
-      <w:r>
+        <w:t>Fidelity falls between faithlessness and servility. The faithless person breaks commitments when they become costly, reinterprets promises to suit changing desires, or simply forgets what they pledged. They are unreliable—not always from malice but from failure to bind their future to their word. They live in an eternal present where each moment's inclination matters more than past promises. Servility is fidelity's excess: the inability to recognize when commitments conflict or when circumstances genuinely release obligation. The servile person honors the letter while betraying the spirit, maintains commitments that have become destructive, or cannot distinguish between fidelity to persons and fidelity to institutions unworthy of it.</w:t>
+      </w:r>
+    </w:p>
+    <w:p>
+      <w:r>
+        <w:rPr>
+          <w:b/>
+        </w:rPr>
         <w:t>How It's Cultivated</w:t>
       </w:r>
     </w:p>
     <w:p>
       <w:r>
-        <w:t>Fidelity grows through the practice of keeping small promises. Begin with what is manageable: be where you said you would be, do what you said you would do, remain who you said you were. These ordinary constancies build the capacity for larger ones. Fidelity also requires examining what you bind yourself to before you bind yourself. Commitment made lightly breaks easily. The faithful person counts the cost first — not to avoid commitment but to enter it clear-eyed. Community helps: to be known by others who remember what you promised creates healthy accountability. And fidelity feeds on itself. Each time you remain faithful through difficulty, you strengthen the disposition to remain faithful the next time. The muscle memory of constancy develops. What must be given up is the fantasy of unlimited options, the modern addiction to keeping all doors open.</w:t>
-      </w:r>
-    </w:p>
-    <w:p>
-      <w:pPr>
-        <w:pStyle w:val="Heading3"/>
-      </w:pPr>
-      <w:r>
+        <w:t>Fidelity begins with making commitments carefully. Before pledging, consider: what will this require when I'm tired, frustrated, or changed? Can I keep this even when I don't want to? Small promises kept build the muscle. Show up when you said you would. Finish what you started. Keep confidences. Notice when you're tempted to reframe a commitment to excuse yourself—that's the moment of formation. Develop the habit of distinguishing genuine obligation from self-deception: sometimes keeping faith requires releasing someone, sometimes it requires staying put. Study your own pattern: where do you rationalize breaking commitments, where do you stubbornly maintain them beyond reason? The faithful person learns both to stand firm and to recognize when circumstances genuinely change the nature of obligation.</w:t>
+      </w:r>
+    </w:p>
+    <w:p>
+      <w:r>
+        <w:rPr>
+          <w:b/>
+        </w:rPr>
         <w:t>A Life</w:t>
       </w:r>
     </w:p>
     <w:p>
       <w:r>
-        <w:t>Dietrich Bonhoeffer embodied fidelity until it killed him. Ordained in the German Evangelical Church, he watched it capitulate to Hitler and chose resistance. When opportunity came to remain safely in America, he returned to Germany in 1939, writing to Reinhold Niebuhr, "I have come to the conclusion that I made a mistake in coming to America. I must live through this difficult period in our national history with the people of Germany." He joined the conspiracy against Hitler, was arrested, and spent two years in prison. Even there, he taught, counseled, refused to recant. Days before the war ended, he was executed. His fidelity was not to institution — the Church had failed — but to calling and country, to the people with whom his life was bound. He could have preserved himself. He chose to keep faith instead.</w:t>
+        <w:t>When Japan surrendered, Hiroo Onoda was a young intelligence officer on Lubang Island in the Philippines, under orders to conduct guerrilla operations and never surrender. The war ended, but Onoda didn't believe the leaflets dropped from planes. His commanding officer had said not to surrender, and Onoda took that order as binding until properly relieved. For twenty-nine years he remained in the jungle—his companions gradually leaving or dying, locals occasionally shot in what he considered legitimate operations, search parties periodically attempting to convince him the war was over. He ignored them all. Only in 1974, when Japan located his elderly commanding officer and flew him to Lubang to formally release Onoda from duty, did Onoda emerge. His fidelity bordered on the pathological—he had maintained a commitment past all reasonable necessity. Yet his case illuminates something essential: Onoda understood that you cannot simply release yourself from obligations when they become uncomfortable. He required the authority that bound him to unbind him. His error was in judgment, not in character. He lived fidelity to its extreme, showing both its nobility and its danger when divorced from prudence.</w:t>
       </w:r>
     </w:p>
     <w:p>
@@ -2321,72 +2262,72 @@
     </w:p>
     <w:p>
       <w:r>
-        <w:t>To be loyal is to stand by what you have bound yourself to — a person, a cause, an institution — through time and change and difficulty. It is the virtue that sustains commitments when feeling fades, when doubt arises, when easier paths appear. Loyalty asks: will you remain faithful to what you have chosen, or do you honor only what serves you in this moment?</w:t>
-      </w:r>
-    </w:p>
-    <w:p>
-      <w:pPr>
-        <w:pStyle w:val="Heading3"/>
-      </w:pPr>
-      <w:r>
+        <w:t>A friend asks you to lie for them. Your employer demands silence about wrongdoing. Your family expects you to defend them, right or wrong. Loyalty is praised as a virtue—until it asks you to compromise other virtues. The question is not whether to be loyal but what loyalty actually is. A dog is loyal. A mercenary can be bought. A partisan will defend anything. These are not the same thing, and only one is a virtue.</w:t>
+      </w:r>
+    </w:p>
+    <w:p>
+      <w:r>
+        <w:rPr>
+          <w:b/>
+        </w:rPr>
         <w:t>What It Is</w:t>
       </w:r>
     </w:p>
     <w:p>
       <w:r>
-        <w:t>Loyalty is constancy of attachment through adversity. It is the disposition to maintain fidelity to persons, principles, or institutions even when circumstances make that fidelity costly. The loyal person does not abandon commitments when they become inconvenient or unprofitable. She remains present to friends in disgrace, adheres to principles when they conflict with self-interest, serves institutions through transitions and trials. Loyalty involves memory — remembering what you pledged and why — and will: choosing continuity over the perpetual renegotiation of bonds. It is distinct from mere persistence; one can be loyal to something that has changed or even something that disappoints, provided the core of the commitment remains. Aquinas called it a part of justice: giving what is owed to those we have bound ourselves to.</w:t>
-      </w:r>
-    </w:p>
-    <w:p>
-      <w:pPr>
-        <w:pStyle w:val="Heading3"/>
-      </w:pPr>
-      <w:r>
+        <w:t>Loyalty is steadfast commitment to persons, communities, or causes worthy of commitment—commitment that persists through difficulty and temptation but remains answerable to truth and justice. Aristotle located it within friendship: the loyal person stands by friends not from calculation or feeling but from commitment to the relationship itself. Yet loyalty extends beyond friendship to marriages, institutions, nations, ideals. The loyal person does not abandon readily. They can be counted on. But—and this matters—their fidelity is not blind. Loyalty is not a standalone virtue but a form that other virtues take under commitment: courage becomes steadfastness, honesty becomes trustworthiness, justice becomes faithfulness. The loyal person asks: what does this person or cause deserve from me, and how do I honor that without violating what is truly good?</w:t>
+      </w:r>
+    </w:p>
+    <w:p>
+      <w:r>
+        <w:rPr>
+          <w:b/>
+        </w:rPr>
         <w:t>What It Isn't</w:t>
       </w:r>
     </w:p>
     <w:p>
       <w:r>
-        <w:t>Loyalty is not blind allegiance. The loyal person is not required to defend the indefensible or to suppress judgment. When a friend acts wrongly, loyalty may demand speaking truth rather than offering cover. When an institution betrays its own principles, loyalty to the true institution may require opposing its current leadership. Loyalty is also not mere habit or inertia — continuing in a relationship or role simply because you always have, without reflection or genuine commitment. Nor is it possessiveness disguised as faithfulness: the parent who demands loyalty from an adult child, the partner who conflates loyalty with control. True loyalty honors the autonomy of what it is loyal to; it does not seek to own or dominate.</w:t>
-      </w:r>
-    </w:p>
-    <w:p>
-      <w:pPr>
-        <w:pStyle w:val="Heading3"/>
-      </w:pPr>
-      <w:r>
+        <w:t>Loyalty is not tribalism—the automatic defense of "my people" regardless of what they've done. The partisan who excuses every fault, rationalizes every wrong, attacks every critic is not loyal but captured. Nor is loyalty mere consistency. The person who remains in a destructive relationship out of stubbornness, who serves a corrupt institution because they've always served it, who defends a failed cause because admitting error feels like betrayal—this is not loyalty but its counterfeit. True loyalty remains committed to what is genuinely worthy and can discern when commitment itself requires reformation, departure, or dissent. The loyal employee who reports fraud is more loyal—to what the company should be—than the silent one.</w:t>
+      </w:r>
+    </w:p>
+    <w:p>
+      <w:r>
+        <w:rPr>
+          <w:b/>
+        </w:rPr>
         <w:t>The Opposing Vices</w:t>
       </w:r>
     </w:p>
     <w:p>
       <w:r>
-        <w:t>Loyalty fails in two directions. The deficient vice is faithlessness — the inability or unwillingness to maintain commitments when they become difficult. The faithless person abandons friends who suffer reversals, switches allegiances when advantage beckons, treats promises as provisional. He lives in perpetual renegotiation, recognizing only the bonds that currently serve him. The excessive vice is slavishness — loyalty extended beyond its proper bounds, maintained when the object of loyalty has fundamentally changed or when loyalty itself becomes self-destruction. The abused spouse who remains, calling it loyalty. The functionary who serves a corrupted regime, calling it duty. Here loyalty has become its opposite: a refusal to exercise judgment, to recognize that some bonds, once broken by the other party, no longer bind.</w:t>
-      </w:r>
-    </w:p>
-    <w:p>
-      <w:pPr>
-        <w:pStyle w:val="Heading3"/>
-      </w:pPr>
-      <w:r>
+        <w:t>Loyalty falls between treachery and blind devotion. The treacherous person abandons commitments when convenient, betraying trust for advantage or comfort. They have no staying power, no anchor, no word you can count on. Relationships are instrumental. Promises are conditional. At the first sign of cost or conflict, they're gone. Blind devotion is loyalty's excess—commitment divorced from judgment. The fanatic who will do anything for the cause, the enabler who covers every wrong, the sycophant who confuses loyalty with agreement. Where treachery lacks commitment, blind devotion lacks discernment. Both fail to sustain what is truly worthy of sustaining.</w:t>
+      </w:r>
+    </w:p>
+    <w:p>
+      <w:r>
+        <w:rPr>
+          <w:b/>
+        </w:rPr>
         <w:t>How It's Cultivated</w:t>
       </w:r>
     </w:p>
     <w:p>
       <w:r>
-        <w:t>Loyalty is built through the patient practice of showing up. You learn it first in small things: keeping appointments, honoring minor commitments, remaining present to friends through ordinary difficulties. Each time you choose continuity over convenience, the disposition strengthens. Loyalty requires the cultivation of memory — practices that remind you why you committed in the first place, what you saw in this person or principle that merited your pledge. It demands perspective: the ability to see beyond the present disappointment or difficulty to the larger arc of relationship or purpose. The reading of history helps; you see how commitments weather seasons, how institutions endure transitions, how persons change without losing their essential identity. So does the practice of gratitude: remembering what you have received from those to whom you are loyal.</w:t>
-      </w:r>
-    </w:p>
-    <w:p>
-      <w:pPr>
-        <w:pStyle w:val="Heading3"/>
-      </w:pPr>
-      <w:r>
+        <w:t>Loyalty forms through staying. You commit to something beyond yourself—a person, a community, a principle—and you remain committed when it costs you. This teaches you the difference between feelings and fidelity. Feelings fluctuate; fidelity persists. But loyalty also requires judgment. Study cases where loyalty conflicts with other goods. What do you do when friend and justice pull apart? When organization and conscience diverge? Practice the distinction between loyalty to persons and loyalty to their worst impulses. The loyal friend tells hard truths. The loyal citizen dissents when the nation errs. Cultivate relationships and communities that deserve loyalty—where mutual commitment is real, where truth is valued, where reform is possible. Avoid those that demand unthinking allegiance. Over time, you develop the capacity to be reliably there without being thoughtlessly compliant.</w:t>
+      </w:r>
+    </w:p>
+    <w:p>
+      <w:r>
+        <w:rPr>
+          <w:b/>
+        </w:rPr>
         <w:t>A Life</w:t>
       </w:r>
     </w:p>
     <w:p>
       <w:r>
-        <w:t>Dietrich Bonhoeffer remained loyal to Germany while opposing its regime, a distinction few managed. Trained as a theologian, he could have remained safely abroad when Hitler rose to power. He returned. He helped Jews escape while working within the Confessing Church. Eventually, he joined the plot to assassinate Hitler — not from revolutionary fervor but from loyalty to what Germany was meant to be. Arrested in 1943, he wrote from prison about the difference between betrayal and necessary opposition, between abandoning one's country and resisting its corruption. Months before Germany's defeat, the regime hanged him. His loyalty was neither to the Nazi state nor to an abstract idea, but to the Germany he believed possible — a loyalty that demanded resistance. He showed how fidelity to a nation's true identity may require opposing its current form, how loyalty, rightly understood, includes the courage to say no.</w:t>
+        <w:t>Thomas More served Henry VIII for years—as counselor, as Lord Chancellor, as friend. He was known for loyalty: to England, to the law, to the king. When Henry broke with Rome to annul his marriage, More faced a choice. He could acquiesce—most did. Silence would preserve position, wealth, life. Or he could refuse and face death. More chose neither compliance nor public opposition. He resigned, withdrew, kept silent on the king's divorce. He would not affirm it, but he would not attack. When pressured to take the Oath of Supremacy declaring Henry head of the church, More still refused. He was imprisoned. Even then, he sought no platform, made no speeches. He remained loyal to the king as person—writing to him with affection, speaking of him with respect. But on the question itself, he could not yield. "I die the King's good servant," he said before execution, "but God's first." More showed that loyalty to persons does not require betraying what is true, and that steadfast commitment can coexist with principled refusal. His loyalty ran deeper than compliance.</w:t>
       </w:r>
     </w:p>
     <w:p>
@@ -2425,72 +2366,99 @@
     </w:p>
     <w:p>
       <w:r>
-        <w:t>To persevere is to continue in a course of action despite difficulty, opposition, or discouragement. It is the virtue that allows us to complete what we begin, to maintain our commitments when enthusiasm fades, to push through the middle when the end is not yet visible. Perseverance answers the question: what enables us to stay faithful to what matters when everything conspires against continuation?</w:t>
-      </w:r>
-    </w:p>
-    <w:p>
-      <w:pPr>
-        <w:pStyle w:val="Heading3"/>
-      </w:pPr>
-      <w:r>
+        <w:t>You begin something worth doing. Then it gets hard—not impossible, just harder than you imagined, longer than you planned, less rewarding than you hoped. The gap between vision and reality widens. Excitement fades into effort. This is where most good things die: not from dramatic failure but from quiet abandonment. Perseverance is the virtue that keeps you working when the work stops being interesting. It's what separates those who start from those who finish.</w:t>
+      </w:r>
+    </w:p>
+    <w:p>
+      <w:r>
+        <w:rPr>
+          <w:b/>
+        </w:rPr>
         <w:t>What It Is</w:t>
       </w:r>
     </w:p>
     <w:p>
       <w:r>
-        <w:t>Perseverance is the settled disposition to maintain effort toward a worthy end despite obstacles, setbacks, and the erosion of initial motivation. It combines constancy of purpose with flexibility of means — the perseverant person holds the goal steady while adapting tactics. Aquinas distinguished it from patience: patience endures suffering, perseverance endures difficulty in action. It requires both courage (to face the obstacles) and temperance (to regulate energy for the long haul). The perseverant person has learned to work without the fuel of novelty, to find resources for the tenth mile that weren't needed for the first. This is not mere continuation but faithful continuation — staying oriented toward an end that remains worth pursuing.</w:t>
-      </w:r>
-    </w:p>
-    <w:p>
-      <w:pPr>
-        <w:pStyle w:val="Heading3"/>
-      </w:pPr>
-      <w:r>
+        <w:t xml:space="preserve">Perseverance is the steady continuation of good action despite obstacles, tedium, or delayed reward. Aquinas distinguished it from patience: patience endures </w:t>
+      </w:r>
+      <w:r>
+        <w:rPr>
+          <w:i/>
+        </w:rPr>
+        <w:t>suffering</w:t>
+      </w:r>
+      <w:r>
+        <w:t xml:space="preserve">, perseverance endures </w:t>
+      </w:r>
+      <w:r>
+        <w:rPr>
+          <w:i/>
+        </w:rPr>
+        <w:t>difficulty in completing a task</w:t>
+      </w:r>
+      <w:r>
+        <w:t>. The persevering person maintains direction through discouragement, setback, and the simple grind of sustained effort. This isn't blind persistence—perseverance serves worthy ends and adjusts means when needed. It involves clear-eyed assessment of progress, realistic expectation of cost, and deliberate renewal of commitment. Where fortitude gives strength to begin hard things, perseverance gives strength to continue them. It's less dramatic than courage but more commonly needed.</w:t>
+      </w:r>
+    </w:p>
+    <w:p>
+      <w:r>
+        <w:rPr>
+          <w:b/>
+        </w:rPr>
         <w:t>What It Isn't</w:t>
       </w:r>
     </w:p>
     <w:p>
       <w:r>
-        <w:t>Perseverance is easily confused with stubbornness, but they diverge at a crucial point: stubbornness persists regardless of the worthiness of the goal, while perseverance reassesses whether the end remains valuable. The stubborn person continues out of pride or rigidity; the perseverant person continues out of commitment to something genuinely good. Perseverance is also not grinding endurance that ignores legitimate signals to stop. The marathon runner who perseveres through fatigue is virtuous; the one who perseveres through a stress fracture is foolish. True perseverance includes the wisdom to distinguish between resistance that should be overcome and warnings that should be heeded. It is not the same as grit-toothed determination that tolerates no adjustment — it can pivot, rest, and recalibrate while never abandoning the essential aim.</w:t>
-      </w:r>
-    </w:p>
-    <w:p>
-      <w:pPr>
-        <w:pStyle w:val="Heading3"/>
-      </w:pPr>
-      <w:r>
+        <w:t xml:space="preserve">Perseverance is not stubbornness—the stubborn person persists in a course because they cannot admit error. The persevering person continues because the end remains worth pursuing. Nor is perseverance mere endurance. The person who grimly tolerates misery without acting isn't persevering; they're suffering. Perseverance involves </w:t>
+      </w:r>
+      <w:r>
+        <w:rPr>
+          <w:i/>
+        </w:rPr>
+        <w:t>doing</w:t>
+      </w:r>
+      <w:r>
+        <w:t>, not just bearing. It's also distinct from obsession, which persists regardless of cost to self or others. The obsessed person cannot stop; the persevering person chooses not to. Finally, perseverance isn't the inability to quit—knowing when to abandon a genuinely futile course requires its own wisdom.</w:t>
+      </w:r>
+    </w:p>
+    <w:p>
+      <w:r>
+        <w:rPr>
+          <w:b/>
+        </w:rPr>
         <w:t>The Opposing Vices</w:t>
       </w:r>
     </w:p>
     <w:p>
       <w:r>
-        <w:t>The deficiency is inconstancy — the inability to maintain effort when difficulty arrives or enthusiasm departs. The inconstant person abandons projects at the first obstacle, confusing difficulty with impossibility. They never develop the capacity to work through the middle, where all meaningful undertakings become hard. Their life accumulates abandoned beginnings. The excess is obstinacy — persisting beyond reason, unable to recognize when a goal has become unworthy or a path has become destructive. The obstinate person mistakes continuation itself for virtue, grinding forward even when wisdom counsels change. They confuse the sunk cost of past effort with the value of future outcome. Between these failures stands perseverance: steady enough to see things through, supple enough to recognize when the through-seeing itself has become the problem.</w:t>
-      </w:r>
-    </w:p>
-    <w:p>
-      <w:pPr>
-        <w:pStyle w:val="Heading3"/>
-      </w:pPr>
-      <w:r>
+        <w:t>Perseverance falls between effeteness and obstinacy. The effete person gives up too easily—quitting when effort exceeds enthusiasm, when difficulty arrives, when the initial satisfaction wanes. They start strong but fade, accumulating abandoned projects, each surrender making the next more likely. They confuse difficulty with futility, discomfort with impossibility. The obstinate person cannot stop even when they should. They persist past prudence, ignoring clear evidence of failure, confusing continuation with virtue. Where effeteness lacks staying power, obstinacy lacks judgment. Both fail to sustain worthy action—one through weakness, one through rigidity.</w:t>
+      </w:r>
+    </w:p>
+    <w:p>
+      <w:r>
+        <w:rPr>
+          <w:b/>
+        </w:rPr>
         <w:t>How It's Cultivated</w:t>
       </w:r>
     </w:p>
     <w:p>
       <w:r>
-        <w:t>Perseverance develops through the practice of completion. Begin with undertakings small enough to finish but large enough to require effort beyond initial enthusiasm — a book read through to the end, a skill practiced past the plateau, a commitment kept when keeping it costs something. The key is experiencing the arc: beginning, middle difficulty, and the satisfaction of conclusion. This teaches that difficulty is not failure but a phase to traverse. Perseverance also requires honest assessment of one's goals. Viktor Frankl observed that man can endure almost anything if he has a why — perseverance is sustained by meaning. Regularly examine whether your ends remain worth pursuing. Develop the physical and mental capacity for sustained effort through graduated challenge. Find companions; perseverance is often communal. And learn to work without the need for perpetual motivation — virtue operates when feeling fails.</w:t>
-      </w:r>
-    </w:p>
-    <w:p>
-      <w:pPr>
-        <w:pStyle w:val="Heading3"/>
-      </w:pPr>
-      <w:r>
+        <w:t>Perseverance grows through the completion of progressively difficult commitments. Start with something modest but meaningful—finish it, even when it's tedious. Notice the difference between genuine obstacles and the mind's objections. Keep promises to yourself; each kept strengthens the capacity to keep the next. Break large aims into manageable segments: the next chapter, the next mile, the next month. Track progress to make advancement visible when daily effort feels futile. Cultivate community around your commitments—others' expectations create helpful external structure. Study what undermines your persistence: boredom, discouragement, distraction. Develop countermeasures specific to your patterns. Most essentially: expect difficulty. The naive believe worthy things should feel good throughout; this belief guarantees failure when tedium arrives.</w:t>
+      </w:r>
+    </w:p>
+    <w:p>
+      <w:r>
+        <w:rPr>
+          <w:b/>
+        </w:rPr>
         <w:t>A Life</w:t>
       </w:r>
     </w:p>
     <w:p>
       <w:r>
-        <w:t>Harriet Tubman made nineteen trips into slave territory, guiding approximately seventy people to freedom through the Underground Railroad. Each journey risked capture, torture, and death. She worked with a price on her head, suffering from seizures that could strike without warning. The trips were not dramatic sprints but careful, exhausting operations lasting weeks, moving at night through unfamiliar terrain, managing fear and fatigue in her charges, adapting to changed conditions and new dangers. After the first few trips, there was no novelty, no naiveté, no ignorance of the risks — only the settled conviction that people in bondage had a right to freedom and she had the capacity to guide them toward it. When some in her care wanted to turn back, endangering everyone, she reportedly held a pistol and said, "You'll be free or die." She persevered not from stubbornness or inability to reassess, but because the end remained unspeakably worth the difficulty. She continued because the work was not yet complete.</w:t>
+        <w:t>Harriet Tubman escaped slavery in 1849 and could have stayed free. Instead she returned nineteen times over the next decade, leading roughly seventy people north through hostile territory. Each journey meant walking hundreds of miles, mostly at night, evading patrols, navigating by stars, managing frightened refugees who sometimes wanted to turn back. The routes changed as dangers shifted; informants appeared and disappeared; safe houses closed. The Underground Railroad wasn't a moment of heroism but years of repetitive, exhausting risk. Between trips she worked to earn money for the next journey. During the Civil War, she served as a scout and nurse—unglamorous, essential work. After the war, she spent decades advocating for women's suffrage and caring for elderly former slaves, establishing a home for them despite chronic poverty. No single act defined her; the sum of thousands of difficult, unspectacular choices did. She kept going.</w:t>
       </w:r>
     </w:p>
     <w:p>
@@ -2529,81 +2497,81 @@
     </w:p>
     <w:p>
       <w:r>
-        <w:t>Diligence is sustained attention to what matters. It is the steady application of effort over time, the capacity to return to a task again and again without the flare of initial enthusiasm. Where passion burns hot and brief, diligence burns low and long. It answers the question: how do we persist when the novelty fades, when the work grows tedious, when no one is watching?</w:t>
-      </w:r>
-    </w:p>
-    <w:p>
-      <w:pPr>
-        <w:pStyle w:val="Heading3"/>
-      </w:pPr>
-      <w:r>
+        <w:t>The work worth doing is rarely finished quickly. It requires showing up again tomorrow, and the day after, when the initial excitement has faded and the path ahead still stretches long. Diligence is the virtue that sustains effort across time—not through gritted teeth or grim determination, but through steady attention to what matters. Without it, talent dissipates, good intentions abort, and important work remains perpetually almost-done. Diligence is what turns capacity into accomplishment.</w:t>
+      </w:r>
+    </w:p>
+    <w:p>
+      <w:r>
+        <w:rPr>
+          <w:b/>
+        </w:rPr>
         <w:t>What It Is</w:t>
       </w:r>
     </w:p>
     <w:p>
       <w:r>
-        <w:t>Diligence is the virtue of consistent, careful effort directed toward worthy ends. It combines patience with persistence — the ability to work steadily without rushing, and to continue working when difficulty or boredom sets in. The diligent person doesn't rely on inspiration or mood. They show up. They attend to details. They finish what they begin. This is not mere busyness or the compulsion to always be doing. Diligence is selective: it means judging what deserves sustained attention and giving it that attention faithfully. The craftsman who works the wood until the joint is true, the scholar who returns to the difficult passage, the parent who reads the bedtime story on the hundredth night — these embody diligence.</w:t>
-      </w:r>
-    </w:p>
-    <w:p>
-      <w:pPr>
-        <w:pStyle w:val="Heading3"/>
-      </w:pPr>
-      <w:r>
+        <w:t>Diligence is the habit of sustained, careful attention to work that matters. It involves constancy—returning to the task regularly, even when difficulty or tedium strikes—and thoroughness—attending to what the work actually requires, not cutting corners or leaving loose ends. Aquinas distinguished it from mere busyness: diligence aims at completing what's genuinely worth doing, not accumulating activity. The diligent person works neither frantically nor casually but with steady purposefulness. They finish what they start. They attend to details without losing sight of the whole. Where ambition sets the goal, diligence achieves it.</w:t>
+      </w:r>
+    </w:p>
+    <w:p>
+      <w:r>
+        <w:rPr>
+          <w:b/>
+        </w:rPr>
         <w:t>What It Isn't</w:t>
       </w:r>
     </w:p>
     <w:p>
       <w:r>
-        <w:t>Diligence is often confused with workaholism or perfectionism, but these are its counterfeits. The workaholic cannot stop working; the diligent person works steadily toward completion and then stops. The perfectionist is never satisfied, always finding fault; the diligent person knows when good enough is good enough, when the work is done. Diligence is also not mere thoroughness applied indiscriminately. The person who obsesses over trivial details while neglecting what matters isn't diligent but misdirected. True diligence requires wisdom about what deserves care. It's purposeful, not compulsive. It serves the work, not the worker's anxiety or ego.</w:t>
-      </w:r>
-    </w:p>
-    <w:p>
-      <w:pPr>
-        <w:pStyle w:val="Heading3"/>
-      </w:pPr>
-      <w:r>
+        <w:t>Diligence is not workaholism. The workaholic cannot stop, driven by compulsion or anxiety or the need to prove worth through output. The diligent person works hard but stops when the work is done—or when other goods require attention. Nor is diligence perfectionism's endless tinkering. The perfectionist can never finish because nothing meets impossible standards. Diligence knows when good enough is good enough and moves on. It also differs from dutiful drudgery—grinding through tasks joylessly because one must. Diligence finds satisfaction in work well done, even when the work is hard.</w:t>
+      </w:r>
+    </w:p>
+    <w:p>
+      <w:r>
+        <w:rPr>
+          <w:b/>
+        </w:rPr>
         <w:t>The Opposing Vices</w:t>
       </w:r>
     </w:p>
     <w:p>
       <w:r>
-        <w:t>Diligence stands between sloth and drivenness. Sloth is the more obvious failure — the inability to sustain effort, the habit of abandoning tasks when they grow difficult or dull. The slothful person starts many things and finishes few. But drivenness is equally a failure. The driven person works compulsively, without rest or proportion, mistaking frenetic activity for diligence. They cannot distinguish urgent from important, cannot stop when the work is done. Sloth fails by giving up too easily; drivenness by never stopping at all. Diligence is the mean: steady effort matched to worthy ends, sustained over time but bounded by wisdom.</w:t>
-      </w:r>
-    </w:p>
-    <w:p>
-      <w:pPr>
-        <w:pStyle w:val="Heading3"/>
-      </w:pPr>
-      <w:r>
+        <w:t>Diligence stands between sloth and overwork. Sloth is not mere laziness but a deeper aversion to the effort required—the spiritual listlessness that makes starting feel impossible and continuing unbearable. The slothful person procrastinates, distracts, abandons projects when they get hard. They want results without process. At the opposite extreme lies the manic overworker, frantic and scattered, who mistakes motion for progress. They work constantly but accomplish little, starting ten things and finishing none, driven by urgency divorced from purpose. Both fail to sustain purposeful attention: one cannot begin, the other cannot complete.</w:t>
+      </w:r>
+    </w:p>
+    <w:p>
+      <w:r>
+        <w:rPr>
+          <w:b/>
+        </w:rPr>
         <w:t>How It's Cultivated</w:t>
       </w:r>
     </w:p>
     <w:p>
       <w:r>
-        <w:t>Diligence grows through practice and structure. Begin with small commitments consistently kept. Show up at the same time. Establish routines that carry you through resistance. The writer who sits down every morning whether inspired or not is training diligence. Remove distractions — not once but as a regular discipline. Diligence requires learning to work without the reward of novelty or praise, so seek less visible tasks and complete them anyway. Cultivate the ability to notice when your attention wanders and gently return it. Keep promises to yourself; trust is built incrementally. Rest is essential — the diligent person works steadily because they rest deliberately. Without sabbath, there is only burnout masquerading as virtue.</w:t>
-      </w:r>
-    </w:p>
-    <w:p>
-      <w:pPr>
-        <w:pStyle w:val="Heading3"/>
-      </w:pPr>
-      <w:r>
+        <w:t>Diligence grows through choosing work that matters, then establishing regular practice around it. Start small—commit to showing up daily for thirty minutes before scaling up. Protect this time from interruption. Track completion, not just effort; finishing teaches what mere starting cannot. Notice what time of day your attention is sharpest and guard it. Build in rhythms of work and rest—diligence requires recovery. Find community: working alongside others sustains effort when motivation flags. Study your own patterns of distraction and avoidance; they reveal what you're avoiding facing. Over time, the habit of steady attention becomes less effortful. You develop a feel for the pace that can be sustained, the satisfaction of incremental progress.</w:t>
+      </w:r>
+    </w:p>
+    <w:p>
+      <w:r>
+        <w:rPr>
+          <w:b/>
+        </w:rPr>
         <w:t>A Life</w:t>
       </w:r>
     </w:p>
     <w:p>
       <w:r>
-        <w:t xml:space="preserve">Dorothy Day spent forty-seven years publishing </w:t>
+        <w:t xml:space="preserve">Dorothy Day spent four decades publishing the </w:t>
       </w:r>
       <w:r>
         <w:rPr>
           <w:i/>
         </w:rPr>
-        <w:t>The Catholic Worker</w:t>
-      </w:r>
-      <w:r>
-        <w:t xml:space="preserve"> — writing, editing, distributing a newspaper that combined radical politics with orthodox faith. She did this monthly, without fail, through Depression and war, through movements that came and went, through times when no one seemed to be listening. The work was often tedious: layout, proofreading, folding papers, addressing envelopes. She did it anyway. This wasn't glamorous activism but daily attention to a commitment made decades before. When asked about her life's work late in her years, she didn't speak of dramatic moments but of "the duty of delight" — the choice to persist in small tasks faithfully. Her diligence was grounded not in personal ambition but in a sense of calling, which made the unglamorous work bearable and even sacred.</w:t>
+        <w:t>Catholic Worker</w:t>
+      </w:r>
+      <w:r>
+        <w:t xml:space="preserve"> monthly—writing, editing, laying out pages—while running hospitality houses for the destitute. Every month, the paper had to come out. Every day, people needed feeding. The work was unglamorous: managing difficult guests, scrubbing floors, fundraising for a movement that never had money, writing articles that might change a few minds. She could have focused solely on speaking engagements or organizing, more visible work. Instead, she showed up daily to the repetitive labor—cooking meals, having the same conversations, putting out the same paper month after month. In her seventies, arthritic and tired, she still worked the breadline. When asked about the constant grind, she spoke of the duty to see Christ in every person who came through the door, and that seeing required presence. The houses she founded still operate today, not because of brilliant strategy but because she established a pattern others could sustain: small acts of care, repeated daily, adding up across decades to something that endures.</w:t>
       </w:r>
     </w:p>
     <w:p>
@@ -2642,72 +2610,72 @@
     </w:p>
     <w:p>
       <w:r>
-        <w:t>Chastity is the virtue that orders sexual desire toward its proper ends and integrates it into a life of love. It is not the suppression of sexuality but its right governance — the capacity to experience desire without being ruled by it, to honor the body's power without treating it as license. In an age that swings between libertinism and puritanism, chastity offers a third way: sexuality as gift rather than commodity, restraint as freedom rather than repression.</w:t>
-      </w:r>
-    </w:p>
-    <w:p>
-      <w:pPr>
-        <w:pStyle w:val="Heading3"/>
-      </w:pPr>
-      <w:r>
+        <w:t>We inherit an exhausted word. Chastity sounds like repression, like the anxious policing of desire, like a negative virtue defined entirely by what it forbids. But this misses what chastity actually is: the integrity of desire itself. Without it, sexuality fragments into appetite divorced from meaning, intimacy becomes performance, and persons reduce to instruments. Chastity orders desire toward genuine union rather than mere use. It's what makes love possible instead of parody.</w:t>
+      </w:r>
+    </w:p>
+    <w:p>
+      <w:r>
+        <w:rPr>
+          <w:b/>
+        </w:rPr>
         <w:t>What It Is</w:t>
       </w:r>
     </w:p>
     <w:p>
       <w:r>
-        <w:t>Chastity is self-possession in the realm of sexual desire. It names the ability to experience attraction, longing, even passion, without compulsion — to feel desire without being moved by every feeling. The chaste person recognizes sexuality as powerful and good, something to be integrated rather than indulged or suppressed. This integration takes different forms: for the married, fidelity and mutual self-giving; for the unmarried, abstinence and the redirection of erotic energy; for everyone, the refusal to treat others as instruments of gratification. Aquinas called it the virtue that preserves right reason in sexual matters — not the absence of desire but desire ordered toward love.</w:t>
-      </w:r>
-    </w:p>
-    <w:p>
-      <w:pPr>
-        <w:pStyle w:val="Heading3"/>
-      </w:pPr>
-      <w:r>
+        <w:t>Chastity is the virtue that orders sexual desire according to the real good of persons and relationships. It involves both external conduct—the refusal to use others as mere means to pleasure—and internal formation—the cultivation of desire that sees persons whole rather than as bodies for gratification. The chaste person experiences sexual desire but directs it rightly: toward committed union when married, toward sublimation and care when single, away from exploitation always. Aquinas located chastity under temperance, the governance of pleasure toward genuine goods. Chastity doesn't suppress desire; it integrates it within a life aimed at real communion.</w:t>
+      </w:r>
+    </w:p>
+    <w:p>
+      <w:r>
+        <w:rPr>
+          <w:b/>
+        </w:rPr>
         <w:t>What It Isn't</w:t>
       </w:r>
     </w:p>
     <w:p>
       <w:r>
-        <w:t>Chastity is not prudishness, fear of the body, or sexual shame. The prude believes sexuality itself is suspect; the chaste person knows it is a great good that requires great care. Neither is chastity mere abstinence — celibacy without integration, white-knuckling through desire. The person who avoids sexual activity out of fear or repression has not achieved chastity but only its counterfeit. Nor is it the clinical detachment of someone who has successfully deadened desire. Chastity preserves the capacity for passion while refusing to be enslaved by it. It is hot, not cold — the directed flame, not the extinguished fire.</w:t>
-      </w:r>
-    </w:p>
-    <w:p>
-      <w:pPr>
-        <w:pStyle w:val="Heading3"/>
-      </w:pPr>
-      <w:r>
+        <w:t>Chastity is not prudishness, the fearful avoidance of sexuality as inherently corrupting. The prudish person treats the body with suspicion; the chaste person honors it by refusing to degrade it. Nor is chastity mere abstinence—refraining from sex while still viewing persons as potential objects, nursing fantasies of use. Outward compliance without internal ordering isn't virtue. Chastity also differs from the supposed sexual freedom that treats every impulse as deserving satisfaction. That "freedom" often becomes compulsion, appetite served regardless of cost. True chastity liberates desire from tyranny to appetite.</w:t>
+      </w:r>
+    </w:p>
+    <w:p>
+      <w:r>
+        <w:rPr>
+          <w:b/>
+        </w:rPr>
         <w:t>The Opposing Vices</w:t>
       </w:r>
     </w:p>
     <w:p>
       <w:r>
-        <w:t>Chastity stands between lust and insensibility. Lust — the vice of excess — treats sexual desire as sovereign, demanding immediate satisfaction, reducing persons to bodies and bodies to instruments. The lustful person cannot experience attraction without pursuit, cannot feel desire without acting. But the opposite failure is equally real: a cold imperviousness to sexuality's power and beauty, whether from repression, trauma, or contempt for embodiment. This insensibility mistakes numbness for virtue, death for discipline. The chaste person walks between these failures — neither compulsive nor dead, neither enslaved nor armored, but free to feel deeply and choose well.</w:t>
-      </w:r>
-    </w:p>
-    <w:p>
-      <w:pPr>
-        <w:pStyle w:val="Heading3"/>
-      </w:pPr>
-      <w:r>
+        <w:t>Chastity stands between lust and insensibility. Lust—unchaste desire—reduces persons to bodies, intimacy to sensation, union to friction. The lustful person cannot see past immediate gratification to the person whose body they desire. Sex becomes consumption, the other merely instrumental. But the opposite vice, insensibility, refuses sexual desire entirely, treating embodiment itself as shameful. This can stem from fear, trauma, or false spirituality that despises the flesh. The insensible person cannot integrate sexuality into personhood. Where lust degrades through excess, insensibility impoverishes through denial. Chastity honors both the body and the person.</w:t>
+      </w:r>
+    </w:p>
+    <w:p>
+      <w:r>
+        <w:rPr>
+          <w:b/>
+        </w:rPr>
         <w:t>How It's Cultivated</w:t>
       </w:r>
     </w:p>
     <w:p>
       <w:r>
-        <w:t>Chastity requires first the hard acknowledgment that desire exists and matters. Suppression builds pressure; integration requires honest confrontation. The person learning chastity must name what they feel without immediately acting on it — creating space between impulse and action where choice can live. This space is built through small practices: custody of the eyes, awareness of patterns, fasting from stimuli that inflame without satisfying. Community helps — accountability that names struggles without shame, friendships that channel erotic energy toward creativity and service. The married cultivate chastity through fidelity even when difficult, choosing the beloved when attraction elsewhere beckons. Time builds the habit; each choice to honor rather than exploit strengthens the capacity.</w:t>
-      </w:r>
-    </w:p>
-    <w:p>
-      <w:pPr>
-        <w:pStyle w:val="Heading3"/>
-      </w:pPr>
-      <w:r>
+        <w:t>Chastity requires the refusal of practices that reduce persons to bodies: pornography that trains you to view humans as images for use, casual hookups that separate intimacy from commitment, fantasies that objectify. But negation alone doesn't suffice. You must build practices that honor the whole person: relationships of genuine friendship, work that engages you fully, prayer or meditation that orders desire beyond yourself. Learn to redirect sexual energy toward creative action—many artists, activists, and mystics discovered this. Examine what triggers disordered desire: loneliness, boredom, anxiety. Address the root, not just the symptom. Over time, you develop the capacity to feel desire without being controlled by it, to see persons as ends rather than means.</w:t>
+      </w:r>
+    </w:p>
+    <w:p>
+      <w:r>
+        <w:rPr>
+          <w:b/>
+        </w:rPr>
         <w:t>A Life</w:t>
       </w:r>
     </w:p>
     <w:p>
       <w:r>
-        <w:t>Dorothy Day, founder of the Catholic Worker movement, knew desire's power. In her twenties she lived the bohemian life — lovers, an abortion, a common-law marriage. Her conversion at thirty did not erase her passionate nature. She wrote frankly of loneliness, of the cost of celibacy, of nights when the "long loneliness" felt unbearable. Yet she chose it — not out of fear but as a way of loving more people, not fewer. Her chastity was not cold but intensely relational: she mothered her daughter, built communities, loved friends with fierce loyalty, poured her considerable passion into advocacy for the poor. In her journals she struggled, doubted, occasionally raged against the restriction. But she never claimed it was easy or pretended desire disappeared. She simply insisted it could be ordered toward love.</w:t>
+        <w:t>Dorothy Day lived with fierce appetites. Before her conversion she'd had affairs, an abortion, a common-law marriage. She didn't arrive at chastity through innocence but through recognition of what unchaste desire had cost her—the way it reduced relationship to transaction, made her use and be used. After founding the Catholic Worker movement in 1933, she embraced celibacy not as rejection of sexuality but as its ordering toward universal love. She poured her considerable passion into hospitality, activism, friendship. People who knew her felt both her warmth and her boundaries—she could love widely precisely because she refused to fragment herself through disordered attachments. Late in life she wrote honestly about ongoing struggle, how integration of desire remained lifelong work. Her chastity wasn't repression but coherence: desire ordered toward the genuine good of persons, including her own.</w:t>
       </w:r>
     </w:p>
     <w:p>
@@ -2746,81 +2714,108 @@
     </w:p>
     <w:p>
       <w:r>
-        <w:t>Generosity names the virtue of giving well — not merely giving much, or giving often, but giving in the right way, to the right people, at the right time, for the right reasons. It is a disposition toward one's resources that sees them as means for human flourishing, not ends in themselves. The generous person finds joy in giving because they have ordered their desires correctly: they want what is good more than they want what is theirs.</w:t>
-      </w:r>
-    </w:p>
-    <w:p>
-      <w:pPr>
-        <w:pStyle w:val="Heading3"/>
-      </w:pPr>
-      <w:r>
+        <w:t>You have something—money, time, attention, knowledge—and someone else needs it. The stingy person hoards. The profligate scatters without thought. The generous person gives well: to the right person, for the right reason, in the right measure. Generosity is not mere spending but discernment in giving. It requires both open hands and clear judgment. Without it, resources pool where they're least needed, and genuine need goes unmet.</w:t>
+      </w:r>
+    </w:p>
+    <w:p>
+      <w:r>
+        <w:rPr>
+          <w:b/>
+        </w:rPr>
         <w:t>What It Is</w:t>
       </w:r>
     </w:p>
     <w:p>
       <w:r>
-        <w:t xml:space="preserve">Generosity is a settled disposition to share one's resources — money, time, attention, expertise — freely and appropriately. Aristotle called it </w:t>
+        <w:t>Generosity is the disposition to give readily and appropriately from what one has. Aristotle distinguished it from magnificence (large-scale giving) by noting it operates at whatever scale one's resources permit. The generous person gives neither grudgingly nor carelessly but with pleasure in the giving itself—not for recognition or reciprocity, but because the good is served by the gift. It involves three elements: sufficient resources to give from, willingness to share them, and judgment about how giving serves genuine good. The generous person knows what they have, what others need, and how to bridge the two. It is a virtue of both feeling and action—the right attitude toward possessions and the right use of them.</w:t>
+      </w:r>
+    </w:p>
+    <w:p>
+      <w:r>
+        <w:rPr>
+          <w:b/>
+        </w:rPr>
+        <w:t>What It Isn't</w:t>
+      </w:r>
+    </w:p>
+    <w:p>
+      <w:r>
+        <w:t>Generosity is not indiscriminate giving. The person who gives to every request without thought is not generous but weak-willed, unable to say no. Nor is generosity the same as charity—one can be generous with knowledge, time, or attention where no material need exists. Generosity also differs from sacrifice. The person who gives beyond their means to the point of harming themselves or their dependents is not generous but improvident. True generosity gives from abundance, even if that abundance is modest. Finally, generosity is not transactional. The person who gives in order to obligate, impress, or control is not generous but manipulative.</w:t>
+      </w:r>
+    </w:p>
+    <w:p>
+      <w:r>
+        <w:rPr>
+          <w:b/>
+        </w:rPr>
+        <w:t>The Opposing Vices</w:t>
+      </w:r>
+    </w:p>
+    <w:p>
+      <w:r>
+        <w:t>Generosity stands between stinginess and wastefulness. The stingy person clutches what they have, unable to part with resources even when need is clear and means are sufficient. They calculate every exchange, resent giving, and find reasons to refuse. Their vice is not poverty but possessiveness. The wasteful person gives recklessly—to anyone, for any reason, without discernment. They confuse spending with virtue, mistake prodigality for largeness of spirit. Where stinginess fails in feeling (the closed heart), wastefulness fails in judgment (the undiscriminating hand). Both miss the mark: one gives too little, the other gives badly.</w:t>
+      </w:r>
+    </w:p>
+    <w:p>
+      <w:r>
+        <w:rPr>
+          <w:b/>
+        </w:rPr>
+        <w:t>How It's Cultivated</w:t>
+      </w:r>
+    </w:p>
+    <w:p>
+      <w:r>
+        <w:t>Generosity begins with gratitude—recognition that what you have came partly through luck, circumstance, others' efforts. This loosens possessiveness. Then practice small acts of giving: share knowledge freely, offer time without calculation, pick up the check occasionally. Notice the feeling. Is there reluctance? Examine it. Is there satisfaction in obligating others? Examine that too. Gradually expand: give where you'll never be repaid, where no one will know, where the need matters more than the recognition. Seek counsel on giving well—from those who work with genuine need, who understand how help can harm. Learn to distinguish between what makes you feel good and what actually helps. Over time, the disposition settles: open hands, clear judgment, pleasure in the giving itself.</w:t>
+      </w:r>
+    </w:p>
+    <w:p>
+      <w:r>
+        <w:rPr>
+          <w:b/>
+        </w:rPr>
+        <w:t>A Life</w:t>
+      </w:r>
+    </w:p>
+    <w:p>
+      <w:r>
+        <w:t xml:space="preserve">Marilynne Robinson gave away her talent in a particular way. After </w:t>
       </w:r>
       <w:r>
         <w:rPr>
           <w:i/>
         </w:rPr>
-        <w:t>eleutheriotēs</w:t>
-      </w:r>
-      <w:r>
-        <w:t>, literally "the quality of the free person," because only those not enslaved to their possessions can give them away. The generous person has achieved a kind of interior freedom: they hold things lightly, not anxiously. They give without calculating returns or keeping score. The gift flows from abundance, even when resources are limited, because abundance here is spiritual — a sense that one has enough, that the world is not a zero-sum game, that human need makes a genuine claim. This is distinct from mere lavishness or spending. The generous person considers: What is actually needed? What will truly help? The gift is personal, not reflexive.</w:t>
-      </w:r>
-    </w:p>
-    <w:p>
-      <w:pPr>
-        <w:pStyle w:val="Heading3"/>
-      </w:pPr>
-      <w:r>
-        <w:t>What It Isn't</w:t>
-      </w:r>
-    </w:p>
-    <w:p>
-      <w:r>
-        <w:t>Generosity is not the same as prodigality — reckless or indiscriminate giving that depletes resources needed for genuine responsibilities. The prodigal gives to feel heroic or avoid hard conversations. They throw money at problems rather than engage them. They give to strangers what they owe to family. Nor is generosity mere sentimentality. The generous person can say no. They recognize that some requests enable harm, that some needs are manufactured, that giving can create dependency. They are not captured by every sob story. Neither is generosity transactional — giving in order to receive, giving to be thanked, giving to establish social debt. The person who gives while calculating reciprocity has not achieved generosity, only cleverness. The gift with strings attached is not truly a gift at all.</w:t>
-      </w:r>
-    </w:p>
-    <w:p>
-      <w:pPr>
-        <w:pStyle w:val="Heading3"/>
-      </w:pPr>
-      <w:r>
-        <w:t>The Opposing Vices</w:t>
-      </w:r>
-    </w:p>
-    <w:p>
-      <w:r>
-        <w:t>The deficiency is stinginess — the tight-fisted inability to part with what one has, even when the need is genuine and one's resources adequate. The stingy person lives in a contracted universe where every expenditure is a loss, every request a threat. They hoard not just money but attention, time, knowledge. Everything must be earned, nothing freely given. Aquinas notes this vice often springs from an disordered love of possessions, treating them as ultimate goods rather than instrumental ones. The excess is wastefulness — giving without wisdom, squandering resources on what doesn't truly help or matter. The wasteful person seeks the feeling of giving more than its fruit. They give compulsively, indiscriminately, sometimes harmfully. Between these failures stands generosity: the freedom to give wisely, neither clutching what one has nor throwing it away.</w:t>
-      </w:r>
-    </w:p>
-    <w:p>
-      <w:pPr>
-        <w:pStyle w:val="Heading3"/>
-      </w:pPr>
-      <w:r>
-        <w:t>How It's Cultivated</w:t>
-      </w:r>
-    </w:p>
-    <w:p>
-      <w:r>
-        <w:t>Generosity grows through practice, beginning with small, deliberate acts that break the grip of possessiveness. Give something away today, anonymously if possible, to remove the reward of recognition. This disrupts the calculus of reciprocity. Study your resistance: Where does the clutching begin? What fears arise? The Desert Fathers recommended giving until it costs — not ruinously, but enough to feel it, because only then do you discover whether you possess your possessions or they possess you. Practice gratitude, which loosens ownership's grip by remembering that everything held is first received. Consider need seriously: Who actually lacks? What would genuinely help? This prevents sentimentality. Cultivate contentment with less, because generosity requires not having much but wanting less. Seek the company of generous people — virtue spreads through example. Most essentially, reorder your desires: want human flourishing more than accumulation.</w:t>
-      </w:r>
-    </w:p>
-    <w:p>
-      <w:pPr>
-        <w:pStyle w:val="Heading3"/>
-      </w:pPr>
-      <w:r>
-        <w:t>A Life</w:t>
-      </w:r>
-    </w:p>
-    <w:p>
-      <w:r>
-        <w:t>Dorothy Day, co-founder of the Catholic Worker movement, lived among New York's poor for five decades, running hospitality houses that gave freely — food, shelter, clothing — to anyone who came. She owned almost nothing. Her daughter once gave her a diamond ring; Day wore it briefly, then gave it away. "We are advocates of poverty," she wrote. But her generosity was not reckless. She argued fiercely with those who romanticized destitution or enabled addiction. She refused to institutionalize her work, keeping it personal, face-to-face. When a homeless man ransacked the Worker house, she neither pressed charges nor pretended it didn't matter. She acknowledged the violation and kept the door open. Her generosity was neither sentiment nor strategy but a way of seeing: every person as Christ, every need as a claim. What she gave came from clarity about what mattered. She died owning nothing and having given everything away.</w:t>
+        <w:t>Housekeeping</w:t>
+      </w:r>
+      <w:r>
+        <w:t xml:space="preserve"> in 1980, critical acclaim arrived—and then silence. Not writer's block but choice. For twenty-four years she published no fiction, instead teaching at Iowa Writers' Workshop, sitting with students for hours, reading their work with the same attention she gave her own. She wrote essays, studied Calvin, attended a small Congregationalist church. When asked about the gap, she seemed puzzled by the question. There was work to do—teaching work, thinking work, the work of being present to her actual life. When the novels came again—</w:t>
+      </w:r>
+      <w:r>
+        <w:rPr>
+          <w:i/>
+        </w:rPr>
+        <w:t>Gilead</w:t>
+      </w:r>
+      <w:r>
+        <w:t xml:space="preserve">, </w:t>
+      </w:r>
+      <w:r>
+        <w:rPr>
+          <w:i/>
+        </w:rPr>
+        <w:t>Home</w:t>
+      </w:r>
+      <w:r>
+        <w:t xml:space="preserve">, </w:t>
+      </w:r>
+      <w:r>
+        <w:rPr>
+          <w:i/>
+        </w:rPr>
+        <w:t>Lila</w:t>
+      </w:r>
+      <w:r>
+        <w:t>—they carried the depth of someone who had spent decades giving attention to things that wouldn't advance her career. She had given her time, her focus, her expertise without calculation. The literary world counts books; Robinson counted what seemed to need doing. The generosity was in the spending of days, the investment of self where recognition wouldn't follow, the refusal to hoard the gift for only the most visible use.</w:t>
       </w:r>
     </w:p>
     <w:p>
@@ -2859,99 +2854,72 @@
     </w:p>
     <w:p>
       <w:r>
-        <w:t>Contentment is the virtue of resting in what is, without resignation to what ought not be. It is neither complacency nor ambition's opposite, but a kind of grateful alertness — the capacity to receive one's circumstances without the chronic ache of comparison or the tyranny of more. The contented person can distinguish between genuine need and manufactured want, between the restlessness that signals growth and the restlessness that signals ingratitude. This virtue answers a fundamental question: How do we live fully in the present without becoming prisoners of it?</w:t>
-      </w:r>
-    </w:p>
-    <w:p>
-      <w:pPr>
-        <w:pStyle w:val="Heading3"/>
-      </w:pPr>
-      <w:r>
+        <w:t>You have what you need. Not everything you want, not everything others have, but enough—and you know it. This is contentment: the capacity to rest in sufficiency without grasping for more. It's not the same as satisfaction with how things are going or pleasure in what you possess. It's deeper—a settled relationship with your circumstances that frees you from perpetual wanting. Without it, no achievement satisfies, no possession suffices, every gain feels incomplete. Contentment doesn't end ambition, but it stops ambition from becoming compulsion.</w:t>
+      </w:r>
+    </w:p>
+    <w:p>
+      <w:r>
+        <w:rPr>
+          <w:b/>
+        </w:rPr>
         <w:t>What It Is</w:t>
       </w:r>
     </w:p>
     <w:p>
       <w:r>
-        <w:t xml:space="preserve">Contentment is the settled disposition to find sufficiency in what one has while remaining capable of appropriate desire. It involves three movements: accurate perception of one's actual condition, gratitude for what is genuinely good in it, and freedom from the compulsive need for more. The contented person can say "enough" without saying "nothing matters." They experience their life as real, not merely provisional — not a waiting room for some better version. This requires a kind of perceptual training: learning to see what is actually present rather than what is absent, without denying real lack. Aquinas called it </w:t>
-      </w:r>
-      <w:r>
-        <w:rPr>
-          <w:i/>
-        </w:rPr>
-        <w:t>modestia</w:t>
-      </w:r>
-      <w:r>
-        <w:t xml:space="preserve"> — the moderation of desire according to right reason. The Stoics spoke of </w:t>
-      </w:r>
-      <w:r>
-        <w:rPr>
-          <w:i/>
-        </w:rPr>
-        <w:t>apatheia</w:t>
-      </w:r>
-      <w:r>
-        <w:t xml:space="preserve"> — not emotionlessness but freedom from being controlled by external circumstances. Both point to the same capacity: holding one's life with open hands.</w:t>
-      </w:r>
-    </w:p>
-    <w:p>
-      <w:pPr>
-        <w:pStyle w:val="Heading3"/>
-      </w:pPr>
-      <w:r>
+        <w:t>Contentment is the habit of recognizing and accepting sufficiency in your present condition. Aristotle distinguished it from mere pleasure: you can be content in difficulty, discontent in abundance. It requires clear judgment about what genuinely matters and emotional acceptance of limits—of resources, outcomes, control. The contented person distinguishes needs from wants, the essential from the ornamental, and finds their present resources adequate for what truly requires doing. This doesn't mean approving everything about your circumstances or abandoning improvement. It means refusing to make peace of mind contingent on obtaining what you lack. Contentment is an active posture: you see clearly what is, measure it against what actually matters, and find it sufficient.</w:t>
+      </w:r>
+    </w:p>
+    <w:p>
+      <w:r>
+        <w:rPr>
+          <w:b/>
+        </w:rPr>
         <w:t>What It Isn't</w:t>
       </w:r>
     </w:p>
     <w:p>
       <w:r>
-        <w:t>Contentment is not resignation. The resigned person has given up; the contented person has received. Resignation says "it doesn't matter"; contentment says "this matters, and it is enough — for now." Neither is contentment mere satisfaction, that pleasant feeling after a good meal or a task completed. Satisfaction is an emotion; contentment is a character trait that persists through varying emotional weather. Nor is it complacency, which accepts injustice as inevitable and wrongs as normal. The contented person can be profoundly discontented with cruelty, poverty, or oppression — their contentment pertains to their own condition, not to the world's brokenness. Dorothy Day lived in voluntary poverty among the poor, content with little, while raging against the systems that made poverty necessary. The confusion arises because contentment requires acceptance, and we mistake acceptance for approval.</w:t>
-      </w:r>
-    </w:p>
-    <w:p>
-      <w:pPr>
-        <w:pStyle w:val="Heading3"/>
-      </w:pPr>
-      <w:r>
+        <w:t>Contentment is often confused with complacency—settling for less than you could be. But the contented person still strives, still improves, still pursues worthy goals. They simply don't derive their stability from achieving them. Contentment also differs from resignation, that bitter acceptance of defeat. The resigned person has given up; the contented person has seen through false promises. Nor is contentment the same as gratitude, though they're related. You can be grateful for gifts while still feeling they're insufficient. Contentment doesn't require bounty—it can exist in scarcity. What it requires is accurate assessment of what you truly need.</w:t>
+      </w:r>
+    </w:p>
+    <w:p>
+      <w:r>
+        <w:rPr>
+          <w:b/>
+        </w:rPr>
         <w:t>The Opposing Vices</w:t>
       </w:r>
     </w:p>
     <w:p>
       <w:r>
-        <w:t xml:space="preserve">Contentment stands between greed and sloth. Greed is the deficiency — the inability to say enough, the compulsive accumulation that mistakes having for being. The greedy person cannot rest because no possession satisfies the hunger that drives acquisition. They are perpetually restless, perpetually comparing, perpetually aware of the gap between what is and what could be. But contentment's excess is equally destructive: sloth, or </w:t>
-      </w:r>
-      <w:r>
-        <w:rPr>
-          <w:i/>
-        </w:rPr>
-        <w:t>acedia</w:t>
-      </w:r>
-      <w:r>
-        <w:t xml:space="preserve"> — the spiritual listlessness that cannot be bothered to desire anything, even legitimate goods. The slothful person mistakes contentment's peace for permission to stop growing, learning, loving. They have no holy dissatisfaction, no proper ambition. Where greed exhausts itself in endless striving, sloth exhausts itself in endless stillness. Contentment is the active middle: resting in what is while remaining alive to what might be required of you.</w:t>
-      </w:r>
-    </w:p>
-    <w:p>
-      <w:pPr>
-        <w:pStyle w:val="Heading3"/>
-      </w:pPr>
-      <w:r>
+        <w:t>Contentment stands between insatiability and apathy. The insatiable person can never have enough—more money, status, pleasure, achievement. Each acquisition reveals a new lack. They mistake intensity of wanting for depth of living, confuse appetite with purpose. No success satisfies because satisfaction was never the goal; the wanting itself became the point. At the other extreme stands apathy: not caring, not trying, not wanting anything. The apathetic person avoids the insatiable person's suffering but at the cost of engagement with life. They've achieved a kind of peace by deadening desire itself. True contentment maintains desire—for the good, the beautiful, the worthy—while refusing to make peace contingent on satisfying it.</w:t>
+      </w:r>
+    </w:p>
+    <w:p>
+      <w:r>
+        <w:rPr>
+          <w:b/>
+        </w:rPr>
         <w:t>How It's Cultivated</w:t>
       </w:r>
     </w:p>
     <w:p>
       <w:r>
-        <w:t>Contentment grows through practices of attention and gratitude. Begin with accurate inventory: what do you actually have, need, lack? Not what advertisements suggest you need or what your neighbor's life implies you lack, but actual conditions. Keep a gratitude journal not as positive thinking but as perceptual training — learning to see what is present. Practice voluntary simplicity: fast from purchasing, from entertainment, from comfort. Discover what remains when the noise stops. The Desert Fathers cultivated contentment through stability — staying in one cell, with one routine, learning to be with themselves. "Sit in your cell," they said, "and it will teach you everything." Limit comparison: Augustine noted that discontent multiplies with awareness of others' possessions. This doesn't mean ignorance, but intentional boundaries. Finally, practice receiving: accept help, gifts, praise without the compulsive need to reciprocate immediately. Learn to let things be given to you.</w:t>
-      </w:r>
-    </w:p>
-    <w:p>
-      <w:pPr>
-        <w:pStyle w:val="Heading3"/>
-      </w:pPr>
-      <w:r>
+        <w:t>Contentment grows from examining what you actually need. Make the list concrete: for safety, health, meaningful work, relationship. Notice how much of what you pursue falls outside it. Practice distinguishing "I want" from "I need." When you notice wanting, pause: what am I actually seeking? Security? Significance? Will this provide it? Study the gap between anticipation and satisfaction—you'll find most anticipated pleasures deliver less than promised. Spend time with people who have less than you; let their capacity for joy in smaller things recalibrate your sense of sufficiency. Practice voluntary simplicity periodically: fast, camp, go without usual comforts. Discover how little disrupts your actual wellbeing. Finally, cultivate attention to the present. Most discontentment lives in future lack or past loss. What you have now is almost always enough for now.</w:t>
+      </w:r>
+    </w:p>
+    <w:p>
+      <w:r>
+        <w:rPr>
+          <w:b/>
+        </w:rPr>
         <w:t>A Life</w:t>
       </w:r>
     </w:p>
     <w:p>
       <w:r>
-        <w:t>G.K. Chesterton embodied contentment's paradox: deeply satisfied with ordinary things — beer, cheese, his wife Frances, detective stories — while profoundly discontented with social injustice and intellectual dishonesty. He could write, "There are two ways to get enough: one is to continue to accumulate more and more; the other is to desire less," and mean it. His gratitude was not naïve — he knew poverty, failure, depression — but it was chosen. Walking the streets of London, he felt what he called "the absurd happiness of existence." This wasn't temperamental cheerfulness; it was trained vision. He fought against economic exploitation while delighting in a good meal. He critiqued modern materialism while genuinely enjoying material things. His contentment freed him for both celebration and critique — he could receive the world as gift without accepting its evils as inevitable. The combination made him both joyful and dangerous.</w:t>
+        <w:t>Simone Weil lived with fierce intellectual ambition and physical fragility. Born to privilege, she took factory jobs to understand working-class life, experiencing exhaustion and monotony that broke something in her health permanently. She could have returned to academic comfort but chose material simplicity instead—sparse rooms, minimal possessions, meager food. This wasn't asceticism for its own sake but a way of aligning her life with what she believed necessary. She wrote philosophy of startling originality while working mundane jobs, never completing her doctorate, publishing little during her lifetime. In London during World War II, dying of tuberculosis, she refused food beyond what occupied French civilians received, not from self-punishment but from a requirement of solidarity. Friends found it maddening—this brilliant woman destroying herself over principle. But Weil had determined what she needed: to think clearly, to remain attentive, to align life and conviction. Everything else was excess. She died at thirty-four having written enough to influence generations, having experienced suffering she insisted on understanding, content with what her short life had allowed because she had never wanted a different one.</w:t>
       </w:r>
     </w:p>
     <w:p>
@@ -2990,72 +2958,72 @@
     </w:p>
     <w:p>
       <w:r>
-        <w:t>The possessions we own often end up owning us. Detachment is the virtue of holding things lightly — not clutching, not clinging, not making any created thing the condition of our peace. It's the capacity to enjoy without enslaving ourselves to enjoyment, to care without being tyrannized by outcomes, to love without trying to possess. The detached person has found a freedom that the grasping never know.</w:t>
-      </w:r>
-    </w:p>
-    <w:p>
-      <w:pPr>
-        <w:pStyle w:val="Heading3"/>
-      </w:pPr>
-      <w:r>
+        <w:t>You grip tightly what matters least and wonder why your hands are never free for what matters most. Detachment is the virtue that lets you hold things lightly—outcomes, possessions, reputation, even relationships—not because you don't care but because you see them clearly. It's what allows you to act without being tyrannized by results, to love without possessing, to pursue goods without being destroyed when they fail. Without detachment, every setback becomes catastrophic, every criticism a crisis, every loss proof of cosmic injustice.</w:t>
+      </w:r>
+    </w:p>
+    <w:p>
+      <w:r>
+        <w:rPr>
+          <w:b/>
+        </w:rPr>
         <w:t>What It Is</w:t>
       </w:r>
     </w:p>
     <w:p>
       <w:r>
-        <w:t>Detachment is the ordered relationship to everything that is not ultimate. It's the ability to receive goods — relationships, possessions, achievements, pleasures — as gifts rather than necessities, to hold them with an open hand rather than a closed fist. The detached person can lose without being destroyed, can wait without despair, can let go when wisdom requires it. This is not indifference but its opposite: genuine appreciation freed from anxiety. Thomas Aquinas distinguished it from mere stoic apathy — the detached person feels deeply but is not ruled by those feelings. They have found their center of gravity somewhere other than in fluctuating circumstances.</w:t>
-      </w:r>
-    </w:p>
-    <w:p>
-      <w:pPr>
-        <w:pStyle w:val="Heading3"/>
-      </w:pPr>
-      <w:r>
+        <w:t>Detachment is the habit of proper distance from created goods—neither clinging to them as if ultimate nor treating them with indifference. Aquinas distinguished it from mere renunciation: the detached person can enjoy wealth without being owned by it, pursue success without being enslaved to it, love persons without making them into idols. Detachment involves recognizing that nothing finite can satisfy infinite longing, that goods are goods but not God. It frees desire rather than extinguishing it—you want rightly rather than desperately. Where attachment makes you brittle, detachment makes you flexible. You can lose without being shattered because your center holds elsewhere.</w:t>
+      </w:r>
+    </w:p>
+    <w:p>
+      <w:r>
+        <w:rPr>
+          <w:b/>
+        </w:rPr>
         <w:t>What It Isn't</w:t>
       </w:r>
     </w:p>
     <w:p>
       <w:r>
-        <w:t>Detachment is not coldness, not emotional withdrawal, not the refusal to care. The person who says "I don't need anyone" while nursing wounds of rejection is not detached but defended. True detachment loves warmly while the defended heart loves conditionally or not at all. Nor is detachment the same as resignation — that exhausted surrender that says "nothing matters." The detached person knows what matters; they simply know that their peace doesn't depend on getting it. The difference is between the serenity of perspective and the numbness of defeat. One is freedom; the other is just a different kind of bondage.</w:t>
-      </w:r>
-    </w:p>
-    <w:p>
-      <w:pPr>
-        <w:pStyle w:val="Heading3"/>
-      </w:pPr>
-      <w:r>
+        <w:t>Detachment is not emotional coldness or indifference. The detached person cares deeply—about people, work, justice—but doesn't make happiness dependent on controlling outcomes. Nor is detachment the same as resignation, the defeated shrug that "nothing matters anyway." That's despair wearing virtue's mask. True detachment heightens rather than dampens engagement—you can risk more because you have less to protect. It's also not self-sufficiency, the Stoic ideal of needing nothing. The detached person needs but doesn't cling, receives but doesn't grasp.</w:t>
+      </w:r>
+    </w:p>
+    <w:p>
+      <w:r>
+        <w:rPr>
+          <w:b/>
+        </w:rPr>
         <w:t>The Opposing Vices</w:t>
       </w:r>
     </w:p>
     <w:p>
       <w:r>
-        <w:t>On one side lies attachment — the desperate grasping that makes created things into ultimate things. The attached person cannot enjoy because they're too busy clutching. They cannot rest because their peace depends on maintaining control. Every potential loss becomes an existential threat. Relationships become possessions; success becomes identity. On the other side lies detachment's counterfeit: indifference. The indifferent person protects themselves from loss by refusing to value anything enough to lose. They achieve a kind of peace — the peace of the cemetery. Between clutching and not caring stands genuine detachment: caring deeply while holding lightly, loving without possessing, investing without depending.</w:t>
-      </w:r>
-    </w:p>
-    <w:p>
-      <w:pPr>
-        <w:pStyle w:val="Heading3"/>
-      </w:pPr>
-      <w:r>
+        <w:t>Detachment stands between anxious clinging and apathetic withdrawal. The clinger makes finite goods ultimate, pouring identity into achievements, relationships, or possessions that cannot bear that weight. Every threat to these goods becomes existential. Control becomes obsession, loss becomes devastation, and the person lives in constant fear of deprivation. The withdrawn person protects against loss by refusing investment, treating nothing as mattering enough to risk disappointment. They confuse detachment with disengagement, safety with wisdom. Where clinging is too much investment in the wrong things, withdrawal is too little investment in anything. Both miss the freedom of holding rightly.</w:t>
+      </w:r>
+    </w:p>
+    <w:p>
+      <w:r>
+        <w:rPr>
+          <w:b/>
+        </w:rPr>
         <w:t>How It's Cultivated</w:t>
       </w:r>
     </w:p>
     <w:p>
       <w:r>
-        <w:t>Detachment is learned primarily through loss. Every attachment held too tightly eventually teaches its lesson — through death, through change, through the simple fact that we cannot control what we love. The question is whether we learn. Spiritual traditions have always known this, which is why they've prescribed voluntary practices of relinquishment: fasting, silence, simplicity, Sabbath. These are not rejections of good things but training in receiving them rightly. Prayer and meditation cultivate detachment by regularly returning attention to what is ultimate. So does gratitude — the practice of receiving everything as gift rather than entitlement. The Desert Fathers understood: we become detached not by loving less but by learning to love God more.</w:t>
-      </w:r>
-    </w:p>
-    <w:p>
-      <w:pPr>
-        <w:pStyle w:val="Heading3"/>
-      </w:pPr>
-      <w:r>
+        <w:t>Detachment grows through the painful discovery that what you clutched couldn't save you. You lose the job, the relationship fails, the success proves hollow—and survive. You learn experientially that your worth doesn't ride on these outcomes. Practice small releases: give away something you treasure, let someone else decide, accept criticism without defending. Notice when you're white-knuckling—that grip betrays what owns you. Ask: if this were taken, what remains? Spiritual traditions use deliberate renunciation to train detachment, but everyday disappointment works too if you attend to it. The key is recognizing the pattern: desperate grasping never satisfies, and loosening your grip often brings what clinging repelled.</w:t>
+      </w:r>
+    </w:p>
+    <w:p>
+      <w:r>
+        <w:rPr>
+          <w:b/>
+        </w:rPr>
         <w:t>A Life</w:t>
       </w:r>
     </w:p>
     <w:p>
       <w:r>
-        <w:t>Dietrich Bonhoeffer wrote his fiancée from prison that he was learning to live "as if God and the people he loved existed, but without demanding that things be as he wanted them." His letters radiate affection — for Maria, for his family, for life itself — yet they're written by a man who knew he might die and couldn't see those he loved. He played music, read poetry, maintained his pastoral work, and planned for a future he wasn't sure he'd have. When the execution order came in April 1945, witnesses said he was calm. Not resigned, not indifferent — he had fought the Nazis with everything he had. But detached: his peace didn't depend on survival. He had loved fiercely while holding lightly, and that made him, even in chains, profoundly free.</w:t>
+        <w:t>Dietrich Bonhoeffer cultivated detachment systematically. As a young theologian, he had clear ambitions—academic prestige, influence in the church, a life of scholarship. Then Hitler rose. Bonhoeffer could have stayed safely in America teaching, but returned to Germany because his people were there. He joined the resistance knowing it meant abandoning his theological work, likely his life. In prison, he wrote not with bitterness about stolen futures but with remarkable freedom—poetry, letters full of warmth, theological fragments exploring what it meant to live "as if God were not given." He held his fiancée lightly enough to release her from their engagement. He held his own life lightly enough to refuse compromise when the July plot failed. The night before his execution, he was reportedly calm, even serene. He had wanted many things—marriage, a completed theology, Germany's liberation—but his wanting didn't possess him. When all was stripped away, something remained, and that something was enough.</w:t>
       </w:r>
     </w:p>
     <w:p>
@@ -3094,72 +3062,81 @@
     </w:p>
     <w:p>
       <w:r>
-        <w:t>Reverence is the capacity to recognize what exceeds you — in power, beauty, age, or significance — and to respond with appropriate attention and restraint. It is not worship, though it may lead there. It is the acknowledgment that some things command our regard not because we choose to grant it, but because their nature demands it. A person without reverence moves through the world as if everything exists at eye level, as if nothing towers.</w:t>
-      </w:r>
-    </w:p>
-    <w:p>
-      <w:pPr>
-        <w:pStyle w:val="Heading3"/>
-      </w:pPr>
-      <w:r>
+        <w:t>You enter a cathedral and lower your voice without thinking. You handle your grandmother's letter with care. You stand at the edge of the Grand Canyon and fall silent. Something in you recognizes you're in the presence of something greater, and your body responds before your mind names it. This recognition—and the posture it produces—is reverence. Without it, everything becomes material for use, manipulation, or consumption. With it, you inhabit a world that contains depths you cannot master but can honor.</w:t>
+      </w:r>
+    </w:p>
+    <w:p>
+      <w:r>
+        <w:rPr>
+          <w:b/>
+        </w:rPr>
         <w:t>What It Is</w:t>
       </w:r>
     </w:p>
     <w:p>
       <w:r>
-        <w:t>Reverence is a posture of the soul before what is greater. It involves three movements: recognition of magnitude or significance beyond yourself, a feeling response of awe or solemnity, and a behavioral adjustment — speaking more quietly, moving more carefully, attending more fully. The reverent person does not approach a cathedral as they approach a shopping mall, does not address an elder as they address a peer, does not handle ancient texts as they handle yesterday's newspaper. This is not arbitrary hierarchy but discernment of real differences in weight and worth. Reverence sees gradations where the irreverent see only flatness.</w:t>
-      </w:r>
-    </w:p>
-    <w:p>
-      <w:pPr>
-        <w:pStyle w:val="Heading3"/>
-      </w:pPr>
-      <w:r>
+        <w:t>Reverence is the disposition to recognize and respond fittingly to what deserves honor. It involves both perception and posture: seeing that something possesses genuine worth or dignity, and adjusting yourself accordingly—in attention, speech, action. The reverent person grasps hierarchies of value: some things matter more than others, some realities exceed your authority, some goods cannot be claimed but only received. This is not groveling but right-ordering. Aristotle placed reverence among the social virtues, but its scope extends further: to the sacred, to nature, to human dignity, to truth itself. Where respect acknowledges worth we can fully comprehend, reverence responds to worth that exceeds our measure.</w:t>
+      </w:r>
+    </w:p>
+    <w:p>
+      <w:r>
+        <w:rPr>
+          <w:b/>
+        </w:rPr>
         <w:t>What It Isn't</w:t>
       </w:r>
     </w:p>
     <w:p>
       <w:r>
-        <w:t>Reverence is not servility or self-abasement. The person who grovels has mistaken magnitude for threat, appropriate regard for self-erasure. Reverence stands upright while recognizing something stands higher. Nor is reverence mere formality — the mechanical observance of protocols emptied of feeling. You can bow correctly and feel nothing, can mouth sacred words while inwardly yawning. True reverence involves the heart's acknowledgment, not just the body's compliance. And it is not conservatism or resistance to change. You can revere what is new: a newborn child, a fresh discovery, tomorrow's possibility. What matters is recognizing when you stand before something that exceeds casual treatment.</w:t>
-      </w:r>
-    </w:p>
-    <w:p>
-      <w:pPr>
-        <w:pStyle w:val="Heading3"/>
-      </w:pPr>
-      <w:r>
+        <w:t>Reverence is not mere conformity to ritual or convention. Going through motions without inward recognition produces formalism, not reverence. Nor is it fear disguised as respect—the reverent person stands before what is greater, but not crushed or servile. Reverence also differs from awe that remains aesthetic or emotional. You might feel awe at a thunderstorm's power without reverence; reverence requires the recognition that something makes a claim on you. Finally, reverence is not uncritical veneration. The reverent person can distinguish between what truly deserves honor and what merely demands it.</w:t>
+      </w:r>
+    </w:p>
+    <w:p>
+      <w:r>
+        <w:rPr>
+          <w:b/>
+        </w:rPr>
         <w:t>The Opposing Vices</w:t>
       </w:r>
     </w:p>
     <w:p>
       <w:r>
-        <w:t>The deficiency is irreverence — the inability or refusal to recognize anything as greater than yourself. The irreverent person speaks of everything in the same register: last night's television and last century's martyrs, a pop song and a psalm. Everything is material for humor, everything accessible to casual comment. The world is drained of hierarchy, and what was once called sacred becomes just interesting or useful. The excess is idolatry — granting reverence to what does not deserve it, or granting infinite reverence to what deserves finite respect. The idolater prostrates before wealth, nation, ideology, or self, treating contingent things as ultimate. Between these failures stands the person who can calibrate their regard, who knows when to uncover their head and when to keep it covered.</w:t>
-      </w:r>
-    </w:p>
-    <w:p>
-      <w:pPr>
-        <w:pStyle w:val="Heading3"/>
-      </w:pPr>
-      <w:r>
+        <w:t>Reverence stands between profanation and idolatry. The profane person recognizes no hierarchy of value—everything is equally available for use, mockery, or consumption. Sacred and mundane blur into undifferentiated material. This isn't necessarily hostile; often it's simply blind, unable to perceive depth. The result is a flattened world where nothing finally matters because everything matters equally little. Idolatry makes the opposite error: conferring ultimate worth on what cannot bear it. The idolater bows before money, nation, or self with the reverence due only to the truly transcendent. Both profanation and idolatry destroy right relationship—one by seeing nothing as worthy, the other by misplacing worship.</w:t>
+      </w:r>
+    </w:p>
+    <w:p>
+      <w:r>
+        <w:rPr>
+          <w:b/>
+        </w:rPr>
         <w:t>How It's Cultivated</w:t>
       </w:r>
     </w:p>
     <w:p>
       <w:r>
-        <w:t>Reverence grows through repeated encounters with what humbles you — not humiliates, but right-sizes. Time spent in old-growth forests, in cathedrals built by generations, in the presence of the genuinely wise or skilled. Reading books that are smarter than you are. Practicing religious liturgy, where ancient words shape your speech and posture. Learning a discipline deeply enough to recognize mastery and feel appropriately small before it. The cultivation requires silence — you cannot revere what you will not stop talking over. It requires slowness — reverence and hurry are incompatible. And it requires some loss of ironic distance, some willingness to be sincere in your acknowledgment that yes, this matters more than I do.</w:t>
-      </w:r>
-    </w:p>
-    <w:p>
-      <w:pPr>
-        <w:pStyle w:val="Heading3"/>
-      </w:pPr>
-      <w:r>
+        <w:t>Reverence grows through practiced attention to what is genuinely greater. Spend time with what exceeds you: wilderness that dwarfs human scale, music that moves you past words, texts that have endured centuries, people whose character surpasses yours. Notice your instinct to master, explain, or appropriate—and resist it. Let things be what they are. Study the markers of reverence across traditions: how do people signal recognition of the sacred, the dead, the vulnerable? These gestures aren't arbitrary. Practice restraint in the presence of depth: don't photograph everything, don't speak to fill silence, don't reduce mystery to explanation. Over time, the habit of recognition forms. You begin to see worth before you calculate it.</w:t>
+      </w:r>
+    </w:p>
+    <w:p>
+      <w:r>
+        <w:rPr>
+          <w:b/>
+        </w:rPr>
         <w:t>A Life</w:t>
       </w:r>
     </w:p>
     <w:p>
       <w:r>
-        <w:t>Simone Weil, the French philosopher and mystic, embodied reverence with an intensity that sometimes alarmed even her admirers. She insisted on treating every human being as bearing something sacred, refusing to eat more than war rations while France starved, working in factories to understand the workers' lives from within. Before beauty she was stopped entirely — Greek poetry, Gregorian chant, the liturgy of Holy Week. She wrote that attention is the rarest and purest form of generosity, and she attended to things with a focus that bordered on pain. In her notebooks, she approached philosophical and theological questions as if handling live coals. Her reverence was not soft; it was exacting. She died at thirty-four, having worn herself out in service of what she recognized as greater than herself.</w:t>
+        <w:t xml:space="preserve">Rachel Carson spent years studying the sea, and her writing reveals reverence in its precision. She described creatures most people never see—pteropods and ctenophores and lanternfish—with meticulous attention to their actual lives, refusing both sentimentality and reductionism. When </w:t>
+      </w:r>
+      <w:r>
+        <w:rPr>
+          <w:i/>
+        </w:rPr>
+        <w:t>Silent Spring</w:t>
+      </w:r>
+      <w:r>
+        <w:t xml:space="preserve"> appeared in 1962, she faced chemical industry executives who saw nature as raw material and profit margin. Carson had something they lacked: she knew what she was looking at. She documented DDT's effects with scientific rigor, but her argument rested on a deeper claim—that these ecosystems possessed integrity that human cleverness could not replace. She didn't anthropomorphize birds or romanticize wilderness. She simply insisted we were in the presence of complexity that deserved recognition and care. When threatened with lawsuits, she testified before Congress with quiet authority, not claiming certainty about every mechanism but revealing the hubris of men who assumed mastery. Her reverence was not soft: it demanded we see what we were destroying.</w:t>
       </w:r>
     </w:p>
     <w:p>
@@ -3198,72 +3175,81 @@
     </w:p>
     <w:p>
       <w:r>
-        <w:t>The word has become dusty, associated with ostentatious religiosity or hollow ritual. But piety names something essential: the disposition to honor what deserves honor, to recognize legitimate authority, to maintain right relationship with sources — whether divine, ancestral, or institutional. It answers the question: How do I stand rightly toward what is greater than myself?</w:t>
-      </w:r>
-    </w:p>
-    <w:p>
-      <w:pPr>
-        <w:pStyle w:val="Heading3"/>
-      </w:pPr>
-      <w:r>
+        <w:t xml:space="preserve">Your parents are aging. Your country is flawed. Your traditions carry both wisdom and blind spots. The question is not whether to honor what you inherit—that's unavoidable. The question is </w:t>
+      </w:r>
+      <w:r>
+        <w:rPr>
+          <w:i/>
+        </w:rPr>
+        <w:t>how</w:t>
+      </w:r>
+      <w:r>
+        <w:t>: with what quality of attention, what balance of reverence and honest sight. Piety is the virtue that orders our relationship to what came before—to origins, obligations, the given world. Without it, we become rootless critics or grateful slaves. With it, we can receive an inheritance with both love and discernment.</w:t>
+      </w:r>
+    </w:p>
+    <w:p>
+      <w:r>
+        <w:rPr>
+          <w:b/>
+        </w:rPr>
         <w:t>What It Is</w:t>
       </w:r>
     </w:p>
     <w:p>
       <w:r>
-        <w:t>Piety is the virtue of reverent regard toward legitimate sources of being, meaning, or obligation. It encompasses gratitude toward parents and ancestors, respect for traditions that have proven themselves, fidelity to community, and — at its root — proper orientation toward the sacred. The pious person recognizes debts that cannot be repaid. They understand themselves as inheritors, not self-made. They honor what came before not out of servility but from honest recognition that they did not create themselves or the goods they enjoy. Piety is the antidote to the fantasy of pure autonomy.</w:t>
-      </w:r>
-    </w:p>
-    <w:p>
-      <w:pPr>
-        <w:pStyle w:val="Heading3"/>
-      </w:pPr>
-      <w:r>
+        <w:t>Piety is the habit of rendering what is owed to those from whom we receive life, formation, and belonging. Aquinas located it under justice—the debt to origins that cannot be fully repaid. It governs relationships with parents, homeland, tradition, and (for believers) God. The pious person recognizes that they did not make themselves, that who they are flows from gifts and sacrifices they did not earn. This recognition manifests in honor, gratitude, and appropriate service. Piety differs from other loves by its specific object: not equals or dependents, but sources. It's how we relate rightly to the upstream.</w:t>
+      </w:r>
+    </w:p>
+    <w:p>
+      <w:r>
+        <w:rPr>
+          <w:b/>
+        </w:rPr>
         <w:t>What It Isn't</w:t>
       </w:r>
     </w:p>
     <w:p>
       <w:r>
-        <w:t>Piety is not performative religiosity. The Pharisees whom Jesus criticized were scrupulous in public piety while missing its substance entirely. Nor is piety mere conformity to tradition for tradition's sake. The pious person distinguishes between legitimate authority and its corruptions, between living tradition and dead convention. True piety can speak truth to power precisely because it has a higher reference point. Neither is piety servility — the pious person stands upright before what they revere, a child before a parent, not a slave before a master.</w:t>
-      </w:r>
-    </w:p>
-    <w:p>
-      <w:pPr>
-        <w:pStyle w:val="Heading3"/>
-      </w:pPr>
-      <w:r>
+        <w:t>Piety is not blind loyalty. The pious person sees their country's sins, their tradition's limitations, their parents' failures—but does not therefore abandon them. Nor is piety servility or fetishizing the past. The person who cannot question inherited ways, who treats tradition as infallible, confuses piety with rigidity. True piety loves what it receives enough to steward it well, which sometimes means reform. Piety also differs from sentimentality—the nostalgia that airbrushes history into fantasy. The pious person faces the past as it was: mixed, human, real.</w:t>
+      </w:r>
+    </w:p>
+    <w:p>
+      <w:r>
+        <w:rPr>
+          <w:b/>
+        </w:rPr>
         <w:t>The Opposing Vices</w:t>
       </w:r>
     </w:p>
     <w:p>
       <w:r>
-        <w:t>Piety falls between impiety and superstition. Impiety — the deficiency — is contempt for legitimate sources of authority and meaning. The impious person recognizes no debts, no inheritance, no obligations except those they choose. They treat parents, traditions, and institutions with casual disrespect, imagining themselves self-created. Superstition — the excess — is misdirected reverence, honoring what doesn't deserve honor or honoring rightly-honored things wrongly. It mistakes the container for the content, ritual for reality, tradition for truth. The superstitious person bows to everything; the impious to nothing.</w:t>
-      </w:r>
-    </w:p>
-    <w:p>
-      <w:pPr>
-        <w:pStyle w:val="Heading3"/>
-      </w:pPr>
-      <w:r>
+        <w:t>Piety stands between ingratitude and idolatry. The ungrateful person denies or minimizes what they have received. They see only flaws in their inheritance, treating parents as obstacles, tradition as oppression, country as merely its failures. This is the adolescent posture that never matures: perpetual rebellion against origins, blind to debt. The idolater makes an absolute of what is merely good. They worship nation or tradition or family, unable to see its limits or wrongs, defending the indefensible because to criticize feels like betrayal. Where ingratitude refuses proper honor, idolatry refuses proper judgment. Both fail to see their origins truly.</w:t>
+      </w:r>
+    </w:p>
+    <w:p>
+      <w:r>
+        <w:rPr>
+          <w:b/>
+        </w:rPr>
         <w:t>How It's Cultivated</w:t>
       </w:r>
     </w:p>
     <w:p>
       <w:r>
-        <w:t>Piety begins in the family. The child who learns genuine gratitude toward parents — not obedience born of fear but recognition of unpayable debt — learns the fundamental posture. It deepens through engagement with tradition: reading old books, practicing inherited rituals, taking seriously the accumulated wisdom of communities across time. The cultivation requires both receptivity and discernment — openness to what has been handed down, coupled with the wisdom to distinguish wheat from chaff. Regular practice matters: honoring ancestors, maintaining holy days, participating in rituals that connect present to past. Piety grows where pride is confronted with honest recognition of dependence.</w:t>
-      </w:r>
-    </w:p>
-    <w:p>
-      <w:pPr>
-        <w:pStyle w:val="Heading3"/>
-      </w:pPr>
-      <w:r>
+        <w:t>Piety grows through deliberate attention to what you've inherited. Study your lineage—not just genealogy but the actual lives, choices, and struggles of those who came before. What did they sacrifice? What did they build? Let their humanity complicate your judgment. Practice gratitude concretely: acknowledge specific debts, honor particular gifts. When you criticize what you've inherited, do so as one reforming from within, not destroying from without. Learn the distinction between loyalty and agreement—you can honor your father while rejecting his mistakes, love your country while working to change it. Over time, you develop the suppleness to hold both love and clear sight, gratitude and honest criticism.</w:t>
+      </w:r>
+    </w:p>
+    <w:p>
+      <w:r>
+        <w:rPr>
+          <w:b/>
+        </w:rPr>
         <w:t>A Life</w:t>
       </w:r>
     </w:p>
     <w:p>
       <w:r>
-        <w:t>Dietrich Bonhoeffer embodied piety's paradox — reverence for legitimate authority combined with refusal of its corruptions. Raised in a deeply cultured German family, he honored his heritage: Bach's music, Luther's theology, his nation's intellectual traditions. Yet when those traditions were perverted by Nazism, his piety compelled resistance. He joined the conspiracy to assassinate Hitler not despite his reverence for authority but because of it — his higher loyalty to God demanded it. In prison awaiting execution, he wrote poetry, maintained discipline of prayer, and corresponded lovingly with family. His final act before hanging was kneeling in prayer. The Nazis killed a pious man — one who knew exactly what he was honoring and what he was defying.</w:t>
+        <w:t>Václav Havel inherited a Czechoslovakia occupied by Soviet tanks and ruled by men who had crushed the Prague Spring. He could have fled to the West, where his plays were celebrated, or accommodated the regime and prospered. Instead, he stayed and wrote—essays that defended truth against ideology, plays that mocked totalitarian absurdity. He was imprisoned repeatedly. Yet his resistance was never mere negation. He wrote in defense of Czech culture, Czech identity, Czech possibility—the very things the regime claimed to represent. When communism fell and he became president, he acknowledged both the beauty of Czech traditions and their complicity with evil. He championed joining Europe while insisting on Czech particularity. At his father's death, despite their political differences, he honored the man who gave him language, formation, world. Havel embodied piety's paradox: loving your country enough to tell it the truth, honoring your inheritance while refusing its distortions.</w:t>
       </w:r>
     </w:p>
     <w:p>
@@ -3302,72 +3288,90 @@
     </w:p>
     <w:p>
       <w:r>
-        <w:t>Gratitude is the recognition of gift. It sees that much of what we have — life itself, certainly, but also love, beauty, capacity, fortune — comes to us unearned. The grateful person perceives the world not as a neutral field of objects but as suffused with grace. This is not naïveté about suffering or injustice. It is the capacity to register, amid everything else, what has been given. Gratitude answers the question: how should I receive what I have not made?</w:t>
-      </w:r>
-    </w:p>
-    <w:p>
-      <w:pPr>
-        <w:pStyle w:val="Heading3"/>
-      </w:pPr>
-      <w:r>
+        <w:t>You receive something good—a kindness, an opportunity, a gift—and something in you responds. Not just pleasure at the gain, but recognition of the giver. Gratitude is that recognition made active: an acknowledgment that what you have came from beyond yourself, that you are not self-made, that the good in your life involves others. Without it, you become entitled, blind to dependence, unable to receive. With it, you see clearly and respond fittingly.</w:t>
+      </w:r>
+    </w:p>
+    <w:p>
+      <w:r>
+        <w:rPr>
+          <w:b/>
+        </w:rPr>
         <w:t>What It Is</w:t>
       </w:r>
     </w:p>
     <w:p>
       <w:r>
-        <w:t>Gratitude is a double movement: first, the clear-eyed perception that something good has come to you; second, the affective and often active response to that perception. It requires attention — the ability to notice what might otherwise go unremarked. It requires honesty — acknowledging dependence, the fact that you are not self-sufficient. And it involves a kind of moral accounting, a sense that receiving creates an obligation, not necessarily to repay (some gifts cannot be repaid) but to honor, to steward, to pass forward. The Stoic Epictetus said we should hold all things "as a traveler at an inn" — not clinging, but grateful for the loan. Gratitude is the virtue of those who know they travel.</w:t>
-      </w:r>
-    </w:p>
-    <w:p>
-      <w:pPr>
-        <w:pStyle w:val="Heading3"/>
-      </w:pPr>
-      <w:r>
+        <w:t>Gratitude is the habit of recognizing genuine benefit received and responding appropriately to the source. It has three elements: awareness that something good has come to you, recognition that it came through another's agency or gift, and a disposition to acknowledge this fittingly—whether through thanks, reciprocation, or simply carrying the good forward. Aristotle saw it as part of justice: rendering what is due. Aquinas placed it among the virtues of debt, not because gratitude is coerced but because the fitting response to benefit is acknowledgment. The grateful person sees the world as full of gifts, not entitlements.</w:t>
+      </w:r>
+    </w:p>
+    <w:p>
+      <w:r>
+        <w:rPr>
+          <w:b/>
+        </w:rPr>
         <w:t>What It Isn't</w:t>
       </w:r>
     </w:p>
     <w:p>
       <w:r>
-        <w:t>Gratitude is not toxic positivity — the forced insistence that everything is wonderful, that suffering should be minimized or explained away. The grateful person can hold grief and gratitude simultaneously; they are not mutually exclusive. Neither is gratitude servility. It does not require you to be thankful for injustice or to accept mistreatment meekly. A woman grateful for friendship is not obliged to be grateful for abuse. Gratitude also differs from indebtedness in a crucial way: debt is contractual, often burdensome, concerned with equivalence. Gratitude is responsive, often joyful, concerned with acknowledgment. You can resent a debt while feeling grateful for the same gift.</w:t>
-      </w:r>
-    </w:p>
-    <w:p>
-      <w:pPr>
-        <w:pStyle w:val="Heading3"/>
-      </w:pPr>
-      <w:r>
+        <w:t xml:space="preserve">Gratitude is not mere politeness—the automatic "thank you" that signals manners but means nothing. Nor is it the debtor's cringing servility, feeling diminished by what was given. True gratitude receives without resentment; it does not keep score or feel trapped by obligation. Gratitude also differs from the saccharine positivity that refuses to see wrong or pain, insisting everything is "actually a blessing." The grateful person can acknowledge both gift and loss, benefit and injustice. They are not grateful </w:t>
+      </w:r>
+      <w:r>
+        <w:rPr>
+          <w:i/>
+        </w:rPr>
+        <w:t>for</w:t>
+      </w:r>
+      <w:r>
+        <w:t xml:space="preserve"> suffering but perhaps grateful </w:t>
+      </w:r>
+      <w:r>
+        <w:rPr>
+          <w:i/>
+        </w:rPr>
+        <w:t>in</w:t>
+      </w:r>
+      <w:r>
+        <w:t xml:space="preserve"> it, still able to see what remains good.</w:t>
+      </w:r>
+    </w:p>
+    <w:p>
+      <w:r>
+        <w:rPr>
+          <w:b/>
+        </w:rPr>
         <w:t>The Opposing Vices</w:t>
       </w:r>
     </w:p>
     <w:p>
       <w:r>
-        <w:t>On one side lies ingratitude — the failure to register gift. The ingrate takes everything as his due, sees the world as owing him what he has. Entitlement is ingratitude systematized. This vice breeds resentment; since nothing is gift, everything that falls short is grievance. On the other side lies obsequiousness — gratitude so excessive it becomes self-abnegating, falsely elevating the giver, distorting the relationship into one of servitude. This is gratitude without dignity, the psychological version of bowing and scraping. The truly grateful person maintains her own standing while acknowledging what she has received. She does not grovel, but neither does she forget.</w:t>
-      </w:r>
-    </w:p>
-    <w:p>
-      <w:pPr>
-        <w:pStyle w:val="Heading3"/>
-      </w:pPr>
-      <w:r>
+        <w:t>Gratitude stands between ingratitude and obsequiousness. The ingrate cannot acknowledge dependence or gift. They insist on self-sufficiency, attribute their success solely to merit, or take what comes as simply their due. They do not see the scaffolding of help, luck, and grace beneath their accomplishments. Pride or entitlement blinds them. Obsequiousness, conversely, grovels—not from genuine gratitude but from weakness or calculation. The obsequious person effuses thanks to manipulate or from inability to receive as an equal. Both fail to see and respond truly: one refusing to acknowledge gift, the other making false acknowledgment.</w:t>
+      </w:r>
+    </w:p>
+    <w:p>
+      <w:r>
+        <w:rPr>
+          <w:b/>
+        </w:rPr>
         <w:t>How It's Cultivated</w:t>
       </w:r>
     </w:p>
     <w:p>
       <w:r>
-        <w:t>Gratitude is cultivated through practices of attention. The daily review — what good came today? — trains the eye to notice. Saying grace before meals, whatever one's theology, interrupts the automatic consumption and inserts recognition. Letter-writing, especially the kind where you tell someone specifically what their gift (of time, wisdom, presence) meant, embeds gratitude in action. But gratitude also requires cognitive work: actively countering the mind's negativity bias, which evolution designed to notice threats more than blessings. And it demands relinquishing the self-made myth. Robert Putnam's research shows that people who attribute success solely to their own effort are measurably less happy than those who acknowledge help, luck, and grace. Gratitude requires admitting you did not do it alone.</w:t>
-      </w:r>
-    </w:p>
-    <w:p>
-      <w:pPr>
-        <w:pStyle w:val="Heading3"/>
-      </w:pPr>
-      <w:r>
+        <w:t>Begin by noticing. Who prepared your meal, built your chair, taught you to read? Trace the chain of causation backward from any good in your life—you will find others. Make this noticing habitual. Then practice acknowledgment: write the thank-you note, say the specific thanks, tell someone how they helped. Not performatively, but accurately. Notice also when you resist gratitude—when acknowledgment feels like diminishment or debt. Examine that resistance. What fear drives it? Over time, cultivate the practice of receiving well: not refusing help from embarrassment, not immediately reciprocating to discharge obligation, but simply accepting. The grateful life involves learning to be a creature, not a creator—recognizing your dependence as fact, not failure.</w:t>
+      </w:r>
+    </w:p>
+    <w:p>
+      <w:r>
+        <w:rPr>
+          <w:b/>
+        </w:rPr>
         <w:t>A Life</w:t>
       </w:r>
     </w:p>
     <w:p>
       <w:r>
-        <w:t>Samuel Johnson, the eighteenth-century writer and moralist, struggled with gratitude all his life. His prayer journals, published posthumously, reveal constant anxiety, self-reproach, melancholy. Yet throughout, gratitude surfaces like bedrock beneath turbulent water. He was grateful for his friendships, though he quarreled. Grateful for his work, though it exhausted him. Grateful for his faith, though he doubted. When his friend Henry Thrale died, Johnson wrote not of his own loss but of what Thrale had given: kindness, hospitality, patient companionship through Johnson's difficult moods. Late in life, ill and lonely, Johnson compiled a list of blessings. It included sight, hearing, mobility, sanity, and the "conversation of the learned and witty." Not wealth or fame — which he had — but the gifts that made life bearable. His gratitude was hard-won, wrested from darkness, and therefore more true.</w:t>
+        <w:t>Dorothy Day spent decades among the poor at the Catholic Worker houses she founded, serving meals, sheltering the homeless, protesting war. She could have positioned herself as benefactor to grateful recipients. Instead, she insisted on mutuality. When someone thanked her for a meal, she would say she was grateful they came—and mean it. She saw Christ in the destitute and considered serving them a privilege, not charity. Her gratitude extended to enemies: when imprisoned for civil disobedience, she thanked jailers for their work, not sarcastically but genuinely, seeing even there some shared humanity. She was grateful for daily bread, for the Eucharist, for companions in the work. This was not naive thankfulness for everything—she saw injustice clearly and fought it fiercely—but a capacity to receive the genuine good in her life as gift rather than entitlement. Her gratitude freed her from both resentment and superiority, allowing her to receive and give with equal grace.</w:t>
       </w:r>
     </w:p>
     <w:p>
@@ -3406,90 +3410,99 @@
     </w:p>
     <w:p>
       <w:r>
-        <w:t>Wonder is the virtue of being properly astonished by reality. It is the capacity to recognize that existence itself — that anything is rather than nothing — deserves our amazement, and that this amazement is not a luxury but a fundamental orientation toward truth. Wonder stands at the beginning of philosophy, as Aristotle knew, but also at the beginning of gratitude, humility, and love. Without it, we see only what we expect to see, use what we want to use, and miss the fact that the world perpetually exceeds our categories. The person who cultivates wonder remains teachable, because they know they stand before mysteries that predate and outlast their understanding.</w:t>
-      </w:r>
-    </w:p>
-    <w:p>
-      <w:pPr>
-        <w:pStyle w:val="Heading3"/>
-      </w:pPr>
-      <w:r>
+        <w:t>A child sees the night sky for the first time away from city lights and goes silent. A scientist discovers an unexpected pattern in decades of data and sits back in astonishment. A parent watches their newborn's fingers curl and uncurl and feels the world shift. Wonder is the capacity to be arrested by reality—to encounter something and recognize that it exceeds your categories, that the world is larger and stranger than your models allowed. Without it, life flattens into the expected. With it, you remain teachable.</w:t>
+      </w:r>
+    </w:p>
+    <w:p>
+      <w:r>
+        <w:rPr>
+          <w:b/>
+        </w:rPr>
         <w:t>What It Is</w:t>
       </w:r>
     </w:p>
     <w:p>
       <w:r>
-        <w:t xml:space="preserve">Wonder is active receptivity — the mind's openness to being surprised by what is actually there. It combines attention with a kind of cognitive hospitality: the willingness to let things be strange, complex, or irreducible before rushing to explanation or utility. Thomas Aquinas called it the beginning of wisdom. Abraham Joshua Heschel described it as "radical amazement" at the sheer is-ness of things. Wonder is not mere curiosity, which wants answers. It is sustained by questions that cannot be exhausted. The person with wonder looks at a tree and sees not lumber or shade but a particular astonishing fact: </w:t>
+        <w:t>Wonder is the disposition to be genuinely struck by what is—to experience reality as surprising, excessive, or profound in ways that momentarily suspend ordinary comprehension. Aristotle saw it as the beginning of philosophy: you cannot seek to understand what fails to first arrest you. Wonder involves receptivity—an openness to being affected—but also a kind of active attention. The wondering person doesn't merely experience surprise but dwells in it, allowing the encounter to reshape their sense of what's possible. It's affective and cognitive at once: you feel the inadequacy of your current understanding and the invitation to see more deeply.</w:t>
+      </w:r>
+    </w:p>
+    <w:p>
+      <w:r>
+        <w:rPr>
+          <w:b/>
+        </w:rPr>
+        <w:t>What It Isn't</w:t>
+      </w:r>
+    </w:p>
+    <w:p>
+      <w:r>
+        <w:t xml:space="preserve">Wonder is not mere novelty-seeking, the restless pursuit of the new because you're bored with the familiar. The person addicted to stimulation mistakes distraction for wonder. Nor is wonder naïve ignorance—the child's amazement before learning how things work. Genuine wonder often </w:t>
       </w:r>
       <w:r>
         <w:rPr>
           <w:i/>
         </w:rPr>
-        <w:t>this exists</w:t>
-      </w:r>
-      <w:r>
-        <w:t>. They look at another person and recognize an inexhaustible subject, not an object to be managed or understood.</w:t>
-      </w:r>
-    </w:p>
-    <w:p>
-      <w:pPr>
-        <w:pStyle w:val="Heading3"/>
-      </w:pPr>
-      <w:r>
-        <w:t>What It Isn't</w:t>
-      </w:r>
-    </w:p>
-    <w:p>
-      <w:r>
-        <w:t>Wonder is not naivety. The naive person lacks sophistication; the wondering person has moved through sophistication to something deeper. Rachel Carson, who wrote with scientific precision about marine biology, never lost her sense that the tide pools were full of mysteries that technical knowledge could not dissolve. Wonder is also not mere emotion — not the passing thrill of spectacle or novelty. You can wonder at what is familiar. The Psalmist wondered at the ordinary fact of human significance: "What is man that you are mindful of him?" Wonder does not require the exotic. It requires only eyes that have not closed.</w:t>
-      </w:r>
-    </w:p>
-    <w:p>
-      <w:pPr>
-        <w:pStyle w:val="Heading3"/>
-      </w:pPr>
-      <w:r>
+        <w:t>increases</w:t>
+      </w:r>
+      <w:r>
+        <w:t xml:space="preserve"> with knowledge. The astronomer experiences wonder at the night sky differently than the child, but no less genuinely. Wonder also differs from mystification or confusion. The mystified person is simply lost; the wondering person is arrested by something real that their understanding cannot yet encompass.</w:t>
+      </w:r>
+    </w:p>
+    <w:p>
+      <w:r>
+        <w:rPr>
+          <w:b/>
+        </w:rPr>
         <w:t>The Opposing Vices</w:t>
       </w:r>
     </w:p>
     <w:p>
       <w:r>
-        <w:t>The deficiency is jadedness: the conviction that you have seen it all, that nothing genuinely new or surprising remains. The jaded person has not learned too much but felt too little. They mistake exhaustion for wisdom, boredom for sophistication. Their "been there, done that" is a defense against vulnerability to the real. The excess is credulity: wonder without discernment, the willingness to be amazed by anything, which is finally to be amazed by nothing that actually matters. The credulous person wants the feeling of wonder more than its object. They chase spectacle, conspiracy, or novelty but cannot sustain attention to what is genuinely strange — like the ordinary persistence of being.</w:t>
-      </w:r>
-    </w:p>
-    <w:p>
-      <w:pPr>
-        <w:pStyle w:val="Heading3"/>
-      </w:pPr>
-      <w:r>
+        <w:t>Wonder falls between jadedness and gullibility. The jaded person has seen it all, or believes they have. Nothing surprises them because they've reduced reality to familiar categories. They mistake exhaustion for wisdom, cynicism for sophistication. Every encounter confirms what they already knew. The gullible person is struck by everything indiscriminately—credulous, unable to distinguish the genuinely astonishing from the merely novel or false. Where jadedness refuses to be moved, gullibility is moved by anything. The wondering person maintains both openness and discernment.</w:t>
+      </w:r>
+    </w:p>
+    <w:p>
+      <w:r>
+        <w:rPr>
+          <w:b/>
+        </w:rPr>
         <w:t>How It's Cultivated</w:t>
       </w:r>
     </w:p>
     <w:p>
       <w:r>
-        <w:t>Wonder is cultivated first by the discipline of attention. Notice one thing fully today. Not consuming it or using it or Instagramming it, but letting it be what it is in your awareness. Second, by embracing ignorance. Not stupidity but the Socratic recognition that your knowledge is a small island in a vast sea. Children wonder easily because they know they do not know; adults must relearn this. Third, through silence. Wonder cannot compete with constant noise and stimulation. The Desert Fathers withdrew not from reality but toward it, and reported that the ordinary became luminous. Fourth, by asking questions that have no useful answers: Why is there something rather than nothing? Why does beauty pierce us? What is consciousness? Let the questions stand.</w:t>
-      </w:r>
-    </w:p>
-    <w:p>
-      <w:pPr>
-        <w:pStyle w:val="Heading3"/>
-      </w:pPr>
-      <w:r>
+        <w:t>Wonder requires slowing down enough to actually see what's before you. Practice sustained attention to particular things: watch how light moves through water, how a sentence achieves its effect, how a proof unfolds. Study something deeply—astronomy, music theory, cell biology—until its complexity becomes visible. Paradoxically, expertise often restores wonder that superficial familiarity obscures. Seek encounters that exceed your current understanding: difficult books, unfamiliar music, people whose experience differs radically from yours. Notice when you're explaining away rather than attending. The move to subsume the new under the known is self-protection. Wonder requires vulnerability—the willingness to have your sense of reality disrupted.</w:t>
+      </w:r>
+    </w:p>
+    <w:p>
+      <w:r>
+        <w:rPr>
+          <w:b/>
+        </w:rPr>
         <w:t>A Life</w:t>
       </w:r>
     </w:p>
     <w:p>
       <w:r>
-        <w:t xml:space="preserve">Annie Dillard spent years attending to Tinker Creek in Virginia's Blue Ridge Mountains, watching with the patience of a hunter and the precision of a naturalist. She once wrote of seeing a tree "with the lights in it," an ordinary backyard cedar suddenly transfigured by her attention into something blazing. But her wonder was not mysticism avoiding facts; she studied insect parasitism, predation's brutality, the mechanics of cells. She wondered at both the beauty and the terror, refusing to reduce either. In </w:t>
+        <w:t xml:space="preserve">Rachel Carson came to marine biology through wonder. As a child, she spent hours watching tide pools, amazed that the ocean had edges where life adapted to two worlds. She earned her degree during the Depression when female scientists were rare, and took a government job writing radio scripts about sea life. But the wonder never dulled. She learned more, and the learning deepened her astonishment. When she wrote </w:t>
       </w:r>
       <w:r>
         <w:rPr>
           <w:i/>
         </w:rPr>
-        <w:t>Pilgrim at Tinker Creek</w:t>
-      </w:r>
-      <w:r>
-        <w:t>, she described finding a frog sucked empty by a water bug, its skin a deflated balloon. She did not look away or explain it away. She looked harder. "Beauty and grace are performed whether or not we will or sense them," she wrote. "The least we can do is try to be there." Her life demonstrated that wonder is not innocence but courage — the courage to let reality be as astonishing and terrible as it actually is.</w:t>
+        <w:t>The Sea Around Us</w:t>
+      </w:r>
+      <w:r>
+        <w:t xml:space="preserve">, readers recognized something unusual: a scientist who could convey both precise knowledge and genuine awe. "The more clearly we can focus our attention on the wonders and realities of the universe about us," she wrote, "the less taste we shall have for destruction." Late in life, when she discovered that pesticides were poisoning the natural world she'd studied for decades, her response came from wonder violated—how could we fail to see what we were destroying? </w:t>
+      </w:r>
+      <w:r>
+        <w:rPr>
+          <w:i/>
+        </w:rPr>
+        <w:t>Silent Spring</w:t>
+      </w:r>
+      <w:r>
+        <w:t xml:space="preserve"> emerged not from anger alone but from sustained attention to the intricate beauty that industrial carelessness was erasing. Her environmental advocacy rested on something prior: the capacity to be genuinely struck by living systems, to see their complexity as astonishing rather than merely instrumental.</w:t>
       </w:r>
     </w:p>
     <w:p>
@@ -3528,72 +3541,72 @@
     </w:p>
     <w:p>
       <w:r>
-        <w:t>Joy is the experience of gladness that arises when we encounter genuine goodness—in a moment, a person, a truth newly grasped. It differs from pleasure in that it answers not to sensation but to value perceived. The joyful person has learned to recognize what is truly worth celebrating and to respond with appropriate delight. This is not optimism, which anticipates good outcomes, but a capacity to recognize and receive goodness when it appears, even amid difficulty.</w:t>
-      </w:r>
-    </w:p>
-    <w:p>
-      <w:pPr>
-        <w:pStyle w:val="Heading3"/>
-      </w:pPr>
-      <w:r>
+        <w:t>You meet someone whose presence lifts the room—not through forced cheerfulness or manic energy, but through a quality harder to name. They find delight in small things. They meet difficulty without losing lightness. In their company, the world feels less heavy, more interesting, more worth inhabiting. This is not temperament or luck. It's joy—a virtue of delighting rightly in what's genuinely good, available even in sorrow.</w:t>
+      </w:r>
+    </w:p>
+    <w:p>
+      <w:r>
+        <w:rPr>
+          <w:b/>
+        </w:rPr>
         <w:t>What It Is</w:t>
       </w:r>
     </w:p>
     <w:p>
       <w:r>
-        <w:t>Joy is a responsive emotion—it answers to something outside itself. When we perceive genuine goodness, beauty, or truth, joy is the natural movement of the soul toward that good. It has an outward orientation: the joyful person delights in realities beyond themselves. This distinguishes it from mere happiness, which can be self-enclosed. Joy requires accurate perception—we must see truly what is before us—and then an openness to being affected by it. The joyful person has not armored themselves against delight. They have maintained the capacity to be moved by what is genuinely good, to find the world occasionally worth celebrating. Joy is therefore both a perception and a response, both seeing rightly and being rightly affected by what we see.</w:t>
-      </w:r>
-    </w:p>
-    <w:p>
-      <w:pPr>
-        <w:pStyle w:val="Heading3"/>
-      </w:pPr>
-      <w:r>
+        <w:t>Joy is the habit of taking pleasure in genuine goods—beauty, truth, love, achievement, existence itself—and expressing that delight in ways that affirm life. Aquinas distinguished it from mere pleasure, which responds to any satisfaction, and from happiness, which is the broader condition of well-being. Joy is specific: it recognizes particular goods and delights in them proportionally. The joyful person sees a child's discovery, a friend's success, a problem solved, and experiences gladness appropriate to what's there. Joy includes gratitude—recognizing goods as gifts rather than entitlements—and often moves toward expression: laughter, celebration, sharing. It is fundamentally responsive, not manufactured.</w:t>
+      </w:r>
+    </w:p>
+    <w:p>
+      <w:r>
+        <w:rPr>
+          <w:b/>
+        </w:rPr>
         <w:t>What It Isn't</w:t>
       </w:r>
     </w:p>
     <w:p>
       <w:r>
-        <w:t>Joy is often confused with constant cheerfulness, that relentless positivity that refuses to acknowledge difficulty. But the cheerful person may be in flight from reality, maintaining their mood by selective attention. The joyful person can be sad—they feel losses keenly precisely because they recognize genuine goods. Joy is also not the same as fun or entertainment. Fun is deliberately produced; joy arrives unbidden in response to something real. Nor is joy mere enthusiasm, that excitable energy that attaches to anything novel. Enthusiasm is promiscuous; joy is discerning. It arises only when we encounter something truly worth delighting in, and it deepens rather than dissipates with knowledge.</w:t>
-      </w:r>
-    </w:p>
-    <w:p>
-      <w:pPr>
-        <w:pStyle w:val="Heading3"/>
-      </w:pPr>
-      <w:r>
+        <w:t>Joy is not cheerfulness, that disposition to appear upbeat regardless of circumstances. The relentlessly cheerful person papers over reality; the joyful person sees it clearly and still finds goods worth delighting in. Nor is joy optimism, that prediction of favorable outcomes. You can be joyful in terminal illness, recognizing present goods even as future ones close. Joy differs too from excitement or pleasure-seeking—the joyful person doesn't chase stimulation but receives delight where it's genuinely warranted. And joy is not the denial of sorrow. The person who insists "everything's great" when it isn't lacks joy. True joy coexists with grief, finding goods present even in loss.</w:t>
+      </w:r>
+    </w:p>
+    <w:p>
+      <w:r>
+        <w:rPr>
+          <w:b/>
+        </w:rPr>
         <w:t>The Opposing Vices</w:t>
       </w:r>
     </w:p>
     <w:p>
       <w:r>
-        <w:t>Joy stands between two failures. The deficiency is joylessness—the inability to delight in anything, however good. The joyless person has lost the capacity for gladness. Perhaps they have been disappointed too often, or perhaps they have cultivated cynicism as protection. They move through even genuine goods unmoved, unable to celebrate. Life becomes gray uniformity. The excess is frivolity—the person who delights in everything indiscriminately, whose joy has become unmoored from reality. The frivolous person celebrates trivialities as if they were profound goods, treats important matters lightly, and cannot distinguish what truly warrants delight. Their constant excitement is a kind of moral numbness. Between these extremes, true joy responds proportionately to real goods.</w:t>
-      </w:r>
-    </w:p>
-    <w:p>
-      <w:pPr>
-        <w:pStyle w:val="Heading3"/>
-      </w:pPr>
-      <w:r>
+        <w:t>Joy stands between anhedonia and mania. Anhedonia—literally "without pleasure"—is the inability to take delight in genuine goods. The anhedonic person sees beauty and feels nothing, witnesses kindness and remains unmoved. They flatten the world into grayness, unable to respond to what's actually delightful. This isn't sadness, which involves pain, but numbness—a failure to register goods at all. Mania, the excess, finds delight everywhere indiscriminately. The manic person laughs at funerals, celebrates tragedies, forces joy onto circumstances that don't warrant it. Where anhedonia fails to respond to real goods, mania responds to everything equally, destroying joy's essential quality: discrimination.</w:t>
+      </w:r>
+    </w:p>
+    <w:p>
+      <w:r>
+        <w:rPr>
+          <w:b/>
+        </w:rPr>
         <w:t>How It's Cultivated</w:t>
       </w:r>
     </w:p>
     <w:p>
       <w:r>
-        <w:t>Joy requires, first, the discipline of attention—learning to notice what is actually before us rather than living in our projections and anxieties. This is why the contemplative traditions emphasize presence. Second, it requires education in value—learning to recognize genuine goods. We must be taught, often slowly, what is truly worth celebrating. A life of reading, conversation, and mentorship gradually refines our perception. Third, joy is cultivated by the practice of gratitude, which trains us to recognize goods as gifts rather than entitlements. The grateful person is positioned to experience joy; the entitled person is not. Finally, joy requires vulnerability—we must risk being affected. This means refusing cynicism's armor, that protective shell that keeps us safe from disappointment but also from delight.</w:t>
-      </w:r>
-    </w:p>
-    <w:p>
-      <w:pPr>
-        <w:pStyle w:val="Heading3"/>
-      </w:pPr>
-      <w:r>
+        <w:t>Joy grows through practiced attention to genuine goods and honest response to them. Start small: notice what's actually delightful—not what you're supposed to find delightful, but what moves you toward gladness. A well-made sentence. Light through leaves. A problem you solved. Let yourself respond: smile, laugh, say "that's wonderful." Protect this capacity: minimize cynicism, which corrodes delight; avoid constant complaint, which trains attention toward wrong. Cultivate gratitude—the habit of seeing goods as gifts rather than entitlements. Accept sorrow when it comes; joy deepens in those who've known grief and still choose delight. Surround yourself with people who find real goods genuinely delightful. Over time, you become more alive to what's worth delighting in.</w:t>
+      </w:r>
+    </w:p>
+    <w:p>
+      <w:r>
+        <w:rPr>
+          <w:b/>
+        </w:rPr>
         <w:t>A Life</w:t>
       </w:r>
     </w:p>
     <w:p>
       <w:r>
-        <w:t>G.K. Chesterton moved through early twentieth-century England noticing what others overlooked—a lamp post's shape, a child's question, the precise angle of a friend's hat. While his intellectual peers cultivated sophisticated pessimism, Chesterton found the world "a startling and stupendous place." This was not naïveté; he recognized evil clearly and argued against it fiercely. But he had trained himself to perceive the ordinary as extraordinary. When he looked at a piece of chalk, he saw not a common tool but a white miracle against the blackboard's darkness. His joy was infectious but not sentimental—it arose from actually seeing what was before him. In his autobiography, he described his fundamental conviction as "a certain primal loyalty to truth as such," which led him to celebrate existence itself as an unearned gift. His joy was rooted in accuracy of perception and appropriate response.</w:t>
+        <w:t>Etty Hillesum kept a diary in Amsterdam during the Nazi occupation. A young Jewish woman watching her world collapse—deportations beginning, freedoms vanishing, death approaching—she wrote with extraordinary attention to what remained delightful. She noticed jasmine blooming, the quality of light, conversations with friends, passages in Rilke. "I don't think I have ever felt so keenly how much I love life," she wrote months before her deportation to Westerbork transit camp. There she volunteered to help others, refusing exemptions that might have saved her. Her letters describe the camp's suffering honestly—filth, hunger, despair—but also moments of unexpected beauty: a fragment of poem, a kind gesture, stars visible through barracks walls. "I feel at home," she wrote. "I have made friends with the sky." She was murdered at Auschwitz at twenty-nine. Her joy was not denial of horror but insistence that goods remained real and worth delighting in until the end. She saw what was genuinely delightful and let it matter.</w:t>
       </w:r>
     </w:p>
     <w:p>
@@ -3632,108 +3645,81 @@
     </w:p>
     <w:p>
       <w:r>
-        <w:t xml:space="preserve">Equanimity is steadiness of mind in the face of what cannot be controlled. It is the capacity to remain internally stable when circumstances shift — neither elated by fortune nor crushed by misfortune. The Stoics called it </w:t>
+        <w:t>You receive good news and bad news in the same hour. A project succeeds; a friendship fractures. The market soars, then crashes. Life delivers both, often without warning, and your inner state lurches accordingly—elation to despair, confidence to panic. Equanimity is the capacity to meet these swings without being swept away by them. It's not that nothing touches you. It's that you remain yourself through what touches you, able to see clearly and act rightly regardless of whether fortune smiles or frowns.</w:t>
+      </w:r>
+    </w:p>
+    <w:p>
+      <w:r>
+        <w:rPr>
+          <w:b/>
+        </w:rPr>
+        <w:t>What It Is</w:t>
+      </w:r>
+    </w:p>
+    <w:p>
+      <w:r>
+        <w:t>Equanimity is the settled quality of soul that maintains composure through changing circumstances. Aristotle described it as greatness of soul (</w:t>
       </w:r>
       <w:r>
         <w:rPr>
           <w:i/>
         </w:rPr>
-        <w:t>ataraxia</w:t>
-      </w:r>
-      <w:r>
-        <w:t xml:space="preserve">, the Buddhists </w:t>
-      </w:r>
-      <w:r>
-        <w:rPr>
-          <w:i/>
-        </w:rPr>
-        <w:t>upekkha</w:t>
-      </w:r>
-      <w:r>
-        <w:t>. Both recognized it as freedom: not from feeling, but from being ruled by what happens to us. The equanimous person experiences the full range of human emotion but is not swept away by it.</w:t>
-      </w:r>
-    </w:p>
-    <w:p>
-      <w:pPr>
-        <w:pStyle w:val="Heading3"/>
-      </w:pPr>
-      <w:r>
-        <w:t>What It Is</w:t>
-      </w:r>
-    </w:p>
-    <w:p>
-      <w:r>
-        <w:t>Equanimity is a settled inner orientation that accepts reality as it presents itself. It is the ability to meet pleasure and pain, success and failure, praise and blame with the same fundamental composure. This is not numbness but a kind of spaciousness — room enough in the self to hold whatever comes without being undone by it. The equanimous person feels disappointment but is not destroyed by it, experiences joy but does not cling to it. They have learned what the Serenity Prayer names: the difference between what can be changed and what must be accepted. This discrimination is the foundation. Without it, we waste ourselves fighting reality or passively accepting what we might transform.</w:t>
-      </w:r>
-    </w:p>
-    <w:p>
-      <w:pPr>
-        <w:pStyle w:val="Heading3"/>
-      </w:pPr>
-      <w:r>
+        <w:t>megalopsychia</w:t>
+      </w:r>
+      <w:r>
+        <w:t>)—a kind of stable dignity that neither inflates with success nor collapses under adversity. The equanimous person experiences emotions fully but is not controlled by them. They can receive praise without becoming dependent on it, criticism without being destroyed by it, loss without losing themselves. This steadiness comes not from suppressing feeling but from a deep rootedness in what matters. Equanimity allows clear judgment when others panic and measured response when others overreact. It's the inner ballast that keeps you upright in rough seas.</w:t>
+      </w:r>
+    </w:p>
+    <w:p>
+      <w:r>
+        <w:rPr>
+          <w:b/>
+        </w:rPr>
         <w:t>What It Isn't</w:t>
       </w:r>
     </w:p>
     <w:p>
       <w:r>
-        <w:t xml:space="preserve">Equanimity is not indifference. The indifferent person doesn't care; the equanimous person cares deeply but has learned not to be tyrannized by circumstances. It is also not suppression. The person who "keeps it together" by forcing feelings underground is practicing repression, not equanimity. True equanimity includes emotional honesty — you feel the grief, the anger, the fear, but you are not identical with these feelings. You have them; they do not have you. Neither is equanimity resignation or fatalism. The resigned person has given up. The equanimous person has given </w:t>
-      </w:r>
-      <w:r>
-        <w:rPr>
-          <w:i/>
-        </w:rPr>
-        <w:t>over</w:t>
-      </w:r>
-      <w:r>
-        <w:t xml:space="preserve"> — released what cannot be controlled while remaining fully engaged with what can be.</w:t>
-      </w:r>
-    </w:p>
-    <w:p>
-      <w:pPr>
-        <w:pStyle w:val="Heading3"/>
-      </w:pPr>
-      <w:r>
+        <w:t>Equanimity is not indifference. The equanimous person cares deeply—about people, work, principles—but their identity doesn't rise and fall with outcomes. Nor is it stoic repression, the white-knuckled effort to appear unaffected while seething inside. That's mere suppression, which eventually ruptures. Equanimity also differs from resignation—the defeated shrug that nothing matters. The resigned person has given up; the equanimous person remains engaged, just not destabilized. You can tell the difference: the equanimous person still acts, still cares, still feels—but from a place of groundedness rather than desperation.</w:t>
+      </w:r>
+    </w:p>
+    <w:p>
+      <w:r>
+        <w:rPr>
+          <w:b/>
+        </w:rPr>
         <w:t>The Opposing Vices</w:t>
       </w:r>
     </w:p>
     <w:p>
       <w:r>
-        <w:t>Equanimity stands between emotional volatility and emotional deadness. The volatile person is tossed by every wind — a setback destroys them, a success intoxicates them. They live at the mercy of circumstances, their inner life a weather system with no stable center. They suffer not just from what happens but from their violent reactions to what happens. The opposite failure is numbness — the person who has protected themselves from pain by refusing all feeling. They achieve stability by becoming stone. Nothing moves them because nothing reaches them. They have purchased invulnerability at the cost of their humanity. Between these failures stands equanimity: fully alive, fully feeling, yet internally free.</w:t>
-      </w:r>
-    </w:p>
-    <w:p>
-      <w:pPr>
-        <w:pStyle w:val="Heading3"/>
-      </w:pPr>
-      <w:r>
+        <w:t>Equanimity stands between turbulence and apathy. The turbulent person is tossed by every wind—euphoric at success, crushed by setback, their mood and judgment hostage to circumstance. They cannot maintain course because they have no fixed center. Their lives are reactive, driven by whatever most recently happened. The apathetic person has flatlined—they've achieved "stability" by ceasing to care about anything. Nothing disturbs them because nothing reaches them. Where turbulence is all motion and no stillness, apathy is stillness without life. Equanimity alone combines engagement with stability, feeling with groundedness.</w:t>
+      </w:r>
+    </w:p>
+    <w:p>
+      <w:r>
+        <w:rPr>
+          <w:b/>
+        </w:rPr>
         <w:t>How It's Cultivated</w:t>
       </w:r>
     </w:p>
     <w:p>
       <w:r>
-        <w:t>Equanimity grows from repeated practice in distinguishing what is within your power from what is not. Epictetus taught his students to begin each day by sorting all possible events into these two categories. This is not a thought exercise but a daily discipline: you practice responding to small disappointments with acceptance, to small pleasures without grasping. Over time, the practice deepens. Meditation helps — particularly practices that train attention to remain steady while thoughts and feelings arise and pass. So does the deliberate contemplation of impermanence: nothing lasts, good or bad. The person who truly grasps this is less surprised by change, less devastated by loss. Hardship itself cultivates equanimity, if we let it teach rather than embitter us.</w:t>
-      </w:r>
-    </w:p>
-    <w:p>
-      <w:pPr>
-        <w:pStyle w:val="Heading3"/>
-      </w:pPr>
-      <w:r>
+        <w:t>Equanimity develops through the repeated practice of noticing your reactions without immediately acting on them. When good news arrives, pause before broadcasting. When bad news lands, pause before spiraling. In the gap, you find perspective. Meditation trains this—watching thoughts and emotions arise without grabbing or pushing. Philosophy helps: Marcus Aurelius daily reminded himself that external events are indifferent, that his character is what matters. Hardship that doesn't break you strengthens equanimity; you learn you can endure. So does genuine accomplishment met with honesty—you see that success doesn't fundamentally change you. Over time, you develop an inner reference point more stable than circumstances. The storms still come. You learn to be the anchor, not the boat.</w:t>
+      </w:r>
+    </w:p>
+    <w:p>
+      <w:r>
+        <w:rPr>
+          <w:b/>
+        </w:rPr>
         <w:t>A Life</w:t>
       </w:r>
     </w:p>
     <w:p>
       <w:r>
-        <w:t xml:space="preserve">The physician and neurologist Viktor Frankl demonstrated equanimity in circumstances designed to destroy it. In Auschwitz, stripped of everything — family, profession, possessions, even his name — he discovered a freedom the Nazis could not touch: the freedom to choose his response. He watched some prisoners become brutes and others become saints, and concluded that the last of human freedoms is the ability to choose one's attitude. This was not philosophical abstraction. In the camp, he practiced it: choosing to help others when he might have hoarded his strength, choosing to find meaning in suffering that appeared meaningless, choosing to remain internally free when externally enslaved. After liberation, he wrote </w:t>
-      </w:r>
-      <w:r>
-        <w:rPr>
-          <w:i/>
-        </w:rPr>
-        <w:t>Man's Search for Meaning</w:t>
-      </w:r>
-      <w:r>
-        <w:t>, but his equanimity was not found in writing — it was forged in the camps, in the daily practice of meeting horror without being consumed by it.</w:t>
+        <w:t>Viktor Frankl entered Auschwitz a successful psychiatrist and emerged a skeleton with a number tattooed on his arm. Everything external had been stripped—profession, possessions, family, his life's manuscript thrown in a fire. In the camps, he observed two responses. Some prisoners collapsed into despair or brutality; circumstances controlled them completely. Others maintained an inner freedom that the guards couldn't touch. They chose how to bear what couldn't be changed—sharing their last piece of bread, comforting the dying, finding meaning in impossible conditions. Frankl chose this path. He reconstructed his manuscript mentally, lectured to himself about what he was learning, imagined teaching after liberation. When a guard beat him, he observed his own response as a psychologist might. This wasn't denial—he felt the cold, the hunger, the grief—but he refused to let circumstances determine his inner state. After liberation, he rebuilt his life without bitterness, developed logotherapy around the insight that meaning sustains us when nothing else can, and lived with the same quiet steadiness in fame and obscurity. The camps revealed what he had cultivated: a center that circumstances could not dislodge.</w:t>
       </w:r>
     </w:p>
     <w:p>
@@ -3772,72 +3758,72 @@
     </w:p>
     <w:p>
       <w:r>
-        <w:t>Patience is the capacity to endure difficulty, delay, or provocation without being mastered by anger or anxiety. It is not passive acceptance but active endurance — a kind of strength that maintains composure and clear judgment when circumstances press against us. The patient person neither collapses into despair nor lashes out in frustration. They remain present to what is, neither rushing past it nor being crushed by it. Patience answers the question: How do I remain myself when time, other people, or circumstances refuse to cooperate?</w:t>
-      </w:r>
-    </w:p>
-    <w:p>
-      <w:pPr>
-        <w:pStyle w:val="Heading3"/>
-      </w:pPr>
-      <w:r>
+        <w:t>The thing you're waiting for—the answer, the healing, the person, the change—hasn't arrived. It may arrive tomorrow or never. Meanwhile, there is today, and in today there are tasks, people, small goods within reach. Patience is the virtue that lets you inhabit the present fully while the future remains unsettled. Without it, you either force outcomes before they're ripe or collapse into passive bitterness. With it, you can endure without hardening, wait without ceasing to act.</w:t>
+      </w:r>
+    </w:p>
+    <w:p>
+      <w:r>
+        <w:rPr>
+          <w:b/>
+        </w:rPr>
         <w:t>What It Is</w:t>
       </w:r>
     </w:p>
     <w:p>
       <w:r>
-        <w:t>Patience is an active steadiness under pressure. Thomas Aquinas placed it among the parts of fortitude — not gentleness but strength. The patient person maintains their orientation when circumstances would pull them off course. They endure the crying infant at three in the morning, the chronic illness that limits their plans, the colleague's maddening incompetence, without losing themselves to rage or despair. This steadiness requires strength: you must hold your own center while forces work to dislodge you. The patient person has learned what the Stoics knew — that some things lie outside our control, and wisdom consists partly in not exhausting ourselves against them. But patience is warmer than Stoic apatheia. It endures not with cold detachment but with a kind of hope that this difficulty, too, has its place and its end.</w:t>
-      </w:r>
-    </w:p>
-    <w:p>
-      <w:pPr>
-        <w:pStyle w:val="Heading3"/>
-      </w:pPr>
-      <w:r>
+        <w:t>Patience is the capacity to bear difficulty, delay, or suffering without losing composure or abandoning the good you seek. Aquinas distinguished two forms: patience toward afflictions (enduring hardship without being undone by it) and patience toward persons (bearing with others' failings without withdrawing care). Both involve a kind of active endurance—not mere passivity but sustained commitment despite obstacles. The patient person feels frustration, disappointment, anger—but these emotions don't dictate action. There's a gap between feeling and response, and patience is what inhabits that gap. It accepts that some goods take time, that reality has its own pace, that not everything yields to will.</w:t>
+      </w:r>
+    </w:p>
+    <w:p>
+      <w:r>
+        <w:rPr>
+          <w:b/>
+        </w:rPr>
         <w:t>What It Isn't</w:t>
       </w:r>
     </w:p>
     <w:p>
       <w:r>
-        <w:t>Patience is often confused with passivity — the limp acceptance that pretends tolerance while nursing resentment. The passive person doesn't endure difficulty; they simply fail to resist it. Beneath their apparent calm runs a current of bitterness. True patience contains no suppressed rage. It is not patience to smile through gritted teeth while counting grievances. Neither is patience mere resignation — the defeated sigh that "this is just how things are." The resigned person has given up; the patient person holds on. There is also a false patience that is really just avoidance, the refusal to address what should be addressed because confrontation is uncomfortable. The patient person knows when to endure and when to act. They are not simply conflict-averse people who have made a virtue of their timidity.</w:t>
-      </w:r>
-    </w:p>
-    <w:p>
-      <w:pPr>
-        <w:pStyle w:val="Heading3"/>
-      </w:pPr>
-      <w:r>
+        <w:t>Patience is not resignation—the listless acceptance that nothing will change so why try. The resigned person has given up; the patient person persists. Nor is patience mere suppression, the tight-lipped endurance that stores resentment like kindling. That's not patience but deferred explosion. Patience also differs from avoidance dressed as forbearance. The person who "patiently" tolerates a correctable wrong rather than address it isn't patient—they're conflict-averse. True patience engages with difficulty; it doesn't pretend difficulty isn't there. And patience is not the same as having a placid temperament. The naturally calm person may not be patient at all when genuinely tested.</w:t>
+      </w:r>
+    </w:p>
+    <w:p>
+      <w:r>
+        <w:rPr>
+          <w:b/>
+        </w:rPr>
         <w:t>The Opposing Vices</w:t>
       </w:r>
     </w:p>
     <w:p>
       <w:r>
-        <w:t>Patience stands between explosive impatience and dull insensibility. The impatient person cannot bear delay or difficulty. They rage at traffic, at slow computers, at children being children, at their own limitations. Everything must happen now, and on their terms. They exhaust themselves and others in a constant state of friction with reality. Their impatience reveals a kind of tyranny — the demand that the world conform to their schedule and preferences. But the opposite failure is equally a failure: the person so deadened that nothing moves them, who has achieved "patience" by simply ceasing to care. This is not virtue but numbness. The truly patient person remains sensitive — they feel the difficulty — but they are not controlled by it. They have not killed their desires; they have ordered them to reality.</w:t>
-      </w:r>
-    </w:p>
-    <w:p>
-      <w:pPr>
-        <w:pStyle w:val="Heading3"/>
-      </w:pPr>
-      <w:r>
+        <w:t>Patience stands between impatience and sloth. The impatient person cannot bear delay or difficulty. They demand immediate results, force premature closure, abandon efforts that require sustained commitment. Their emotional life is tyrannical—frustration becomes rage, disappointment becomes despair. They burn through relationships, projects, and possibilities because they cannot endure the middle stretches where progress is invisible. Sloth, the deficiency, looks different: not frantic forcing but inert withdrawal. The slothful person gives up too easily, calls it acceptance, abandons goods that require effort to attain. Both fail to sustain commitment through difficulty, but impatience fails through excess of reaction, sloth through deficit of response.</w:t>
+      </w:r>
+    </w:p>
+    <w:p>
+      <w:r>
+        <w:rPr>
+          <w:b/>
+        </w:rPr>
         <w:t>How It's Cultivated</w:t>
       </w:r>
     </w:p>
     <w:p>
       <w:r>
-        <w:t>Patience grows through the deliberate practice of endurance in small things. You begin with the minor irritations: the line at the grocery store, the software that won't load, the person who talks too long. These are training grounds. When you feel impatience rising — the heat in your chest, the urge to snap or flee — you pause. You notice it without acting on it. The Desert Fathers knew this discipline. They stayed in their cells when boredom or frustration screamed at them to leave. "Sit in your cell," they said, "and your cell will teach you everything." Patience also requires the cultivation of perspective. The chronic pain sufferer who has learned patience often describes a shift: they stopped fighting the pain as an enemy and learned to make room for it. This is not defeat but a kind of wisdom. Finally, patience needs hope — the sense that present difficulty has meaning or at least an end. Despair makes patience impossible.</w:t>
-      </w:r>
-    </w:p>
-    <w:p>
-      <w:pPr>
-        <w:pStyle w:val="Heading3"/>
-      </w:pPr>
-      <w:r>
+        <w:t>Patience grows when you practice staying present in difficulty rather than fleeing toward resolution. Start small: the slow line, the delayed response, the person who takes longer than you'd like. Notice the urge to force, to flee, to collapse—and choose differently. Stay engaged. Some patience comes from experience: you've seen that gardens grow at their own pace, that relationships deepen slowly, that healing takes months. You learn to trust time. But deeper patience requires addressing what makes waiting unbearable—often the fear that if you're not controlling outcomes, nothing good will happen. The patient person has learned, painfully, that their frantic management doesn't actually help and that some goods genuinely require time. Prayer or meditation can help—practices that teach you to sit with what is rather than push toward what should be.</w:t>
+      </w:r>
+    </w:p>
+    <w:p>
+      <w:r>
+        <w:rPr>
+          <w:b/>
+        </w:rPr>
         <w:t>A Life</w:t>
       </w:r>
     </w:p>
     <w:p>
       <w:r>
-        <w:t>Randy Pausch, the computer science professor diagnosed with terminal pancreatic cancer at forty-six, embodied patience not as passivity but as presence. In his final months, he gave "The Last Lecture" — ostensibly about achieving childhood dreams, actually about how to live when time is short and pain is constant. He was patient with his young children's inability to understand why daddy was sick. He was patient with his own failing body, adjusting expectations without surrendering hope. He was patient with the medical system's inefficiencies, with well-meaning people's awkward condolences, with the simple fact that he would not see his children grow up. But his patience was not resignation. He worked, played, taught until he couldn't. When students presented him with problems, he listened fully, though he had every excuse not to. "We cannot change the cards we are dealt," he said, "just how we play the hand." This was patience: full engagement with reality as it is, not as we wish it were.</w:t>
+        <w:t>Dorothy Day spent decades at the Catholic Worker, serving the poor in New York's Bowery. The work was repetitive, often degrading: the same drunks returning, the same arguments, the same smell of unwashed bodies and stale coffee. The revolution she hoped for never came. The radical transformation of society remained distant. Yet she showed up each day to serve soup, listen to grievances, tend to whoever appeared. When young activists grew frustrated at the slow pace of change, she'd say, "The greatest challenge of the day is: how to bring about a revolution of the heart." She meant the long work of conversion—her own included. She lost her temper, grew weary, doubted. But she stayed. In her journal she wrote, "I can only say that I did my best to love. I did not always succeed." The best description of her patience might be that she kept returning to the work after every failure, disappointment, and disillusionment—not because it got easier but because the people before her mattered today, regardless of tomorrow's uncertainty.</w:t>
       </w:r>
     </w:p>
     <w:p>
@@ -3876,81 +3862,72 @@
     </w:p>
     <w:p>
       <w:r>
-        <w:t>Peace is not the absence of conflict but the presence of order — internal coherence that allows a person to remain undivided when circumstances press for fragmentation. It is the virtue of those who have integrated their desires, aligned their will with what is true, and can therefore rest in the present moment without the anxiety of constant mental warfare. Where there is peace, a person is not pulled in competing directions by incompatible loves.</w:t>
-      </w:r>
-    </w:p>
-    <w:p>
-      <w:pPr>
-        <w:pStyle w:val="Heading3"/>
-      </w:pPr>
-      <w:r>
+        <w:t>The argument ends. The threat passes. The turbulence subsides. What remains? Some people collapse in exhausted relief. Others stay wired, unable to let go of the conflict even when it's over. The peaceful person comes to rest—not because nothing disturbs them, but because they know how to return to stillness. Peace is not the absence of challenge but the capacity to remain integrated through it, to find solid ground when the ground keeps shifting.</w:t>
+      </w:r>
+    </w:p>
+    <w:p>
+      <w:r>
+        <w:rPr>
+          <w:b/>
+        </w:rPr>
         <w:t>What It Is</w:t>
       </w:r>
     </w:p>
     <w:p>
       <w:r>
-        <w:t xml:space="preserve">Peace is the settled state of a soul whose hierarchy of goods is rightly ordered. It emerges when reason governs appetite, when the will consents to reality rather than fighting it, when a person has submitted their particular desires to an understanding of the whole. Augustine called it </w:t>
-      </w:r>
-      <w:r>
-        <w:rPr>
-          <w:i/>
-        </w:rPr>
-        <w:t>tranquillitas ordinis</w:t>
-      </w:r>
-      <w:r>
-        <w:t xml:space="preserve"> — the tranquility of order. This is not emotional placidity or the absence of strong feeling. A person at peace may weep or rage, but they are not at war with themselves. Their actions flow from a unified center rather than from competing selves making rival bids for control.</w:t>
-      </w:r>
-    </w:p>
-    <w:p>
-      <w:pPr>
-        <w:pStyle w:val="Heading3"/>
-      </w:pPr>
-      <w:r>
+        <w:t>Peace is the tranquility that comes from right order—within yourself, between yourself and others, between yourself and reality. Aquinas distinguished three dimensions: peace with God (accepting your place in the order of things), peace with neighbor (harmony in relation), and peace within (the parts of yourself aligned rather than at war). The peaceful person is not undisturbed but undivided. Their desires don't contradict each other. They don't want what they also hate wanting. Their commitments don't pull them in incompatible directions. This internal coherence produces a settled quality—not passivity, but the stillness of something properly balanced.</w:t>
+      </w:r>
+    </w:p>
+    <w:p>
+      <w:r>
+        <w:rPr>
+          <w:b/>
+        </w:rPr>
         <w:t>What It Isn't</w:t>
       </w:r>
     </w:p>
     <w:p>
       <w:r>
-        <w:t>Peace is not detachment, though it resembles it. The detached person has withdrawn investment from outcomes; the peaceful person remains fully engaged but not enslaved. Peace is not resignation — the bitter acceptance of what cannot be changed. Resignation carries resentment at its core; peace carries understanding. Nor is peace mere comfort or the satisfaction of getting what you want. The comfortable person's calm depends on circumstances; the peaceful person's calm survives them. A man who requires everything to go his way to remain untroubled has not achieved peace but has made himself hostage to fortune.</w:t>
-      </w:r>
-    </w:p>
-    <w:p>
-      <w:pPr>
-        <w:pStyle w:val="Heading3"/>
-      </w:pPr>
-      <w:r>
+        <w:t>Peace is not pacifism, though they're often confused. The peaceful person may fight when necessary, but without the vindictiveness or rage that corrupts fighting into cruelty. Nor is peace the absence of conflict—that's just emptiness, the "peace" of isolation or indifference. True peace can coexist with vigorous disagreement, hard choices, and genuine struggle. It's also not resignation, the weary acceptance that nothing can be done. The resigned person has stopped fighting because they've stopped caring. The peaceful person has stopped fighting with themselves about what they're fighting for.</w:t>
+      </w:r>
+    </w:p>
+    <w:p>
+      <w:r>
+        <w:rPr>
+          <w:b/>
+        </w:rPr>
         <w:t>The Opposing Vices</w:t>
       </w:r>
     </w:p>
     <w:p>
       <w:r>
-        <w:t>On one side lies anxiety — the restless churning of a mind that cannot accept what is, that lives perpetually in an imagined future where things might go wrong. The anxious person is at war with reality, refusing to consent to their own finitude and the limits of their control. On the other side lies complacency — a false peace born of incuriosity or moral laziness. The complacent person mistakes numbness for tranquility, refusing to engage deeply enough with reality to be disturbed by its genuine demands. True peace lies between the exhausting vigilance of anxiety and the bovine contentment of those who have stopped paying attention.</w:t>
-      </w:r>
-    </w:p>
-    <w:p>
-      <w:pPr>
-        <w:pStyle w:val="Heading3"/>
-      </w:pPr>
-      <w:r>
+        <w:t>Peace falls between anxious agitation and slothful numbness. The agitated person cannot rest. Every challenge becomes catastrophe, every disagreement a crisis. They're perpetually braced, scanning for threats, unable to settle even when circumstances permit. Their inner life is fragmented—competing fears, unresolved tensions, desires at war. The numb person has achieved false peace through disconnection. They've stopped feeling the tensions because they've stopped feeling much at all. Where agitation is disorder expressed as frenzy, numbness is disorder suppressed into apathy. Neither finds the integration that is true peace.</w:t>
+      </w:r>
+    </w:p>
+    <w:p>
+      <w:r>
+        <w:rPr>
+          <w:b/>
+        </w:rPr>
         <w:t>How It's Cultivated</w:t>
       </w:r>
     </w:p>
     <w:p>
       <w:r>
-        <w:t>Peace grows from the slow work of ordering the soul — bringing desires into proper hierarchy, learning what deserves ultimate concern and what deserves only provisional attention. This requires sustained practice in distinguishing between what you can control and what you cannot. The Stoics prescribed morning meditations on this distinction; the desert fathers practiced custody of thoughts, refusing to let the mind spiral into imaginary futures. Peace is cultivated through prayer or contemplation — practices that regularly return attention to what is fundamental rather than what is urgent. It requires also the difficult work of forgiveness, as Augustine noted: the soul cannot be at peace while nursing resentment. Finally, it demands truth-telling with yourself about what you actually want and whether those wants can coexist.</w:t>
-      </w:r>
-    </w:p>
-    <w:p>
-      <w:pPr>
-        <w:pStyle w:val="Heading3"/>
-      </w:pPr>
-      <w:r>
+        <w:t>Peace begins with clearing the contradictions within. Examine what you want: do your desires conflict? You can't have peace while simultaneously pursuing incompatible goods. Choose, then accept the choice. Practice letting go what's beyond your control—not as resignation but as realistic recognition of your actual domain. Build habits of return: when agitation rises, notice it, name its source, come back to what's solid. This is why contemplative practices matter—they train the capacity to come to rest. Peace also requires honest relationships. Hidden resentments, unspoken conflicts, maintained facades all fracture your integration. Say the hard thing. Clear the air. Over time, you become someone who can be at peace even in difficulty because you're not at war with yourself about it.</w:t>
+      </w:r>
+    </w:p>
+    <w:p>
+      <w:r>
+        <w:rPr>
+          <w:b/>
+        </w:rPr>
         <w:t>A Life</w:t>
       </w:r>
     </w:p>
     <w:p>
       <w:r>
-        <w:t>Thomas More went to his execution in 1535 with a composure that bewildered his executioners. He had spent months in the Tower of London, knowing his refusal to approve Henry VIII's actions would cost him his head. His family begged him to relent. He loved life — its pleasures, his work, his children. Yet his letters from prison show no anguish, no second-guessing. He joked with his jailer, wrote theology, prepared his soul. At the scaffold he helped the nervous executioner, saying his beard at least had committed no treason and should be spared the axe. This was not resignation — he chose death over a compromise he could not make. Nor was it detachment — he wept saying goodbye to his daughter. It was peace: the tranquility of a man whose loves were rightly ordered, who could therefore face loss without fragmentation.</w:t>
+        <w:t>Bayard Rustin spent the 1940s in prison as a conscientious objector, organizing against segregation inside. Released, he became the strategist behind the civil rights movement's nonviolent campaigns, enduring beatings in the South while planning marches that required military precision. In 1963, he organized the March on Washington—coordinating 250,000 people, managing logistics, navigating competing egos and factions. Colleagues noted his preternatural calm in chaos, his ability to hold tension without transmitting anxiety. This wasn't detachment. Rustin faced FBI surveillance, was forced to resign positions because of his sexuality, saw colleagues claim credit for his work. He fought vigorously when fighting mattered, advocated forcefully for integration and economic justice. But he wasn't at war with himself about it. He'd integrated his commitments, accepted what he could control and what he couldn't. When critics attacked him, he responded without venom. When movements fractured, he kept working. After the victories, when others burned out or turned bitter, Rustin simply moved to the next necessary work, still organizing, still building, carrying that same quality of undivided attention.</w:t>
       </w:r>
     </w:p>
     <w:p>
@@ -3989,72 +3966,81 @@
     </w:p>
     <w:p>
       <w:r>
-        <w:t>Mercy is the virtue that tempers justice with compassion, refusing to give suffering its full due even when deserved. It answers a fundamental tension in moral life: how to hold standards without crushing the person who falls short of them. The merciful person neither ignores wrong nor exacts full payment for it. They find a third way between harshness and permissiveness, driven not by sentimentality but by recognition of human frailty—including their own.</w:t>
-      </w:r>
-    </w:p>
-    <w:p>
-      <w:pPr>
-        <w:pStyle w:val="Heading3"/>
-      </w:pPr>
-      <w:r>
+        <w:t>You see someone who has wronged you, failed you, or simply fallen short. Justice says they deserve consequences. Mercy says: not yet, or not entirely, or not as they deserve. This is not weakness pretending to be strength, nor sentiment overriding judgment. Mercy is the virtue that tempers justice with an eye toward restoration—acting from power, not despite it. Without mercy, justice becomes mechanical cruelty. Without justice, mercy becomes enabling. The merciful person holds both.</w:t>
+      </w:r>
+    </w:p>
+    <w:p>
+      <w:r>
+        <w:rPr>
+          <w:b/>
+        </w:rPr>
         <w:t>What It Is</w:t>
       </w:r>
     </w:p>
     <w:p>
       <w:r>
-        <w:t>Mercy is the deliberate withholding of deserved punishment or the granting of undeserved kindness. It requires first a clear perception of wrong or need—you cannot be merciful about what you haven't noticed or don't consider wrong. Then comes the crucial movement: the choice not to exact what justice might permit. This is not weakness but strength under restraint. The merciful person sees the full weight of the offense or the depth of the need, acknowledges their right or ability to respond with severity, and chooses instead a response aimed at restoration rather than retribution. Mercy operates in the space between what is owed and what is given, between strict rights and generous regard.</w:t>
-      </w:r>
-    </w:p>
-    <w:p>
-      <w:pPr>
-        <w:pStyle w:val="Heading3"/>
-      </w:pPr>
-      <w:r>
+        <w:t xml:space="preserve">Mercy is the disposition to forbear punishment or moderate penalty when strict justice would impose more. Aquinas distinguished it from compassion: compassion feels another's pain, mercy </w:t>
+      </w:r>
+      <w:r>
+        <w:rPr>
+          <w:i/>
+        </w:rPr>
+        <w:t>acts</w:t>
+      </w:r>
+      <w:r>
+        <w:t xml:space="preserve"> on behalf of the suffering, especially when they're culpable. It involves three elements: clear sight of the wrong committed, power to exact consequences, and deliberate choice to withhold or reduce them for the sake of the person's good. The merciful person doesn't deny the offense or their authority to address it—that would be mere permissiveness. They choose clemency from strength, not weakness, aiming at restoration rather than mere retribution.</w:t>
+      </w:r>
+    </w:p>
+    <w:p>
+      <w:r>
+        <w:rPr>
+          <w:b/>
+        </w:rPr>
         <w:t>What It Isn't</w:t>
       </w:r>
     </w:p>
     <w:p>
       <w:r>
-        <w:t>Mercy is not the same as tolerance or indifference. The person who shrugs at wrongdoing because they don't care enough to hold standards isn't merciful—they're merely permissive. Mercy requires judgment; it's meaningless without it. Nor is mercy simply nice feelings. You can feel warmly toward someone while still destroying them, and you can show mercy to someone who disgusts you. The decisive element is not emotion but action—the concrete choice to respond with restraint and care when harshness would be justified. Neither is mercy naivety about consequences. Releasing someone from punishment while enabling their continued harm isn't mercy but foolishness dressed up as virtue.</w:t>
-      </w:r>
-    </w:p>
-    <w:p>
-      <w:pPr>
-        <w:pStyle w:val="Heading3"/>
-      </w:pPr>
-      <w:r>
+        <w:t>Mercy is not letting people off because confrontation is uncomfortable—that's conflict avoidance wearing mercy's clothes. The parent who won't discipline, the manager who won't address poor performance, the friend who won't name destructive patterns: these aren't merciful, they're complicit. Nor is mercy the same as pardon or forgiveness. You can show mercy to someone who hasn't repented, hasn't even asked. Forgiveness releases your own resentment; mercy moderates their consequences. Finally, mercy isn't sentiment—the warm feeling that everyone deserves another chance. Mercy is deliberate, reasoned, and strategic.</w:t>
+      </w:r>
+    </w:p>
+    <w:p>
+      <w:r>
+        <w:rPr>
+          <w:b/>
+        </w:rPr>
         <w:t>The Opposing Vices</w:t>
       </w:r>
     </w:p>
     <w:p>
       <w:r>
-        <w:t>On one side stands cruelty—the vice of giving suffering more than its due, taking pleasure in punishment, or showing harshness where compassion is warranted. The cruel person either lacks the imagination to feel another's pain or actively enjoys inflicting it. They mistake severity for strength and see mercy as weakness. On the other side lies excessive leniency—the failure to hold any standard at all, the refusal to name wrong or allow anyone to face consequences. This counterfeit mercy enables destruction. It sacrifices others (including future victims) to avoid the discomfort of being firm. Between these extremes, true mercy holds standards while refusing to let judgment become vengeance, maintains accountability while leaving room for restoration.</w:t>
-      </w:r>
-    </w:p>
-    <w:p>
-      <w:pPr>
-        <w:pStyle w:val="Heading3"/>
-      </w:pPr>
-      <w:r>
+        <w:t>Mercy falls between cruelty and permissiveness. The cruel person exacts full penalty regardless of circumstance, person, or proportionality. They confuse justice with vengeance, seeing mercy as weakness that undermines order. Every failure demands maximum consequence; context doesn't matter. They mistake harshness for integrity. The permissive person cannot bear to impose consequences at all. They see all judgment as harsh, all standards as oppressive. They enable harm by refusing to act, mistaking indulgence for kindness. Where cruelty sees only the offense, permissiveness sees only the offender. Mercy sees both clearly and chooses with wisdom.</w:t>
+      </w:r>
+    </w:p>
+    <w:p>
+      <w:r>
+        <w:rPr>
+          <w:b/>
+        </w:rPr>
         <w:t>How It's Cultivated</w:t>
       </w:r>
     </w:p>
     <w:p>
       <w:r>
-        <w:t>Mercy grows from sustained attention to one's own need for it. The person who has never reckoned with their own failures, who has never stood in the dock themselves, finds it nearly impossible to extend mercy to others. Practices that foster mercy include: remembering times you were shown undeserved kindness; examining your own moral failures honestly and regularly; deliberately placing yourself in situations where you witness others' struggles and pain; studying the stories of people who chose mercy when harshness was easier; asking before responding to others' failures, "What would it take for me to have done this?" The cultivation requires also developing the discernment to know when mercy serves restoration and when it enables harm—a judgment that comes only with experience and often mistakes.</w:t>
-      </w:r>
-    </w:p>
-    <w:p>
-      <w:pPr>
-        <w:pStyle w:val="Heading3"/>
-      </w:pPr>
-      <w:r>
+        <w:t>Mercy grows from remembering your own need of it. The person who thinks they earned everything, deserved every break, never failed significantly—this person cannot be merciful, only condescending. Examine where you've been spared consequences you deserved, given chances you hadn't earned. Then practice graduated response: when someone fails or wrongs you, pause before reflexive punishment. Ask what will actually serve restoration. Start small—with minor infractions, low stakes—and notice the difference between letting something go from strength versus from cowardice. Seek counsel from those who've navigated serious failures well. Over time, you develop judgment about when to hold firm and when to relent.</w:t>
+      </w:r>
+    </w:p>
+    <w:p>
+      <w:r>
+        <w:rPr>
+          <w:b/>
+        </w:rPr>
         <w:t>A Life</w:t>
       </w:r>
     </w:p>
     <w:p>
       <w:r>
-        <w:t>In 1983, Pope John Paul II visited Mehmet Ali Ağca in Rome's Rebibbia prison. Two years earlier, Ağca had shot him four times in St. Peter's Square, nearly killing him. The Pope's visit lasted twenty-one minutes. What they said remains between them, but witnesses reported that John Paul spoke quietly with his would-be assassin, and that Ağca seemed deeply affected. Later, the Pope successfully petitioned for Ağca's pardon and reportedly corresponded with his family. This was not sentimental forgiveness or pretending the shooting hadn't happened—John Paul carried the physical consequences for the rest of his life. It was mercy: the deliberate choice to respond to genuine wrong not with the full weight of deserved severity but with a regard for the person's humanity that even attempted murder hadn't erased. The Pope later said, "I spoke to him as a brother whom I have pardoned."</w:t>
+        <w:t>In 1865, Robert E. Lee surrendered at Appomattox. Ulysses Grant could have imposed harsh terms—his army had won, the rebellion was crushed, many in Washington wanted Confederate leaders tried for treason. Instead, Grant offered generous conditions: officers could keep sidearms, soldiers who owned horses could take them home for spring planting, no one would be prosecuted who kept parole. Lee's men would go home, not to prison. Grant's staff protested—these men had killed Union soldiers. Grant held firm. He'd seen enough killing. Harsh terms would breed guerrilla warfare, bitterness, decades of violence. When Lee rode away, his army intact, Grant forbade victory celebrations: "The war is over; the rebels are our countrymen again." This wasn't sentiment. Grant believed in the Union cause, had prosecuted the war ruthlessly. But he saw that restoration required mercy. He had the power to crush; he chose to rebuild. Within weeks, Lee's army had dissolved peacefully. Grant's mercy, grounded in clear judgment about what the moment required, helped end not just the war but the warfare.</w:t>
       </w:r>
     </w:p>
     <w:p>
@@ -4093,81 +4079,81 @@
     </w:p>
     <w:p>
       <w:r>
-        <w:t xml:space="preserve">To repent is to turn around — not merely to feel sorry for what one has done, but to recognize that one has been walking in the wrong direction and to change course. It is a reorientation of the self, a confrontation with reality that issues in transformation. The Greeks called it </w:t>
+        <w:t>You did something wrong and you know it. The question is what comes next. You can rationalize, minimize, redirect blame—these are easy and they preserve your self-image intact. Or you can turn and face what you've done. Repentance is the virtue that makes moral repair possible. Without it, wrongs accumulate, relationships decay, and you become progressively less capable of seeing yourself clearly. With it, failure becomes a beginning rather than an end.</w:t>
+      </w:r>
+    </w:p>
+    <w:p>
+      <w:r>
+        <w:rPr>
+          <w:b/>
+        </w:rPr>
+        <w:t>What It Is</w:t>
+      </w:r>
+    </w:p>
+    <w:p>
+      <w:r>
+        <w:t>Repentance is the deliberate turning away from wrong through acknowledgment, remorse, and amendment. It involves three movements: recognizing the wrong for what it is (not as mistake or misunderstanding but as moral failure), feeling appropriate grief over it (not mere embarrassment at being caught but genuine sorrow for the harm), and committing to different action going forward. The penitent person doesn't just feel bad—they change course. Repentance is active, not passive. It requires honesty about what happened, responsibility without excuse, and the humility to admit you were capable of this. Where regret looks backward, repentance looks forward through the honest accounting of the past.</w:t>
+      </w:r>
+    </w:p>
+    <w:p>
+      <w:r>
+        <w:rPr>
+          <w:b/>
+        </w:rPr>
+        <w:t>What It Isn't</w:t>
+      </w:r>
+    </w:p>
+    <w:p>
+      <w:r>
+        <w:t>Repentance differs from mere apology, which can be tactical—words deployed to smooth things over while internally maintaining your rightness. It's not self-flagellation either, the performative wallowing that centers your suffering rather than the harm you caused. Nor is it the quick "I'm sorry" meant to end discussion and move on. True repentance doesn't rush past the wrong or treat it lightly. It also isn't perpetual guilt that never moves to amendment—staying locked in remorse can be another way to avoid the harder work of actual change. Judas felt remorse. Peter repented. The difference is in the turning.</w:t>
+      </w:r>
+    </w:p>
+    <w:p>
+      <w:r>
+        <w:rPr>
+          <w:b/>
+        </w:rPr>
+        <w:t>The Opposing Vices</w:t>
+      </w:r>
+    </w:p>
+    <w:p>
+      <w:r>
+        <w:t>Repentance stands between callousness and scrupulosity. The callous person cannot acknowledge wrong. They rationalize, deflect, or genuinely cannot see their actions as blameworthy. Their conscience has been dulled through repeated evasion until they've lost the capacity for honest self-examination. The scrupulous person sees sin everywhere and treats minor failures as catastrophic. They repent endlessly for imagined wrongs or venial matters, never experiencing forgiveness or moving forward. Where callousness prevents the beginning of repentance, scrupulosity prevents its completion. Both make moral growth impossible—one by refusing to start, the other by refusing to finish.</w:t>
+      </w:r>
+    </w:p>
+    <w:p>
+      <w:r>
+        <w:rPr>
+          <w:b/>
+        </w:rPr>
+        <w:t>How It's Cultivated</w:t>
+      </w:r>
+    </w:p>
+    <w:p>
+      <w:r>
+        <w:t>Repentance requires building the capacity for honest self-examination—which means you must practice it when the stakes are low. Notice when you've been petty, thoughtless, or selfish in small ways. Name it without excuse. Apologize concretely: what you did, why it was wrong, how you'll do differently. Feel the discomfort of admitting fault. Over time, this practice makes it possible to face larger failures. Cultivate relationships where honest accountability is expected—people who will name what they see rather than smooth over your wrongs. Study your patterns: where do you rationalize? What triggers defensive evasion? After significant wrongs, take time for examination before rushing to apology. True repentance can't be hurried. And when you've turned, actually walk the new direction. Amendment proves repentance real.</w:t>
+      </w:r>
+    </w:p>
+    <w:p>
+      <w:r>
+        <w:rPr>
+          <w:b/>
+        </w:rPr>
+        <w:t>A Life</w:t>
+      </w:r>
+    </w:p>
+    <w:p>
+      <w:r>
+        <w:t xml:space="preserve">Robert McNamara spent the 1960s escalating American involvement in Vietnam—architect of a war that killed millions. He had doubts even then but suppressed them, committed to his strategy, defended his decisions. He left office in 1968 and said nothing for decades. Then in 1995, at seventy-eight, he published </w:t>
       </w:r>
       <w:r>
         <w:rPr>
           <w:i/>
         </w:rPr>
-        <w:t>metanoia</w:t>
-      </w:r>
-      <w:r>
-        <w:t xml:space="preserve"> — a change of mind so fundamental it amounts to a change of being. Repentance answers the question: what do we do when we discover we have been wrong?</w:t>
-      </w:r>
-    </w:p>
-    <w:p>
-      <w:pPr>
-        <w:pStyle w:val="Heading3"/>
-      </w:pPr>
-      <w:r>
-        <w:t>What It Is</w:t>
-      </w:r>
-    </w:p>
-    <w:p>
-      <w:r>
-        <w:t>Repentance is the active recognition of moral failure coupled with the will to turn from it. It requires three movements: seeing clearly what one has done or become, judging it truly as wrong or destructive, and undertaking the work of change. The penitent person does not merely regret consequences or wish things had gone differently — they acknowledge a rupture in the moral order and take responsibility for mending it. This is not self-flagellation but self-examination. It is costly because it requires abandoning the stories we tell ourselves to justify our actions. Real repentance issues in amendment of life — not perfection, but a genuine turning toward a different way.</w:t>
-      </w:r>
-    </w:p>
-    <w:p>
-      <w:pPr>
-        <w:pStyle w:val="Heading3"/>
-      </w:pPr>
-      <w:r>
-        <w:t>What It Isn't</w:t>
-      </w:r>
-    </w:p>
-    <w:p>
-      <w:r>
-        <w:t>Repentance is not remorse. One can feel terrible about one's actions while remaining fundamentally attached to them — the gambler who weeps over his losses but returns to the table, the adulterer who feels guilty but continues the affair. This is merely the pain of consequences meeting desire. Nor is repentance self-loathing. The person who wallows in shame, rehearsing their failures without undertaking change, has not repented but despaired. They have made their sin a kind of identity. True repentance is clear-eyed but not despairing. It says "I have done wrong" not "I am irredeemable." The distinction is between judgment that leads to transformation and judgment that leads to paralysis.</w:t>
-      </w:r>
-    </w:p>
-    <w:p>
-      <w:pPr>
-        <w:pStyle w:val="Heading3"/>
-      </w:pPr>
-      <w:r>
-        <w:t>The Opposing Vices</w:t>
-      </w:r>
-    </w:p>
-    <w:p>
-      <w:r>
-        <w:t>On one side stands impenitence — the refusal to acknowledge wrongdoing. This is the vice of the self-justified, who reframe every failure as someone else's fault or as circumstances beyond their control. The impenitent person cannot be helped because they will not admit they need help. On the other side lies scrupulosity — an obsessive, disproportionate self-accusation that sees sin everywhere and repents endlessly for imagined transgressions. Where impenitence is a hardness that nothing penetrates, scrupulosity is a softness that collapses under its own weight. Both make moral growth impossible: one by denying any need for change, the other by making change an endless, neurotic project that accomplishes nothing.</w:t>
-      </w:r>
-    </w:p>
-    <w:p>
-      <w:pPr>
-        <w:pStyle w:val="Heading3"/>
-      </w:pPr>
-      <w:r>
-        <w:t>How It's Cultivated</w:t>
-      </w:r>
-    </w:p>
-    <w:p>
-      <w:r>
-        <w:t>Repentance begins in examination of conscience — the regular practice of reviewing one's actions and attitudes against a standard one professes to hold. This requires sufficient stillness to see oneself clearly, which is why contemplative traditions build in daily examens. It requires naming things truly: not "mistakes were made" but "I lied" or "I was cruel." Confession to another person — whether formal sacrament or honest conversation — breaks the power of secret sin to distort perception. But repentance is completed only in restitution and amendment: apologizing, making amends where possible, changing the patterns that led to wrong. This is why the Desert Fathers spoke of compunction — that sharp grief over sin that drives the soul to conversion. Not a comfortable sorrow, but one that makes staying the same unbearable.</w:t>
-      </w:r>
-    </w:p>
-    <w:p>
-      <w:pPr>
-        <w:pStyle w:val="Heading3"/>
-      </w:pPr>
-      <w:r>
-        <w:t>A Life</w:t>
-      </w:r>
-    </w:p>
-    <w:p>
-      <w:r>
-        <w:t>When Ignatius of Loyola was a young soldier, a cannonball shattered his leg at Pamplona. During his long, painful recovery, he asked for romances to read but was given lives of Christ and the saints instead. What began as frustration became something else. He found himself noticing a strange pattern: dreams of military glory left him excited but then empty, while thoughts of imitating the saints left him peaceful. This interior discernment led to a crisis. At 31, he recognized that the whole direction of his life — its ambitions, its definition of honor, its pursuit of glory — had been wrong. He did not simply feel bad about specific sins. He saw that he had been oriented toward the wrong end. What followed was radical: a night vigil giving up his sword, a year living in a cave practicing severe penance, then decades building an order devoted to helping others find the same reorientation he had found. Not the melodrama of conversion, but its practical mathematics: seeing truly, judging rightly, turning completely.</w:t>
+        <w:t>In Retrospect</w:t>
+      </w:r>
+      <w:r>
+        <w:t>. "We were wrong, terribly wrong," he wrote. He detailed his errors: misreading Vietnamese nationalism, overconfident in military solutions, ignoring dissenting counsel. Critics said it came too late—the dead remained dead. They were right. But McNamara didn't just apologize; he spent his remaining years trying to prevent similar catastrophes, working on nuclear nonproliferation, meeting with former enemies, examining the patterns of thinking that lead to disaster. He couldn't undo what he'd done. No repentance can. But he turned and faced it, named it truly, and spent what remained of his life walking a different direction. That's what repentance looks like when the wound is too large to heal—you do the work anyway, knowing it will never be enough, because the alternative is living a lie.</w:t>
       </w:r>
     </w:p>
     <w:p>
@@ -4206,90 +4192,72 @@
     </w:p>
     <w:p>
       <w:r>
-        <w:t>To obey is to align your will with another's authority — not from fear or weakness, but from a recognition that some hierarchies serve human flourishing. The word troubles us. We associate it with totalitarianism, with the abdication of moral responsibility, with Milgram's subjects administering shocks. But obedience is not blind submission. It is the virtue of those who understand that freedom does not mean refusing all constraint, that maturity sometimes means accepting that another knows better, that certain goods — discipline, learning, community — require yielding autonomy to legitimate authority.</w:t>
-      </w:r>
-    </w:p>
-    <w:p>
-      <w:pPr>
-        <w:pStyle w:val="Heading3"/>
-      </w:pPr>
-      <w:r>
+        <w:t>The word itself sounds servile—submission, compliance, the abdication of judgment. Yet every functional organization, every apprenticeship, every tradition of mastery depends on people who know when to follow direction. The surgeon obeys protocol. The musician obeys the conductor. The soldier obeys orders. Without obedience, there is no coordination, no learning from those who know more, no shared endeavor beyond what each individual can improvise alone. The question is not whether to obey, but whom, when, and why.</w:t>
+      </w:r>
+    </w:p>
+    <w:p>
+      <w:r>
+        <w:rPr>
+          <w:b/>
+        </w:rPr>
         <w:t>What It Is</w:t>
       </w:r>
     </w:p>
     <w:p>
       <w:r>
-        <w:t xml:space="preserve">Obedience is the disposition to submit your judgment and will to legitimate authority when the situation warrants it. The key word is </w:t>
-      </w:r>
-      <w:r>
-        <w:rPr>
-          <w:i/>
-        </w:rPr>
-        <w:t>legitimate</w:t>
-      </w:r>
-      <w:r>
-        <w:t xml:space="preserve"> — this virtue presupposes discernment. A monk obeys his abbot because he has freely chosen this relationship and recognizes it as ordered toward his spiritual formation. A soldier obeys her commanding officer because military effectiveness requires unified action and she has accepted this structure. A student obeys his teacher because genuine learning often requires trusting the master's method before understanding it fully. Obedience involves three elements: recognizing appropriate authority, submitting will and judgment within proper bounds, and doing so for the sake of some good that requires this structure.</w:t>
-      </w:r>
-    </w:p>
-    <w:p>
-      <w:pPr>
-        <w:pStyle w:val="Heading3"/>
-      </w:pPr>
-      <w:r>
+        <w:t>Obedience is the habit of submitting your will to legitimate authority for the sake of a genuine good. It requires three elements: recognition of rightful authority (not all power deserves submission), judgment about legitimacy (some commands must be refused), and voluntary submission (coercion is not obedience). The obedient person acts not from fear or abdication but from reasoned trust that this authority serves purposes worth serving. Aquinas distinguished it from servility—the obedient person remains responsible for discerning whether commands align with justice and the common good. Obedience is active cooperation with worthy direction, not passive compliance with any demand.</w:t>
+      </w:r>
+    </w:p>
+    <w:p>
+      <w:r>
+        <w:rPr>
+          <w:b/>
+        </w:rPr>
         <w:t>What It Isn't</w:t>
       </w:r>
     </w:p>
     <w:p>
       <w:r>
-        <w:t>Obedience is not compliance achieved through fear or manipulation. The person who follows orders only to avoid punishment is not exercising virtue but protecting themselves. Neither is obedience the same as servility — the vice of those who cannot bear the weight of their own freedom and seek to dissolve themselves in another's will. The servile person obeys everyone; the obedient person discerns which authorities merit obedience and in what sphere. Obedience is also not "just following orders" — that phrase's infamy testifies to the fact that true obedience includes moral judgment. When Eichmann claimed he was merely obeying, he was describing not virtue but its perversion. The obedient person retains responsibility; that is what makes submission a genuine moral act rather than an abdication.</w:t>
-      </w:r>
-    </w:p>
-    <w:p>
-      <w:pPr>
-        <w:pStyle w:val="Heading3"/>
-      </w:pPr>
-      <w:r>
+        <w:t>Obedience is not blind submission to arbitrary power. The person who follows any order without moral evaluation is not obedient but servile—and dangerous. Nor is obedience mere compliance from fear of consequences. The employee who follows directives only to avoid firing exhibits prudence, perhaps, but not virtue. True obedience also differs from agreement—you may think the conductor wrong about tempo, the commander wrong about tactics, yet obey because you trust their authority and the larger purpose. Where agreement is convergent judgment, obedience is submitted judgment. The distinction matters.</w:t>
+      </w:r>
+    </w:p>
+    <w:p>
+      <w:r>
+        <w:rPr>
+          <w:b/>
+        </w:rPr>
         <w:t>The Opposing Vices</w:t>
       </w:r>
     </w:p>
     <w:p>
       <w:r>
-        <w:t>Obedience stands between rebelliousness and servility. The rebellious person refuses all authority on principle, unable to distinguish legitimate from illegitimate claims to obedience. This defiance feels like freedom but often masks fear of submission, a brittle ego that cannot bear to acknowledge anyone as superior in any domain. The result is isolation — the rebel cuts themselves off from traditions of wisdom, from the goods that require cooperative discipline, from the formation that comes through accepting guidance. Servility is the opposite failure: the collapse of judgment, the terror of autonomy. The servile person obeys any and all authorities, seeks them out compulsively, cannot tolerate the burden of freedom. They have not developed the discernment to distinguish when obedience serves flourishing and when it enables tyranny.</w:t>
-      </w:r>
-    </w:p>
-    <w:p>
-      <w:pPr>
-        <w:pStyle w:val="Heading3"/>
-      </w:pPr>
-      <w:r>
+        <w:t>Obedience falls between servility and defiance. The servile person cannot distinguish legitimate from illegitimate authority. They follow any directive, however unjust, finding safety in submission. They mistake compliance for virtue, becoming instruments of evil through failure to judge. The defiant person cannot submit even to rightful authority. Every instruction feels like domination, every hierarchy an insult. They confuse independence with wisdom, unable to learn from masters or coordinate with others. Where servility fails through abdication of judgment, defiance fails through refusal of submission. Both render the person unable to participate in shared endeavors requiring direction.</w:t>
+      </w:r>
+    </w:p>
+    <w:p>
+      <w:r>
+        <w:rPr>
+          <w:b/>
+        </w:rPr>
         <w:t>How It's Cultivated</w:t>
       </w:r>
     </w:p>
     <w:p>
       <w:r>
-        <w:t xml:space="preserve">Obedience is learned first in childhood, ideally through parents whose authority is exercised with love and wisdom. The child who experiences commands that serve their genuine good — "Don't touch the stove" — develops trust that authority can be legitimate. But mature obedience requires moving beyond this. It is cultivated by deliberately placing yourself under authorities you have chosen and judged worthy: a teacher, a coach, a spiritual director, a craft master. The crucial practice is this: accepting direction even when you don't immediately understand the reason, trusting that the authority's greater experience or perspective justifies the submission, while retaining the ultimate judgment that this authority remains legitimate. Monastic traditions understand this well — the novice chooses the rule, accepts the abbot, but must continually exercise discernment. Obedience is also cultivated by </w:t>
-      </w:r>
-      <w:r>
-        <w:rPr>
-          <w:i/>
-        </w:rPr>
-        <w:t>being</w:t>
-      </w:r>
-      <w:r>
-        <w:t xml:space="preserve"> in authority responsibly, which teaches you what legitimate authority looks like and how easily it can be abused.</w:t>
-      </w:r>
-    </w:p>
-    <w:p>
-      <w:pPr>
-        <w:pStyle w:val="Heading3"/>
-      </w:pPr>
-      <w:r>
+        <w:t>Obedience begins with choosing your authorities—selecting whom to trust with directing power over some domain of your life. A teacher, a commander, a rule of life, a legitimate superior. Study whether their authority serves genuine goods: excellence, justice, shared flourishing. Then practice submission in small matters—not to prove pliability but to develop the habit of trusting judgment beyond your own. Over time, distinguish between the discomfort of having your will crossed and genuine moral wrongness. Most resistance to obedience is ego, not ethics. Learn when to question, when to comply, when to refuse. Examine your pattern: do you default to defiance or servility? Cultivate the opposite movement.</w:t>
+      </w:r>
+    </w:p>
+    <w:p>
+      <w:r>
+        <w:rPr>
+          <w:b/>
+        </w:rPr>
         <w:t>A Life</w:t>
       </w:r>
     </w:p>
     <w:p>
       <w:r>
-        <w:t>Dietrich Bonhoeffer knew obedience from both sides. As a Lutheran pastor, he understood submission to legitimate authority — to scripture, to the church, to properly constituted government. But when the Nazi regime demanded allegiance, he faced the question every obedient person must answer: when does authority forfeit its legitimacy? His choice was precise. He did not become a rebel who rejected all authority; he discriminated. He continued to obey the true church while resisting the false one. He remained committed to legitimate government while joining the plot to kill Hitler. His last letters show a man still wrestling with whether assassination violated divine command, still submitting his will to God's even as he rejected human tyranny. He was executed at Flossenbürg in April 1945, three weeks before the camp's liberation — obedient to the end, but to a discerned authority, not to power itself.</w:t>
+        <w:t>Sophie Scholl was raised to obey—her father, her teachers, the state. At fifteen she joined the Hitler Youth enthusiastically. But as Nazi policies grew brutal, she began to question. By 1942, as a university student in Munich, she had learned a harder obedience: to conscience over state. With her brother Hans and a handful of students, she formed the White Rose, printing leaflets calling Germans to resist. They were not reckless—each leaflet was carefully written, strategically distributed. They obeyed the moral law while defying the legal one. In February 1943, distributing leaflets at the university, Sophie and Hans were caught. Interrogated by the Gestapo, she could have blamed others, could have recanted. Instead she took responsibility, knowing it meant death. At her trial, she was composed, clear. "Somebody, after all, had to make a start," she told the judge. Four days later she was executed, twenty-one years old. She had learned true obedience—to submit to authority higher than the state, even unto death.</w:t>
       </w:r>
     </w:p>
     <w:p>
@@ -4328,72 +4296,72 @@
     </w:p>
     <w:p>
       <w:r>
-        <w:t>Zeal is the virtue of sustained intensity in pursuit of what matters. It names the capacity to remain ardent without burning out, to channel passion into steady flame rather than consuming fire. Where others flag or grow tepid, the zealous person maintains heat. The question it answers: how do we give ourselves fully to worthy ends without either exhausting ourselves or settling into comfortable mediocrity?</w:t>
-      </w:r>
-    </w:p>
-    <w:p>
-      <w:pPr>
-        <w:pStyle w:val="Heading3"/>
-      </w:pPr>
-      <w:r>
+        <w:t>You see something worth doing and you throw yourself at it—fully, urgently, without holding back. Not because someone is watching or because you'll be rewarded, but because the thing itself demands it. Zeal is the virtue of wholehearted pursuit. Without it, even noble aims drift into tepid gestures. The zealous person brings heat to what they undertake, and that heat often accomplishes what mere competence cannot. But zeal untethered from judgment becomes fanaticism, and the line between them matters.</w:t>
+      </w:r>
+    </w:p>
+    <w:p>
+      <w:r>
+        <w:rPr>
+          <w:b/>
+        </w:rPr>
         <w:t>What It Is</w:t>
       </w:r>
     </w:p>
     <w:p>
       <w:r>
-        <w:t>Zeal is focused energy in service of genuine goods. It combines passion with endurance — the initial heat that ignites action sustained across time and obstacle. The zealous person brings their whole self to bear on what they deem important: a cause, a craft, a relationship, a search for truth. This is not mere enthusiasm, which flares and fades. Nor is it grim determination, which endures joylessly. Zeal is warm persistence. It involves clarity about what deserves such investment and the discipline to maintain intensity without burning others or oneself. Aristotle called it a subspecies of courage — the bravery to care deeply in a world that counsels coolness.</w:t>
-      </w:r>
-    </w:p>
-    <w:p>
-      <w:pPr>
-        <w:pStyle w:val="Heading3"/>
-      </w:pPr>
-      <w:r>
+        <w:t>Zeal is the habit of pursuing the good with ardor and intensity. It's characterized by focus that borders on absorption, energy that seems inexhaustible when directed at the object of care, and a kind of urgency that cuts through distraction. The zealous person doesn't merely prefer their cause—they burn for it. This is not frenzy. Zeal sustains itself over time, finding fuel in the intrinsic value of what's pursued. Aristotle might have called it a perfection of appetite: desire rightly ordered and intensely felt. Where mere diligence plods forward, zeal surges. It transforms obligation into devotion.</w:t>
+      </w:r>
+    </w:p>
+    <w:p>
+      <w:r>
+        <w:rPr>
+          <w:b/>
+        </w:rPr>
         <w:t>What It Isn't</w:t>
       </w:r>
     </w:p>
     <w:p>
       <w:r>
-        <w:t>Zeal is not fanaticism. The fanatic mistakes intensity for righteousness and destroys peripheral goods to serve the central obsession. He burns bridges, relationships, his own health — all acceptable casualties. The zealous person maintains proportion. She can be ardent about justice without becoming cruel to those who disagree, passionate about her work without neglecting her family. Neither is zeal the frantic busyness that mistakes motion for purpose. The modern professional who juggles fifty projects with caffeinated urgency exhibits not zeal but anxiety. True zeal has focus. It knows what it's for and doesn't dissipate energy in all directions at once.</w:t>
-      </w:r>
-    </w:p>
-    <w:p>
-      <w:pPr>
-        <w:pStyle w:val="Heading3"/>
-      </w:pPr>
-      <w:r>
+        <w:t>Zeal is not mere enthusiasm, which flares bright and dies fast. The enthusiast feels excited; the zealous person stays committed when excitement fades. Nor is zeal the same as intensity of personality—some zealous souls are quiet, even methodical. Their fire burns inward. Zeal also differs from obsession, which narrows vision until nothing else exists. The obsessed person cannot see beyond their fixation; the zealous person sees clearly and chooses to pour themselves into what they see as genuinely worthy. The distinction matters: obsession is compulsive, zeal is volitional.</w:t>
+      </w:r>
+    </w:p>
+    <w:p>
+      <w:r>
+        <w:rPr>
+          <w:b/>
+        </w:rPr>
         <w:t>The Opposing Vices</w:t>
       </w:r>
     </w:p>
     <w:p>
       <w:r>
-        <w:t>The deficient vice is tepidity or lukewarmness — the condition of caring about nothing enough to give it genuine heat. The tepid person goes through motions, maintains appearances, but brings no real intensity to anything. Nothing matters quite enough to risk oneself. Revelation's warning to Laodicea captures this: "Because you are lukewarm, neither hot nor cold, I will spit you out of my mouth." The excessive vice is fanaticism, already named — zeal without wisdom, passion without proportion. The fanatic cares so much about one thing that he stops caring properly about anything else. His intensity curdles into rigidity. Where zeal energizes, fanaticism exhausts and destroys.</w:t>
-      </w:r>
-    </w:p>
-    <w:p>
-      <w:pPr>
-        <w:pStyle w:val="Heading3"/>
-      </w:pPr>
-      <w:r>
+        <w:t>Zeal stands between tepidity and fanaticism. The tepid person lacks fire—they go through motions, fulfill obligations, but never fully engage. Their heart isn't in it. They do enough but not more, preserve energy for something that never comes. Tepidity is the slow death of caring. Fanaticism is zeal that has slipped its tether to reason and reality. The fanatic cannot tolerate complexity, cannot adjust course, cannot admit error. Their intensity becomes rigidity. Where the zealous person serves the good they pursue, the fanatic serves their own fervor, defending their cause even when it ceases to be worthy.</w:t>
+      </w:r>
+    </w:p>
+    <w:p>
+      <w:r>
+        <w:rPr>
+          <w:b/>
+        </w:rPr>
         <w:t>How It's Cultivated</w:t>
       </w:r>
     </w:p>
     <w:p>
       <w:r>
-        <w:t>Zeal begins with clarity about what actually deserves sustained passion — a harder question than it seems. Many give themselves ardently to trivial pursuits or destructive ends. One must distinguish genuine goods from glittering counterfeits. This requires reflection, often guidance from those further along. Then comes the practice of showing up — not just when inspired but when the work is tedious, the cause seems stalled, the flame flickers. Zeal is sustained through habits that prevent burnout: the craftsman who loves his work but stops at day's end, the activist who maintains friendships outside her cause. It requires care for the body and soul doing the caring. Desert monastics called this "guarding the heart" — protecting one's capacity for sustained love against both dissipation and exhaustion.</w:t>
-      </w:r>
-    </w:p>
-    <w:p>
-      <w:pPr>
-        <w:pStyle w:val="Heading3"/>
-      </w:pPr>
-      <w:r>
+        <w:t>You cannot manufacture zeal for something that doesn't move you. Start by finding what actually matters—not what you think should matter, but what grips you when you're honest. Zeal grows from genuine encounter with value, not from willpower. Then remove the obstacles to wholehearted pursuit: the hedging, the ironic distance, the fear of appearing too committed. Risk caring fully. Spend time with others who burn for worthwhile things—their example gives permission. Protect your energy: zeal dissipates when scattered across too many objects. Finally, anchor intensity in understanding. Study deeply what you pursue zealously. Knowledge feeds fire. The more you grasp why something matters, the more fully you can give yourself to it.</w:t>
+      </w:r>
+    </w:p>
+    <w:p>
+      <w:r>
+        <w:rPr>
+          <w:b/>
+        </w:rPr>
         <w:t>A Life</w:t>
       </w:r>
     </w:p>
     <w:p>
       <w:r>
-        <w:t>Dorothy Day brought forty-seven years of sustained intensity to the Catholic Worker movement she founded in 1933. Each morning meant the same grimy work: feeding the poor, housing the homeless, resisting war, publishing the penny newspaper. When Peter Maurin died, when funds vanished, when internal conflicts erupted, when younger radicals dismissed her, she remained. "The greatest challenge of the day," she wrote, "is how to bring about a revolution of the heart." But revolution for Day wasn't a metaphor for occasional feeling — it was daily practice. She went to jail repeatedly for civil disobedience, into her seventies. She rose early for Mass, worked late serving soup, wrote constantly. Yet she maintained proportion: she took afternoon naps, walked in silence, kept friendships. Her zeal neither flagged into tepidity nor hardened into the brittle righteousness of many activists. At her funeral in 1980, thousands came — the poor she'd served, the movements she'd inspired. The flame she tended for half a century still burned.</w:t>
+        <w:t>Ida B. Wells saw the lynching photograph in 1892—her friend Thomas Moss among the victims—and something crystallized. For the next four decades she pursued anti-lynching work with an intensity that bordered on possession. She traveled alone through the South documenting murders, facing down mobs, compiling statistics that white newspapers ignored. When exile from Memphis became necessary, she took her campaign to Britain, understanding that international pressure might accomplish what domestic appeals could not. She investigated each case meticulously—names, dates, accusations, the economic motives often hiding behind claims of justice. Her pamphlets seethed with both rage and precision. She testified before legislatures, organized boycotts, founded organizations, all while raising four children and editing newspapers. Colleagues found her difficult—she would not soften her message, would not wait for more convenient timing, would not accept partial measures. But her zeal was grounded: every statistic verified, every claim documented, every strategy adjusted to what might actually work. When she was exhausted, she kept going. Not from obligation but from fire that had found its object and would not release her until the work was done.</w:t>
       </w:r>
     </w:p>
     <w:p>
@@ -4432,72 +4400,90 @@
     </w:p>
     <w:p>
       <w:r>
-        <w:t>Discernment is the capacity to perceive what is truly at stake in a situation — to see through surface appearances to underlying realities, to distinguish what matters from what merely seems urgent, and to recognize the difference between options that appear similar but lead in opposite directions. It is the virtue of accurate moral vision, the ability to read a situation rightly before acting within it.</w:t>
-      </w:r>
-    </w:p>
-    <w:p>
-      <w:pPr>
-        <w:pStyle w:val="Heading3"/>
-      </w:pPr>
-      <w:r>
+        <w:t>You face a choice. Both options seem defensible. Both have advocates. Both align with some of your values. The question is not whether either path is wrong in the abstract—it's which one is right for you, now, given who you are and what you're called to become. Discernment is the virtue that allows you to see past surface plausibility to deeper rightness. It's how you find your way when the map runs out.</w:t>
+      </w:r>
+    </w:p>
+    <w:p>
+      <w:r>
+        <w:rPr>
+          <w:b/>
+        </w:rPr>
         <w:t>What It Is</w:t>
       </w:r>
     </w:p>
     <w:p>
       <w:r>
-        <w:t>Discernment is perception refined by wisdom. It combines intellectual clarity with what the tradition calls "spiritual senses" — an educated intuition about the nature and direction of things. The discerning person can distinguish genuine love from possessiveness, true humility from strategic self-deprecation, righteous anger from vindictiveness. They perceive not just what people say but what they mean, not just what is offered but what is being asked. Thomas Aquinas called it part of prudence: the ability to judge particulars correctly. It requires both knowledge of general principles and sensitive attention to the concrete case before you. The discerning person sees what is actually there, not what they wish to see or fear to see.</w:t>
-      </w:r>
-    </w:p>
-    <w:p>
-      <w:pPr>
-        <w:pStyle w:val="Heading3"/>
-      </w:pPr>
-      <w:r>
+        <w:t>Discernment is the capacity to distinguish between goods and recognize which one you should pursue in your particular circumstances. It moves beyond asking "Is this permissible?" to "Is this mine to do?" Aquinas linked it to prudence but emphasized its spiritual dimension—the ability to distinguish true from false consolations, authentic callings from mere attractions. Discernment requires both clarity about your own nature (gifts, limitations, tendencies toward self-deception) and attunement to external reality (actual opportunities, genuine needs, real consequences). Where prudence navigates from principle to right action, discernment navigates from multiple legitimate goods to the one that fits.</w:t>
+      </w:r>
+    </w:p>
+    <w:p>
+      <w:r>
+        <w:rPr>
+          <w:b/>
+        </w:rPr>
         <w:t>What It Isn't</w:t>
       </w:r>
     </w:p>
     <w:p>
       <w:r>
-        <w:t>Discernment is not suspicion. The suspicious person also looks beneath surfaces, but they are hunting for betrayal, confirming dark expectations. Discernment seeks truth, whatever it may be. Neither is discernment the same as being judgmental — the judgmental person has categories prepared and forces reality into them. The discerning person lets reality reveal itself. Nor is it mere shrewdness, the calculating ability to see angles and work them. The shrewd person asks "How can I use this?" The discerning person asks "What is this?" Ignatius of Loyola, who wrote extensively on discernment, distinguished it carefully from both paranoia and naïveté — it is a third way, clearer-eyed than either.</w:t>
-      </w:r>
-    </w:p>
-    <w:p>
-      <w:pPr>
-        <w:pStyle w:val="Heading3"/>
-      </w:pPr>
-      <w:r>
+        <w:t>Discernment is not rationalization dressed in spiritual language. The person who "discerns" whatever they already wanted lacks the virtue. Nor is discernment mere preference—choosing what appeals without interrogating the appeal. It differs from decision-making that treats all options as fungible, selecting by cost-benefit analysis alone. The discerning person recognizes that goods differ not just in degree but in kind, and that some goods belong to some people and not others. Discernment also isn't paralysis disguised as spiritual sensitivity—the endless "still discerning" that avoids commitment. True discernment moves toward clarity and decision.</w:t>
+      </w:r>
+    </w:p>
+    <w:p>
+      <w:r>
+        <w:rPr>
+          <w:b/>
+        </w:rPr>
         <w:t>The Opposing Vices</w:t>
       </w:r>
     </w:p>
     <w:p>
       <w:r>
-        <w:t>Discernment fails in two directions. On one side lies credulity — the uncritical acceptance of appearances, the inability or unwillingness to look deeper. The credulous person takes flattery at face value, mistakes intensity for sincerity, confuses credentials with character. They are easily deceived because they will not discriminate. On the other side lies cynicism — the assumption that everything is worse than it appears, that noble language always masks base motives, that trust is for fools. The cynic sees through everything and therefore sees nothing truly. Both failures share a common root: unwillingness to do the hard work of actually looking, of holding judgment in suspension while gathering evidence, of distinguishing this case from all previous cases.</w:t>
-      </w:r>
-    </w:p>
-    <w:p>
-      <w:pPr>
-        <w:pStyle w:val="Heading3"/>
-      </w:pPr>
-      <w:r>
+        <w:t xml:space="preserve">Discernment falls between impulsiveness and scrupulosity. The impulsive person mistakes every attraction for a calling, every enthusiasm for a genuine good. They chase opportunities without asking whether these opportunities are </w:t>
+      </w:r>
+      <w:r>
+        <w:rPr>
+          <w:i/>
+        </w:rPr>
+        <w:t>theirs</w:t>
+      </w:r>
+      <w:r>
+        <w:t>—confusing openness with discernment, possibility with fittingness. The scrupulous person cannot settle on any good, seeing problems everywhere, demanding impossible certainty before acting. They mistake anxiety for care, overthinking for depth. Where impulsiveness fails to distinguish between true and false goods, scrupulosity cannot choose among genuine ones. Both end up missing their actual path—one by taking every path, the other by taking none.</w:t>
+      </w:r>
+    </w:p>
+    <w:p>
+      <w:r>
+        <w:rPr>
+          <w:b/>
+        </w:rPr>
         <w:t>How It's Cultivated</w:t>
       </w:r>
     </w:p>
     <w:p>
       <w:r>
-        <w:t>Discernment develops through practice at paying attention. You must learn to notice your own reactions — which situations trigger immediate acceptance or rejection, where your blind spots lie, what you systematically fail to see. The Desert Fathers recommended disclosure of thoughts to a spiritual elder, a practice that trained monks to observe their own inner movements with precision. You need a store of experience to draw on — patterns recognized, mistakes remembered, cases compared. But experience alone produces only prejudice unless combined with humility, the willingness to be surprised, to have your categories broken. Regular examination of conscience helps: Were you right about that person? What did you miss in that situation? Reading deeply in wisdom literature — scripture, philosophy, great novels — trains the moral imagination, gives you more patterns to recognize. Most importantly, you must care more about truth than about being right.</w:t>
-      </w:r>
-    </w:p>
-    <w:p>
-      <w:pPr>
-        <w:pStyle w:val="Heading3"/>
-      </w:pPr>
-      <w:r>
+        <w:t>Discernment grows through honest self-knowledge and patient observation. Pay attention to what gives you deep satisfaction versus mere pleasure, what drains you versus what challenges and renews. Notice your patterns of self-deception—where you reliably fool yourself. Seek counsel from people who know you well enough to name what you cannot see. Practice making smaller choices with this virtue: which project, which friendship, which risk. Examine the results. Where did you choose well? Where did you mistake your desires for your calling? Develop the habit of distinguishing "I want this" from "This is mine to do." Learn to sit with uncertainty long enough to let clarity emerge, but not so long that you hide from decision. Keep a record of past discernments—what you weighed, what you chose, what resulted. You'll begin to recognize the difference between true and counterfeit leading.</w:t>
+      </w:r>
+    </w:p>
+    <w:p>
+      <w:r>
+        <w:rPr>
+          <w:b/>
+        </w:rPr>
         <w:t>A Life</w:t>
       </w:r>
     </w:p>
     <w:p>
       <w:r>
-        <w:t>Dietrich Bonhoeffer, writing from Tegel prison in 1944, demonstrated discernment when many of his fellow prisoners could not. While some saw their guards as simply evil and others as simply victims of circumstance, Bonhoeffer perceived the complex reality: men shaped by a totalitarian system, capable of both cruelty and unexpected kindness, trapped in roles that deformed them. He could distinguish which guards might be approached, which were truly dangerous, which were merely following orders without conviction. This discernment was not academic — it informed his participation in the plot to assassinate Hitler, a decision that required seeing through multiple layers of moral complexity. He recognized that the commandment against murder and the responsibility to protect the innocent were not in abstract conflict but in concrete tension within this particular historical moment. He saw what was actually required, not what theory suggested. His discernment cost him his life but remained clear-eyed to the end.</w:t>
+        <w:t xml:space="preserve">Dorothy Day faced the question in 1932: she had become Catholic but felt called to serve the poor and work for justice. The Church seemed aligned with power, not poverty. Marxist movements offered concrete action but rejected the faith she'd found. Then Peter Maurin arrived with a vision: houses of hospitality, a newspaper, a movement rooted in both Catholic social teaching and direct service. Day had to discern whether this unlikely synthesis was genuine or fantasy. She examined her own gifts (writing, organizing, commitment), the actual need (Depression-era destitution), and whether this path honored both her faith and her drive for justice. She started the </w:t>
+      </w:r>
+      <w:r>
+        <w:rPr>
+          <w:i/>
+        </w:rPr>
+        <w:t>Catholic Worker</w:t>
+      </w:r>
+      <w:r>
+        <w:t xml:space="preserve"> not because it was safe or obvious, but because it fit—her capacities, the moment, what she sensed she was made for. For fifty years she navigated between competing goods: the Church's authority and her conscience, immediate relief and systemic change, pacifism and solidarity with the oppressed. At each juncture, she practiced the same discernment: not which good is greater in theory, but which is mine to pursue now.</w:t>
       </w:r>
     </w:p>
     <w:p>
@@ -4536,81 +4522,99 @@
     </w:p>
     <w:p>
       <w:r>
-        <w:t>The studious person seeks to know what is worth knowing. Not out of ambition or restlessness, but from a rightly ordered love of truth. This virtue governs intellectual appetite — the desire to understand — just as temperance governs bodily appetite. It stands against both the laziness that refuses to learn and the curiosity that exhausts itself on trifles. Aquinas named it a part of temperance, which startles: the disciplined mind, like the disciplined body, requires saying no.</w:t>
-      </w:r>
-    </w:p>
-    <w:p>
-      <w:pPr>
-        <w:pStyle w:val="Heading3"/>
-      </w:pPr>
-      <w:r>
+        <w:t xml:space="preserve">You see someone reading on the train, notebook open, underlining passages. Are they studious? Maybe—or maybe they're chasing credentials, hoarding facts, or fleeing boredom through endless input. Studiousness is not the same as being busy with books. It's the virtue of pursuing knowledge </w:t>
+      </w:r>
+      <w:r>
+        <w:rPr>
+          <w:i/>
+        </w:rPr>
+        <w:t>as it deserves</w:t>
+      </w:r>
+      <w:r>
+        <w:t>—neither obsessively nor casually, but with the kind of disciplined attention that actually grasps what's worth grasping. Without it, curiosity scatters into distraction and ambition hardens into pedantry.</w:t>
+      </w:r>
+    </w:p>
+    <w:p>
+      <w:r>
+        <w:rPr>
+          <w:b/>
+        </w:rPr>
         <w:t>What It Is</w:t>
       </w:r>
     </w:p>
     <w:p>
       <w:r>
-        <w:t>Studiousness is the disposition to pursue knowledge with proportionate effort and attention. The studious person discriminates: some things deserve years of study, others an afternoon, still others nothing at all. She brings her full attention to what she's learning but doesn't mistake learning for living. The virtue involves both positive movement toward worthy objects of knowledge and restraint from unworthy ones. It's the intellectual parallel to eating well — neither starving nor gorging, and choosing food that nourishes. A studious person can lose herself in a book for hours, then set it down when dinner calls. The focus is real but bounded.</w:t>
-      </w:r>
-    </w:p>
-    <w:p>
-      <w:pPr>
-        <w:pStyle w:val="Heading3"/>
-      </w:pPr>
-      <w:r>
+        <w:t xml:space="preserve">Studiousness is the habit of seeking knowledge rightly—pursuing what's worth knowing, in proportion to its importance, with attention adequate to the task. Aquinas distinguished it from mere curiosity by its orientation: the studious person wants to know </w:t>
+      </w:r>
+      <w:r>
+        <w:rPr>
+          <w:i/>
+        </w:rPr>
+        <w:t>in order to understand</w:t>
+      </w:r>
+      <w:r>
+        <w:t>, not to possess or impress. It involves three elements: selecting what merits study (not everything does), sustaining focused attention (resisting both drift and compulsion), and integrating what's learned (connecting rather than accumulating). The studious person reads a difficult book slowly, sets aside a trivial one quickly, and knows the difference. Studiousness orders intellectual appetite toward genuine understanding.</w:t>
+      </w:r>
+    </w:p>
+    <w:p>
+      <w:r>
+        <w:rPr>
+          <w:b/>
+        </w:rPr>
         <w:t>What It Isn't</w:t>
       </w:r>
     </w:p>
     <w:p>
       <w:r>
-        <w:t>Studiousness is not mere diligence or the ability to pass examinations. A person can study compulsively without being studious — cramming facts without understanding, accumulating information without wisdom. Nor is it the restless hunger for novelty that calls itself "curiosity" but never pauses to digest what it consumes. The studious person is not the one scrolling through threads at midnight, following every link, "just learning." That's intellectual gluttony wearing the mask of virtue. Neither is studiousness the grim determination to understand everything. The truly studious person knows that mystery exceeds knowledge and that some ignorance is not failure but humility.</w:t>
-      </w:r>
-    </w:p>
-    <w:p>
-      <w:pPr>
-        <w:pStyle w:val="Heading3"/>
-      </w:pPr>
-      <w:r>
+        <w:t>Studiousness is not the frantic consumption of information—the person who reads five books a week but retains nothing, who listens to podcasts at double speed, who skims surfaces. Nor is it the narrow expertise that mistakes depth in one domain for understanding. The scholar who knows everything about 14th-century manuscripts but nothing of human nature lacks studiousness. It's also not the acquisitiveness that treats knowledge as credential or status marker—reading to signal rather than to understand. The studious person cares about the thing itself, not the appearance of knowing.</w:t>
+      </w:r>
+    </w:p>
+    <w:p>
+      <w:r>
+        <w:rPr>
+          <w:b/>
+        </w:rPr>
         <w:t>The Opposing Vices</w:t>
       </w:r>
     </w:p>
     <w:p>
       <w:r>
-        <w:t xml:space="preserve">Deficiency is negligence toward learning — the mind that refuses growth, that settles too quickly, that won't exert itself beyond comfort. This isn't innocent simplicity but a kind of intellectual sloth, often disguised as contentment. It says "I know enough" when it doesn't, prefers familiar opinions to examined truth, lets capacities atrophy from disuse. The excess is curiosity unbound — what Aquinas called </w:t>
+        <w:t>Studiousness falls between intellectual negligence and curiositas—what the medievals called "vain curiosity." The negligent person cannot sustain attention, drifts from subject to subject, never penetrates surfaces, mistakes opinion for understanding. They lack the discipline to actually learn anything. Curiositas looks opposite—obsessive, thorough—but fails differently. It pursues knowledge compulsively: reading as escape, research as hoarding, expertise as armor. The vain curious person drowns in detail, studies what doesn't matter, cannot rest. Where negligence fails through slackness, curiositas fails through disordered intensity. Both miss understanding—one through scatter, one through compulsion.</w:t>
+      </w:r>
+    </w:p>
+    <w:p>
+      <w:r>
+        <w:rPr>
+          <w:b/>
+        </w:rPr>
+        <w:t>How It's Cultivated</w:t>
+      </w:r>
+    </w:p>
+    <w:p>
+      <w:r>
+        <w:t>Begin by acknowledging limits. You cannot learn everything; choice is necessary. Ask what's actually worth knowing—for its own sake, for your work, for understanding the world as it is. Then practice sustained attention. Read one difficult thing slowly rather than five easy things quickly. Take notes by hand. Pause to think before moving on. Notice when you're reading to finish rather than to understand—and stop. Seek teachers who care about their subjects, not their reputations. Study in community when possible; isolation breeds both negligence and obsession. Accept that understanding takes time. The studious habit forms through repeatedly choosing depth over breadth, comprehension over completion, truth over novelty.</w:t>
+      </w:r>
+    </w:p>
+    <w:p>
+      <w:r>
+        <w:rPr>
+          <w:b/>
+        </w:rPr>
+        <w:t>A Life</w:t>
+      </w:r>
+    </w:p>
+    <w:p>
+      <w:r>
+        <w:t xml:space="preserve">Simone Weil dropped out of the École Normale Supérieure's social whirl to study mathematics with a rigor that alarmed her peers. But she wasn't chasing expertise. She worked in factories to understand labor, studied Sanskrit to read the Bhagavad Gita in the original, learned Greek to encounter Plato directly. Each subject she approached with total attention—not to master it but to </w:t>
       </w:r>
       <w:r>
         <w:rPr>
           <w:i/>
         </w:rPr>
-        <w:t>curiositas</w:t>
-      </w:r>
-      <w:r>
-        <w:t>, the vice. This is the distracted mind flitting from topic to topic, the researcher who never finishes because new questions keep arising, the perpetual student who mistakes motion for progress. It's studious energy misdirected: busy but unproductive, fascinated but uncomprehending, always learning but never arriving at knowledge.</w:t>
-      </w:r>
-    </w:p>
-    <w:p>
-      <w:pPr>
-        <w:pStyle w:val="Heading3"/>
-      </w:pPr>
-      <w:r>
-        <w:t>How It's Cultivated</w:t>
-      </w:r>
-    </w:p>
-    <w:p>
-      <w:r>
-        <w:t>Studiousness requires first deciding what deserves study. This means developing judgment about what matters — which comes partly from studying what others before you judged worthy. Begin with the great books, the enduring questions. The canon, properly understood, is not restriction but accumulated wisdom about where to direct attention. Then practice sustained attention on worthy objects. Read difficult books slowly. Let a problem occupy your mind for weeks. Resist the impulse to skim or skip ahead. At the same time, practice restraint: set hours for study and hours for other goods. Close the browser tabs. Not every question demands answering. Walk away from debates that generate heat without light. Ask regularly: Is this worth knowing? Will I be better for having learned it?</w:t>
-      </w:r>
-    </w:p>
-    <w:p>
-      <w:pPr>
-        <w:pStyle w:val="Heading3"/>
-      </w:pPr>
-      <w:r>
-        <w:t>A Life</w:t>
-      </w:r>
-    </w:p>
-    <w:p>
-      <w:r>
-        <w:t>Simone Weil studied mathematics at the École Normale Supérieure with a fierce, almost violent attention. She would work through problems until exhaustion, describing intellectual work as prayer — the absolute attention that empties the self. But her studiousness had boundaries her brilliance might have breached. She turned from pure mathematics to philosophy because she judged the latter more essential to human life. She left academic philosophy for factory work, believing understanding required experience, not just reflection. Her notebooks show someone pursuing truth wherever it led, but she distinguished between the curiosity that indulges itself and the attention that serves truth. At thirty-four, dying in England, still studying Sanskrit because she thought it might illumine the Bhagavad Gita, she embodied the virtue's paradox: unstinting intellectual effort, directed by love rather than appetite.</w:t>
+        <w:t>meet</w:t>
+      </w:r>
+      <w:r>
+        <w:t xml:space="preserve"> it. During World War II, teaching in Marseilles while waiting to join the Resistance, she wrote philosophy in notebooks between shifts helping refugees. She studied mystical theology, Pythagorean mathematics, and factory conditions with equal seriousness because each revealed something true. Friends found her intensity extreme—she ruined her health through insufficient eating and excessive work. But her notebooks show something else: a mind that pursued understanding wherever it led, that could not rest while questions remained, that read every text as though it might contain what she needed to grasp the world rightly. Not curiosity but need.</w:t>
       </w:r>
     </w:p>
     <w:p>
@@ -4649,72 +4653,90 @@
     </w:p>
     <w:p>
       <w:r>
-        <w:t>To attend is to turn toward something and hold it in focus. It is the fundamental act of consciousness, the way we make contact with reality. Every other virtue depends on it — you cannot be courageous toward what you do not notice, or kind to whom you do not see. Attention is the moral gateway: where we direct it determines what kind of person we become.</w:t>
-      </w:r>
-    </w:p>
-    <w:p>
-      <w:pPr>
-        <w:pStyle w:val="Heading3"/>
-      </w:pPr>
-      <w:r>
+        <w:t xml:space="preserve">You think you're listening, but you're waiting to speak. You think you're reading, but you're skimming for the parts that confirm what you already believe. You think you're working, but you're checking notifications. Attention is the virtue of being </w:t>
+      </w:r>
+      <w:r>
+        <w:rPr>
+          <w:i/>
+        </w:rPr>
+        <w:t>present</w:t>
+      </w:r>
+      <w:r>
+        <w:t xml:space="preserve"> to what stands before you—not perfectly, not always, but as a cultivated capacity to direct awareness and sustain it against distraction. Without attention, knowledge remains superficial, relationships hollow, work shoddy. Everything else depends on this.</w:t>
+      </w:r>
+    </w:p>
+    <w:p>
+      <w:r>
+        <w:rPr>
+          <w:b/>
+        </w:rPr>
         <w:t>What It Is</w:t>
       </w:r>
     </w:p>
     <w:p>
       <w:r>
-        <w:t>Attention is the sustained direction of consciousness toward an object, person, or task. It is active, not passive — a deliberate focusing that resists distraction and hurries past superficial recognition toward genuine encounter. To attend is to grant something the dignity of your full presence, to resist the constant fracturing of consciousness that modernity demands. It involves both selection (choosing what matters) and depth (staying with it long enough to see truly). The attentive person doesn't merely glance; they gaze. They don't scan; they study. Attention is love's prerequisite: you cannot love what you do not truly see.</w:t>
-      </w:r>
-    </w:p>
-    <w:p>
-      <w:pPr>
-        <w:pStyle w:val="Heading3"/>
-      </w:pPr>
-      <w:r>
+        <w:t xml:space="preserve">Attention is the disciplined orientation of consciousness toward its object. It involves both selection—choosing what to focus on—and sustaining—remaining with it despite competing pulls. Simone Weil called it "a rare and difficult virtue" consisting of suspending thought, emptying it of bias, and making it "available to the object." The attentive person can hold a problem in mind without rushing to solution, listen to another without planning their response, observe a phenomenon without immediately categorizing it. Attention is active reception: you exert effort not to control but to </w:t>
+      </w:r>
+      <w:r>
+        <w:rPr>
+          <w:i/>
+        </w:rPr>
+        <w:t>see</w:t>
+      </w:r>
+      <w:r>
+        <w:t>. It differs from mere concentration, which can be narrow and forced. True attention has suppleness—it can shift focus when warranted while resisting arbitrary distraction.</w:t>
+      </w:r>
+    </w:p>
+    <w:p>
+      <w:r>
+        <w:rPr>
+          <w:b/>
+        </w:rPr>
         <w:t>What It Isn't</w:t>
       </w:r>
     </w:p>
     <w:p>
       <w:r>
-        <w:t>Attention is not mere focus or concentration, though it includes both. You can focus intensely on something — a puzzle, a profit margin — without attending to it in the moral sense. Nor is attention the same as being perpetually busy or "engaged." The chronically busy person often attends to nothing, skimming frantically across surfaces. True attention often looks like stillness, even idleness, to the hurried observer. It is not multitasking — that fragmentation of consciousness that modernity mistakes for efficiency. Neither is it the anxious vigilance of worry, which fixates without truly seeing. Attention rests in its object; anxiety circles it without ever making contact.</w:t>
-      </w:r>
-    </w:p>
-    <w:p>
-      <w:pPr>
-        <w:pStyle w:val="Heading3"/>
-      </w:pPr>
-      <w:r>
+        <w:t>Attention is not absorption that loses critical distance. The person lost in a video game for eight hours is not practicing attention—they're captured. Nor is attention the scattered multitasking that touches everything and grasps nothing, though we often mistake busyness for engagement. Attention also differs from hyper-vigilance, that anxious monitoring of threats that never rests. The hypervigilant person tracks everything but truly sees nothing, overwhelmed by stimuli they cannot filter. Real attention involves discernment—knowing what matters in this context—not indiscriminate awareness.</w:t>
+      </w:r>
+    </w:p>
+    <w:p>
+      <w:r>
+        <w:rPr>
+          <w:b/>
+        </w:rPr>
         <w:t>The Opposing Vices</w:t>
       </w:r>
     </w:p>
     <w:p>
       <w:r>
-        <w:t>Attention stands between two failures. The first is distraction — the scattered consciousness that alights nowhere, the mind that cannot sustain focus because it is pulled by every stimulus. The distracted person lives on the surface of everything, intimate with nothing. They mistake busyness for fullness and novelty for depth. The second failure is obsession — attention that cannot release its object, that narrows consciousness to a single point until it becomes pathological. The obsessed person sees only one thing, but not truly; their vision has calcified into fixation. Where distraction is too little attention, obsession is attention gone rigid, unable to attend freshly or move on.</w:t>
-      </w:r>
-    </w:p>
-    <w:p>
-      <w:pPr>
-        <w:pStyle w:val="Heading3"/>
-      </w:pPr>
-      <w:r>
+        <w:t>Attention stands between distraction and fixation. The distracted person cannot sustain focus. Their mind jumps from thought to thought, pulled by novelty, avoiding difficulty. They skim surfaces, chase stimulation, mistake motion for progress. Every notification fragments their consciousness further until sustained thought becomes impossible. Distraction is the contemporary vice par excellence—engineered into our devices, rewarded by our culture. The fixated person, conversely, cannot release focus when circumstances change. They pursue the irrelevant with intensity, missing the forest for a single leaf. Obsession mistakes rigidity for devotion. Both fail to align consciousness with what actually warrants it.</w:t>
+      </w:r>
+    </w:p>
+    <w:p>
+      <w:r>
+        <w:rPr>
+          <w:b/>
+        </w:rPr>
         <w:t>How It's Cultivated</w:t>
       </w:r>
     </w:p>
     <w:p>
       <w:r>
-        <w:t>Attention is built through practice, not will alone. Begin with the body: sit still, hold something — a stone, a photograph — and simply look. Notice when the mind wanders and bring it back without judgment. This is the beginning. Read slowly; walk without earbuds; eat a meal noticing texture, flavor, temperature. Practice what Simone Weil called "attention without object" — prayer, meditation, contemplative sitting — which trains the capacity itself. Limit interruption: the phone in another room, the notifications silenced. Choose depth over breadth: read one book thoroughly rather than ten skimmingly. Attend to people: ask questions and wait for answers, maintain eye contact, notice what is actually said. Attention grows by small fidelities, the daily choice to stay present rather than flee into distraction.</w:t>
-      </w:r>
-    </w:p>
-    <w:p>
-      <w:pPr>
-        <w:pStyle w:val="Heading3"/>
-      </w:pPr>
-      <w:r>
+        <w:t>Start with something small and practice staying with it. Read a page without your phone nearby. Listen to someone without planning your response. Notice when your mind wanders and gently return it—not with violence, but with patience. The noticing itself is progress. Establish environments that support attention: clear your workspace, silence notifications, protect blocks of time. But also practice bringing attention into hostile environments—the noisy café, the boring meeting. Learn what genuinely requires focus and what doesn't. Not everything deserves full attention; discernment grows through practice. Keep a notebook for the thoughts that arise during focused work—acknowledge them, write them down, return to the task. Over time, the muscle strengthens. You find you can stay with difficulty longer, resist the pull of distraction more often, notice more of what's actually there.</w:t>
+      </w:r>
+    </w:p>
+    <w:p>
+      <w:r>
+        <w:rPr>
+          <w:b/>
+        </w:rPr>
         <w:t>A Life</w:t>
       </w:r>
     </w:p>
     <w:p>
       <w:r>
-        <w:t>Simone Weil called attention "the rarest and purest form of generosity." She practiced it radically. As a philosophy teacher, she would focus completely on each student, no matter how slow or struggling, treating their confusion as worthy of her full intellectual force. During factory work in the 1930s, she attended to the experience of manual laborers with such intensity that her journals became testimony — not sociological observation but genuine witness. She attended to affliction, to suffering, to the mundane, with a concentration that was almost brutal. When chronic headaches made concentration agonizing, she continued the practice anyway, believing that difficulty was no excuse for failing to see truly. Her attention was never comfortable or convenient. It was costly, deliberate, and transformative — both for what she saw and for who she became through seeing.</w:t>
+        <w:t>Barbara McClintock spent decades studying corn genetics when most scientists considered it trivial. She would sit with a plant for hours, observing its chromosomes under the microscope until, as she put it, "I wasn't outside, I was part of the system." Other geneticists missed the patterns she saw because they looked at samples in bulk, statistically. McClintock attended to individual organisms until she recognized that genes could move—"jumping genes," a discovery so unexpected her peers dismissed it. She continued her work in relative obscurity for thirty years, not bitterly but with steady focus. She kept looking, kept attending, kept noticing anomalies others ignored. When molecular biology finally confirmed her findings, she received the Nobel Prize at 81. But the prize wasn't the point. The attention was. She had developed the capacity to be genuinely present to what stood before her, to sustain focus through obscurity and doubt, to see what was actually there rather than what theory predicted. Her scientific achievement emerged from a moral one: the discipline to keep attending.</w:t>
       </w:r>
     </w:p>
     <w:p>
@@ -4753,72 +4775,81 @@
     </w:p>
     <w:p>
       <w:r>
-        <w:t>The magnanimous person thinks themselves worthy of great things — and is. This is not pride but precision: an accurate assessment of one's gifts and a willingness to use them for serious ends. Aquinas called it "a reaching forth of the spirit to great things." In an age allergic to claims of excellence, magnanimity stands as a challenge: the virtue of those who refuse to think small.</w:t>
-      </w:r>
-    </w:p>
-    <w:p>
-      <w:pPr>
-        <w:pStyle w:val="Heading3"/>
-      </w:pPr>
-      <w:r>
+        <w:t>You achieve something significant and the world notices. Now what? Some people diminish themselves—"It was nothing, really, anyone could have done it." Others puff up—"I always knew I was destined for greatness." The magnanimous person does neither. They accept their achievement as real, claim the honor it deserves, and then look toward what else might be accomplished. Magnanimity is the virtue of people who know their own worth and neither shrink from it nor are consumed by it.</w:t>
+      </w:r>
+    </w:p>
+    <w:p>
+      <w:r>
+        <w:rPr>
+          <w:b/>
+        </w:rPr>
         <w:t>What It Is</w:t>
       </w:r>
     </w:p>
     <w:p>
       <w:r>
-        <w:t>Magnanimity is greatness of soul matched to actual greatness. It consists in accepting one's capacities without false modesty and pursuing objectives worthy of them. The magnanimous person does not shrink from difficult undertakings or pretend to be less capable than they are. They seek honor, but only the kind that comes from genuine achievement. Aristotle saw it as the crown of the virtues — presupposing courage, wisdom, and justice — because it requires a soul large enough to hold great responsibilities without being crushed or corrupted by them. It is the virtue of those who can bear the weight of their own excellence.</w:t>
-      </w:r>
-    </w:p>
-    <w:p>
-      <w:pPr>
-        <w:pStyle w:val="Heading3"/>
-      </w:pPr>
-      <w:r>
+        <w:t xml:space="preserve">Magnanimity is greatness of soul—literally, from the Latin </w:t>
+      </w:r>
+      <w:r>
+        <w:rPr>
+          <w:i/>
+        </w:rPr>
+        <w:t>magnus animus</w:t>
+      </w:r>
+      <w:r>
+        <w:t>. Aristotle called it the "crown of the virtues" because it requires already possessing them: you cannot be magnanimous about achievements you haven't earned. It consists of two movements: judging yourself worthy of great things and acting in accordance with that worth. The magnanimous person accepts honors without false modesty and bears slights without petty resentment. They think about large endeavors, not small grievances. They speak the truth about themselves—no inflation, no deflation. This is not arrogance: the arrogant person claims worth beyond their merit. The magnanimous person claims exactly what they have earned.</w:t>
+      </w:r>
+    </w:p>
+    <w:p>
+      <w:r>
+        <w:rPr>
+          <w:b/>
+        </w:rPr>
         <w:t>What It Isn't</w:t>
       </w:r>
     </w:p>
     <w:p>
       <w:r>
-        <w:t>Magnanimity is not ambition dressed in virtue's clothing. The ambitious person seeks advancement; the magnanimous person seeks worthy work. Ambition feeds on recognition; magnanimity accepts it as a natural consequence. Nor is magnanimity superiority or condescension — the magnanimous person does not look down on others but accurately up at what might be achieved. They are not interested in proving themselves better than their neighbors but in becoming equal to great tasks. The counterfeit is everywhere: the leader who seeks power rather than responsibility, the artist who wants fame rather than mastery, the intellectual who craves credentials rather than understanding.</w:t>
-      </w:r>
-    </w:p>
-    <w:p>
-      <w:pPr>
-        <w:pStyle w:val="Heading3"/>
-      </w:pPr>
-      <w:r>
+        <w:t>Magnanimity is not ambition, though ambitious people often mistake themselves for magnanimous. Ambition grasps for recognition; magnanimity accepts recognition as appropriate. Nor is it self-confidence, which anyone can possess regardless of actual accomplishment. The merely self-confident person may be deluded; the magnanimous person has evidence. It's also not humility's opposite—the two virtues coexist. Humility sees rightly that all gifts come from beyond yourself; magnanimity sees rightly that you have stewarded those gifts into something genuine. The humble-and-magnanimous person knows both that grace enables and that they have not wasted it.</w:t>
+      </w:r>
+    </w:p>
+    <w:p>
+      <w:r>
+        <w:rPr>
+          <w:b/>
+        </w:rPr>
         <w:t>The Opposing Vices</w:t>
       </w:r>
     </w:p>
     <w:p>
       <w:r>
-        <w:t>Below magnanimity lies pusillanimity — smallness of soul. The pusillanimous person thinks themselves unworthy of great things even when they possess the capacity. They refuse significant responsibilities, not from humility but from a failure of nerve. They waste their gifts on trivial pursuits because they lack the courage to attempt what they could achieve. They are, Aquinas says, "too fearful to attempt great things." Above magnanimity lies vanity or vainglory — claiming greatness one does not possess. The vain person seeks honor beyond their merit, undertakes tasks beyond their capacity, and mistakes the appearance of excellence for its reality. Both failures stem from a distorted self-assessment: one too small, one too large.</w:t>
-      </w:r>
-    </w:p>
-    <w:p>
-      <w:pPr>
-        <w:pStyle w:val="Heading3"/>
-      </w:pPr>
-      <w:r>
+        <w:t>Magnanimity stands between pusillanimity and vanity. The pusillanimous person—literally "small-souled"—shrinks from what they could accomplish. They judge themselves unworthy of honors they have earned, decline responsibilities they could fulfill, think small when they could think large. This isn't modesty but failure of nerve disguised as virtue. They waste their gifts through fear of claiming them. The vain person goes the opposite direction: they claim worth they haven't earned, demand honors for trivial achievements, inflate every accomplishment. Where pusillanimity fails through self-diminishment, vanity fails through self-inflation. Both misjudge their own worth.</w:t>
+      </w:r>
+    </w:p>
+    <w:p>
+      <w:r>
+        <w:rPr>
+          <w:b/>
+        </w:rPr>
         <w:t>How It's Cultivated</w:t>
       </w:r>
     </w:p>
     <w:p>
       <w:r>
-        <w:t>Magnanimity requires the difficult work of honest self-knowledge — neither inflating nor diminishing one's actual capacities. This means seeking feedback from those whose judgment you trust and testing yourself against genuine challenges, not imaginary ones. It demands the cultivation of the other virtues first: you cannot be magnanimous without courage to attempt great things, wisdom to choose them rightly, temperance to pursue them steadily, and justice to execute them fairly. Practically, it means choosing projects that stretch you without breaking you, accepting honors you've earned without dismissing them, and rejecting recognition you haven't. It requires associating with people pursuing serious ends, not because you're superior to others but because excellence is partly learned through proximity.</w:t>
-      </w:r>
-    </w:p>
-    <w:p>
-      <w:pPr>
-        <w:pStyle w:val="Heading3"/>
-      </w:pPr>
-      <w:r>
+        <w:t>Magnanimity requires first achieving something worth being magnanimous about. You cannot develop this virtue through introspection—only through action that builds genuine capacity. Take on difficult projects. Develop real skills. Create something that matters. Then comes the harder part: assessing yourself honestly. Neither inflate nor deflate what you've done. When recognition comes, practice accepting it cleanly—no theatrical self-deprecation, no grasping for more. When slights come, practice letting them pass. The small-souled person nurses every slight; the magnanimous person barely notices. Cultivate the habit of thinking about the next significant thing, not about who did or didn't acknowledge the last thing. Over time, your soul expands to match your actual capacity.</w:t>
+      </w:r>
+    </w:p>
+    <w:p>
+      <w:r>
+        <w:rPr>
+          <w:b/>
+        </w:rPr>
         <w:t>A Life</w:t>
       </w:r>
     </w:p>
     <w:p>
       <w:r>
-        <w:t>Georges Clemenceau led France through the final year of the First World War. At seventy-six, when others might have sought rest, he accepted the premiership because he believed himself capable of what the moment required — and he was right. He visited the front lines repeatedly, reformed military command, and refused any peace short of Germany's defeat. When critics attacked him, he neither dismissed them with contempt nor pretended to doubt himself. "My home policy? I wage war. My foreign policy? I wage war. Always, everywhere, I wage war." After the armistice, he fought for a peace that would prevent another war, failed, and retired without complaint. He had attempted something worthy of his powers. The outcome was not in his control; the attempt was.</w:t>
+        <w:t>After Abraham Lincoln won the presidency in 1860, he faced the problem of a cabinet. Convention suggested rewarding supporters. Lincoln did the opposite: he appointed his rivals. William Seward, who had expected to win the nomination and considered Lincoln a frontier lawyer out of his depth, became Secretary of State. Salmon Chase, who thought himself the superior candidate, became Treasury Secretary. Lincoln knew what he could do and what he needed. When Seward tried to seize control in the war's opening weeks, submitting a memo that suggested he, not Lincoln, should direct policy, Lincoln responded without rancor. He simply clarified who was president and moved forward. No purge, no wounded pride. When Chase repeatedly undermined him and angled for the 1864 nomination, Lincoln kept him in the cabinet until Chase's financial skill was no longer needed, then appointed him Chief Justice—recognizing ability regardless of disloyalty. Lincoln accepted that he was the man for the moment, neither diminished by rivals' brilliance nor threatened by their ambition. He knew his worth and got on with the work.</w:t>
       </w:r>
     </w:p>
     <w:p>
@@ -4857,81 +4888,72 @@
     </w:p>
     <w:p>
       <w:r>
-        <w:t>To live simply is not to live with less but to live with clarity about what matters. The simple person has arranged their life — their possessions, commitments, attention — around what they value most. Everything else falls away not through deprivation but through the single-mindedness that comes from knowing what one is for.</w:t>
-      </w:r>
-    </w:p>
-    <w:p>
-      <w:pPr>
-        <w:pStyle w:val="Heading3"/>
-      </w:pPr>
-      <w:r>
+        <w:t>You own too much. You maintain too many commitments. Your attention fractures across a dozen half-pursued projects. The complexity isn't serving you—it's obscuring what matters and consuming energy you need elsewhere. Simplicity is the virtue of stripping away what doesn't serve your actual aims so you can live more fully toward what does. It's not deprivation but focus. Not poverty but economy of means. The simple life isn't smaller—it's clearer.</w:t>
+      </w:r>
+    </w:p>
+    <w:p>
+      <w:r>
+        <w:rPr>
+          <w:b/>
+        </w:rPr>
         <w:t>What It Is</w:t>
       </w:r>
     </w:p>
     <w:p>
       <w:r>
-        <w:t xml:space="preserve">Simplicity is the ordering of life around a unifying center. It's the virtue of someone who has decided what their life is about and shaped their days accordingly. The simple person doesn't merely reject complexity — they achieve focus. Their possessions serve purposes they can name. Their commitments align with their deepest values. Their attention isn't fragmented across a hundred competing goods but directed toward what they have chosen as essential. This is not the simplicity of the simpleton but of the sage: not less thinking but clearer thinking, not fewer choices but better ones. It's what the Desert Fathers meant by </w:t>
-      </w:r>
-      <w:r>
-        <w:rPr>
-          <w:i/>
-        </w:rPr>
-        <w:t>singleness of heart</w:t>
-      </w:r>
-      <w:r>
-        <w:t xml:space="preserve"> — the wholeness that comes when scattered desires converge.</w:t>
-      </w:r>
-    </w:p>
-    <w:p>
-      <w:pPr>
-        <w:pStyle w:val="Heading3"/>
-      </w:pPr>
-      <w:r>
+        <w:t>Simplicity is the habit of eliminating the superfluous to serve what's essential. It involves knowing what you're actually for—your genuine commitments and loves—and ruthlessly pruning what distracts or dilutes them. The simple person asks constantly: Does this serve my real aims? Am I maintaining this out of inertia, fear, or genuine need? Simplicity operates across domains: possessions, relationships, projects, even thoughts. It's not minimalism for aesthetic reasons but economy for the sake of effectiveness. Where temperance governs desires, simplicity governs complexity. It makes space for what matters by removing what doesn't.</w:t>
+      </w:r>
+    </w:p>
+    <w:p>
+      <w:r>
+        <w:rPr>
+          <w:b/>
+        </w:rPr>
         <w:t>What It Isn't</w:t>
       </w:r>
     </w:p>
     <w:p>
       <w:r>
-        <w:t>Simplicity is not minimalism for its own sake. The person who counts their possessions and congratulates themselves on reaching some arbitrary number has missed the point. Neither is it a flight from complexity or responsibility. The simple life is not necessarily the easy life. A surgeon's focus during a delicate operation is simple — everything converges on the task at hand — but the task itself is intricate. The confusion lies in mistaking simplicity for emptiness, as if the virtue consisted in having nothing rather than in wanting rightly. The aesthete who curates a "simple" life for Instagram while their inner life churns with anxiety about appearances hasn't achieved simplicity. They've only redecorated their complexity.</w:t>
-      </w:r>
-    </w:p>
-    <w:p>
-      <w:pPr>
-        <w:pStyle w:val="Heading3"/>
-      </w:pPr>
-      <w:r>
+        <w:t>Simplicity is not asceticism for its own sake. The person who owns three items because fewer is holier hasn't grasped it. Simplicity serves ends beyond itself—it's instrumental to living well, not a mark of virtue in mere reduction. Nor is simplicity the same as ease. A simple life may be quite demanding; it simply channels effort toward chosen ends rather than scattering it across obligations you never meant to assume. And simplicity isn't refusal to engage complexity where it's warranted. The scholar's library may be vast because the work demands it. That's not simplicity violated but properly served.</w:t>
+      </w:r>
+    </w:p>
+    <w:p>
+      <w:r>
+        <w:rPr>
+          <w:b/>
+        </w:rPr>
         <w:t>The Opposing Vices</w:t>
       </w:r>
     </w:p>
     <w:p>
       <w:r>
-        <w:t>The deficiency is dissolution — the scattered life that commits to nothing because it cannot choose. This person accumulates possessions without purpose, relationships without depth, activities without meaning. They are busy but aimless, full but empty. Each new thing promises to be the one that matters, but nothing sticks because there's no center for it to stick to. The excess is rigidity — the brittle simplicity that admits no legitimate complexity. This person has chosen one thing so exclusively they've become inhuman. They've achieved focus by amputating parts of themselves. The dissolved person has no shape. The rigid person has only sharp edges. True simplicity has both center and circumference.</w:t>
-      </w:r>
-    </w:p>
-    <w:p>
-      <w:pPr>
-        <w:pStyle w:val="Heading3"/>
-      </w:pPr>
-      <w:r>
+        <w:t>Simplicity falls between austerity and clutter. The austere person eliminates beyond reason—cutting away not just the superfluous but the actually needful, confusing deprivation with virtue. They achieve a brittle efficiency that snaps under real demands. Life requires some redundancy, some margin, some beauty that serves no immediate purpose. The cluttered person cannot eliminate anything. Every possession might be useful someday. Every commitment feels necessary. Every thought demands attention. They achieve nothing fully because they attempt everything partially. Where austerity impoverishes, clutter dissipates. Both fail to distinguish the essential from the peripheral.</w:t>
+      </w:r>
+    </w:p>
+    <w:p>
+      <w:r>
+        <w:rPr>
+          <w:b/>
+        </w:rPr>
         <w:t>How It's Cultivated</w:t>
       </w:r>
     </w:p>
     <w:p>
       <w:r>
-        <w:t>Simplicity begins with the hard work of knowing what you value. Not what you're supposed to value or what would be impressive to value, but what you actually prize when you're honest with yourself. This requires sustained attention to your own life — where your time actually goes, what you think about when your mind wanders, what losses would devastate you. Then comes the harder work: arranging your life so that these values aren't crowded out. This might mean owning less, but it definitely means wanting less — or rather, wanting particular things more intensely than the general blur of consumer desire. Regular pruning helps: the practice of letting go of good things because they aren't best things. The simple life is maintained, not achieved once.</w:t>
-      </w:r>
-    </w:p>
-    <w:p>
-      <w:pPr>
-        <w:pStyle w:val="Heading3"/>
-      </w:pPr>
-      <w:r>
+        <w:t>Simplicity begins with clarity about what you're actually for. What are your genuine commitments—not the ones you think you should have, but the ones you'll defend when pressed? Write them down. Then audit your life against them. For each possession, relationship, project, recurring obligation: Does this serve what I'm for, or am I maintaining it from inertia? The discipline is regular elimination. Once yearly, go through everything—physical space, calendar, financial commitments—and cut what no longer serves. Start small: one drawer, one week's calendar. The habit builds. Over time, you develop an instinct for the superfluous before it accumulates. You learn to say no earlier. The space this creates isn't empty—it fills with what you actually chose.</w:t>
+      </w:r>
+    </w:p>
+    <w:p>
+      <w:r>
+        <w:rPr>
+          <w:b/>
+        </w:rPr>
         <w:t>A Life</w:t>
       </w:r>
     </w:p>
     <w:p>
       <w:r>
-        <w:t>Thomas Merton entered the Trappist monastery at Gethsemani seeking simplicity but found, in his journals, that the desire for simplicity itself could become complex. He wanted solitude but was required to teach novices. He valued silence but couldn't stop writing. His breakthrough came not in resolving these tensions but in recognizing that his monastic calling — prayer and contemplation — gave him a center from which to navigate them. He could write because writing served his contemplative vocation. He could teach because teaching emerged from it. Not every request for his attention deserved a yes, but some did, and knowing his center helped him tell which. His simplicity consisted not in doing one thing but in doing many things for one reason.</w:t>
+        <w:t>Marie Curie arrived in Paris in 1891 with forty rubles and a trunk of clothing. While other students attended salons and cultivated connections, she rented an attic room, lived on bread and fruit, and studied. The Spartan life wasn't ideology—it was economy of means toward a consuming aim. After discovering radium, she refused to patent the extraction process, believing science belonged to everyone. When she needed funding for research, she accepted donations but kept nothing for herself. The Nobel Prize money went to students and equipment. During World War I, she designed mobile X-ray units and drove them to field hospitals herself—the most direct route between knowledge and need. In her lab, she insisted on essential equipment only, rejecting the institutional accumulation that encrusts most research facilities. At her death, her papers on radioactivity were still too contaminated to handle safely. She'd worked with unshielded materials for decades, never adding the precautions that would have slowed the work. The simplicity was severe, perhaps too severe. But it was utterly her own—life stripped to what she could not not do, with everything else eliminated as interference.</w:t>
       </w:r>
     </w:p>
     <w:p>
@@ -4970,72 +4992,72 @@
     </w:p>
     <w:p>
       <w:r>
-        <w:t>The world fills every crack with noise — notifications, commentary, the hum of anxious chatter. Silence is the virtue of knowing when not to speak, what not to say, and how to inhabit quiet without filling it. It is the discipline of withholding words not from fear or calculation but from respect: for truth, for others, for the weight that language carries. In a culture that mistakes volume for significance, silence asks whether this moment truly calls for speech.</w:t>
-      </w:r>
-    </w:p>
-    <w:p>
-      <w:pPr>
-        <w:pStyle w:val="Heading3"/>
-      </w:pPr>
-      <w:r>
+        <w:t>We speak to clarify, to connect, to persuade, to comfort. But sometimes the situation calls for its opposite—not the absence of speech because we have nothing to say, but the deliberate choice to refrain when we could speak. This is silence as virtue: the capacity to hold your tongue when words would obscure rather than illuminate, when they would wound rather than heal, when they would fill space better left open. Silence is not muteness. It's the strength to let a moment breathe.</w:t>
+      </w:r>
+    </w:p>
+    <w:p>
+      <w:r>
+        <w:rPr>
+          <w:b/>
+        </w:rPr>
         <w:t>What It Is</w:t>
       </w:r>
     </w:p>
     <w:p>
       <w:r>
-        <w:t>Silence is the practiced restraint of speech in service of something greater than expression. It is not the absence of language but its stewardship — the recognition that words shape reality and should be deployed with care. The silent person speaks when speech serves truth, connection, or necessity, and withholds when it would only add noise. This requires discernment: knowing the difference between fruitful speech and the compulsion to fill air. Silence preserves attention. It protects contemplation. It refuses to cheapen meaning through excess. Where the talkative person spends words freely, the silent person honors their scarcity and weight.</w:t>
-      </w:r>
-    </w:p>
-    <w:p>
-      <w:pPr>
-        <w:pStyle w:val="Heading3"/>
-      </w:pPr>
-      <w:r>
+        <w:t>Silence is the disciplined restraint of speech in service of a greater good. It involves recognizing when words—even true words, even important words—would diminish rather than serve what matters. Aquinas distinguished between vicious silence (refusing to speak when duty requires it) and virtuous silence (refraining when speech would harm). The silent person sees clearly: this is not the moment, or I am not the one, or these words will not help. They possess interior quiet that doesn't demand external expression. Silence requires both self-knowledge—awareness of one's impulse to fill space—and situation-sense: what does this moment actually need?</w:t>
+      </w:r>
+    </w:p>
+    <w:p>
+      <w:r>
+        <w:rPr>
+          <w:b/>
+        </w:rPr>
         <w:t>What It Isn't</w:t>
       </w:r>
     </w:p>
     <w:p>
       <w:r>
-        <w:t>Silence is not the suppression of truth from fear. The person who remains quiet when courage demands speech — who withholds correction, refuses witness, or lets falsehood stand unchallenged — practices not virtue but evasion. Nor is silence the cold withdrawal of presence, the passive-aggressive withholding that punishes through absence. That is manipulation dressed as restraint. True silence is generous, not withholding. It makes space for others rather than hoarding attention. The silent person is fully present, listening deeply, attending carefully — not absent, not indifferent, not hiding behind quietness to avoid the risk of relationship.</w:t>
-      </w:r>
-    </w:p>
-    <w:p>
-      <w:pPr>
-        <w:pStyle w:val="Heading3"/>
-      </w:pPr>
-      <w:r>
+        <w:t>Silence is not suppression, the bitter swallowing of words that ferment into resentment. Nor is it conflict-avoidance dressed as wisdom—the person who stays silent because speaking is uncomfortable, not because silence serves. Passive-aggressive silence, weaponized withholding, the cold shoulder: these aren't virtue but manipulation. True silence differs from timidity, from having nothing to say, from not knowing the language. It differs too from mere taciturnity—the hermit's personality. Virtuous silence chooses: could speak, doesn't, for reason.</w:t>
+      </w:r>
+    </w:p>
+    <w:p>
+      <w:r>
+        <w:rPr>
+          <w:b/>
+        </w:rPr>
         <w:t>The Opposing Vices</w:t>
       </w:r>
     </w:p>
     <w:p>
       <w:r>
-        <w:t>Silence stands between garrulousness and muteness. The garrulous person cannot bear quiet, filling every pause with commentary, opinion, or anecdote. They speak not to communicate but to occupy space, mistaking verbal abundance for depth. Every thought becomes utterance; no gap goes unfilled. The opposite failure is muteness — the refusal to speak even when speech is owed. This is the silence of fear, of self-protection, of moral abdication. The mute person withholds not from wisdom but from timidity, letting others carry burdens they should share. Both failures misunderstand speech's purpose: the garrulous make it cheap through excess, the mute make it impotent through refusal.</w:t>
-      </w:r>
-    </w:p>
-    <w:p>
-      <w:pPr>
-        <w:pStyle w:val="Heading3"/>
-      </w:pPr>
-      <w:r>
+        <w:t>Silence falls between garrulousness and muteness. The garrulous person cannot stop talking. They fill every pause, answer every question at length, interrupt silence with commentary. They speak from anxiety about emptiness, need for attention, or simple lack of discipline. Words pour out unreflectively. The mute person cannot speak when speech is required—not from physical inability but from fear, pride, or abdication. They withhold insight that could help, refuse testimony when witness is needed, stay silent in the face of injustice not from wisdom but from weakness. Both fail to calibrate speech to situation.</w:t>
+      </w:r>
+    </w:p>
+    <w:p>
+      <w:r>
+        <w:rPr>
+          <w:b/>
+        </w:rPr>
         <w:t>How It's Cultivated</w:t>
       </w:r>
     </w:p>
     <w:p>
       <w:r>
-        <w:t>Silence is learned through restraint practiced small. Begin by waiting: before responding in conversation, count three breaths. Notice the urge to fill pauses, to add commentary, to make yourself heard — and resist it. Practice listening without planning reply. The Desert Fathers recommended extended periods without speech, not as permanent withdrawal but as training in non-reactivity. Keep company with those who value depth over verbosity. Ask: does this need saying? Does it need saying by me? Does it need saying now? Silence grows through attention to the gap between impulse and utterance, and the deliberate choice to inhabit that gap rather than collapse it automatically.</w:t>
-      </w:r>
-    </w:p>
-    <w:p>
-      <w:pPr>
-        <w:pStyle w:val="Heading3"/>
-      </w:pPr>
-      <w:r>
+        <w:t>Silence develops through practice in noticing the urge to speak and pausing before yielding to it. Ask: Why do I want to say this? What purpose would it serve? Is this the moment? Many discover they speak from discomfort with quiet, from desire to appear knowledgeable, from habit. Learn to sit with others in silence without rushing to fill it. Practice holding an observation that occurs to you rather than immediately voicing it—sometimes it matters, often it doesn't. Seek situations that demand listening: grief, anger, complexity. Notice how your words land—when they help, when they clutter. Read the contemplatives who explored interior silence: Merton, John of the Cross. Understand that some things—profound joy, deep sorrow—resist language and deserve the space that only silence provides.</w:t>
+      </w:r>
+    </w:p>
+    <w:p>
+      <w:r>
+        <w:rPr>
+          <w:b/>
+        </w:rPr>
         <w:t>A Life</w:t>
       </w:r>
     </w:p>
     <w:p>
       <w:r>
-        <w:t>Thomas More spent his final imprisonment in near-total silence. Accused of treason for refusing Henry VIII's supremacy over the church, he understood that speech had become a trap — that any words could be twisted toward conviction. His silence was not evasion; he had spoken clearly when speech mattered. Now he withheld, not from fear but from the recognition that some moments call for refusal rather than argument. When finally compelled to speak at trial, his words were precise, principled, devastating. The silence had not been weakness but conservation — gathering what mattered for when it would count. He went to execution having said exactly what needed saying, and not one word more.</w:t>
+        <w:t>Dietrich Bonhoeffer's seminary at Finkenwalde began each day with extended communal silence—not the silence of people with nothing to say but the disciplined quiet of those learning to listen beyond words. When arrested by the Gestapo, Bonhoeffer spoke when interrogated but refused to inform on others, holding silence even under pressure. In prison, guards noted how he listened completely when others spoke, present without rushing to respond. His letters from Tegel Prison show someone who had learned the difference between silence that preserves and speech that serves. After the July 1944 plot failed and interrogators worked to extract names, Bonhoeffer maintained weeks of careful silence about the conspiracy's extent—protecting others while acknowledging only what was already known. Before his execution, a fellow prisoner recalled his final words were few but precise. He had learned, through contemplative practice and crucible test, exactly when to speak and when silence honored what mattered most.</w:t>
       </w:r>
     </w:p>
     <w:p>
